--- a/00-首页/题组Word/初赛模拟卷/真题版式/初赛模拟卷XVI（非有机·学生版·真题版式）.docx
+++ b/00-首页/题组Word/初赛模拟卷/真题版式/初赛模拟卷XVI（非有机·学生版·真题版式）.docx
@@ -344,13 +344,14 @@
     <w:p>
       <w:pPr>
         <w:pStyle w:val="BodyText"/>
-        <w:spacing w:before="120" w:after="120" w:line="240" w:lineRule="auto"/>
+        <w:keepNext/>
+        <w:spacing w:before="120" w:after="40" w:line="240" w:lineRule="auto"/>
         <w:jc w:val="center"/>
       </w:pPr>
       <w:r>
         <w:drawing>
           <wp:inline>
-            <wp:extent cx="2520000" cy="1008000"/>
+            <wp:extent cx="2682240" cy="1072896"/>
             <wp:effectExtent b="0" l="0" r="0" t="0"/>
             <wp:docPr descr="" title="" id="20" name="Picture"/>
             <a:graphic>
@@ -371,7 +372,7 @@
                   <pic:spPr bwMode="auto">
                     <a:xfrm>
                       <a:off x="0" y="0"/>
-                      <a:ext cx="2520000" cy="1008000"/>
+                      <a:ext cx="2682240" cy="1072896"/>
                     </a:xfrm>
                     <a:prstGeom prst="rect">
                       <a:avLst/>
@@ -3472,7 +3473,8 @@
     <w:p>
       <w:pPr>
         <w:pStyle w:val="BodyText"/>
-        <w:spacing w:before="120" w:after="120" w:line="240" w:lineRule="auto"/>
+        <w:keepNext/>
+        <w:spacing w:before="120" w:after="40" w:line="240" w:lineRule="auto"/>
         <w:jc w:val="center"/>
       </w:pPr>
       <w:r>
@@ -3521,8 +3523,9 @@
     <w:p>
       <w:pPr>
         <w:pStyle w:val="BodyText"/>
-        <w:spacing w:before="0" w:after="0" w:line="276" w:lineRule="auto"/>
+        <w:spacing w:before="0" w:after="120" w:line="240" w:lineRule="auto"/>
         <w:ind w:firstLineChars="200" w:firstLine="420"/>
+        <w:jc w:val="center"/>
       </w:pPr>
       <w:r>
         <w:t xml:space="preserve">2,2’-bptz</w:t>
@@ -3531,13 +3534,14 @@
     <w:p>
       <w:pPr>
         <w:pStyle w:val="BodyText"/>
-        <w:spacing w:before="120" w:after="120" w:line="240" w:lineRule="auto"/>
+        <w:keepNext/>
+        <w:spacing w:before="120" w:after="40" w:line="240" w:lineRule="auto"/>
         <w:jc w:val="center"/>
       </w:pPr>
       <w:r>
         <w:drawing>
           <wp:inline>
-            <wp:extent cx="1804416" cy="615695"/>
+            <wp:extent cx="1804416" cy="615696"/>
             <wp:effectExtent b="0" l="0" r="0" t="0"/>
             <wp:docPr descr="" title="" id="26" name="Picture"/>
             <a:graphic>
@@ -3558,7 +3562,7 @@
                   <pic:spPr bwMode="auto">
                     <a:xfrm>
                       <a:off x="0" y="0"/>
-                      <a:ext cx="1804416" cy="615695"/>
+                      <a:ext cx="1804416" cy="615696"/>
                     </a:xfrm>
                     <a:prstGeom prst="rect">
                       <a:avLst/>
@@ -3580,8 +3584,9 @@
     <w:p>
       <w:pPr>
         <w:pStyle w:val="BodyText"/>
-        <w:spacing w:before="0" w:after="0" w:line="276" w:lineRule="auto"/>
+        <w:spacing w:before="0" w:after="120" w:line="240" w:lineRule="auto"/>
         <w:ind w:firstLineChars="200" w:firstLine="420"/>
+        <w:jc w:val="center"/>
       </w:pPr>
       <w:r>
         <w:t xml:space="preserve">3,3’-bptz</w:t>
@@ -3590,7 +3595,8 @@
     <w:p>
       <w:pPr>
         <w:pStyle w:val="BodyText"/>
-        <w:spacing w:before="120" w:after="120" w:line="240" w:lineRule="auto"/>
+        <w:keepNext/>
+        <w:spacing w:before="120" w:after="40" w:line="240" w:lineRule="auto"/>
         <w:jc w:val="center"/>
       </w:pPr>
       <w:r>
@@ -3639,8 +3645,9 @@
     <w:p>
       <w:pPr>
         <w:pStyle w:val="BodyText"/>
-        <w:spacing w:before="0" w:after="0" w:line="276" w:lineRule="auto"/>
+        <w:spacing w:before="0" w:after="120" w:line="240" w:lineRule="auto"/>
         <w:ind w:firstLineChars="200" w:firstLine="420"/>
+        <w:jc w:val="center"/>
       </w:pPr>
       <w:r>
         <w:t xml:space="preserve">Hdbm</w:t>
@@ -5046,13 +5053,14 @@
     <w:p>
       <w:pPr>
         <w:pStyle w:val="BodyText"/>
-        <w:spacing w:before="120" w:after="120" w:line="240" w:lineRule="auto"/>
+        <w:keepNext/>
+        <w:spacing w:before="120" w:after="40" w:line="240" w:lineRule="auto"/>
         <w:jc w:val="center"/>
       </w:pPr>
       <w:r>
         <w:drawing>
           <wp:inline>
-            <wp:extent cx="2520000" cy="1514222"/>
+            <wp:extent cx="3420000" cy="2055016"/>
             <wp:effectExtent b="0" l="0" r="0" t="0"/>
             <wp:docPr descr="" title="" id="33" name="Picture"/>
             <a:graphic>
@@ -5073,7 +5081,7 @@
                   <pic:spPr bwMode="auto">
                     <a:xfrm>
                       <a:off x="0" y="0"/>
-                      <a:ext cx="2520000" cy="1514222"/>
+                      <a:ext cx="3420000" cy="2055016"/>
                     </a:xfrm>
                     <a:prstGeom prst="rect">
                       <a:avLst/>
@@ -7336,7 +7344,8 @@
     <w:p>
       <w:pPr>
         <w:pStyle w:val="BodyText"/>
-        <w:spacing w:before="120" w:after="120" w:line="240" w:lineRule="auto"/>
+        <w:keepNext/>
+        <w:spacing w:before="120" w:after="40" w:line="240" w:lineRule="auto"/>
         <w:jc w:val="center"/>
       </w:pPr>
       <w:r>
@@ -7385,7 +7394,7 @@
     <w:p>
       <w:pPr>
         <w:pStyle w:val="BodyText"/>
-        <w:spacing w:before="40" w:after="120" w:line="276" w:lineRule="auto"/>
+        <w:spacing w:before="0" w:after="120" w:line="240" w:lineRule="auto"/>
         <w:jc w:val="center"/>
       </w:pPr>
       <w:r>
@@ -7416,13 +7425,14 @@
     <w:p>
       <w:pPr>
         <w:pStyle w:val="BodyText"/>
-        <w:spacing w:before="120" w:after="120" w:line="240" w:lineRule="auto"/>
+        <w:keepNext/>
+        <w:spacing w:before="120" w:after="40" w:line="240" w:lineRule="auto"/>
         <w:jc w:val="center"/>
       </w:pPr>
       <w:r>
         <w:drawing>
           <wp:inline>
-            <wp:extent cx="2255520" cy="1377696"/>
+            <wp:extent cx="2255520" cy="1377695"/>
             <wp:effectExtent b="0" l="0" r="0" t="0"/>
             <wp:docPr descr="" title="" id="40" name="Picture"/>
             <a:graphic>
@@ -7443,7 +7453,7 @@
                   <pic:spPr bwMode="auto">
                     <a:xfrm>
                       <a:off x="0" y="0"/>
-                      <a:ext cx="2255520" cy="1377696"/>
+                      <a:ext cx="2255520" cy="1377695"/>
                     </a:xfrm>
                     <a:prstGeom prst="rect">
                       <a:avLst/>
@@ -7465,7 +7475,7 @@
     <w:p>
       <w:pPr>
         <w:pStyle w:val="BodyText"/>
-        <w:spacing w:before="40" w:after="120" w:line="276" w:lineRule="auto"/>
+        <w:spacing w:before="0" w:after="120" w:line="240" w:lineRule="auto"/>
         <w:jc w:val="center"/>
       </w:pPr>
       <w:r>
@@ -7487,13 +7497,14 @@
     <w:p>
       <w:pPr>
         <w:pStyle w:val="BodyText"/>
-        <w:spacing w:before="120" w:after="120" w:line="240" w:lineRule="auto"/>
+        <w:keepNext/>
+        <w:spacing w:before="120" w:after="40" w:line="240" w:lineRule="auto"/>
         <w:jc w:val="center"/>
       </w:pPr>
       <w:r>
         <w:drawing>
           <wp:inline>
-            <wp:extent cx="2016000" cy="1634330"/>
+            <wp:extent cx="2511552" cy="2036063"/>
             <wp:effectExtent b="0" l="0" r="0" t="0"/>
             <wp:docPr descr="" title="" id="43" name="Picture"/>
             <a:graphic>
@@ -7514,7 +7525,7 @@
                   <pic:spPr bwMode="auto">
                     <a:xfrm>
                       <a:off x="0" y="0"/>
-                      <a:ext cx="2016000" cy="1634330"/>
+                      <a:ext cx="2511552" cy="2036063"/>
                     </a:xfrm>
                     <a:prstGeom prst="rect">
                       <a:avLst/>
@@ -7536,7 +7547,8 @@
     <w:p>
       <w:pPr>
         <w:pStyle w:val="BodyText"/>
-        <w:spacing w:before="120" w:after="120" w:line="240" w:lineRule="auto"/>
+        <w:keepNext/>
+        <w:spacing w:before="120" w:after="40" w:line="240" w:lineRule="auto"/>
         <w:jc w:val="center"/>
       </w:pPr>
       <w:r>
@@ -7560,7 +7572,7 @@
       <w:r>
         <w:drawing>
           <wp:inline>
-            <wp:extent cx="2520000" cy="876521"/>
+            <wp:extent cx="3420000" cy="1189564"/>
             <wp:effectExtent b="0" l="0" r="0" t="0"/>
             <wp:docPr descr="" title="" id="46" name="Picture"/>
             <a:graphic>
@@ -7581,7 +7593,7 @@
                   <pic:spPr bwMode="auto">
                     <a:xfrm>
                       <a:off x="0" y="0"/>
-                      <a:ext cx="2520000" cy="876521"/>
+                      <a:ext cx="3420000" cy="1189564"/>
                     </a:xfrm>
                     <a:prstGeom prst="rect">
                       <a:avLst/>
@@ -7603,7 +7615,7 @@
     <w:p>
       <w:pPr>
         <w:pStyle w:val="BodyText"/>
-        <w:spacing w:before="40" w:after="120" w:line="276" w:lineRule="auto"/>
+        <w:spacing w:before="0" w:after="120" w:line="240" w:lineRule="auto"/>
         <w:jc w:val="center"/>
       </w:pPr>
       <w:r>
@@ -8565,7 +8577,8 @@
     <w:p>
       <w:pPr>
         <w:pStyle w:val="BodyText"/>
-        <w:spacing w:before="120" w:after="120" w:line="240" w:lineRule="auto"/>
+        <w:keepNext/>
+        <w:spacing w:before="120" w:after="40" w:line="240" w:lineRule="auto"/>
         <w:jc w:val="center"/>
       </w:pPr>
       <w:r>
@@ -8773,13 +8786,14 @@
     <w:p>
       <w:pPr>
         <w:pStyle w:val="BodyText"/>
-        <w:spacing w:before="120" w:after="120" w:line="240" w:lineRule="auto"/>
+        <w:keepNext/>
+        <w:spacing w:before="120" w:after="40" w:line="240" w:lineRule="auto"/>
         <w:jc w:val="center"/>
       </w:pPr>
       <w:r>
         <w:drawing>
           <wp:inline>
-            <wp:extent cx="2322576" cy="865631"/>
+            <wp:extent cx="2322576" cy="865632"/>
             <wp:effectExtent b="0" l="0" r="0" t="0"/>
             <wp:docPr descr="" title="" id="52" name="Picture"/>
             <a:graphic>
@@ -8800,7 +8814,7 @@
                   <pic:spPr bwMode="auto">
                     <a:xfrm>
                       <a:off x="0" y="0"/>
-                      <a:ext cx="2322576" cy="865631"/>
+                      <a:ext cx="2322576" cy="865632"/>
                     </a:xfrm>
                     <a:prstGeom prst="rect">
                       <a:avLst/>
@@ -9333,13 +9347,14 @@
     <w:p>
       <w:pPr>
         <w:pStyle w:val="BodyText"/>
-        <w:spacing w:before="120" w:after="120" w:line="240" w:lineRule="auto"/>
+        <w:keepNext/>
+        <w:spacing w:before="120" w:after="40" w:line="240" w:lineRule="auto"/>
         <w:jc w:val="center"/>
       </w:pPr>
       <w:r>
         <w:drawing>
           <wp:inline>
-            <wp:extent cx="1727365" cy="2015999"/>
+            <wp:extent cx="2159207" cy="2520000"/>
             <wp:effectExtent b="0" l="0" r="0" t="0"/>
             <wp:docPr descr="" title="" id="56" name="Picture"/>
             <a:graphic>
@@ -9360,7 +9375,7 @@
                   <pic:spPr bwMode="auto">
                     <a:xfrm>
                       <a:off x="0" y="0"/>
-                      <a:ext cx="1727365" cy="2015999"/>
+                      <a:ext cx="2159207" cy="2520000"/>
                     </a:xfrm>
                     <a:prstGeom prst="rect">
                       <a:avLst/>
@@ -9382,8 +9397,9 @@
     <w:p>
       <w:pPr>
         <w:pStyle w:val="BodyText"/>
-        <w:spacing w:before="0" w:after="0" w:line="276" w:lineRule="auto"/>
+        <w:spacing w:before="0" w:after="120" w:line="240" w:lineRule="auto"/>
         <w:ind w:firstLineChars="200" w:firstLine="420"/>
+        <w:jc w:val="center"/>
       </w:pPr>
       <w:r>
         <w:rPr>
@@ -9395,13 +9411,14 @@
     <w:p>
       <w:pPr>
         <w:pStyle w:val="BodyText"/>
-        <w:spacing w:before="120" w:after="120" w:line="240" w:lineRule="auto"/>
+        <w:keepNext/>
+        <w:spacing w:before="120" w:after="40" w:line="240" w:lineRule="auto"/>
         <w:jc w:val="center"/>
       </w:pPr>
       <w:r>
         <w:drawing>
           <wp:inline>
-            <wp:extent cx="2001902" cy="2015999"/>
+            <wp:extent cx="2502377" cy="2520000"/>
             <wp:effectExtent b="0" l="0" r="0" t="0"/>
             <wp:docPr descr="" title="" id="59" name="Picture"/>
             <a:graphic>
@@ -9422,7 +9439,7 @@
                   <pic:spPr bwMode="auto">
                     <a:xfrm>
                       <a:off x="0" y="0"/>
-                      <a:ext cx="2001902" cy="2015999"/>
+                      <a:ext cx="2502377" cy="2520000"/>
                     </a:xfrm>
                     <a:prstGeom prst="rect">
                       <a:avLst/>
@@ -9444,8 +9461,9 @@
     <w:p>
       <w:pPr>
         <w:pStyle w:val="BodyText"/>
-        <w:spacing w:before="0" w:after="0" w:line="276" w:lineRule="auto"/>
+        <w:spacing w:before="0" w:after="120" w:line="240" w:lineRule="auto"/>
         <w:ind w:firstLineChars="200" w:firstLine="420"/>
+        <w:jc w:val="center"/>
       </w:pPr>
       <w:r>
         <w:rPr>
@@ -9832,13 +9850,14 @@
     <w:p>
       <w:pPr>
         <w:pStyle w:val="BodyText"/>
-        <w:spacing w:before="120" w:after="120" w:line="240" w:lineRule="auto"/>
+        <w:keepNext/>
+        <w:spacing w:before="120" w:after="40" w:line="240" w:lineRule="auto"/>
         <w:jc w:val="center"/>
       </w:pPr>
       <w:r>
         <w:drawing>
           <wp:inline>
-            <wp:extent cx="2520000" cy="1415272"/>
+            <wp:extent cx="3420000" cy="1920726"/>
             <wp:effectExtent b="0" l="0" r="0" t="0"/>
             <wp:docPr descr="" title="" id="63" name="Picture"/>
             <a:graphic>
@@ -9859,7 +9878,7 @@
                   <pic:spPr bwMode="auto">
                     <a:xfrm>
                       <a:off x="0" y="0"/>
-                      <a:ext cx="2520000" cy="1415272"/>
+                      <a:ext cx="3420000" cy="1920726"/>
                     </a:xfrm>
                     <a:prstGeom prst="rect">
                       <a:avLst/>
@@ -9976,13 +9995,14 @@
     <w:p>
       <w:pPr>
         <w:pStyle w:val="BodyText"/>
-        <w:spacing w:before="120" w:after="120" w:line="240" w:lineRule="auto"/>
+        <w:keepNext/>
+        <w:spacing w:before="120" w:after="40" w:line="240" w:lineRule="auto"/>
         <w:jc w:val="center"/>
       </w:pPr>
       <w:r>
         <w:drawing>
           <wp:inline>
-            <wp:extent cx="2520000" cy="1387177"/>
+            <wp:extent cx="3420000" cy="1882598"/>
             <wp:effectExtent b="0" l="0" r="0" t="0"/>
             <wp:docPr descr="" title="" id="66" name="Picture"/>
             <a:graphic>
@@ -10003,7 +10023,7 @@
                   <pic:spPr bwMode="auto">
                     <a:xfrm>
                       <a:off x="0" y="0"/>
-                      <a:ext cx="2520000" cy="1387177"/>
+                      <a:ext cx="3420000" cy="1882598"/>
                     </a:xfrm>
                     <a:prstGeom prst="rect">
                       <a:avLst/>
@@ -10079,7 +10099,8 @@
     <w:p>
       <w:pPr>
         <w:pStyle w:val="BodyText"/>
-        <w:spacing w:before="120" w:after="120" w:line="240" w:lineRule="auto"/>
+        <w:keepNext/>
+        <w:spacing w:before="120" w:after="40" w:line="240" w:lineRule="auto"/>
         <w:jc w:val="center"/>
       </w:pPr>
       <m:oMath>
@@ -10219,7 +10240,7 @@
       <w:r>
         <w:drawing>
           <wp:inline>
-            <wp:extent cx="2520000" cy="1156868"/>
+            <wp:extent cx="3420000" cy="1570035"/>
             <wp:effectExtent b="0" l="0" r="0" t="0"/>
             <wp:docPr descr="" title="" id="69" name="Picture"/>
             <a:graphic>
@@ -10240,7 +10261,7 @@
                   <pic:spPr bwMode="auto">
                     <a:xfrm>
                       <a:off x="0" y="0"/>
-                      <a:ext cx="2520000" cy="1156868"/>
+                      <a:ext cx="3420000" cy="1570035"/>
                     </a:xfrm>
                     <a:prstGeom prst="rect">
                       <a:avLst/>
@@ -12978,13 +12999,14 @@
       <w:tblPr>
         <w:tblStyle w:val="Table"/>
         <w:tblW w:type="dxa" w:w="9752"/>
+        <w:jc w:val="center"/>
         <w:tblBorders>
-          <w:top w:val="single" w:sz="6" w:space="0" w:color="000000"/>
-          <w:left w:val="single" w:sz="6" w:space="0" w:color="000000"/>
-          <w:bottom w:val="single" w:sz="6" w:space="0" w:color="000000"/>
-          <w:right w:val="single" w:sz="6" w:space="0" w:color="000000"/>
-          <w:insideH w:val="single" w:sz="6" w:space="0" w:color="000000"/>
-          <w:insideV w:val="single" w:sz="6" w:space="0" w:color="000000"/>
+          <w:top w:val="nil"/>
+          <w:left w:val="nil"/>
+          <w:bottom w:val="nil"/>
+          <w:right w:val="nil"/>
+          <w:insideH w:val="nil"/>
+          <w:insideV w:val="nil"/>
         </w:tblBorders>
         <w:tblLayout w:type="fixed"/>
         <w:tblLook w:firstRow="0" w:lastRow="0" w:firstColumn="0" w:lastColumn="0" w:noHBand="0" w:noVBand="0" w:val="0000"/>
@@ -13142,7 +13164,8 @@
     <w:p>
       <w:pPr>
         <w:pStyle w:val="FirstParagraph"/>
-        <w:spacing w:before="120" w:after="120" w:line="240" w:lineRule="auto"/>
+        <w:keepNext/>
+        <w:spacing w:before="120" w:after="40" w:line="240" w:lineRule="auto"/>
         <w:jc w:val="center"/>
       </w:pPr>
       <w:r>
@@ -13411,13 +13434,14 @@
     <w:p>
       <w:pPr>
         <w:pStyle w:val="BodyText"/>
-        <w:spacing w:before="120" w:after="120" w:line="240" w:lineRule="auto"/>
+        <w:keepNext/>
+        <w:spacing w:before="120" w:after="40" w:line="240" w:lineRule="auto"/>
         <w:jc w:val="center"/>
       </w:pPr>
       <w:r>
         <w:drawing>
           <wp:inline>
-            <wp:extent cx="1719071" cy="1786128"/>
+            <wp:extent cx="1719072" cy="1786128"/>
             <wp:effectExtent b="0" l="0" r="0" t="0"/>
             <wp:docPr descr="" title="" id="81" name="Picture"/>
             <a:graphic>
@@ -13438,7 +13462,7 @@
                   <pic:spPr bwMode="auto">
                     <a:xfrm>
                       <a:off x="0" y="0"/>
-                      <a:ext cx="1719071" cy="1786128"/>
+                      <a:ext cx="1719072" cy="1786128"/>
                     </a:xfrm>
                     <a:prstGeom prst="rect">
                       <a:avLst/>
@@ -15798,13 +15822,14 @@
       <w:tblPr>
         <w:tblStyle w:val="Table"/>
         <w:tblW w:type="dxa" w:w="9752"/>
+        <w:jc w:val="center"/>
         <w:tblBorders>
-          <w:top w:val="single" w:sz="6" w:space="0" w:color="000000"/>
-          <w:left w:val="single" w:sz="6" w:space="0" w:color="000000"/>
-          <w:bottom w:val="single" w:sz="6" w:space="0" w:color="000000"/>
-          <w:right w:val="single" w:sz="6" w:space="0" w:color="000000"/>
-          <w:insideH w:val="single" w:sz="6" w:space="0" w:color="000000"/>
-          <w:insideV w:val="single" w:sz="6" w:space="0" w:color="000000"/>
+          <w:top w:val="nil"/>
+          <w:left w:val="nil"/>
+          <w:bottom w:val="nil"/>
+          <w:right w:val="nil"/>
+          <w:insideH w:val="nil"/>
+          <w:insideV w:val="nil"/>
         </w:tblBorders>
         <w:tblLayout w:type="fixed"/>
         <w:tblLook w:firstRow="0" w:lastRow="0" w:firstColumn="0" w:lastColumn="0" w:noHBand="0" w:noVBand="0" w:val="0000"/>
@@ -15982,13 +16007,14 @@
     <w:p>
       <w:pPr>
         <w:pStyle w:val="BodyText"/>
-        <w:spacing w:before="120" w:after="120" w:line="240" w:lineRule="auto"/>
+        <w:keepNext/>
+        <w:spacing w:before="120" w:after="40" w:line="240" w:lineRule="auto"/>
         <w:jc w:val="center"/>
       </w:pPr>
       <w:r>
         <w:drawing>
           <wp:inline>
-            <wp:extent cx="2015999" cy="1776813"/>
+            <wp:extent cx="2157984" cy="1901951"/>
             <wp:effectExtent b="0" l="0" r="0" t="0"/>
             <wp:docPr descr="" title="" id="91" name="Picture"/>
             <a:graphic>
@@ -16009,7 +16035,7 @@
                   <pic:spPr bwMode="auto">
                     <a:xfrm>
                       <a:off x="0" y="0"/>
-                      <a:ext cx="2015999" cy="1776813"/>
+                      <a:ext cx="2157984" cy="1901951"/>
                     </a:xfrm>
                     <a:prstGeom prst="rect">
                       <a:avLst/>
@@ -18482,13 +18508,14 @@
     <w:p>
       <w:pPr>
         <w:pStyle w:val="BodyText"/>
-        <w:spacing w:before="120" w:after="120" w:line="240" w:lineRule="auto"/>
+        <w:keepNext/>
+        <w:spacing w:before="120" w:after="40" w:line="240" w:lineRule="auto"/>
         <w:jc w:val="center"/>
       </w:pPr>
       <w:r>
         <w:drawing>
           <wp:inline>
-            <wp:extent cx="2520000" cy="933749"/>
+            <wp:extent cx="3420000" cy="1267231"/>
             <wp:effectExtent b="0" l="0" r="0" t="0"/>
             <wp:docPr descr="" title="" id="95" name="Picture"/>
             <a:graphic>
@@ -18509,7 +18536,7 @@
                   <pic:spPr bwMode="auto">
                     <a:xfrm>
                       <a:off x="0" y="0"/>
-                      <a:ext cx="2520000" cy="933749"/>
+                      <a:ext cx="3420000" cy="1267231"/>
                     </a:xfrm>
                     <a:prstGeom prst="rect">
                       <a:avLst/>
@@ -24992,7 +25019,8 @@
     <w:p>
       <w:pPr>
         <w:pStyle w:val="BodyText"/>
-        <w:spacing w:before="120" w:after="120" w:line="240" w:lineRule="auto"/>
+        <w:keepNext/>
+        <w:spacing w:before="120" w:after="40" w:line="240" w:lineRule="auto"/>
         <w:jc w:val="center"/>
       </w:pPr>
       <w:r>
@@ -26834,13 +26862,14 @@
     <w:p>
       <w:pPr>
         <w:pStyle w:val="BodyText"/>
-        <w:spacing w:before="120" w:after="120" w:line="240" w:lineRule="auto"/>
+        <w:keepNext/>
+        <w:spacing w:before="120" w:after="40" w:line="240" w:lineRule="auto"/>
         <w:jc w:val="center"/>
       </w:pPr>
       <w:r>
         <w:drawing>
           <wp:inline>
-            <wp:extent cx="2520000" cy="1201896"/>
+            <wp:extent cx="3420000" cy="1631145"/>
             <wp:effectExtent b="0" l="0" r="0" t="0"/>
             <wp:docPr descr="" title="" id="106" name="Picture"/>
             <a:graphic>
@@ -26861,7 +26890,7 @@
                   <pic:spPr bwMode="auto">
                     <a:xfrm>
                       <a:off x="0" y="0"/>
-                      <a:ext cx="2520000" cy="1201896"/>
+                      <a:ext cx="3420000" cy="1631145"/>
                     </a:xfrm>
                     <a:prstGeom prst="rect">
                       <a:avLst/>
@@ -27621,13 +27650,14 @@
       <w:tblPr>
         <w:tblStyle w:val="Table"/>
         <w:tblW w:type="dxa" w:w="9752"/>
+        <w:jc w:val="center"/>
         <w:tblBorders>
-          <w:top w:val="single" w:sz="6" w:space="0" w:color="000000"/>
-          <w:left w:val="single" w:sz="6" w:space="0" w:color="000000"/>
-          <w:bottom w:val="single" w:sz="6" w:space="0" w:color="000000"/>
-          <w:right w:val="single" w:sz="6" w:space="0" w:color="000000"/>
-          <w:insideH w:val="single" w:sz="6" w:space="0" w:color="000000"/>
-          <w:insideV w:val="single" w:sz="6" w:space="0" w:color="000000"/>
+          <w:top w:val="nil"/>
+          <w:left w:val="nil"/>
+          <w:bottom w:val="nil"/>
+          <w:right w:val="nil"/>
+          <w:insideH w:val="nil"/>
+          <w:insideV w:val="nil"/>
         </w:tblBorders>
         <w:tblLayout w:type="fixed"/>
         <w:tblLook w:firstRow="1" w:lastRow="0" w:firstColumn="0" w:lastColumn="0" w:noHBand="0" w:noVBand="0" w:val="0020"/>
@@ -29064,13 +29094,14 @@
     <w:p>
       <w:pPr>
         <w:pStyle w:val="BodyText"/>
-        <w:spacing w:before="120" w:after="120" w:line="240" w:lineRule="auto"/>
+        <w:keepNext/>
+        <w:spacing w:before="120" w:after="40" w:line="240" w:lineRule="auto"/>
         <w:jc w:val="center"/>
       </w:pPr>
       <w:r>
         <w:drawing>
           <wp:inline>
-            <wp:extent cx="2520000" cy="924392"/>
+            <wp:extent cx="2609088" cy="957071"/>
             <wp:effectExtent b="0" l="0" r="0" t="0"/>
             <wp:docPr descr="" title="" id="116" name="Picture"/>
             <a:graphic>
@@ -29091,7 +29122,7 @@
                   <pic:spPr bwMode="auto">
                     <a:xfrm>
                       <a:off x="0" y="0"/>
-                      <a:ext cx="2520000" cy="924392"/>
+                      <a:ext cx="2609088" cy="957071"/>
                     </a:xfrm>
                     <a:prstGeom prst="rect">
                       <a:avLst/>
@@ -29429,13 +29460,14 @@
     <w:p>
       <w:pPr>
         <w:pStyle w:val="BodyText"/>
-        <w:spacing w:before="120" w:after="120" w:line="240" w:lineRule="auto"/>
+        <w:keepNext/>
+        <w:spacing w:before="120" w:after="40" w:line="240" w:lineRule="auto"/>
         <w:jc w:val="center"/>
       </w:pPr>
       <w:r>
         <w:drawing>
           <wp:inline>
-            <wp:extent cx="2520000" cy="924677"/>
+            <wp:extent cx="3023616" cy="1109472"/>
             <wp:effectExtent b="0" l="0" r="0" t="0"/>
             <wp:docPr descr="" title="" id="119" name="Picture"/>
             <a:graphic>
@@ -29456,7 +29488,7 @@
                   <pic:spPr bwMode="auto">
                     <a:xfrm>
                       <a:off x="0" y="0"/>
-                      <a:ext cx="2520000" cy="924677"/>
+                      <a:ext cx="3023616" cy="1109472"/>
                     </a:xfrm>
                     <a:prstGeom prst="rect">
                       <a:avLst/>
@@ -34336,13 +34368,14 @@
     <w:p>
       <w:pPr>
         <w:pStyle w:val="BodyText"/>
-        <w:spacing w:before="120" w:after="120" w:line="240" w:lineRule="auto"/>
+        <w:keepNext/>
+        <w:spacing w:before="120" w:after="40" w:line="240" w:lineRule="auto"/>
         <w:jc w:val="center"/>
       </w:pPr>
       <w:r>
         <w:drawing>
           <wp:inline>
-            <wp:extent cx="2520000" cy="1123104"/>
+            <wp:extent cx="2749296" cy="1225295"/>
             <wp:effectExtent b="0" l="0" r="0" t="0"/>
             <wp:docPr descr="" title="" id="123" name="Picture"/>
             <a:graphic>
@@ -34363,7 +34396,7 @@
                   <pic:spPr bwMode="auto">
                     <a:xfrm>
                       <a:off x="0" y="0"/>
-                      <a:ext cx="2520000" cy="1123104"/>
+                      <a:ext cx="2749296" cy="1225295"/>
                     </a:xfrm>
                     <a:prstGeom prst="rect">
                       <a:avLst/>
@@ -35233,7 +35266,8 @@
     <w:p>
       <w:pPr>
         <w:pStyle w:val="BodyText"/>
-        <w:spacing w:before="120" w:after="120" w:line="240" w:lineRule="auto"/>
+        <w:keepNext/>
+        <w:spacing w:before="120" w:after="40" w:line="240" w:lineRule="auto"/>
         <w:jc w:val="center"/>
       </w:pPr>
       <w:r>
@@ -49254,13 +49288,14 @@
     <w:p>
       <w:pPr>
         <w:pStyle w:val="BodyText"/>
-        <w:spacing w:before="120" w:after="120" w:line="240" w:lineRule="auto"/>
+        <w:keepNext/>
+        <w:spacing w:before="120" w:after="40" w:line="240" w:lineRule="auto"/>
         <w:jc w:val="center"/>
       </w:pPr>
       <w:r>
         <w:drawing>
           <wp:inline>
-            <wp:extent cx="2015999" cy="1558617"/>
+            <wp:extent cx="2520000" cy="1948272"/>
             <wp:effectExtent b="0" l="0" r="0" t="0"/>
             <wp:docPr descr="" title="" id="132" name="Picture"/>
             <a:graphic>
@@ -49281,7 +49316,7 @@
                   <pic:spPr bwMode="auto">
                     <a:xfrm>
                       <a:off x="0" y="0"/>
-                      <a:ext cx="2015999" cy="1558617"/>
+                      <a:ext cx="2520000" cy="1948272"/>
                     </a:xfrm>
                     <a:prstGeom prst="rect">
                       <a:avLst/>
@@ -49303,8 +49338,9 @@
     <w:p>
       <w:pPr>
         <w:pStyle w:val="BodyText"/>
-        <w:spacing w:before="0" w:after="0" w:line="276" w:lineRule="auto"/>
+        <w:spacing w:before="0" w:after="120" w:line="240" w:lineRule="auto"/>
         <w:ind w:firstLineChars="200" w:firstLine="420"/>
+        <w:jc w:val="center"/>
       </w:pPr>
       <w:r>
         <w:rPr>

--- a/00-首页/题组Word/初赛模拟卷/真题版式/初赛模拟卷XVI（非有机·学生版·真题版式）.docx
+++ b/00-首页/题组Word/初赛模拟卷/真题版式/初赛模拟卷XVI（非有机·学生版·真题版式）.docx
@@ -351,7 +351,7 @@
       <w:r>
         <w:drawing>
           <wp:inline>
-            <wp:extent cx="2682240" cy="1072896"/>
+            <wp:extent cx="2682239" cy="1072895"/>
             <wp:effectExtent b="0" l="0" r="0" t="0"/>
             <wp:docPr descr="" title="" id="20" name="Picture"/>
             <a:graphic>
@@ -372,7 +372,7 @@
                   <pic:spPr bwMode="auto">
                     <a:xfrm>
                       <a:off x="0" y="0"/>
-                      <a:ext cx="2682240" cy="1072896"/>
+                      <a:ext cx="2682239" cy="1072895"/>
                     </a:xfrm>
                     <a:prstGeom prst="rect">
                       <a:avLst/>
@@ -3480,7 +3480,7 @@
       <w:r>
         <w:drawing>
           <wp:inline>
-            <wp:extent cx="1853184" cy="597408"/>
+            <wp:extent cx="1853184" cy="597407"/>
             <wp:effectExtent b="0" l="0" r="0" t="0"/>
             <wp:docPr descr="" title="" id="23" name="Picture"/>
             <a:graphic>
@@ -3501,7 +3501,7 @@
                   <pic:spPr bwMode="auto">
                     <a:xfrm>
                       <a:off x="0" y="0"/>
-                      <a:ext cx="1853184" cy="597408"/>
+                      <a:ext cx="1853184" cy="597407"/>
                     </a:xfrm>
                     <a:prstGeom prst="rect">
                       <a:avLst/>
@@ -3541,7 +3541,7 @@
       <w:r>
         <w:drawing>
           <wp:inline>
-            <wp:extent cx="1804416" cy="615696"/>
+            <wp:extent cx="1804416" cy="615695"/>
             <wp:effectExtent b="0" l="0" r="0" t="0"/>
             <wp:docPr descr="" title="" id="26" name="Picture"/>
             <a:graphic>
@@ -3562,7 +3562,7 @@
                   <pic:spPr bwMode="auto">
                     <a:xfrm>
                       <a:off x="0" y="0"/>
-                      <a:ext cx="1804416" cy="615696"/>
+                      <a:ext cx="1804416" cy="615695"/>
                     </a:xfrm>
                     <a:prstGeom prst="rect">
                       <a:avLst/>
@@ -5060,7 +5060,7 @@
       <w:r>
         <w:drawing>
           <wp:inline>
-            <wp:extent cx="3420000" cy="2055016"/>
+            <wp:extent cx="3009764" cy="1808513"/>
             <wp:effectExtent b="0" l="0" r="0" t="0"/>
             <wp:docPr descr="" title="" id="33" name="Picture"/>
             <a:graphic>
@@ -5081,7 +5081,7 @@
                   <pic:spPr bwMode="auto">
                     <a:xfrm>
                       <a:off x="0" y="0"/>
-                      <a:ext cx="3420000" cy="2055016"/>
+                      <a:ext cx="3009764" cy="1808513"/>
                     </a:xfrm>
                     <a:prstGeom prst="rect">
                       <a:avLst/>
@@ -7351,7 +7351,7 @@
       <w:r>
         <w:drawing>
           <wp:inline>
-            <wp:extent cx="1700784" cy="1310640"/>
+            <wp:extent cx="1700784" cy="1310639"/>
             <wp:effectExtent b="0" l="0" r="0" t="0"/>
             <wp:docPr descr="" title="" id="37" name="Picture"/>
             <a:graphic>
@@ -7372,7 +7372,7 @@
                   <pic:spPr bwMode="auto">
                     <a:xfrm>
                       <a:off x="0" y="0"/>
-                      <a:ext cx="1700784" cy="1310640"/>
+                      <a:ext cx="1700784" cy="1310639"/>
                     </a:xfrm>
                     <a:prstGeom prst="rect">
                       <a:avLst/>
@@ -7504,7 +7504,7 @@
       <w:r>
         <w:drawing>
           <wp:inline>
-            <wp:extent cx="2511552" cy="2036063"/>
+            <wp:extent cx="2160000" cy="1751067"/>
             <wp:effectExtent b="0" l="0" r="0" t="0"/>
             <wp:docPr descr="" title="" id="43" name="Picture"/>
             <a:graphic>
@@ -7525,7 +7525,7 @@
                   <pic:spPr bwMode="auto">
                     <a:xfrm>
                       <a:off x="0" y="0"/>
-                      <a:ext cx="2511552" cy="2036063"/>
+                      <a:ext cx="2160000" cy="1751067"/>
                     </a:xfrm>
                     <a:prstGeom prst="rect">
                       <a:avLst/>
@@ -7572,7 +7572,7 @@
       <w:r>
         <w:drawing>
           <wp:inline>
-            <wp:extent cx="3420000" cy="1189564"/>
+            <wp:extent cx="3024000" cy="1051825"/>
             <wp:effectExtent b="0" l="0" r="0" t="0"/>
             <wp:docPr descr="" title="" id="46" name="Picture"/>
             <a:graphic>
@@ -7593,7 +7593,7 @@
                   <pic:spPr bwMode="auto">
                     <a:xfrm>
                       <a:off x="0" y="0"/>
-                      <a:ext cx="3420000" cy="1189564"/>
+                      <a:ext cx="3024000" cy="1051825"/>
                     </a:xfrm>
                     <a:prstGeom prst="rect">
                       <a:avLst/>
@@ -8793,7 +8793,7 @@
       <w:r>
         <w:drawing>
           <wp:inline>
-            <wp:extent cx="2322576" cy="865632"/>
+            <wp:extent cx="2322575" cy="865632"/>
             <wp:effectExtent b="0" l="0" r="0" t="0"/>
             <wp:docPr descr="" title="" id="52" name="Picture"/>
             <a:graphic>
@@ -8814,7 +8814,7 @@
                   <pic:spPr bwMode="auto">
                     <a:xfrm>
                       <a:off x="0" y="0"/>
-                      <a:ext cx="2322576" cy="865632"/>
+                      <a:ext cx="2322575" cy="865632"/>
                     </a:xfrm>
                     <a:prstGeom prst="rect">
                       <a:avLst/>
@@ -9354,7 +9354,7 @@
       <w:r>
         <w:drawing>
           <wp:inline>
-            <wp:extent cx="2159207" cy="2520000"/>
+            <wp:extent cx="1850748" cy="2160000"/>
             <wp:effectExtent b="0" l="0" r="0" t="0"/>
             <wp:docPr descr="" title="" id="56" name="Picture"/>
             <a:graphic>
@@ -9375,7 +9375,7 @@
                   <pic:spPr bwMode="auto">
                     <a:xfrm>
                       <a:off x="0" y="0"/>
-                      <a:ext cx="2159207" cy="2520000"/>
+                      <a:ext cx="1850748" cy="2160000"/>
                     </a:xfrm>
                     <a:prstGeom prst="rect">
                       <a:avLst/>
@@ -9418,7 +9418,7 @@
       <w:r>
         <w:drawing>
           <wp:inline>
-            <wp:extent cx="2502377" cy="2520000"/>
+            <wp:extent cx="2144895" cy="2160000"/>
             <wp:effectExtent b="0" l="0" r="0" t="0"/>
             <wp:docPr descr="" title="" id="59" name="Picture"/>
             <a:graphic>
@@ -9439,7 +9439,7 @@
                   <pic:spPr bwMode="auto">
                     <a:xfrm>
                       <a:off x="0" y="0"/>
-                      <a:ext cx="2502377" cy="2520000"/>
+                      <a:ext cx="2144895" cy="2160000"/>
                     </a:xfrm>
                     <a:prstGeom prst="rect">
                       <a:avLst/>
@@ -9857,7 +9857,7 @@
       <w:r>
         <w:drawing>
           <wp:inline>
-            <wp:extent cx="3420000" cy="1920726"/>
+            <wp:extent cx="3024000" cy="1698326"/>
             <wp:effectExtent b="0" l="0" r="0" t="0"/>
             <wp:docPr descr="" title="" id="63" name="Picture"/>
             <a:graphic>
@@ -9878,7 +9878,7 @@
                   <pic:spPr bwMode="auto">
                     <a:xfrm>
                       <a:off x="0" y="0"/>
-                      <a:ext cx="3420000" cy="1920726"/>
+                      <a:ext cx="3024000" cy="1698326"/>
                     </a:xfrm>
                     <a:prstGeom prst="rect">
                       <a:avLst/>
@@ -10002,7 +10002,7 @@
       <w:r>
         <w:drawing>
           <wp:inline>
-            <wp:extent cx="3420000" cy="1882598"/>
+            <wp:extent cx="3024000" cy="1664613"/>
             <wp:effectExtent b="0" l="0" r="0" t="0"/>
             <wp:docPr descr="" title="" id="66" name="Picture"/>
             <a:graphic>
@@ -10023,7 +10023,7 @@
                   <pic:spPr bwMode="auto">
                     <a:xfrm>
                       <a:off x="0" y="0"/>
-                      <a:ext cx="3420000" cy="1882598"/>
+                      <a:ext cx="3024000" cy="1664613"/>
                     </a:xfrm>
                     <a:prstGeom prst="rect">
                       <a:avLst/>
@@ -10240,7 +10240,7 @@
       <w:r>
         <w:drawing>
           <wp:inline>
-            <wp:extent cx="3420000" cy="1570035"/>
+            <wp:extent cx="3024000" cy="1388241"/>
             <wp:effectExtent b="0" l="0" r="0" t="0"/>
             <wp:docPr descr="" title="" id="69" name="Picture"/>
             <a:graphic>
@@ -10261,7 +10261,7 @@
                   <pic:spPr bwMode="auto">
                     <a:xfrm>
                       <a:off x="0" y="0"/>
-                      <a:ext cx="3420000" cy="1570035"/>
+                      <a:ext cx="3024000" cy="1388241"/>
                     </a:xfrm>
                     <a:prstGeom prst="rect">
                       <a:avLst/>
@@ -13171,7 +13171,7 @@
       <w:r>
         <w:drawing>
           <wp:inline>
-            <wp:extent cx="1749552" cy="1767840"/>
+            <wp:extent cx="1749551" cy="1767840"/>
             <wp:effectExtent b="0" l="0" r="0" t="0"/>
             <wp:docPr descr="" title="" id="78" name="Picture"/>
             <a:graphic>
@@ -13192,7 +13192,7 @@
                   <pic:spPr bwMode="auto">
                     <a:xfrm>
                       <a:off x="0" y="0"/>
-                      <a:ext cx="1749552" cy="1767840"/>
+                      <a:ext cx="1749551" cy="1767840"/>
                     </a:xfrm>
                     <a:prstGeom prst="rect">
                       <a:avLst/>
@@ -13441,7 +13441,7 @@
       <w:r>
         <w:drawing>
           <wp:inline>
-            <wp:extent cx="1719072" cy="1786128"/>
+            <wp:extent cx="1719071" cy="1786128"/>
             <wp:effectExtent b="0" l="0" r="0" t="0"/>
             <wp:docPr descr="" title="" id="81" name="Picture"/>
             <a:graphic>
@@ -13462,7 +13462,7 @@
                   <pic:spPr bwMode="auto">
                     <a:xfrm>
                       <a:off x="0" y="0"/>
-                      <a:ext cx="1719072" cy="1786128"/>
+                      <a:ext cx="1719071" cy="1786128"/>
                     </a:xfrm>
                     <a:prstGeom prst="rect">
                       <a:avLst/>
@@ -18515,7 +18515,7 @@
       <w:r>
         <w:drawing>
           <wp:inline>
-            <wp:extent cx="3420000" cy="1267231"/>
+            <wp:extent cx="3024000" cy="1120499"/>
             <wp:effectExtent b="0" l="0" r="0" t="0"/>
             <wp:docPr descr="" title="" id="95" name="Picture"/>
             <a:graphic>
@@ -18536,7 +18536,7 @@
                   <pic:spPr bwMode="auto">
                     <a:xfrm>
                       <a:off x="0" y="0"/>
-                      <a:ext cx="3420000" cy="1267231"/>
+                      <a:ext cx="3024000" cy="1120499"/>
                     </a:xfrm>
                     <a:prstGeom prst="rect">
                       <a:avLst/>
@@ -25026,7 +25026,7 @@
       <w:r>
         <w:drawing>
           <wp:inline>
-            <wp:extent cx="865632" cy="1597152"/>
+            <wp:extent cx="865631" cy="1597152"/>
             <wp:effectExtent b="0" l="0" r="0" t="0"/>
             <wp:docPr descr="" title="" id="101" name="Picture"/>
             <a:graphic>
@@ -25047,7 +25047,7 @@
                   <pic:spPr bwMode="auto">
                     <a:xfrm>
                       <a:off x="0" y="0"/>
-                      <a:ext cx="865632" cy="1597152"/>
+                      <a:ext cx="865631" cy="1597152"/>
                     </a:xfrm>
                     <a:prstGeom prst="rect">
                       <a:avLst/>
@@ -26869,7 +26869,7 @@
       <w:r>
         <w:drawing>
           <wp:inline>
-            <wp:extent cx="3420000" cy="1631145"/>
+            <wp:extent cx="3024000" cy="1442276"/>
             <wp:effectExtent b="0" l="0" r="0" t="0"/>
             <wp:docPr descr="" title="" id="106" name="Picture"/>
             <a:graphic>
@@ -26890,7 +26890,7 @@
                   <pic:spPr bwMode="auto">
                     <a:xfrm>
                       <a:off x="0" y="0"/>
-                      <a:ext cx="3420000" cy="1631145"/>
+                      <a:ext cx="3024000" cy="1442276"/>
                     </a:xfrm>
                     <a:prstGeom prst="rect">
                       <a:avLst/>
@@ -29467,7 +29467,7 @@
       <w:r>
         <w:drawing>
           <wp:inline>
-            <wp:extent cx="3023616" cy="1109472"/>
+            <wp:extent cx="3023616" cy="1109471"/>
             <wp:effectExtent b="0" l="0" r="0" t="0"/>
             <wp:docPr descr="" title="" id="119" name="Picture"/>
             <a:graphic>
@@ -29488,7 +29488,7 @@
                   <pic:spPr bwMode="auto">
                     <a:xfrm>
                       <a:off x="0" y="0"/>
-                      <a:ext cx="3023616" cy="1109472"/>
+                      <a:ext cx="3023616" cy="1109471"/>
                     </a:xfrm>
                     <a:prstGeom prst="rect">
                       <a:avLst/>
@@ -49295,7 +49295,7 @@
       <w:r>
         <w:drawing>
           <wp:inline>
-            <wp:extent cx="2520000" cy="1948272"/>
+            <wp:extent cx="2160000" cy="1669947"/>
             <wp:effectExtent b="0" l="0" r="0" t="0"/>
             <wp:docPr descr="" title="" id="132" name="Picture"/>
             <a:graphic>
@@ -49316,7 +49316,7 @@
                   <pic:spPr bwMode="auto">
                     <a:xfrm>
                       <a:off x="0" y="0"/>
-                      <a:ext cx="2520000" cy="1948272"/>
+                      <a:ext cx="2160000" cy="1669947"/>
                     </a:xfrm>
                     <a:prstGeom prst="rect">
                       <a:avLst/>

--- a/00-首页/题组Word/初赛模拟卷/真题版式/初赛模拟卷XVI（非有机·学生版·真题版式）.docx
+++ b/00-首页/题组Word/初赛模拟卷/真题版式/初赛模拟卷XVI（非有机·学生版·真题版式）.docx
@@ -13029,7 +13029,7 @@
             <w:r>
               <w:drawing>
                 <wp:inline>
-                  <wp:extent cx="1623314" cy="1655999"/>
+                  <wp:extent cx="1447759" cy="1655999"/>
                   <wp:effectExtent b="0" l="0" r="0" t="0"/>
                   <wp:docPr descr="" title="" id="72" name="Picture"/>
                   <a:graphic>
@@ -13050,7 +13050,7 @@
                         <pic:spPr bwMode="auto">
                           <a:xfrm>
                             <a:off x="0" y="0"/>
-                            <a:ext cx="1623314" cy="1655999"/>
+                            <a:ext cx="1447759" cy="1655999"/>
                           </a:xfrm>
                           <a:prstGeom prst="rect">
                             <a:avLst/>
@@ -13083,7 +13083,7 @@
             <w:r>
               <w:drawing>
                 <wp:inline>
-                  <wp:extent cx="1644337" cy="1655999"/>
+                  <wp:extent cx="1434538" cy="1655999"/>
                   <wp:effectExtent b="0" l="0" r="0" t="0"/>
                   <wp:docPr descr="" title="" id="75" name="Picture"/>
                   <a:graphic>
@@ -13104,7 +13104,7 @@
                         <pic:spPr bwMode="auto">
                           <a:xfrm>
                             <a:off x="0" y="0"/>
-                            <a:ext cx="1644337" cy="1655999"/>
+                            <a:ext cx="1434538" cy="1655999"/>
                           </a:xfrm>
                           <a:prstGeom prst="rect">
                             <a:avLst/>

--- a/00-首页/题组Word/初赛模拟卷/真题版式/初赛模拟卷XVI（非有机·学生版·真题版式）.docx
+++ b/00-首页/题组Word/初赛模拟卷/真题版式/初赛模拟卷XVI（非有机·学生版·真题版式）.docx
@@ -2,7 +2,7 @@
 <file path=word/document.xml><?xml version="1.0" encoding="utf-8"?>
 <w:document xmlns:w="http://schemas.openxmlformats.org/wordprocessingml/2006/main" xmlns:m="http://schemas.openxmlformats.org/officeDocument/2006/math" xmlns:r="http://schemas.openxmlformats.org/officeDocument/2006/relationships" xmlns:o="urn:schemas-microsoft-com:office:office" xmlns:v="urn:schemas-microsoft-com:vml" xmlns:w10="urn:schemas-microsoft-com:office:word" xmlns:a="http://schemas.openxmlformats.org/drawingml/2006/main" xmlns:pic="http://schemas.openxmlformats.org/drawingml/2006/picture" xmlns:wp="http://schemas.openxmlformats.org/drawingml/2006/wordprocessingDrawing">
   <w:body>
-    <w:bookmarkStart w:id="137" w:name="初赛模拟卷-xvi非有机"/>
+    <w:bookmarkStart w:id="136" w:name="初赛模拟卷-xvi非有机"/>
     <w:p>
       <w:pPr>
         <w:pStyle w:val="Heading1"/>
@@ -62,7 +62,7 @@
         <w:t xml:space="preserve">分）</w:t>
       </w:r>
     </w:p>
-    <w:bookmarkStart w:id="31" w:name="第-1-题10-分"/>
+    <w:bookmarkStart w:id="31" w:name="第-1-题10-分四嗪配合物"/>
     <w:p>
       <w:pPr>
         <w:pStyle w:val="Heading3"/>
@@ -89,7 +89,7 @@
         <w:rPr>
           <w:rFonts w:ascii="Times New Roman" w:hAnsi="Times New Roman" w:cs="Times New Roman" w:eastAsia="SimSun"/>
         </w:rPr>
-        <w:t xml:space="preserve">分）</w:t>
+        <w:t xml:space="preserve">分）四嗪配合物</w:t>
       </w:r>
     </w:p>
     <w:p>
@@ -111,7 +111,7 @@
         <w:spacing w:before="0" w:after="0" w:line="276" w:lineRule="auto"/>
       </w:pPr>
       <w:r>
-        <w:t xml:space="preserve">4.1 </w:t>
+        <w:t xml:space="preserve">1-1 </w:t>
       </w:r>
       <w:r>
         <w:rPr>
@@ -397,7 +397,7 @@
         <w:spacing w:before="0" w:after="0" w:line="276" w:lineRule="auto"/>
       </w:pPr>
       <w:r>
-        <w:t xml:space="preserve">4.2 ttz </w:t>
+        <w:t xml:space="preserve">1-2 ttz </w:t>
       </w:r>
       <w:r>
         <w:rPr>
@@ -1038,7 +1038,7 @@
         <w:rPr>
           <w:rFonts w:ascii="Times New Roman" w:hAnsi="Times New Roman" w:cs="Times New Roman" w:eastAsia="SimSun"/>
         </w:rPr>
-        <w:t xml:space="preserve">）。4.2.1</w:t>
+        <w:t xml:space="preserve">）。1-2-1</w:t>
       </w:r>
       <w:r>
         <w:t xml:space="preserve"> </w:t>
@@ -1633,7 +1633,7 @@
         <w:spacing w:before="0" w:after="0" w:line="276" w:lineRule="auto"/>
       </w:pPr>
       <w:r>
-        <w:t xml:space="preserve">4.2.1.1 </w:t>
+        <w:t xml:space="preserve">1-2-1-1 </w:t>
       </w:r>
       <w:r>
         <w:rPr>
@@ -1751,7 +1751,7 @@
         <w:spacing w:before="0" w:after="0" w:line="276" w:lineRule="auto"/>
       </w:pPr>
       <w:r>
-        <w:t xml:space="preserve">4.2.1.2 </w:t>
+        <w:t xml:space="preserve">1-2-1-2 </w:t>
       </w:r>
       <w:r>
         <w:rPr>
@@ -2082,7 +2082,7 @@
         <w:spacing w:before="0" w:after="0" w:line="276" w:lineRule="auto"/>
       </w:pPr>
       <w:r>
-        <w:t xml:space="preserve">4.2.1.3 </w:t>
+        <w:t xml:space="preserve">1-2-1-3 </w:t>
       </w:r>
       <w:r>
         <w:rPr>
@@ -2865,7 +2865,7 @@
         <w:spacing w:before="0" w:after="0" w:line="276" w:lineRule="auto"/>
       </w:pPr>
       <w:r>
-        <w:t xml:space="preserve">4.2.2 </w:t>
+        <w:t xml:space="preserve">1-2-2 </w:t>
       </w:r>
       <w:r>
         <w:rPr>
@@ -3316,7 +3316,7 @@
         <w:spacing w:before="0" w:after="0" w:line="276" w:lineRule="auto"/>
       </w:pPr>
       <w:r>
-        <w:t xml:space="preserve">4.2.3 </w:t>
+        <w:t xml:space="preserve">1-2-3 </w:t>
       </w:r>
       <w:r>
         <w:rPr>
@@ -3443,7 +3443,7 @@
         <w:spacing w:before="0" w:after="0" w:line="276" w:lineRule="auto"/>
       </w:pPr>
       <w:r>
-        <w:t xml:space="preserve">4.3 </w:t>
+        <w:t xml:space="preserve">1-3 </w:t>
       </w:r>
       <w:r>
         <w:rPr>
@@ -3659,7 +3659,7 @@
         <w:spacing w:before="0" w:after="0" w:line="276" w:lineRule="auto"/>
       </w:pPr>
       <w:r>
-        <w:t xml:space="preserve">4.3.1 </w:t>
+        <w:t xml:space="preserve">1-3-1 </w:t>
       </w:r>
       <w:r>
         <w:rPr>
@@ -3961,7 +3961,7 @@
         <w:rPr>
           <w:rFonts w:ascii="Times New Roman" w:hAnsi="Times New Roman" w:cs="Times New Roman" w:eastAsia="SimSun"/>
         </w:rPr>
-        <w:t xml:space="preserve">4.3.2（思考题，不计入总分）对于</w:t>
+        <w:t xml:space="preserve">1-3-2（思考题，不计入总分）对于</w:t>
       </w:r>
       <w:r>
         <w:t xml:space="preserve"> </w:t>
@@ -4222,7 +4222,7 @@
       </w:r>
     </w:p>
     <w:bookmarkEnd w:id="31"/>
-    <w:bookmarkStart w:id="35" w:name="第-2-题9-分"/>
+    <w:bookmarkStart w:id="35" w:name="第-2-题9-分肚子空空的贪婪怪兽"/>
     <w:p>
       <w:pPr>
         <w:pStyle w:val="Heading3"/>
@@ -4249,7 +4249,7 @@
         <w:rPr>
           <w:rFonts w:ascii="Times New Roman" w:hAnsi="Times New Roman" w:cs="Times New Roman" w:eastAsia="SimSun"/>
         </w:rPr>
-        <w:t xml:space="preserve">分）</w:t>
+        <w:t xml:space="preserve">分）肚子空空的贪婪怪兽</w:t>
       </w:r>
     </w:p>
     <w:p>
@@ -6818,7 +6818,7 @@
       </m:oMath>
     </w:p>
     <w:bookmarkEnd w:id="35"/>
-    <w:bookmarkStart w:id="54" w:name="第-3-题9-分"/>
+    <w:bookmarkStart w:id="54" w:name="第-3-题9-分回文-dna-序列与-dna-晶体"/>
     <w:p>
       <w:pPr>
         <w:pStyle w:val="Heading3"/>
@@ -6845,7 +6845,25 @@
         <w:rPr>
           <w:rFonts w:ascii="Times New Roman" w:hAnsi="Times New Roman" w:cs="Times New Roman" w:eastAsia="SimSun"/>
         </w:rPr>
-        <w:t xml:space="preserve">分）</w:t>
+        <w:t xml:space="preserve">分）回文</w:t>
+      </w:r>
+      <w:r>
+        <w:t xml:space="preserve"> DNA </w:t>
+      </w:r>
+      <w:r>
+        <w:rPr>
+          <w:rFonts w:ascii="Times New Roman" w:hAnsi="Times New Roman" w:cs="Times New Roman" w:eastAsia="SimSun"/>
+        </w:rPr>
+        <w:t xml:space="preserve">序列与</w:t>
+      </w:r>
+      <w:r>
+        <w:t xml:space="preserve"> DNA </w:t>
+      </w:r>
+      <w:r>
+        <w:rPr>
+          <w:rFonts w:ascii="Times New Roman" w:hAnsi="Times New Roman" w:cs="Times New Roman" w:eastAsia="SimSun"/>
+        </w:rPr>
+        <w:t xml:space="preserve">晶体</w:t>
       </w:r>
     </w:p>
     <w:p>
@@ -8943,7 +8961,7 @@
       </w:r>
     </w:p>
     <w:bookmarkEnd w:id="54"/>
-    <w:bookmarkStart w:id="61" w:name="第-4-题6-分"/>
+    <w:bookmarkStart w:id="61" w:name="第-4-题6-分二元化合物的晶体结构"/>
     <w:p>
       <w:pPr>
         <w:pStyle w:val="Heading3"/>
@@ -8970,7 +8988,7 @@
         <w:rPr>
           <w:rFonts w:ascii="Times New Roman" w:hAnsi="Times New Roman" w:cs="Times New Roman" w:eastAsia="SimSun"/>
         </w:rPr>
-        <w:t xml:space="preserve">分）</w:t>
+        <w:t xml:space="preserve">分）二元化合物的晶体结构</w:t>
       </w:r>
     </w:p>
     <w:p>
@@ -9035,7 +9053,7 @@
         <w:spacing w:before="0" w:after="0" w:line="276" w:lineRule="auto"/>
       </w:pPr>
       <w:r>
-        <w:t xml:space="preserve">5.1 </w:t>
+        <w:t xml:space="preserve">4-1 </w:t>
       </w:r>
       <w:r>
         <w:rPr>
@@ -9129,7 +9147,7 @@
         <w:spacing w:before="0" w:after="0" w:line="276" w:lineRule="auto"/>
       </w:pPr>
       <w:r>
-        <w:t xml:space="preserve">5.1.1 </w:t>
+        <w:t xml:space="preserve">4-1-1 </w:t>
       </w:r>
       <w:r>
         <w:rPr>
@@ -9274,7 +9292,7 @@
         <w:spacing w:before="0" w:after="0" w:line="276" w:lineRule="auto"/>
       </w:pPr>
       <w:r>
-        <w:t xml:space="preserve">5.1.2 </w:t>
+        <w:t xml:space="preserve">4-1-2 </w:t>
       </w:r>
       <w:r>
         <w:rPr>
@@ -9289,7 +9307,7 @@
         <w:spacing w:before="0" w:after="0" w:line="276" w:lineRule="auto"/>
       </w:pPr>
       <w:r>
-        <w:t xml:space="preserve">5.1.3 </w:t>
+        <w:t xml:space="preserve">4-1-3 </w:t>
       </w:r>
       <w:r>
         <w:rPr>
@@ -9326,7 +9344,7 @@
         <w:spacing w:before="0" w:after="0" w:line="276" w:lineRule="auto"/>
       </w:pPr>
       <w:r>
-        <w:t xml:space="preserve">5.2 </w:t>
+        <w:t xml:space="preserve">4-2 </w:t>
       </w:r>
       <w:r>
         <w:rPr>
@@ -9478,7 +9496,7 @@
         <w:spacing w:before="0" w:after="0" w:line="276" w:lineRule="auto"/>
       </w:pPr>
       <w:r>
-        <w:t xml:space="preserve">5.2.1 </w:t>
+        <w:t xml:space="preserve">4-2-1 </w:t>
       </w:r>
       <w:r>
         <w:rPr>
@@ -9493,7 +9511,7 @@
         <w:spacing w:before="0" w:after="0" w:line="276" w:lineRule="auto"/>
       </w:pPr>
       <w:r>
-        <w:t xml:space="preserve">5.2.2 </w:t>
+        <w:t xml:space="preserve">4-2-2 </w:t>
       </w:r>
       <w:r>
         <w:rPr>
@@ -9517,7 +9535,7 @@
         <w:spacing w:before="0" w:after="0" w:line="276" w:lineRule="auto"/>
       </w:pPr>
       <w:r>
-        <w:t xml:space="preserve">5.3 </w:t>
+        <w:t xml:space="preserve">4-3 </w:t>
       </w:r>
       <w:r>
         <w:rPr>
@@ -9589,7 +9607,7 @@
       </w:r>
     </w:p>
     <w:bookmarkEnd w:id="61"/>
-    <w:bookmarkStart w:id="83" w:name="第-5-题13-分"/>
+    <w:bookmarkStart w:id="83" w:name="第-5-题13-分london-色散力与自组装"/>
     <w:p>
       <w:pPr>
         <w:pStyle w:val="Heading3"/>
@@ -9616,7 +9634,16 @@
         <w:rPr>
           <w:rFonts w:ascii="Times New Roman" w:hAnsi="Times New Roman" w:cs="Times New Roman" w:eastAsia="SimSun"/>
         </w:rPr>
-        <w:t xml:space="preserve">分）</w:t>
+        <w:t xml:space="preserve">分）London</w:t>
+      </w:r>
+      <w:r>
+        <w:t xml:space="preserve"> </w:t>
+      </w:r>
+      <w:r>
+        <w:rPr>
+          <w:rFonts w:ascii="Times New Roman" w:hAnsi="Times New Roman" w:cs="Times New Roman" w:eastAsia="SimSun"/>
+        </w:rPr>
+        <w:t xml:space="preserve">色散力与自组装</w:t>
       </w:r>
     </w:p>
     <w:p>
@@ -14598,7 +14625,7 @@
       </w:r>
     </w:p>
     <w:bookmarkEnd w:id="83"/>
-    <w:bookmarkStart w:id="93" w:name="第-6-题8-分"/>
+    <w:bookmarkStart w:id="93" w:name="第-6-题8-分铜氰化物的结构"/>
     <w:p>
       <w:pPr>
         <w:pStyle w:val="Heading3"/>
@@ -14625,7 +14652,7 @@
         <w:rPr>
           <w:rFonts w:ascii="Times New Roman" w:hAnsi="Times New Roman" w:cs="Times New Roman" w:eastAsia="SimSun"/>
         </w:rPr>
-        <w:t xml:space="preserve">分）</w:t>
+        <w:t xml:space="preserve">分）铜氰化物的结构</w:t>
       </w:r>
     </w:p>
     <w:p>
@@ -18221,7 +18248,7 @@
       </w:r>
     </w:p>
     <w:bookmarkEnd w:id="93"/>
-    <w:bookmarkStart w:id="97" w:name="第-7-题6-分"/>
+    <w:bookmarkStart w:id="97" w:name="第-7-题6-分硅簇晶体的合成与结构"/>
     <w:p>
       <w:pPr>
         <w:pStyle w:val="Heading3"/>
@@ -18248,7 +18275,7 @@
         <w:rPr>
           <w:rFonts w:ascii="Times New Roman" w:hAnsi="Times New Roman" w:cs="Times New Roman" w:eastAsia="SimSun"/>
         </w:rPr>
-        <w:t xml:space="preserve">分）</w:t>
+        <w:t xml:space="preserve">分）硅簇晶体的合成与结构</w:t>
       </w:r>
     </w:p>
     <w:p>
@@ -20027,7 +20054,7 @@
       </w:r>
     </w:p>
     <w:bookmarkEnd w:id="97"/>
-    <w:bookmarkStart w:id="98" w:name="第-8-题10-分"/>
+    <w:bookmarkStart w:id="98" w:name="第-8-题10-分正烷烃的熔点探究"/>
     <w:p>
       <w:pPr>
         <w:pStyle w:val="Heading3"/>
@@ -20054,7 +20081,7 @@
         <w:rPr>
           <w:rFonts w:ascii="Times New Roman" w:hAnsi="Times New Roman" w:cs="Times New Roman" w:eastAsia="SimSun"/>
         </w:rPr>
-        <w:t xml:space="preserve">分）</w:t>
+        <w:t xml:space="preserve">分）正烷烃的熔点探究</w:t>
       </w:r>
     </w:p>
     <w:p>
@@ -23272,7 +23299,7 @@
     </w:p>
     <w:bookmarkEnd w:id="98"/>
     <w:bookmarkEnd w:id="99"/>
-    <w:bookmarkStart w:id="104" w:name="第二部分-化学原理第-916-题共-79-分"/>
+    <w:bookmarkStart w:id="135" w:name="第二部分-化学原理第-916-题共-79-分"/>
     <w:p>
       <w:pPr>
         <w:pStyle w:val="Heading2"/>
@@ -23311,7 +23338,7 @@
         <w:t xml:space="preserve">分）</w:t>
       </w:r>
     </w:p>
-    <w:bookmarkStart w:id="103" w:name="第-9-题11-分"/>
+    <w:bookmarkStart w:id="103" w:name="第-9-题11-分向心的蓝色"/>
     <w:p>
       <w:pPr>
         <w:pStyle w:val="Heading3"/>
@@ -23338,7 +23365,7 @@
         <w:rPr>
           <w:rFonts w:ascii="Times New Roman" w:hAnsi="Times New Roman" w:cs="Times New Roman" w:eastAsia="SimSun"/>
         </w:rPr>
-        <w:t xml:space="preserve">分）</w:t>
+        <w:t xml:space="preserve">分）向心的蓝色</w:t>
       </w:r>
     </w:p>
     <w:p>
@@ -24519,7 +24546,7 @@
         <w:spacing w:before="0" w:after="0" w:line="276" w:lineRule="auto"/>
       </w:pPr>
       <w:r>
-        <w:t xml:space="preserve">3.1 </w:t>
+        <w:t xml:space="preserve">9-1 </w:t>
       </w:r>
       <w:r>
         <w:rPr>
@@ -25007,7 +25034,7 @@
         <w:spacing w:before="0" w:after="0" w:line="276" w:lineRule="auto"/>
       </w:pPr>
       <w:r>
-        <w:t xml:space="preserve">3.1.1 </w:t>
+        <w:t xml:space="preserve">9-1-1 </w:t>
       </w:r>
       <w:r>
         <w:rPr>
@@ -25097,12 +25124,11 @@
         <w:t xml:space="preserve">C.刻度均匀</w:t>
       </w:r>
     </w:p>
-    <w:bookmarkEnd w:id="103"/>
-    <w:bookmarkEnd w:id="104"/>
-    <w:bookmarkStart w:id="136" w:name="d.-刻度不均匀上疏下密-e.-刻度不均匀上密下疏"/>
     <w:p>
       <w:pPr>
-        <w:pStyle w:val="Heading2"/>
+        <w:pStyle w:val="BodyText"/>
+        <w:spacing w:before="0" w:after="0" w:line="276" w:lineRule="auto"/>
+        <w:ind w:firstLineChars="200" w:firstLine="420"/>
       </w:pPr>
       <w:r>
         <w:t xml:space="preserve">D. </w:t>
@@ -25121,21 +25147,6 @@
           <w:rFonts w:ascii="Times New Roman" w:hAnsi="Times New Roman" w:cs="Times New Roman" w:eastAsia="SimSun"/>
         </w:rPr>
         <w:t xml:space="preserve">刻度不均匀，上密下疏</w:t>
-      </w:r>
-    </w:p>
-    <w:p>
-      <w:pPr>
-        <w:pStyle w:val="FirstParagraph"/>
-        <w:spacing w:before="0" w:after="0" w:line="276" w:lineRule="auto"/>
-      </w:pPr>
-      <w:r>
-        <w:t xml:space="preserve">3.1.2 </w:t>
-      </w:r>
-      <w:r>
-        <w:rPr>
-          <w:rFonts w:ascii="Times New Roman" w:hAnsi="Times New Roman" w:cs="Times New Roman" w:eastAsia="SimSun"/>
-        </w:rPr>
-        <w:t xml:space="preserve">分别解释划线处操作的作用。</w:t>
       </w:r>
     </w:p>
     <w:p>
@@ -25144,90 +25155,13 @@
         <w:spacing w:before="0" w:after="0" w:line="276" w:lineRule="auto"/>
       </w:pPr>
       <w:r>
-        <w:t xml:space="preserve">3.1.3 </w:t>
-      </w:r>
-      <w:r>
-        <w:rPr>
-          <w:rFonts w:ascii="Times New Roman" w:hAnsi="Times New Roman" w:cs="Times New Roman" w:eastAsia="SimSun"/>
-        </w:rPr>
-        <w:t xml:space="preserve">高松灯在进行实验时观察到了如下现象：在滴加</w:t>
-      </w:r>
-      <w:r>
-        <w:t xml:space="preserve"> </w:t>
-      </w:r>
-      <m:oMath>
-        <m:sSub>
-          <m:e>
-            <m:r>
-              <m:rPr>
-                <m:sty m:val="p"/>
-              </m:rPr>
-              <w:rPr>
-                <w:rFonts w:ascii="Times New Roman" w:hAnsi="Times New Roman" w:cs="Times New Roman" w:eastAsia="SimSun"/>
-              </w:rPr>
-              <m:t>H</m:t>
-            </m:r>
-          </m:e>
-          <m:sub>
-            <m:r>
-              <w:rPr>
-                <w:rFonts w:ascii="Times New Roman" w:hAnsi="Times New Roman" w:cs="Times New Roman" w:eastAsia="SimSun"/>
-              </w:rPr>
-              <m:t>2</m:t>
-            </m:r>
-          </m:sub>
-        </m:sSub>
-        <m:sSub>
-          <m:e>
-            <m:r>
-              <m:rPr>
-                <m:sty m:val="p"/>
-              </m:rPr>
-              <w:rPr>
-                <w:rFonts w:ascii="Times New Roman" w:hAnsi="Times New Roman" w:cs="Times New Roman" w:eastAsia="SimSun"/>
-              </w:rPr>
-              <m:t>O</m:t>
-            </m:r>
-          </m:e>
-          <m:sub>
-            <m:r>
-              <w:rPr>
-                <w:rFonts w:ascii="Times New Roman" w:hAnsi="Times New Roman" w:cs="Times New Roman" w:eastAsia="SimSun"/>
-              </w:rPr>
-              <m:t>2</m:t>
-            </m:r>
-          </m:sub>
-        </m:sSub>
-      </m:oMath>
-      <w:r>
-        <w:t xml:space="preserve"> </w:t>
-      </w:r>
-      <w:r>
-        <w:rPr>
-          <w:rFonts w:ascii="Times New Roman" w:hAnsi="Times New Roman" w:cs="Times New Roman" w:eastAsia="SimSun"/>
-        </w:rPr>
-        <w:t xml:space="preserve">时，体系中立刻产生红褐色片状沉淀，略微摇荡后沉淀溶解。后续调</w:t>
-      </w:r>
-      <w:r>
-        <w:t xml:space="preserve"> pH </w:t>
-      </w:r>
-      <w:r>
-        <w:rPr>
-          <w:rFonts w:ascii="Times New Roman" w:hAnsi="Times New Roman" w:cs="Times New Roman" w:eastAsia="SimSun"/>
-        </w:rPr>
-        <w:t xml:space="preserve">过程中，没有观察到该红褐色沉淀的产生，而是在烧杯底部观察到一层蓝绿色沉淀。根据你的理解，分别写出这两种沉淀的主要成分，已知这两种沉淀中均不含</w:t>
-      </w:r>
-      <w:r>
-        <w:t xml:space="preserve"> Fe </w:t>
-      </w:r>
-      <w:r>
-        <w:rPr>
-          <w:rFonts w:ascii="Times New Roman" w:hAnsi="Times New Roman" w:cs="Times New Roman" w:eastAsia="SimSun"/>
-        </w:rPr>
-        <w:t xml:space="preserve">和</w:t>
-      </w:r>
-      <w:r>
-        <w:t xml:space="preserve"> Si。</w:t>
+        <w:t xml:space="preserve">9-1-2 </w:t>
+      </w:r>
+      <w:r>
+        <w:rPr>
+          <w:rFonts w:ascii="Times New Roman" w:hAnsi="Times New Roman" w:cs="Times New Roman" w:eastAsia="SimSun"/>
+        </w:rPr>
+        <w:t xml:space="preserve">分别解释划线处操作的作用。</w:t>
       </w:r>
     </w:p>
     <w:p>
@@ -25236,92 +25170,18 @@
         <w:spacing w:before="0" w:after="0" w:line="276" w:lineRule="auto"/>
       </w:pPr>
       <w:r>
-        <w:t xml:space="preserve">3.1.4 </w:t>
-      </w:r>
-      <w:r>
-        <w:rPr>
-          <w:rFonts w:ascii="Times New Roman" w:hAnsi="Times New Roman" w:cs="Times New Roman" w:eastAsia="SimSun"/>
-        </w:rPr>
-        <w:t xml:space="preserve">此处对铁的氧化也可以在中性微酸（</w:t>
+        <w:t xml:space="preserve">9-1-3 </w:t>
+      </w:r>
+      <w:r>
+        <w:rPr>
+          <w:rFonts w:ascii="Times New Roman" w:hAnsi="Times New Roman" w:cs="Times New Roman" w:eastAsia="SimSun"/>
+        </w:rPr>
+        <w:t xml:space="preserve">高松灯在进行实验时观察到了如下现象：在滴加</w:t>
       </w:r>
       <w:r>
         <w:t xml:space="preserve"> </w:t>
       </w:r>
       <m:oMath>
-        <m:r>
-          <m:rPr>
-            <m:sty m:val="p"/>
-          </m:rPr>
-          <w:rPr>
-            <w:rFonts w:ascii="Times New Roman" w:hAnsi="Times New Roman" w:cs="Times New Roman" w:eastAsia="SimSun"/>
-          </w:rPr>
-          <m:t>p</m:t>
-        </m:r>
-        <m:r>
-          <m:rPr>
-            <m:sty m:val="p"/>
-          </m:rPr>
-          <w:rPr>
-            <w:rFonts w:ascii="Times New Roman" w:hAnsi="Times New Roman" w:cs="Times New Roman" w:eastAsia="SimSun"/>
-          </w:rPr>
-          <m:t>H</m:t>
-        </m:r>
-        <m:r>
-          <m:rPr>
-            <m:sty m:val="p"/>
-          </m:rPr>
-          <w:rPr>
-            <w:rFonts w:ascii="Times New Roman" w:hAnsi="Times New Roman" w:cs="Times New Roman" w:eastAsia="SimSun"/>
-          </w:rPr>
-          <m:t>≈</m:t>
-        </m:r>
-        <m:r>
-          <w:rPr>
-            <w:rFonts w:ascii="Times New Roman" w:hAnsi="Times New Roman" w:cs="Times New Roman" w:eastAsia="SimSun"/>
-          </w:rPr>
-          <m:t>6</m:t>
-        </m:r>
-      </m:oMath>
-      <w:r>
-        <w:t xml:space="preserve"> </w:t>
-      </w:r>
-      <w:r>
-        <w:rPr>
-          <w:rFonts w:ascii="Times New Roman" w:hAnsi="Times New Roman" w:cs="Times New Roman" w:eastAsia="SimSun"/>
-        </w:rPr>
-        <w:t xml:space="preserve">）的条件下用</w:t>
-      </w:r>
-      <w:r>
-        <w:t xml:space="preserve"> </w:t>
-      </w:r>
-      <m:oMath>
-        <m:r>
-          <m:rPr>
-            <m:sty m:val="p"/>
-          </m:rPr>
-          <w:rPr>
-            <w:rFonts w:ascii="Times New Roman" w:hAnsi="Times New Roman" w:cs="Times New Roman" w:eastAsia="SimSun"/>
-          </w:rPr>
-          <m:t>K</m:t>
-        </m:r>
-        <m:r>
-          <m:rPr>
-            <m:sty m:val="p"/>
-          </m:rPr>
-          <w:rPr>
-            <w:rFonts w:ascii="Times New Roman" w:hAnsi="Times New Roman" w:cs="Times New Roman" w:eastAsia="SimSun"/>
-          </w:rPr>
-          <m:t>M</m:t>
-        </m:r>
-        <m:r>
-          <m:rPr>
-            <m:sty m:val="p"/>
-          </m:rPr>
-          <w:rPr>
-            <w:rFonts w:ascii="Times New Roman" w:hAnsi="Times New Roman" w:cs="Times New Roman" w:eastAsia="SimSun"/>
-          </w:rPr>
-          <m:t>n</m:t>
-        </m:r>
         <m:sSub>
           <m:e>
             <m:r>
@@ -25331,18 +25191,36 @@
               <w:rPr>
                 <w:rFonts w:ascii="Times New Roman" w:hAnsi="Times New Roman" w:cs="Times New Roman" w:eastAsia="SimSun"/>
               </w:rPr>
+              <m:t>H</m:t>
+            </m:r>
+          </m:e>
+          <m:sub>
+            <m:r>
+              <w:rPr>
+                <w:rFonts w:ascii="Times New Roman" w:hAnsi="Times New Roman" w:cs="Times New Roman" w:eastAsia="SimSun"/>
+              </w:rPr>
+              <m:t>2</m:t>
+            </m:r>
+          </m:sub>
+        </m:sSub>
+        <m:sSub>
+          <m:e>
+            <m:r>
+              <m:rPr>
+                <m:sty m:val="p"/>
+              </m:rPr>
+              <w:rPr>
+                <w:rFonts w:ascii="Times New Roman" w:hAnsi="Times New Roman" w:cs="Times New Roman" w:eastAsia="SimSun"/>
+              </w:rPr>
               <m:t>O</m:t>
             </m:r>
           </m:e>
           <m:sub>
             <m:r>
-              <m:rPr>
-                <m:sty m:val="p"/>
-              </m:rPr>
-              <w:rPr>
-                <w:rFonts w:ascii="Times New Roman" w:hAnsi="Times New Roman" w:cs="Times New Roman" w:eastAsia="SimSun"/>
-              </w:rPr>
-              <m:t>4</m:t>
+              <w:rPr>
+                <w:rFonts w:ascii="Times New Roman" w:hAnsi="Times New Roman" w:cs="Times New Roman" w:eastAsia="SimSun"/>
+              </w:rPr>
+              <m:t>2</m:t>
             </m:r>
           </m:sub>
         </m:sSub>
@@ -25354,211 +25232,28 @@
         <w:rPr>
           <w:rFonts w:ascii="Times New Roman" w:hAnsi="Times New Roman" w:cs="Times New Roman" w:eastAsia="SimSun"/>
         </w:rPr>
-        <w:t xml:space="preserve">进行，生成的</w:t>
-      </w:r>
-      <w:r>
-        <w:t xml:space="preserve"> </w:t>
-      </w:r>
-      <m:oMath>
-        <m:r>
-          <m:rPr>
-            <m:sty m:val="p"/>
-          </m:rPr>
-          <w:rPr>
-            <w:rFonts w:ascii="Times New Roman" w:hAnsi="Times New Roman" w:cs="Times New Roman" w:eastAsia="SimSun"/>
-          </w:rPr>
-          <m:t>M</m:t>
-        </m:r>
-        <m:r>
-          <m:rPr>
-            <m:sty m:val="p"/>
-          </m:rPr>
-          <w:rPr>
-            <w:rFonts w:ascii="Times New Roman" w:hAnsi="Times New Roman" w:cs="Times New Roman" w:eastAsia="SimSun"/>
-          </w:rPr>
-          <m:t>n</m:t>
-        </m:r>
-        <m:sSub>
-          <m:e>
-            <m:r>
-              <m:rPr>
-                <m:sty m:val="p"/>
-              </m:rPr>
-              <w:rPr>
-                <w:rFonts w:ascii="Times New Roman" w:hAnsi="Times New Roman" w:cs="Times New Roman" w:eastAsia="SimSun"/>
-              </w:rPr>
-              <m:t>O</m:t>
-            </m:r>
-          </m:e>
-          <m:sub>
-            <m:r>
-              <m:rPr>
-                <m:sty m:val="p"/>
-              </m:rPr>
-              <w:rPr>
-                <w:rFonts w:ascii="Times New Roman" w:hAnsi="Times New Roman" w:cs="Times New Roman" w:eastAsia="SimSun"/>
-              </w:rPr>
-              <m:t>2</m:t>
-            </m:r>
-          </m:sub>
-        </m:sSub>
-      </m:oMath>
-      <w:r>
-        <w:t xml:space="preserve"> </w:t>
-      </w:r>
-      <w:r>
-        <w:rPr>
-          <w:rFonts w:ascii="Times New Roman" w:hAnsi="Times New Roman" w:cs="Times New Roman" w:eastAsia="SimSun"/>
-        </w:rPr>
-        <w:t xml:space="preserve">可以与</w:t>
-      </w:r>
-      <w:r>
-        <w:t xml:space="preserve"> </w:t>
-      </w:r>
-      <m:oMath>
-        <m:r>
-          <m:rPr>
-            <m:sty m:val="p"/>
-          </m:rPr>
-          <w:rPr>
-            <w:rFonts w:ascii="Times New Roman" w:hAnsi="Times New Roman" w:cs="Times New Roman" w:eastAsia="SimSun"/>
-          </w:rPr>
-          <m:t>F</m:t>
-        </m:r>
-        <m:r>
-          <m:rPr>
-            <m:sty m:val="p"/>
-          </m:rPr>
-          <w:rPr>
-            <w:rFonts w:ascii="Times New Roman" w:hAnsi="Times New Roman" w:cs="Times New Roman" w:eastAsia="SimSun"/>
-          </w:rPr>
-          <m:t>e</m:t>
-        </m:r>
-        <m:r>
-          <m:rPr>
-            <m:sty m:val="p"/>
-          </m:rPr>
-          <w:rPr>
-            <w:rFonts w:ascii="Times New Roman" w:hAnsi="Times New Roman" w:cs="Times New Roman" w:eastAsia="SimSun"/>
-          </w:rPr>
-          <m:t>(</m:t>
-        </m:r>
-        <m:r>
-          <m:rPr>
-            <m:sty m:val="p"/>
-          </m:rPr>
-          <w:rPr>
-            <w:rFonts w:ascii="Times New Roman" w:hAnsi="Times New Roman" w:cs="Times New Roman" w:eastAsia="SimSun"/>
-          </w:rPr>
-          <m:t>O</m:t>
-        </m:r>
-        <m:r>
-          <m:rPr>
-            <m:sty m:val="p"/>
-          </m:rPr>
-          <w:rPr>
-            <w:rFonts w:ascii="Times New Roman" w:hAnsi="Times New Roman" w:cs="Times New Roman" w:eastAsia="SimSun"/>
-          </w:rPr>
-          <m:t>H</m:t>
-        </m:r>
-        <m:sSub>
-          <m:e>
-            <m:r>
-              <m:rPr>
-                <m:sty m:val="p"/>
-              </m:rPr>
-              <w:rPr>
-                <w:rFonts w:ascii="Times New Roman" w:hAnsi="Times New Roman" w:cs="Times New Roman" w:eastAsia="SimSun"/>
-              </w:rPr>
-              <m:t>)</m:t>
-            </m:r>
-          </m:e>
-          <m:sub>
-            <m:r>
-              <m:rPr>
-                <m:sty m:val="p"/>
-              </m:rPr>
-              <w:rPr>
-                <w:rFonts w:ascii="Times New Roman" w:hAnsi="Times New Roman" w:cs="Times New Roman" w:eastAsia="SimSun"/>
-              </w:rPr>
-              <m:t>3</m:t>
-            </m:r>
-          </m:sub>
-        </m:sSub>
-      </m:oMath>
-      <w:r>
-        <w:t xml:space="preserve"> </w:t>
-      </w:r>
-      <w:r>
-        <w:rPr>
-          <w:rFonts w:ascii="Times New Roman" w:hAnsi="Times New Roman" w:cs="Times New Roman" w:eastAsia="SimSun"/>
-        </w:rPr>
-        <w:t xml:space="preserve">共沉淀便于后续过滤，稍过量的</w:t>
-      </w:r>
-      <w:r>
-        <w:t xml:space="preserve"> </w:t>
-      </w:r>
-      <m:oMath>
-        <m:r>
-          <m:rPr>
-            <m:sty m:val="p"/>
-          </m:rPr>
-          <w:rPr>
-            <w:rFonts w:ascii="Times New Roman" w:hAnsi="Times New Roman" w:cs="Times New Roman" w:eastAsia="SimSun"/>
-          </w:rPr>
-          <m:t>K</m:t>
-        </m:r>
-        <m:r>
-          <m:rPr>
-            <m:sty m:val="p"/>
-          </m:rPr>
-          <w:rPr>
-            <w:rFonts w:ascii="Times New Roman" w:hAnsi="Times New Roman" w:cs="Times New Roman" w:eastAsia="SimSun"/>
-          </w:rPr>
-          <m:t>M</m:t>
-        </m:r>
-        <m:r>
-          <m:rPr>
-            <m:sty m:val="p"/>
-          </m:rPr>
-          <w:rPr>
-            <w:rFonts w:ascii="Times New Roman" w:hAnsi="Times New Roman" w:cs="Times New Roman" w:eastAsia="SimSun"/>
-          </w:rPr>
-          <m:t>n</m:t>
-        </m:r>
-        <m:sSub>
-          <m:e>
-            <m:r>
-              <m:rPr>
-                <m:sty m:val="p"/>
-              </m:rPr>
-              <w:rPr>
-                <w:rFonts w:ascii="Times New Roman" w:hAnsi="Times New Roman" w:cs="Times New Roman" w:eastAsia="SimSun"/>
-              </w:rPr>
-              <m:t>O</m:t>
-            </m:r>
-          </m:e>
-          <m:sub>
-            <m:r>
-              <m:rPr>
-                <m:sty m:val="p"/>
-              </m:rPr>
-              <w:rPr>
-                <w:rFonts w:ascii="Times New Roman" w:hAnsi="Times New Roman" w:cs="Times New Roman" w:eastAsia="SimSun"/>
-              </w:rPr>
-              <m:t>4</m:t>
-            </m:r>
-          </m:sub>
-        </m:sSub>
-      </m:oMath>
-      <w:r>
-        <w:t xml:space="preserve"> </w:t>
-      </w:r>
-      <w:r>
-        <w:rPr>
-          <w:rFonts w:ascii="Times New Roman" w:hAnsi="Times New Roman" w:cs="Times New Roman" w:eastAsia="SimSun"/>
-        </w:rPr>
-        <w:t xml:space="preserve">也可以通过加热除去。</w:t>
+        <w:t xml:space="preserve">时，体系中立刻产生红褐色片状沉淀，略微摇荡后沉淀溶解。后续调</w:t>
+      </w:r>
+      <w:r>
+        <w:t xml:space="preserve"> pH </w:t>
+      </w:r>
+      <w:r>
+        <w:rPr>
+          <w:rFonts w:ascii="Times New Roman" w:hAnsi="Times New Roman" w:cs="Times New Roman" w:eastAsia="SimSun"/>
+        </w:rPr>
+        <w:t xml:space="preserve">过程中，没有观察到该红褐色沉淀的产生，而是在烧杯底部观察到一层蓝绿色沉淀。根据你的理解，分别写出这两种沉淀的主要成分，已知这两种沉淀中均不含</w:t>
+      </w:r>
+      <w:r>
+        <w:t xml:space="preserve"> Fe </w:t>
+      </w:r>
+      <w:r>
+        <w:rPr>
+          <w:rFonts w:ascii="Times New Roman" w:hAnsi="Times New Roman" w:cs="Times New Roman" w:eastAsia="SimSun"/>
+        </w:rPr>
+        <w:t xml:space="preserve">和</w:t>
+      </w:r>
+      <w:r>
+        <w:t xml:space="preserve"> Si。</w:t>
       </w:r>
     </w:p>
     <w:p>
@@ -25567,13 +25262,329 @@
         <w:spacing w:before="0" w:after="0" w:line="276" w:lineRule="auto"/>
       </w:pPr>
       <w:r>
-        <w:t xml:space="preserve">3.1.4.1 </w:t>
-      </w:r>
-      <w:r>
-        <w:rPr>
-          <w:rFonts w:ascii="Times New Roman" w:hAnsi="Times New Roman" w:cs="Times New Roman" w:eastAsia="SimSun"/>
-        </w:rPr>
-        <w:t xml:space="preserve">写出此处氧化铁的方程式。</w:t>
+        <w:t xml:space="preserve">9-1-4 </w:t>
+      </w:r>
+      <w:r>
+        <w:rPr>
+          <w:rFonts w:ascii="Times New Roman" w:hAnsi="Times New Roman" w:cs="Times New Roman" w:eastAsia="SimSun"/>
+        </w:rPr>
+        <w:t xml:space="preserve">此处对铁的氧化也可以在中性微酸（</w:t>
+      </w:r>
+      <w:r>
+        <w:t xml:space="preserve"> </w:t>
+      </w:r>
+      <m:oMath>
+        <m:r>
+          <m:rPr>
+            <m:sty m:val="p"/>
+          </m:rPr>
+          <w:rPr>
+            <w:rFonts w:ascii="Times New Roman" w:hAnsi="Times New Roman" w:cs="Times New Roman" w:eastAsia="SimSun"/>
+          </w:rPr>
+          <m:t>p</m:t>
+        </m:r>
+        <m:r>
+          <m:rPr>
+            <m:sty m:val="p"/>
+          </m:rPr>
+          <w:rPr>
+            <w:rFonts w:ascii="Times New Roman" w:hAnsi="Times New Roman" w:cs="Times New Roman" w:eastAsia="SimSun"/>
+          </w:rPr>
+          <m:t>H</m:t>
+        </m:r>
+        <m:r>
+          <m:rPr>
+            <m:sty m:val="p"/>
+          </m:rPr>
+          <w:rPr>
+            <w:rFonts w:ascii="Times New Roman" w:hAnsi="Times New Roman" w:cs="Times New Roman" w:eastAsia="SimSun"/>
+          </w:rPr>
+          <m:t>≈</m:t>
+        </m:r>
+        <m:r>
+          <w:rPr>
+            <w:rFonts w:ascii="Times New Roman" w:hAnsi="Times New Roman" w:cs="Times New Roman" w:eastAsia="SimSun"/>
+          </w:rPr>
+          <m:t>6</m:t>
+        </m:r>
+      </m:oMath>
+      <w:r>
+        <w:t xml:space="preserve"> </w:t>
+      </w:r>
+      <w:r>
+        <w:rPr>
+          <w:rFonts w:ascii="Times New Roman" w:hAnsi="Times New Roman" w:cs="Times New Roman" w:eastAsia="SimSun"/>
+        </w:rPr>
+        <w:t xml:space="preserve">）的条件下用</w:t>
+      </w:r>
+      <w:r>
+        <w:t xml:space="preserve"> </w:t>
+      </w:r>
+      <m:oMath>
+        <m:r>
+          <m:rPr>
+            <m:sty m:val="p"/>
+          </m:rPr>
+          <w:rPr>
+            <w:rFonts w:ascii="Times New Roman" w:hAnsi="Times New Roman" w:cs="Times New Roman" w:eastAsia="SimSun"/>
+          </w:rPr>
+          <m:t>K</m:t>
+        </m:r>
+        <m:r>
+          <m:rPr>
+            <m:sty m:val="p"/>
+          </m:rPr>
+          <w:rPr>
+            <w:rFonts w:ascii="Times New Roman" w:hAnsi="Times New Roman" w:cs="Times New Roman" w:eastAsia="SimSun"/>
+          </w:rPr>
+          <m:t>M</m:t>
+        </m:r>
+        <m:r>
+          <m:rPr>
+            <m:sty m:val="p"/>
+          </m:rPr>
+          <w:rPr>
+            <w:rFonts w:ascii="Times New Roman" w:hAnsi="Times New Roman" w:cs="Times New Roman" w:eastAsia="SimSun"/>
+          </w:rPr>
+          <m:t>n</m:t>
+        </m:r>
+        <m:sSub>
+          <m:e>
+            <m:r>
+              <m:rPr>
+                <m:sty m:val="p"/>
+              </m:rPr>
+              <w:rPr>
+                <w:rFonts w:ascii="Times New Roman" w:hAnsi="Times New Roman" w:cs="Times New Roman" w:eastAsia="SimSun"/>
+              </w:rPr>
+              <m:t>O</m:t>
+            </m:r>
+          </m:e>
+          <m:sub>
+            <m:r>
+              <m:rPr>
+                <m:sty m:val="p"/>
+              </m:rPr>
+              <w:rPr>
+                <w:rFonts w:ascii="Times New Roman" w:hAnsi="Times New Roman" w:cs="Times New Roman" w:eastAsia="SimSun"/>
+              </w:rPr>
+              <m:t>4</m:t>
+            </m:r>
+          </m:sub>
+        </m:sSub>
+      </m:oMath>
+      <w:r>
+        <w:t xml:space="preserve"> </w:t>
+      </w:r>
+      <w:r>
+        <w:rPr>
+          <w:rFonts w:ascii="Times New Roman" w:hAnsi="Times New Roman" w:cs="Times New Roman" w:eastAsia="SimSun"/>
+        </w:rPr>
+        <w:t xml:space="preserve">进行，生成的</w:t>
+      </w:r>
+      <w:r>
+        <w:t xml:space="preserve"> </w:t>
+      </w:r>
+      <m:oMath>
+        <m:r>
+          <m:rPr>
+            <m:sty m:val="p"/>
+          </m:rPr>
+          <w:rPr>
+            <w:rFonts w:ascii="Times New Roman" w:hAnsi="Times New Roman" w:cs="Times New Roman" w:eastAsia="SimSun"/>
+          </w:rPr>
+          <m:t>M</m:t>
+        </m:r>
+        <m:r>
+          <m:rPr>
+            <m:sty m:val="p"/>
+          </m:rPr>
+          <w:rPr>
+            <w:rFonts w:ascii="Times New Roman" w:hAnsi="Times New Roman" w:cs="Times New Roman" w:eastAsia="SimSun"/>
+          </w:rPr>
+          <m:t>n</m:t>
+        </m:r>
+        <m:sSub>
+          <m:e>
+            <m:r>
+              <m:rPr>
+                <m:sty m:val="p"/>
+              </m:rPr>
+              <w:rPr>
+                <w:rFonts w:ascii="Times New Roman" w:hAnsi="Times New Roman" w:cs="Times New Roman" w:eastAsia="SimSun"/>
+              </w:rPr>
+              <m:t>O</m:t>
+            </m:r>
+          </m:e>
+          <m:sub>
+            <m:r>
+              <m:rPr>
+                <m:sty m:val="p"/>
+              </m:rPr>
+              <w:rPr>
+                <w:rFonts w:ascii="Times New Roman" w:hAnsi="Times New Roman" w:cs="Times New Roman" w:eastAsia="SimSun"/>
+              </w:rPr>
+              <m:t>2</m:t>
+            </m:r>
+          </m:sub>
+        </m:sSub>
+      </m:oMath>
+      <w:r>
+        <w:t xml:space="preserve"> </w:t>
+      </w:r>
+      <w:r>
+        <w:rPr>
+          <w:rFonts w:ascii="Times New Roman" w:hAnsi="Times New Roman" w:cs="Times New Roman" w:eastAsia="SimSun"/>
+        </w:rPr>
+        <w:t xml:space="preserve">可以与</w:t>
+      </w:r>
+      <w:r>
+        <w:t xml:space="preserve"> </w:t>
+      </w:r>
+      <m:oMath>
+        <m:r>
+          <m:rPr>
+            <m:sty m:val="p"/>
+          </m:rPr>
+          <w:rPr>
+            <w:rFonts w:ascii="Times New Roman" w:hAnsi="Times New Roman" w:cs="Times New Roman" w:eastAsia="SimSun"/>
+          </w:rPr>
+          <m:t>F</m:t>
+        </m:r>
+        <m:r>
+          <m:rPr>
+            <m:sty m:val="p"/>
+          </m:rPr>
+          <w:rPr>
+            <w:rFonts w:ascii="Times New Roman" w:hAnsi="Times New Roman" w:cs="Times New Roman" w:eastAsia="SimSun"/>
+          </w:rPr>
+          <m:t>e</m:t>
+        </m:r>
+        <m:r>
+          <m:rPr>
+            <m:sty m:val="p"/>
+          </m:rPr>
+          <w:rPr>
+            <w:rFonts w:ascii="Times New Roman" w:hAnsi="Times New Roman" w:cs="Times New Roman" w:eastAsia="SimSun"/>
+          </w:rPr>
+          <m:t>(</m:t>
+        </m:r>
+        <m:r>
+          <m:rPr>
+            <m:sty m:val="p"/>
+          </m:rPr>
+          <w:rPr>
+            <w:rFonts w:ascii="Times New Roman" w:hAnsi="Times New Roman" w:cs="Times New Roman" w:eastAsia="SimSun"/>
+          </w:rPr>
+          <m:t>O</m:t>
+        </m:r>
+        <m:r>
+          <m:rPr>
+            <m:sty m:val="p"/>
+          </m:rPr>
+          <w:rPr>
+            <w:rFonts w:ascii="Times New Roman" w:hAnsi="Times New Roman" w:cs="Times New Roman" w:eastAsia="SimSun"/>
+          </w:rPr>
+          <m:t>H</m:t>
+        </m:r>
+        <m:sSub>
+          <m:e>
+            <m:r>
+              <m:rPr>
+                <m:sty m:val="p"/>
+              </m:rPr>
+              <w:rPr>
+                <w:rFonts w:ascii="Times New Roman" w:hAnsi="Times New Roman" w:cs="Times New Roman" w:eastAsia="SimSun"/>
+              </w:rPr>
+              <m:t>)</m:t>
+            </m:r>
+          </m:e>
+          <m:sub>
+            <m:r>
+              <m:rPr>
+                <m:sty m:val="p"/>
+              </m:rPr>
+              <w:rPr>
+                <w:rFonts w:ascii="Times New Roman" w:hAnsi="Times New Roman" w:cs="Times New Roman" w:eastAsia="SimSun"/>
+              </w:rPr>
+              <m:t>3</m:t>
+            </m:r>
+          </m:sub>
+        </m:sSub>
+      </m:oMath>
+      <w:r>
+        <w:t xml:space="preserve"> </w:t>
+      </w:r>
+      <w:r>
+        <w:rPr>
+          <w:rFonts w:ascii="Times New Roman" w:hAnsi="Times New Roman" w:cs="Times New Roman" w:eastAsia="SimSun"/>
+        </w:rPr>
+        <w:t xml:space="preserve">共沉淀便于后续过滤，稍过量的</w:t>
+      </w:r>
+      <w:r>
+        <w:t xml:space="preserve"> </w:t>
+      </w:r>
+      <m:oMath>
+        <m:r>
+          <m:rPr>
+            <m:sty m:val="p"/>
+          </m:rPr>
+          <w:rPr>
+            <w:rFonts w:ascii="Times New Roman" w:hAnsi="Times New Roman" w:cs="Times New Roman" w:eastAsia="SimSun"/>
+          </w:rPr>
+          <m:t>K</m:t>
+        </m:r>
+        <m:r>
+          <m:rPr>
+            <m:sty m:val="p"/>
+          </m:rPr>
+          <w:rPr>
+            <w:rFonts w:ascii="Times New Roman" w:hAnsi="Times New Roman" w:cs="Times New Roman" w:eastAsia="SimSun"/>
+          </w:rPr>
+          <m:t>M</m:t>
+        </m:r>
+        <m:r>
+          <m:rPr>
+            <m:sty m:val="p"/>
+          </m:rPr>
+          <w:rPr>
+            <w:rFonts w:ascii="Times New Roman" w:hAnsi="Times New Roman" w:cs="Times New Roman" w:eastAsia="SimSun"/>
+          </w:rPr>
+          <m:t>n</m:t>
+        </m:r>
+        <m:sSub>
+          <m:e>
+            <m:r>
+              <m:rPr>
+                <m:sty m:val="p"/>
+              </m:rPr>
+              <w:rPr>
+                <w:rFonts w:ascii="Times New Roman" w:hAnsi="Times New Roman" w:cs="Times New Roman" w:eastAsia="SimSun"/>
+              </w:rPr>
+              <m:t>O</m:t>
+            </m:r>
+          </m:e>
+          <m:sub>
+            <m:r>
+              <m:rPr>
+                <m:sty m:val="p"/>
+              </m:rPr>
+              <w:rPr>
+                <w:rFonts w:ascii="Times New Roman" w:hAnsi="Times New Roman" w:cs="Times New Roman" w:eastAsia="SimSun"/>
+              </w:rPr>
+              <m:t>4</m:t>
+            </m:r>
+          </m:sub>
+        </m:sSub>
+      </m:oMath>
+      <w:r>
+        <w:t xml:space="preserve"> </w:t>
+      </w:r>
+      <w:r>
+        <w:rPr>
+          <w:rFonts w:ascii="Times New Roman" w:hAnsi="Times New Roman" w:cs="Times New Roman" w:eastAsia="SimSun"/>
+        </w:rPr>
+        <w:t xml:space="preserve">也可以通过加热除去。</w:t>
       </w:r>
     </w:p>
     <w:p>
@@ -25582,7 +25593,22 @@
         <w:spacing w:before="0" w:after="0" w:line="276" w:lineRule="auto"/>
       </w:pPr>
       <w:r>
-        <w:t xml:space="preserve">3.1.4.2 </w:t>
+        <w:t xml:space="preserve">9-1-4-1 </w:t>
+      </w:r>
+      <w:r>
+        <w:rPr>
+          <w:rFonts w:ascii="Times New Roman" w:hAnsi="Times New Roman" w:cs="Times New Roman" w:eastAsia="SimSun"/>
+        </w:rPr>
+        <w:t xml:space="preserve">写出此处氧化铁的方程式。</w:t>
+      </w:r>
+    </w:p>
+    <w:p>
+      <w:pPr>
+        <w:pStyle w:val="BodyText"/>
+        <w:spacing w:before="0" w:after="0" w:line="276" w:lineRule="auto"/>
+      </w:pPr>
+      <w:r>
+        <w:t xml:space="preserve">9-1-4-2 </w:t>
       </w:r>
       <w:r>
         <w:rPr>
@@ -25644,7 +25670,7 @@
         <w:rPr>
           <w:rFonts w:ascii="Times New Roman" w:hAnsi="Times New Roman" w:cs="Times New Roman" w:eastAsia="SimSun"/>
         </w:rPr>
-        <w:t xml:space="preserve">进行反应，解释原因。3.2</w:t>
+        <w:t xml:space="preserve">进行反应，解释原因。9-2</w:t>
       </w:r>
       <w:r>
         <w:t xml:space="preserve"> </w:t>
@@ -25719,7 +25745,7 @@
         <w:spacing w:before="0" w:after="0" w:line="276" w:lineRule="auto"/>
       </w:pPr>
       <w:r>
-        <w:t xml:space="preserve">3.2.1 </w:t>
+        <w:t xml:space="preserve">9-2-1 </w:t>
       </w:r>
       <w:r>
         <w:rPr>
@@ -25740,7 +25766,7 @@
         <w:spacing w:before="0" w:after="0" w:line="276" w:lineRule="auto"/>
       </w:pPr>
       <w:r>
-        <w:t xml:space="preserve">3.2.2 </w:t>
+        <w:t xml:space="preserve">9-2-2 </w:t>
       </w:r>
       <w:r>
         <w:rPr>
@@ -25755,7 +25781,7 @@
         <w:spacing w:before="0" w:after="0" w:line="276" w:lineRule="auto"/>
       </w:pPr>
       <w:r>
-        <w:t xml:space="preserve">3.3 </w:t>
+        <w:t xml:space="preserve">9-3 </w:t>
       </w:r>
       <w:r>
         <w:rPr>
@@ -26159,7 +26185,7 @@
         <w:spacing w:before="0" w:after="0" w:line="276" w:lineRule="auto"/>
       </w:pPr>
       <w:r>
-        <w:t xml:space="preserve">3.3.1 </w:t>
+        <w:t xml:space="preserve">9-3-1 </w:t>
       </w:r>
       <w:r>
         <w:rPr>
@@ -26174,7 +26200,7 @@
         <w:spacing w:before="0" w:after="0" w:line="276" w:lineRule="auto"/>
       </w:pPr>
       <w:r>
-        <w:t xml:space="preserve">3.3.2 </w:t>
+        <w:t xml:space="preserve">9-3-2 </w:t>
       </w:r>
       <w:r>
         <w:rPr>
@@ -26490,7 +26516,8 @@
         <w:t xml:space="preserve">的质量分数。</w:t>
       </w:r>
     </w:p>
-    <w:bookmarkStart w:id="114" w:name="第-10-题9-分"/>
+    <w:bookmarkEnd w:id="103"/>
+    <w:bookmarkStart w:id="113" w:name="第-10-题9-分含微小气泡的二氧化碳水溶液中的起泡现象"/>
     <w:p>
       <w:pPr>
         <w:pStyle w:val="Heading3"/>
@@ -26517,7 +26544,7 @@
         <w:rPr>
           <w:rFonts w:ascii="Times New Roman" w:hAnsi="Times New Roman" w:cs="Times New Roman" w:eastAsia="SimSun"/>
         </w:rPr>
-        <w:t xml:space="preserve">分）</w:t>
+        <w:t xml:space="preserve">分）含微小气泡的二氧化碳水溶液中的起泡现象</w:t>
       </w:r>
     </w:p>
     <w:p>
@@ -26871,18 +26898,18 @@
           <wp:inline>
             <wp:extent cx="3024000" cy="1442276"/>
             <wp:effectExtent b="0" l="0" r="0" t="0"/>
-            <wp:docPr descr="" title="" id="106" name="Picture"/>
+            <wp:docPr descr="" title="" id="105" name="Picture"/>
             <a:graphic>
               <a:graphicData uri="http://schemas.openxmlformats.org/drawingml/2006/picture">
                 <pic:pic>
                   <pic:nvPicPr>
-                    <pic:cNvPr descr="5710eecc1877457e0aac821e3a2444b792ce10cba7b1a5cedbda5a44ee4147b0.jpg" id="107" name="Picture"/>
+                    <pic:cNvPr descr="5710eecc1877457e0aac821e3a2444b792ce10cba7b1a5cedbda5a44ee4147b0.jpg" id="106" name="Picture"/>
                     <pic:cNvPicPr>
                       <a:picLocks noChangeArrowheads="1" noChangeAspect="1"/>
                     </pic:cNvPicPr>
                   </pic:nvPicPr>
                   <pic:blipFill>
-                    <a:blip r:embed="rId105"/>
+                    <a:blip r:embed="rId104"/>
                     <a:stretch>
                       <a:fillRect/>
                     </a:stretch>
@@ -27713,18 +27740,18 @@
                 <wp:inline>
                   <wp:extent cx="2406600" cy="1241734"/>
                   <wp:effectExtent b="0" l="0" r="0" t="0"/>
-                  <wp:docPr descr="" title="" id="109" name="Picture"/>
+                  <wp:docPr descr="" title="" id="108" name="Picture"/>
                   <a:graphic>
                     <a:graphicData uri="http://schemas.openxmlformats.org/drawingml/2006/picture">
                       <pic:pic>
                         <pic:nvPicPr>
-                          <pic:cNvPr descr="1ef6944ecb02edc345af1e7c799ec440f8b95a67be4dcbb9ca90c0581d0530c7.jpg" id="110" name="Picture"/>
+                          <pic:cNvPr descr="1ef6944ecb02edc345af1e7c799ec440f8b95a67be4dcbb9ca90c0581d0530c7.jpg" id="109" name="Picture"/>
                           <pic:cNvPicPr>
                             <a:picLocks noChangeArrowheads="1" noChangeAspect="1"/>
                           </pic:cNvPicPr>
                         </pic:nvPicPr>
                         <pic:blipFill>
-                          <a:blip r:embed="rId108"/>
+                          <a:blip r:embed="rId107"/>
                           <a:stretch>
                             <a:fillRect/>
                           </a:stretch>
@@ -27767,18 +27794,18 @@
                 <wp:inline>
                   <wp:extent cx="2184674" cy="1655999"/>
                   <wp:effectExtent b="0" l="0" r="0" t="0"/>
-                  <wp:docPr descr="" title="" id="112" name="Picture"/>
+                  <wp:docPr descr="" title="" id="111" name="Picture"/>
                   <a:graphic>
                     <a:graphicData uri="http://schemas.openxmlformats.org/drawingml/2006/picture">
                       <pic:pic>
                         <pic:nvPicPr>
-                          <pic:cNvPr descr="96ea08d2500c9bdb2bfcf5149af01013e005963ef3f593d2ea81ade26fcacaf4.jpg" id="113" name="Picture"/>
+                          <pic:cNvPr descr="96ea08d2500c9bdb2bfcf5149af01013e005963ef3f593d2ea81ade26fcacaf4.jpg" id="112" name="Picture"/>
                           <pic:cNvPicPr>
                             <a:picLocks noChangeArrowheads="1" noChangeAspect="1"/>
                           </pic:cNvPicPr>
                         </pic:nvPicPr>
                         <pic:blipFill>
-                          <a:blip r:embed="rId111"/>
+                          <a:blip r:embed="rId110"/>
                           <a:stretch>
                             <a:fillRect/>
                           </a:stretch>
@@ -28530,8 +28557,8 @@
         <w:t xml:space="preserve">）下对应的二氧化碳浓度会比未考虑时更高还是更低？</w:t>
       </w:r>
     </w:p>
-    <w:bookmarkEnd w:id="114"/>
-    <w:bookmarkStart w:id="121" w:name="第-11-题12-分"/>
+    <w:bookmarkEnd w:id="113"/>
+    <w:bookmarkStart w:id="120" w:name="第-11-题12-分硫单质的结构基序与液态硫聚合平衡"/>
     <w:p>
       <w:pPr>
         <w:pStyle w:val="Heading3"/>
@@ -28558,7 +28585,7 @@
         <w:rPr>
           <w:rFonts w:ascii="Times New Roman" w:hAnsi="Times New Roman" w:cs="Times New Roman" w:eastAsia="SimSun"/>
         </w:rPr>
-        <w:t xml:space="preserve">分）</w:t>
+        <w:t xml:space="preserve">分）硫单质的结构、基序与液态硫聚合平衡</w:t>
       </w:r>
     </w:p>
     <w:p>
@@ -28567,14 +28594,7 @@
         <w:spacing w:before="0" w:after="0" w:line="276" w:lineRule="auto"/>
       </w:pPr>
       <w:r>
-        <w:rPr>
-          <w:b/>
-          <w:bCs/>
-        </w:rPr>
-        <w:t xml:space="preserve">11-1</w:t>
-      </w:r>
-      <w:r>
-        <w:t xml:space="preserve"> </w:t>
+        <w:t xml:space="preserve">11-1 </w:t>
       </w:r>
       <w:r>
         <w:rPr>
@@ -28676,14 +28696,7 @@
         <w:spacing w:before="0" w:after="0" w:line="276" w:lineRule="auto"/>
       </w:pPr>
       <w:r>
-        <w:rPr>
-          <w:b/>
-          <w:bCs/>
-        </w:rPr>
-        <w:t xml:space="preserve">11-1-1</w:t>
-      </w:r>
-      <w:r>
-        <w:t xml:space="preserve"> </w:t>
+        <w:t xml:space="preserve">11-1-1 </w:t>
       </w:r>
       <w:r>
         <w:rPr>
@@ -28733,14 +28746,7 @@
         <w:spacing w:before="0" w:after="0" w:line="276" w:lineRule="auto"/>
       </w:pPr>
       <w:r>
-        <w:rPr>
-          <w:b/>
-          <w:bCs/>
-        </w:rPr>
-        <w:t xml:space="preserve">11-1-2</w:t>
-      </w:r>
-      <w:r>
-        <w:t xml:space="preserve"> </w:t>
+        <w:t xml:space="preserve">11-1-2 </w:t>
       </w:r>
       <w:r>
         <w:rPr>
@@ -28964,14 +28970,7 @@
         <w:spacing w:before="0" w:after="0" w:line="276" w:lineRule="auto"/>
       </w:pPr>
       <w:r>
-        <w:rPr>
-          <w:b/>
-          <w:bCs/>
-        </w:rPr>
-        <w:t xml:space="preserve">11-2</w:t>
-      </w:r>
-      <w:r>
-        <w:t xml:space="preserve"> </w:t>
+        <w:t xml:space="preserve">11-2 </w:t>
       </w:r>
       <w:r>
         <w:rPr>
@@ -29103,18 +29102,18 @@
           <wp:inline>
             <wp:extent cx="2609088" cy="957071"/>
             <wp:effectExtent b="0" l="0" r="0" t="0"/>
-            <wp:docPr descr="" title="" id="116" name="Picture"/>
+            <wp:docPr descr="" title="" id="115" name="Picture"/>
             <a:graphic>
               <a:graphicData uri="http://schemas.openxmlformats.org/drawingml/2006/picture">
                 <pic:pic>
                   <pic:nvPicPr>
-                    <pic:cNvPr descr="104ab7b22373a3dc44971653b35752246d7bdd1db1c930564e74b5e2d7d1789e.jpg" id="117" name="Picture"/>
+                    <pic:cNvPr descr="104ab7b22373a3dc44971653b35752246d7bdd1db1c930564e74b5e2d7d1789e.jpg" id="116" name="Picture"/>
                     <pic:cNvPicPr>
                       <a:picLocks noChangeArrowheads="1" noChangeAspect="1"/>
                     </pic:cNvPicPr>
                   </pic:nvPicPr>
                   <pic:blipFill>
-                    <a:blip r:embed="rId115"/>
+                    <a:blip r:embed="rId114"/>
                     <a:stretch>
                       <a:fillRect/>
                     </a:stretch>
@@ -29286,14 +29285,7 @@
         <w:spacing w:before="0" w:after="0" w:line="276" w:lineRule="auto"/>
       </w:pPr>
       <w:r>
-        <w:rPr>
-          <w:b/>
-          <w:bCs/>
-        </w:rPr>
-        <w:t xml:space="preserve">11-2-1</w:t>
-      </w:r>
-      <w:r>
-        <w:t xml:space="preserve"> </w:t>
+        <w:t xml:space="preserve">11-2-1 </w:t>
       </w:r>
       <w:r>
         <w:rPr>
@@ -29414,14 +29406,7 @@
         <w:spacing w:before="0" w:after="0" w:line="276" w:lineRule="auto"/>
       </w:pPr>
       <w:r>
-        <w:rPr>
-          <w:b/>
-          <w:bCs/>
-        </w:rPr>
-        <w:t xml:space="preserve">11-2-2</w:t>
-      </w:r>
-      <w:r>
-        <w:t xml:space="preserve"> </w:t>
+        <w:t xml:space="preserve">11-2-2 </w:t>
       </w:r>
       <w:r>
         <w:rPr>
@@ -29469,18 +29454,18 @@
           <wp:inline>
             <wp:extent cx="3023616" cy="1109471"/>
             <wp:effectExtent b="0" l="0" r="0" t="0"/>
-            <wp:docPr descr="" title="" id="119" name="Picture"/>
+            <wp:docPr descr="" title="" id="118" name="Picture"/>
             <a:graphic>
               <a:graphicData uri="http://schemas.openxmlformats.org/drawingml/2006/picture">
                 <pic:pic>
                   <pic:nvPicPr>
-                    <pic:cNvPr descr="a7bbb5441b19f87dbaacd3a1ea4f3605f0bc6390080134738072f34c6d785fde.jpg" id="120" name="Picture"/>
+                    <pic:cNvPr descr="a7bbb5441b19f87dbaacd3a1ea4f3605f0bc6390080134738072f34c6d785fde.jpg" id="119" name="Picture"/>
                     <pic:cNvPicPr>
                       <a:picLocks noChangeArrowheads="1" noChangeAspect="1"/>
                     </pic:cNvPicPr>
                   </pic:nvPicPr>
                   <pic:blipFill>
-                    <a:blip r:embed="rId118"/>
+                    <a:blip r:embed="rId117"/>
                     <a:stretch>
                       <a:fillRect/>
                     </a:stretch>
@@ -29703,14 +29688,7 @@
         <w:spacing w:before="0" w:after="0" w:line="276" w:lineRule="auto"/>
       </w:pPr>
       <w:r>
-        <w:rPr>
-          <w:b/>
-          <w:bCs/>
-        </w:rPr>
-        <w:t xml:space="preserve">11-2-3</w:t>
-      </w:r>
-      <w:r>
-        <w:t xml:space="preserve"> </w:t>
+        <w:t xml:space="preserve">11-2-3 </w:t>
       </w:r>
       <w:r>
         <w:rPr>
@@ -29900,14 +29878,7 @@
         <w:spacing w:before="0" w:after="0" w:line="276" w:lineRule="auto"/>
       </w:pPr>
       <w:r>
-        <w:rPr>
-          <w:b/>
-          <w:bCs/>
-        </w:rPr>
-        <w:t xml:space="preserve">11-3</w:t>
-      </w:r>
-      <w:r>
-        <w:t xml:space="preserve"> </w:t>
+        <w:t xml:space="preserve">11-3 </w:t>
       </w:r>
       <w:r>
         <w:rPr>
@@ -32160,14 +32131,7 @@
         <w:spacing w:before="0" w:after="0" w:line="276" w:lineRule="auto"/>
       </w:pPr>
       <w:r>
-        <w:rPr>
-          <w:b/>
-          <w:bCs/>
-        </w:rPr>
-        <w:t xml:space="preserve">11-3-1</w:t>
-      </w:r>
-      <w:r>
-        <w:t xml:space="preserve"> </w:t>
+        <w:t xml:space="preserve">11-3-1 </w:t>
       </w:r>
       <w:r>
         <w:rPr>
@@ -32226,14 +32190,7 @@
         <w:spacing w:before="0" w:after="0" w:line="276" w:lineRule="auto"/>
       </w:pPr>
       <w:r>
-        <w:rPr>
-          <w:b/>
-          <w:bCs/>
-        </w:rPr>
-        <w:t xml:space="preserve">11-3-2</w:t>
-      </w:r>
-      <w:r>
-        <w:t xml:space="preserve"> </w:t>
+        <w:t xml:space="preserve">11-3-2 </w:t>
       </w:r>
       <w:r>
         <w:rPr>
@@ -32355,14 +32312,7 @@
         <w:spacing w:before="0" w:after="0" w:line="276" w:lineRule="auto"/>
       </w:pPr>
       <w:r>
-        <w:rPr>
-          <w:b/>
-          <w:bCs/>
-        </w:rPr>
-        <w:t xml:space="preserve">11-3-3</w:t>
-      </w:r>
-      <w:r>
-        <w:t xml:space="preserve"> </w:t>
+        <w:t xml:space="preserve">11-3-3 </w:t>
       </w:r>
       <w:r>
         <w:rPr>
@@ -32447,14 +32397,7 @@
         <w:spacing w:before="0" w:after="0" w:line="276" w:lineRule="auto"/>
       </w:pPr>
       <w:r>
-        <w:rPr>
-          <w:b/>
-          <w:bCs/>
-        </w:rPr>
-        <w:t xml:space="preserve">11-3-4</w:t>
-      </w:r>
-      <w:r>
-        <w:t xml:space="preserve"> </w:t>
+        <w:t xml:space="preserve">11-3-4 </w:t>
       </w:r>
       <w:r>
         <w:rPr>
@@ -33017,14 +32960,7 @@
         <w:spacing w:before="0" w:after="0" w:line="276" w:lineRule="auto"/>
       </w:pPr>
       <w:r>
-        <w:rPr>
-          <w:b/>
-          <w:bCs/>
-        </w:rPr>
-        <w:t xml:space="preserve">11-3-5</w:t>
-      </w:r>
-      <w:r>
-        <w:t xml:space="preserve"> </w:t>
+        <w:t xml:space="preserve">11-3-5 </w:t>
       </w:r>
       <w:r>
         <w:rPr>
@@ -33167,14 +33103,7 @@
         <w:spacing w:before="0" w:after="0" w:line="276" w:lineRule="auto"/>
       </w:pPr>
       <w:r>
-        <w:rPr>
-          <w:b/>
-          <w:bCs/>
-        </w:rPr>
-        <w:t xml:space="preserve">11-4</w:t>
-      </w:r>
-      <w:r>
-        <w:t xml:space="preserve"> </w:t>
+        <w:t xml:space="preserve">11-4 </w:t>
       </w:r>
       <w:r>
         <w:rPr>
@@ -33605,8 +33534,8 @@
         </m:sSup>
       </m:oMath>
     </w:p>
-    <w:bookmarkEnd w:id="121"/>
-    <w:bookmarkStart w:id="128" w:name="第-12-题6-分"/>
+    <w:bookmarkEnd w:id="120"/>
+    <w:bookmarkStart w:id="127" w:name="第-12-题6-分金属-m-及其化合物"/>
     <w:p>
       <w:pPr>
         <w:pStyle w:val="Heading3"/>
@@ -33633,7 +33562,16 @@
         <w:rPr>
           <w:rFonts w:ascii="Times New Roman" w:hAnsi="Times New Roman" w:cs="Times New Roman" w:eastAsia="SimSun"/>
         </w:rPr>
-        <w:t xml:space="preserve">分）</w:t>
+        <w:t xml:space="preserve">分）金属</w:t>
+      </w:r>
+      <w:r>
+        <w:t xml:space="preserve"> M </w:t>
+      </w:r>
+      <w:r>
+        <w:rPr>
+          <w:rFonts w:ascii="Times New Roman" w:hAnsi="Times New Roman" w:cs="Times New Roman" w:eastAsia="SimSun"/>
+        </w:rPr>
+        <w:t xml:space="preserve">及其化合物</w:t>
       </w:r>
     </w:p>
     <w:p>
@@ -34377,18 +34315,18 @@
           <wp:inline>
             <wp:extent cx="2749296" cy="1225295"/>
             <wp:effectExtent b="0" l="0" r="0" t="0"/>
-            <wp:docPr descr="" title="" id="123" name="Picture"/>
+            <wp:docPr descr="" title="" id="122" name="Picture"/>
             <a:graphic>
               <a:graphicData uri="http://schemas.openxmlformats.org/drawingml/2006/picture">
                 <pic:pic>
                   <pic:nvPicPr>
-                    <pic:cNvPr descr="73084a58d2c1c0eff1af3a4d990e367ac461d7e85bb8dec5cbd7f75b47ec45ea.jpg" id="124" name="Picture"/>
+                    <pic:cNvPr descr="73084a58d2c1c0eff1af3a4d990e367ac461d7e85bb8dec5cbd7f75b47ec45ea.jpg" id="123" name="Picture"/>
                     <pic:cNvPicPr>
                       <a:picLocks noChangeArrowheads="1" noChangeAspect="1"/>
                     </pic:cNvPicPr>
                   </pic:nvPicPr>
                   <pic:blipFill>
-                    <a:blip r:embed="rId122"/>
+                    <a:blip r:embed="rId121"/>
                     <a:stretch>
                       <a:fillRect/>
                     </a:stretch>
@@ -34421,7 +34359,7 @@
         <w:spacing w:before="0" w:after="0" w:line="276" w:lineRule="auto"/>
       </w:pPr>
       <w:r>
-        <w:t xml:space="preserve">6.1 </w:t>
+        <w:t xml:space="preserve">12-1 </w:t>
       </w:r>
       <w:r>
         <w:rPr>
@@ -34571,7 +34509,7 @@
         <w:spacing w:before="0" w:after="0" w:line="276" w:lineRule="auto"/>
       </w:pPr>
       <w:r>
-        <w:t xml:space="preserve">6.2 </w:t>
+        <w:t xml:space="preserve">12-2 </w:t>
       </w:r>
       <w:r>
         <w:rPr>
@@ -34726,7 +34664,7 @@
         <w:spacing w:before="0" w:after="0" w:line="276" w:lineRule="auto"/>
       </w:pPr>
       <w:r>
-        <w:t xml:space="preserve">6.3 </w:t>
+        <w:t xml:space="preserve">12-3 </w:t>
       </w:r>
       <w:r>
         <w:rPr>
@@ -34926,7 +34864,7 @@
         <w:spacing w:before="0" w:after="0" w:line="276" w:lineRule="auto"/>
       </w:pPr>
       <w:r>
-        <w:t xml:space="preserve">6.4 </w:t>
+        <w:t xml:space="preserve">12-4 </w:t>
       </w:r>
       <w:r>
         <w:rPr>
@@ -35275,18 +35213,18 @@
           <wp:inline>
             <wp:extent cx="1700784" cy="1322832"/>
             <wp:effectExtent b="0" l="0" r="0" t="0"/>
-            <wp:docPr descr="" title="" id="126" name="Picture"/>
+            <wp:docPr descr="" title="" id="125" name="Picture"/>
             <a:graphic>
               <a:graphicData uri="http://schemas.openxmlformats.org/drawingml/2006/picture">
                 <pic:pic>
                   <pic:nvPicPr>
-                    <pic:cNvPr descr="e3578e17c10518df6fe36d2487e083e95752018b6fe6dfc9746394cd3a439c0c.jpg" id="127" name="Picture"/>
+                    <pic:cNvPr descr="e3578e17c10518df6fe36d2487e083e95752018b6fe6dfc9746394cd3a439c0c.jpg" id="126" name="Picture"/>
                     <pic:cNvPicPr>
                       <a:picLocks noChangeArrowheads="1" noChangeAspect="1"/>
                     </pic:cNvPicPr>
                   </pic:nvPicPr>
                   <pic:blipFill>
-                    <a:blip r:embed="rId125"/>
+                    <a:blip r:embed="rId124"/>
                     <a:stretch>
                       <a:fillRect/>
                     </a:stretch>
@@ -35932,7 +35870,7 @@
         <w:spacing w:before="0" w:after="0" w:line="276" w:lineRule="auto"/>
       </w:pPr>
       <w:r>
-        <w:t xml:space="preserve">6.5 </w:t>
+        <w:t xml:space="preserve">12-5 </w:t>
       </w:r>
       <w:r>
         <w:rPr>
@@ -36073,7 +36011,7 @@
         <w:spacing w:before="0" w:after="0" w:line="276" w:lineRule="auto"/>
       </w:pPr>
       <w:r>
-        <w:t xml:space="preserve">6.6 </w:t>
+        <w:t xml:space="preserve">12-6 </w:t>
       </w:r>
       <w:r>
         <w:rPr>
@@ -36176,7 +36114,7 @@
         <w:spacing w:before="0" w:after="0" w:line="276" w:lineRule="auto"/>
       </w:pPr>
       <w:r>
-        <w:t xml:space="preserve">6.7 </w:t>
+        <w:t xml:space="preserve">12-7 </w:t>
       </w:r>
       <w:r>
         <w:rPr>
@@ -36329,8 +36267,8 @@
         <w:t xml:space="preserve">中的环外双键旋转能垒较低，容易改变取向。</w:t>
       </w:r>
     </w:p>
-    <w:bookmarkEnd w:id="128"/>
-    <w:bookmarkStart w:id="129" w:name="第-13-题12-分"/>
+    <w:bookmarkEnd w:id="127"/>
+    <w:bookmarkStart w:id="128" w:name="第-13-题12-分铅铋合金与乌洛托品"/>
     <w:p>
       <w:pPr>
         <w:pStyle w:val="Heading3"/>
@@ -36357,7 +36295,7 @@
         <w:rPr>
           <w:rFonts w:ascii="Times New Roman" w:hAnsi="Times New Roman" w:cs="Times New Roman" w:eastAsia="SimSun"/>
         </w:rPr>
-        <w:t xml:space="preserve">分）</w:t>
+        <w:t xml:space="preserve">分）铅铋合金与乌洛托品</w:t>
       </w:r>
     </w:p>
     <w:p>
@@ -42031,8 +41969,8 @@
         <w:t xml:space="preserve">的质量分数。</w:t>
       </w:r>
     </w:p>
-    <w:bookmarkEnd w:id="129"/>
-    <w:bookmarkStart w:id="130" w:name="第-14-题13-分"/>
+    <w:bookmarkEnd w:id="128"/>
+    <w:bookmarkStart w:id="129" w:name="第-14-题13-分水系-zn-mn-电池"/>
     <w:p>
       <w:pPr>
         <w:pStyle w:val="Heading3"/>
@@ -42059,7 +41997,16 @@
         <w:rPr>
           <w:rFonts w:ascii="Times New Roman" w:hAnsi="Times New Roman" w:cs="Times New Roman" w:eastAsia="SimSun"/>
         </w:rPr>
-        <w:t xml:space="preserve">分）</w:t>
+        <w:t xml:space="preserve">分）水系</w:t>
+      </w:r>
+      <w:r>
+        <w:t xml:space="preserve"> Zn-Mn </w:t>
+      </w:r>
+      <w:r>
+        <w:rPr>
+          <w:rFonts w:ascii="Times New Roman" w:hAnsi="Times New Roman" w:cs="Times New Roman" w:eastAsia="SimSun"/>
+        </w:rPr>
+        <w:t xml:space="preserve">电池</w:t>
       </w:r>
     </w:p>
     <w:p>
@@ -48399,8 +48346,8 @@
         </m:r>
       </m:oMath>
     </w:p>
-    <w:bookmarkEnd w:id="130"/>
-    <w:bookmarkStart w:id="134" w:name="第-15-题7-分"/>
+    <w:bookmarkEnd w:id="129"/>
+    <w:bookmarkStart w:id="133" w:name="第-15-题7-分cdte-量子点的水相合成与表征"/>
     <w:p>
       <w:pPr>
         <w:pStyle w:val="Heading3"/>
@@ -48427,7 +48374,16 @@
         <w:rPr>
           <w:rFonts w:ascii="Times New Roman" w:hAnsi="Times New Roman" w:cs="Times New Roman" w:eastAsia="SimSun"/>
         </w:rPr>
-        <w:t xml:space="preserve">分）</w:t>
+        <w:t xml:space="preserve">分）CdTe</w:t>
+      </w:r>
+      <w:r>
+        <w:t xml:space="preserve"> </w:t>
+      </w:r>
+      <w:r>
+        <w:rPr>
+          <w:rFonts w:ascii="Times New Roman" w:hAnsi="Times New Roman" w:cs="Times New Roman" w:eastAsia="SimSun"/>
+        </w:rPr>
+        <w:t xml:space="preserve">量子点的水相合成与表征</w:t>
       </w:r>
     </w:p>
     <w:p>
@@ -49297,18 +49253,18 @@
           <wp:inline>
             <wp:extent cx="2160000" cy="1669947"/>
             <wp:effectExtent b="0" l="0" r="0" t="0"/>
-            <wp:docPr descr="" title="" id="132" name="Picture"/>
+            <wp:docPr descr="" title="" id="131" name="Picture"/>
             <a:graphic>
               <a:graphicData uri="http://schemas.openxmlformats.org/drawingml/2006/picture">
                 <pic:pic>
                   <pic:nvPicPr>
-                    <pic:cNvPr descr="792684dab0c2f995f1ca4a09b9f731f1ae24aced341aad08ea92123f7f2b26d4.jpg" id="133" name="Picture"/>
+                    <pic:cNvPr descr="792684dab0c2f995f1ca4a09b9f731f1ae24aced341aad08ea92123f7f2b26d4.jpg" id="132" name="Picture"/>
                     <pic:cNvPicPr>
                       <a:picLocks noChangeArrowheads="1" noChangeAspect="1"/>
                     </pic:cNvPicPr>
                   </pic:nvPicPr>
                   <pic:blipFill>
-                    <a:blip r:embed="rId131"/>
+                    <a:blip r:embed="rId130"/>
                     <a:stretch>
                       <a:fillRect/>
                     </a:stretch>
@@ -50647,8 +50603,8 @@
         <w:t xml:space="preserve">位有效数字）</w:t>
       </w:r>
     </w:p>
-    <w:bookmarkEnd w:id="134"/>
-    <w:bookmarkStart w:id="135" w:name="第-16-题9-分"/>
+    <w:bookmarkEnd w:id="133"/>
+    <w:bookmarkStart w:id="134" w:name="第-16-题9-分二茂铁及其衍生物的电化学探究"/>
     <w:p>
       <w:pPr>
         <w:pStyle w:val="Heading3"/>
@@ -50675,7 +50631,7 @@
         <w:rPr>
           <w:rFonts w:ascii="Times New Roman" w:hAnsi="Times New Roman" w:cs="Times New Roman" w:eastAsia="SimSun"/>
         </w:rPr>
-        <w:t xml:space="preserve">分）</w:t>
+        <w:t xml:space="preserve">分）二茂铁及其衍生物的电化学探究</w:t>
       </w:r>
     </w:p>
     <w:p>
@@ -54716,9 +54672,9 @@
         <w:t xml:space="preserve">保留3位小数。</w:t>
       </w:r>
     </w:p>
+    <w:bookmarkEnd w:id="134"/>
     <w:bookmarkEnd w:id="135"/>
     <w:bookmarkEnd w:id="136"/>
-    <w:bookmarkEnd w:id="137"/>
     <w:sectPr>
       <w:footerReference r:id="rId9" w:type="default"/>
       <w:headerReference r:id="rId10" w:type="default"/>

--- a/00-首页/题组Word/初赛模拟卷/真题版式/初赛模拟卷XVI（非有机·学生版·真题版式）.docx
+++ b/00-首页/题组Word/初赛模拟卷/真题版式/初赛模拟卷XVI（非有机·学生版·真题版式）.docx
@@ -2448,417 +2448,509 @@
         <w:t xml:space="preserve">配位，且每个高氯酸根都涉及三种作用力的形成，思考该化合物各个部分的结构特点和比例，填全下方表格。</w:t>
       </w:r>
     </w:p>
-    <w:p>
-      <w:pPr>
-        <w:pStyle w:val="BodyText"/>
-        <w:spacing w:before="0" w:after="0" w:line="276" w:lineRule="auto"/>
-        <w:ind w:firstLineChars="200" w:firstLine="420"/>
-      </w:pPr>
-      <m:oMath>
-        <m:r>
-          <m:rPr>
-            <m:sty m:val="p"/>
-          </m:rPr>
-          <w:rPr>
-            <w:rFonts w:ascii="Times New Roman" w:hAnsi="Times New Roman" w:cs="Times New Roman" w:eastAsia="SimSun"/>
-          </w:rPr>
-          <m:t>C</m:t>
-        </m:r>
-        <m:r>
-          <m:rPr>
-            <m:sty m:val="p"/>
-          </m:rPr>
-          <w:rPr>
-            <w:rFonts w:ascii="Times New Roman" w:hAnsi="Times New Roman" w:cs="Times New Roman" w:eastAsia="SimSun"/>
-          </w:rPr>
-          <m:t>l</m:t>
-        </m:r>
-        <m:sSubSup>
-          <m:e>
-            <m:r>
-              <m:rPr>
-                <m:sty m:val="p"/>
-              </m:rPr>
-              <w:rPr>
-                <w:rFonts w:ascii="Times New Roman" w:hAnsi="Times New Roman" w:cs="Times New Roman" w:eastAsia="SimSun"/>
-              </w:rPr>
-              <m:t>O</m:t>
-            </m:r>
-          </m:e>
-          <m:sub>
-            <m:r>
-              <w:rPr>
-                <w:rFonts w:ascii="Times New Roman" w:hAnsi="Times New Roman" w:cs="Times New Roman" w:eastAsia="SimSun"/>
-              </w:rPr>
-              <m:t>4</m:t>
-            </m:r>
-          </m:sub>
-          <m:sup>
-            <m:r>
-              <m:rPr>
-                <m:sty m:val="p"/>
-              </m:rPr>
-              <w:rPr>
-                <w:rFonts w:ascii="Times New Roman" w:hAnsi="Times New Roman" w:cs="Times New Roman" w:eastAsia="SimSun"/>
-              </w:rPr>
-              <m:t>−</m:t>
-            </m:r>
-          </m:sup>
-        </m:sSubSup>
-      </m:oMath>
-      <w:r>
-        <w:t xml:space="preserve"> </w:t>
-      </w:r>
-      <w:r>
-        <w:rPr>
-          <w:rFonts w:ascii="Times New Roman" w:hAnsi="Times New Roman" w:cs="Times New Roman" w:eastAsia="SimSun"/>
-        </w:rPr>
-        <w:t xml:space="preserve">与</w:t>
-      </w:r>
-      <w:r>
-        <w:t xml:space="preserve"> </w:t>
-      </w:r>
-      <m:oMath>
-        <m:r>
-          <m:rPr>
-            <m:sty m:val="p"/>
-          </m:rPr>
-          <w:rPr>
-            <w:rFonts w:ascii="Times New Roman" w:hAnsi="Times New Roman" w:cs="Times New Roman" w:eastAsia="SimSun"/>
-          </w:rPr>
-          <m:t>A</m:t>
-        </m:r>
-        <m:sSup>
-          <m:e>
-            <m:r>
-              <m:rPr>
-                <m:sty m:val="p"/>
-              </m:rPr>
-              <w:rPr>
-                <w:rFonts w:ascii="Times New Roman" w:hAnsi="Times New Roman" w:cs="Times New Roman" w:eastAsia="SimSun"/>
-              </w:rPr>
-              <m:t>g</m:t>
-            </m:r>
-          </m:e>
-          <m:sup>
-            <m:r>
-              <m:rPr>
-                <m:sty m:val="p"/>
-              </m:rPr>
-              <w:rPr>
-                <w:rFonts w:ascii="Times New Roman" w:hAnsi="Times New Roman" w:cs="Times New Roman" w:eastAsia="SimSun"/>
-              </w:rPr>
-              <m:t>+</m:t>
-            </m:r>
-          </m:sup>
-        </m:sSup>
-      </m:oMath>
-      <w:r>
-        <w:t xml:space="preserve"> </w:t>
-      </w:r>
-      <w:r>
-        <w:rPr>
-          <w:rFonts w:ascii="Times New Roman" w:hAnsi="Times New Roman" w:cs="Times New Roman" w:eastAsia="SimSun"/>
-        </w:rPr>
-        <w:t xml:space="preserve">的作用力名称</w:t>
-      </w:r>
-    </w:p>
-    <w:p>
-      <w:pPr>
-        <w:pStyle w:val="BodyText"/>
-        <w:spacing w:before="0" w:after="0" w:line="276" w:lineRule="auto"/>
-        <w:ind w:firstLineChars="200" w:firstLine="420"/>
-      </w:pPr>
-      <m:oMath>
-        <m:r>
-          <m:rPr>
-            <m:sty m:val="p"/>
-          </m:rPr>
-          <w:rPr>
-            <w:rFonts w:ascii="Times New Roman" w:hAnsi="Times New Roman" w:cs="Times New Roman" w:eastAsia="SimSun"/>
-          </w:rPr>
-          <m:t>C</m:t>
-        </m:r>
-        <m:r>
-          <m:rPr>
-            <m:sty m:val="p"/>
-          </m:rPr>
-          <w:rPr>
-            <w:rFonts w:ascii="Times New Roman" w:hAnsi="Times New Roman" w:cs="Times New Roman" w:eastAsia="SimSun"/>
-          </w:rPr>
-          <m:t>l</m:t>
-        </m:r>
-        <m:sSubSup>
-          <m:e>
-            <m:r>
-              <m:rPr>
-                <m:sty m:val="p"/>
-              </m:rPr>
-              <w:rPr>
-                <w:rFonts w:ascii="Times New Roman" w:hAnsi="Times New Roman" w:cs="Times New Roman" w:eastAsia="SimSun"/>
-              </w:rPr>
-              <m:t>O</m:t>
-            </m:r>
-          </m:e>
-          <m:sub>
-            <m:r>
-              <w:rPr>
-                <w:rFonts w:ascii="Times New Roman" w:hAnsi="Times New Roman" w:cs="Times New Roman" w:eastAsia="SimSun"/>
-              </w:rPr>
-              <m:t>4</m:t>
-            </m:r>
-          </m:sub>
-          <m:sup>
-            <m:r>
-              <m:rPr>
-                <m:sty m:val="p"/>
-              </m:rPr>
-              <w:rPr>
-                <w:rFonts w:ascii="Times New Roman" w:hAnsi="Times New Roman" w:cs="Times New Roman" w:eastAsia="SimSun"/>
-              </w:rPr>
-              <m:t>−</m:t>
-            </m:r>
-          </m:sup>
-        </m:sSubSup>
-      </m:oMath>
-      <w:r>
-        <w:t xml:space="preserve"> </w:t>
-      </w:r>
-      <w:r>
-        <w:rPr>
-          <w:rFonts w:ascii="Times New Roman" w:hAnsi="Times New Roman" w:cs="Times New Roman" w:eastAsia="SimSun"/>
-        </w:rPr>
-        <w:t xml:space="preserve">与</w:t>
-      </w:r>
-      <w:r>
-        <w:t xml:space="preserve"> </w:t>
-      </w:r>
-      <m:oMath>
-        <m:r>
-          <w:rPr>
-            <w:rFonts w:ascii="Times New Roman" w:hAnsi="Times New Roman" w:cs="Times New Roman" w:eastAsia="SimSun"/>
-          </w:rPr>
-          <m:t>M</m:t>
-        </m:r>
-        <m:sSub>
-          <m:e>
-            <m:r>
-              <w:rPr>
-                <w:rFonts w:ascii="Times New Roman" w:hAnsi="Times New Roman" w:cs="Times New Roman" w:eastAsia="SimSun"/>
-              </w:rPr>
-              <m:t>e</m:t>
-            </m:r>
-          </m:e>
-          <m:sub>
-            <m:r>
-              <w:rPr>
-                <w:rFonts w:ascii="Times New Roman" w:hAnsi="Times New Roman" w:cs="Times New Roman" w:eastAsia="SimSun"/>
-              </w:rPr>
-              <m:t>2</m:t>
-            </m:r>
-          </m:sub>
-        </m:sSub>
-        <m:r>
-          <w:rPr>
-            <w:rFonts w:ascii="Times New Roman" w:hAnsi="Times New Roman" w:cs="Times New Roman" w:eastAsia="SimSun"/>
-          </w:rPr>
-          <m:t>t</m:t>
-        </m:r>
-        <m:r>
-          <w:rPr>
-            <w:rFonts w:ascii="Times New Roman" w:hAnsi="Times New Roman" w:cs="Times New Roman" w:eastAsia="SimSun"/>
-          </w:rPr>
-          <m:t>t</m:t>
-        </m:r>
-        <m:r>
-          <w:rPr>
-            <w:rFonts w:ascii="Times New Roman" w:hAnsi="Times New Roman" w:cs="Times New Roman" w:eastAsia="SimSun"/>
-          </w:rPr>
-          <m:t>z</m:t>
-        </m:r>
-      </m:oMath>
-      <w:r>
-        <w:t xml:space="preserve"> </w:t>
-      </w:r>
-      <w:r>
-        <w:rPr>
-          <w:rFonts w:ascii="Times New Roman" w:hAnsi="Times New Roman" w:cs="Times New Roman" w:eastAsia="SimSun"/>
-        </w:rPr>
-        <w:t xml:space="preserve">的作用力名称</w:t>
-      </w:r>
-    </w:p>
-    <w:p>
-      <w:pPr>
-        <w:pStyle w:val="BodyText"/>
-        <w:spacing w:before="0" w:after="0" w:line="276" w:lineRule="auto"/>
-        <w:ind w:firstLineChars="200" w:firstLine="420"/>
-      </w:pPr>
-      <m:oMath>
-        <m:r>
-          <m:rPr>
-            <m:sty m:val="p"/>
-          </m:rPr>
-          <w:rPr>
-            <w:rFonts w:ascii="Times New Roman" w:hAnsi="Times New Roman" w:cs="Times New Roman" w:eastAsia="SimSun"/>
-          </w:rPr>
-          <m:t>C</m:t>
-        </m:r>
-        <m:r>
-          <m:rPr>
-            <m:sty m:val="p"/>
-          </m:rPr>
-          <w:rPr>
-            <w:rFonts w:ascii="Times New Roman" w:hAnsi="Times New Roman" w:cs="Times New Roman" w:eastAsia="SimSun"/>
-          </w:rPr>
-          <m:t>l</m:t>
-        </m:r>
-        <m:sSubSup>
-          <m:e>
-            <m:r>
-              <m:rPr>
-                <m:sty m:val="p"/>
-              </m:rPr>
-              <w:rPr>
-                <w:rFonts w:ascii="Times New Roman" w:hAnsi="Times New Roman" w:cs="Times New Roman" w:eastAsia="SimSun"/>
-              </w:rPr>
-              <m:t>O</m:t>
-            </m:r>
-          </m:e>
-          <m:sub>
-            <m:r>
-              <w:rPr>
-                <w:rFonts w:ascii="Times New Roman" w:hAnsi="Times New Roman" w:cs="Times New Roman" w:eastAsia="SimSun"/>
-              </w:rPr>
-              <m:t>4</m:t>
-            </m:r>
-          </m:sub>
-          <m:sup>
-            <m:r>
-              <m:rPr>
-                <m:sty m:val="p"/>
-              </m:rPr>
-              <w:rPr>
-                <w:rFonts w:ascii="Times New Roman" w:hAnsi="Times New Roman" w:cs="Times New Roman" w:eastAsia="SimSun"/>
-              </w:rPr>
-              <m:t>−</m:t>
-            </m:r>
-          </m:sup>
-        </m:sSubSup>
-      </m:oMath>
-      <w:r>
-        <w:t xml:space="preserve"> </w:t>
-      </w:r>
-      <w:r>
-        <w:rPr>
-          <w:rFonts w:ascii="Times New Roman" w:hAnsi="Times New Roman" w:cs="Times New Roman" w:eastAsia="SimSun"/>
-        </w:rPr>
-        <w:t xml:space="preserve">与</w:t>
-      </w:r>
-      <w:r>
-        <w:t xml:space="preserve"> </w:t>
-      </w:r>
-      <m:oMath>
-        <m:sSub>
-          <m:e>
-            <m:r>
-              <m:rPr>
-                <m:sty m:val="p"/>
-              </m:rPr>
-              <w:rPr>
-                <w:rFonts w:ascii="Times New Roman" w:hAnsi="Times New Roman" w:cs="Times New Roman" w:eastAsia="SimSun"/>
-              </w:rPr>
-              <m:t>H</m:t>
-            </m:r>
-          </m:e>
-          <m:sub>
-            <m:r>
-              <w:rPr>
-                <w:rFonts w:ascii="Times New Roman" w:hAnsi="Times New Roman" w:cs="Times New Roman" w:eastAsia="SimSun"/>
-              </w:rPr>
-              <m:t>2</m:t>
-            </m:r>
-          </m:sub>
-        </m:sSub>
-        <m:r>
-          <m:rPr>
-            <m:sty m:val="p"/>
-          </m:rPr>
-          <w:rPr>
-            <w:rFonts w:ascii="Times New Roman" w:hAnsi="Times New Roman" w:cs="Times New Roman" w:eastAsia="SimSun"/>
-          </w:rPr>
-          <m:t>O</m:t>
-        </m:r>
-      </m:oMath>
-      <w:r>
-        <w:t xml:space="preserve"> </w:t>
-      </w:r>
-      <w:r>
-        <w:rPr>
-          <w:rFonts w:ascii="Times New Roman" w:hAnsi="Times New Roman" w:cs="Times New Roman" w:eastAsia="SimSun"/>
-        </w:rPr>
-        <w:t xml:space="preserve">的作用力名称</w:t>
-      </w:r>
-    </w:p>
-    <w:p>
-      <w:pPr>
-        <w:pStyle w:val="BodyText"/>
-        <w:spacing w:before="0" w:after="0" w:line="276" w:lineRule="auto"/>
-        <w:ind w:firstLineChars="200" w:firstLine="420"/>
-      </w:pPr>
-      <w:r>
-        <w:rPr>
-          <w:rFonts w:ascii="Times New Roman" w:hAnsi="Times New Roman" w:cs="Times New Roman" w:eastAsia="SimSun"/>
-        </w:rPr>
-        <w:t xml:space="preserve">化合物中</w:t>
-      </w:r>
-      <w:r>
-        <w:t xml:space="preserve"> </w:t>
-      </w:r>
-      <m:oMath>
-        <m:r>
-          <m:rPr>
-            <m:sty m:val="p"/>
-          </m:rPr>
-          <w:rPr>
-            <w:rFonts w:ascii="Times New Roman" w:hAnsi="Times New Roman" w:cs="Times New Roman" w:eastAsia="SimSun"/>
-          </w:rPr>
-          <m:t>A</m:t>
-        </m:r>
-        <m:sSup>
-          <m:e>
-            <m:r>
-              <m:rPr>
-                <m:sty m:val="p"/>
-              </m:rPr>
-              <w:rPr>
-                <w:rFonts w:ascii="Times New Roman" w:hAnsi="Times New Roman" w:cs="Times New Roman" w:eastAsia="SimSun"/>
-              </w:rPr>
-              <m:t>g</m:t>
-            </m:r>
-          </m:e>
-          <m:sup>
-            <m:r>
-              <m:rPr>
-                <m:sty m:val="p"/>
-              </m:rPr>
-              <w:rPr>
-                <w:rFonts w:ascii="Times New Roman" w:hAnsi="Times New Roman" w:cs="Times New Roman" w:eastAsia="SimSun"/>
-              </w:rPr>
-              <m:t>+</m:t>
-            </m:r>
-          </m:sup>
-        </m:sSup>
-      </m:oMath>
-      <w:r>
-        <w:t xml:space="preserve"> </w:t>
-      </w:r>
-      <w:r>
-        <w:rPr>
-          <w:rFonts w:ascii="Times New Roman" w:hAnsi="Times New Roman" w:cs="Times New Roman" w:eastAsia="SimSun"/>
-        </w:rPr>
-        <w:t xml:space="preserve">的配位数</w:t>
-      </w:r>
-    </w:p>
+    <w:tbl>
+      <w:tblPr>
+        <w:tblStyle w:val="Table"/>
+        <w:tblW w:type="dxa" w:w="9752"/>
+        <w:tblBorders>
+          <w:top w:val="single" w:sz="6" w:space="0" w:color="000000"/>
+          <w:left w:val="single" w:sz="6" w:space="0" w:color="000000"/>
+          <w:bottom w:val="single" w:sz="6" w:space="0" w:color="000000"/>
+          <w:right w:val="single" w:sz="6" w:space="0" w:color="000000"/>
+          <w:insideH w:val="single" w:sz="6" w:space="0" w:color="000000"/>
+          <w:insideV w:val="single" w:sz="6" w:space="0" w:color="000000"/>
+        </w:tblBorders>
+        <w:tblLayout w:type="fixed"/>
+        <w:tblLook w:firstRow="0" w:lastRow="0" w:firstColumn="0" w:lastColumn="0" w:noHBand="0" w:noVBand="0" w:val="0000"/>
+      </w:tblPr>
+      <w:tblGrid>
+        <w:gridCol w:w="6796"/>
+        <w:gridCol w:w="2956"/>
+      </w:tblGrid>
+      <w:tr>
+        <w:tc>
+          <w:tcPr>
+            <w:tcW w:type="dxa" w:w="6796"/>
+          </w:tcPr>
+          <w:tcPr/>
+          <w:p>
+            <w:pPr>
+              <w:pStyle w:val="Compact"/>
+              <w:jc w:val="center"/>
+            </w:pPr>
+            <m:oMath>
+              <m:r>
+                <m:rPr>
+                  <m:sty m:val="p"/>
+                </m:rPr>
+                <w:rPr>
+                  <w:rFonts w:ascii="Times New Roman" w:hAnsi="Times New Roman" w:cs="Times New Roman" w:eastAsia="SimSun"/>
+                </w:rPr>
+                <m:t>C</m:t>
+              </m:r>
+              <m:r>
+                <m:rPr>
+                  <m:sty m:val="p"/>
+                </m:rPr>
+                <w:rPr>
+                  <w:rFonts w:ascii="Times New Roman" w:hAnsi="Times New Roman" w:cs="Times New Roman" w:eastAsia="SimSun"/>
+                </w:rPr>
+                <m:t>l</m:t>
+              </m:r>
+              <m:sSubSup>
+                <m:e>
+                  <m:r>
+                    <m:rPr>
+                      <m:sty m:val="p"/>
+                    </m:rPr>
+                    <w:rPr>
+                      <w:rFonts w:ascii="Times New Roman" w:hAnsi="Times New Roman" w:cs="Times New Roman" w:eastAsia="SimSun"/>
+                    </w:rPr>
+                    <m:t>O</m:t>
+                  </m:r>
+                </m:e>
+                <m:sub>
+                  <m:r>
+                    <w:rPr>
+                      <w:rFonts w:ascii="Times New Roman" w:hAnsi="Times New Roman" w:cs="Times New Roman" w:eastAsia="SimSun"/>
+                    </w:rPr>
+                    <m:t>4</m:t>
+                  </m:r>
+                </m:sub>
+                <m:sup>
+                  <m:r>
+                    <m:rPr>
+                      <m:sty m:val="p"/>
+                    </m:rPr>
+                    <w:rPr>
+                      <w:rFonts w:ascii="Times New Roman" w:hAnsi="Times New Roman" w:cs="Times New Roman" w:eastAsia="SimSun"/>
+                    </w:rPr>
+                    <m:t>−</m:t>
+                  </m:r>
+                </m:sup>
+              </m:sSubSup>
+            </m:oMath>
+            <w:r>
+              <w:t xml:space="preserve"> </w:t>
+            </w:r>
+            <w:r>
+              <w:rPr>
+                <w:rFonts w:ascii="Times New Roman" w:hAnsi="Times New Roman" w:cs="Times New Roman" w:eastAsia="SimSun"/>
+              </w:rPr>
+              <w:t xml:space="preserve">与</w:t>
+            </w:r>
+            <w:r>
+              <w:t xml:space="preserve"> </w:t>
+            </w:r>
+            <m:oMath>
+              <m:r>
+                <m:rPr>
+                  <m:sty m:val="p"/>
+                </m:rPr>
+                <w:rPr>
+                  <w:rFonts w:ascii="Times New Roman" w:hAnsi="Times New Roman" w:cs="Times New Roman" w:eastAsia="SimSun"/>
+                </w:rPr>
+                <m:t>A</m:t>
+              </m:r>
+              <m:sSup>
+                <m:e>
+                  <m:r>
+                    <m:rPr>
+                      <m:sty m:val="p"/>
+                    </m:rPr>
+                    <w:rPr>
+                      <w:rFonts w:ascii="Times New Roman" w:hAnsi="Times New Roman" w:cs="Times New Roman" w:eastAsia="SimSun"/>
+                    </w:rPr>
+                    <m:t>g</m:t>
+                  </m:r>
+                </m:e>
+                <m:sup>
+                  <m:r>
+                    <m:rPr>
+                      <m:sty m:val="p"/>
+                    </m:rPr>
+                    <w:rPr>
+                      <w:rFonts w:ascii="Times New Roman" w:hAnsi="Times New Roman" w:cs="Times New Roman" w:eastAsia="SimSun"/>
+                    </w:rPr>
+                    <m:t>+</m:t>
+                  </m:r>
+                </m:sup>
+              </m:sSup>
+            </m:oMath>
+            <w:r>
+              <w:t xml:space="preserve"> </w:t>
+            </w:r>
+            <w:r>
+              <w:rPr>
+                <w:rFonts w:ascii="Times New Roman" w:hAnsi="Times New Roman" w:cs="Times New Roman" w:eastAsia="SimSun"/>
+              </w:rPr>
+              <w:t xml:space="preserve">的作用力名称</w:t>
+            </w:r>
+          </w:p>
+        </w:tc>
+        <w:tc>
+          <w:tcPr>
+            <w:tcW w:type="dxa" w:w="2956"/>
+          </w:tcPr>
+          <w:tcPr/>
+          <w:p>
+            <w:pPr>
+              <w:pStyle w:val="Compact"/>
+            </w:pPr>
+          </w:p>
+        </w:tc>
+      </w:tr>
+      <w:tr>
+        <w:tc>
+          <w:tcPr>
+            <w:tcW w:type="dxa" w:w="6796"/>
+          </w:tcPr>
+          <w:tcPr/>
+          <w:p>
+            <w:pPr>
+              <w:pStyle w:val="Compact"/>
+              <w:jc w:val="center"/>
+            </w:pPr>
+            <m:oMath>
+              <m:r>
+                <m:rPr>
+                  <m:sty m:val="p"/>
+                </m:rPr>
+                <w:rPr>
+                  <w:rFonts w:ascii="Times New Roman" w:hAnsi="Times New Roman" w:cs="Times New Roman" w:eastAsia="SimSun"/>
+                </w:rPr>
+                <m:t>C</m:t>
+              </m:r>
+              <m:r>
+                <m:rPr>
+                  <m:sty m:val="p"/>
+                </m:rPr>
+                <w:rPr>
+                  <w:rFonts w:ascii="Times New Roman" w:hAnsi="Times New Roman" w:cs="Times New Roman" w:eastAsia="SimSun"/>
+                </w:rPr>
+                <m:t>l</m:t>
+              </m:r>
+              <m:sSubSup>
+                <m:e>
+                  <m:r>
+                    <m:rPr>
+                      <m:sty m:val="p"/>
+                    </m:rPr>
+                    <w:rPr>
+                      <w:rFonts w:ascii="Times New Roman" w:hAnsi="Times New Roman" w:cs="Times New Roman" w:eastAsia="SimSun"/>
+                    </w:rPr>
+                    <m:t>O</m:t>
+                  </m:r>
+                </m:e>
+                <m:sub>
+                  <m:r>
+                    <w:rPr>
+                      <w:rFonts w:ascii="Times New Roman" w:hAnsi="Times New Roman" w:cs="Times New Roman" w:eastAsia="SimSun"/>
+                    </w:rPr>
+                    <m:t>4</m:t>
+                  </m:r>
+                </m:sub>
+                <m:sup>
+                  <m:r>
+                    <m:rPr>
+                      <m:sty m:val="p"/>
+                    </m:rPr>
+                    <w:rPr>
+                      <w:rFonts w:ascii="Times New Roman" w:hAnsi="Times New Roman" w:cs="Times New Roman" w:eastAsia="SimSun"/>
+                    </w:rPr>
+                    <m:t>−</m:t>
+                  </m:r>
+                </m:sup>
+              </m:sSubSup>
+            </m:oMath>
+            <w:r>
+              <w:t xml:space="preserve"> </w:t>
+            </w:r>
+            <w:r>
+              <w:rPr>
+                <w:rFonts w:ascii="Times New Roman" w:hAnsi="Times New Roman" w:cs="Times New Roman" w:eastAsia="SimSun"/>
+              </w:rPr>
+              <w:t xml:space="preserve">与</w:t>
+            </w:r>
+            <w:r>
+              <w:t xml:space="preserve"> </w:t>
+            </w:r>
+            <m:oMath>
+              <m:r>
+                <w:rPr>
+                  <w:rFonts w:ascii="Times New Roman" w:hAnsi="Times New Roman" w:cs="Times New Roman" w:eastAsia="SimSun"/>
+                </w:rPr>
+                <m:t>M</m:t>
+              </m:r>
+              <m:sSub>
+                <m:e>
+                  <m:r>
+                    <w:rPr>
+                      <w:rFonts w:ascii="Times New Roman" w:hAnsi="Times New Roman" w:cs="Times New Roman" w:eastAsia="SimSun"/>
+                    </w:rPr>
+                    <m:t>e</m:t>
+                  </m:r>
+                </m:e>
+                <m:sub>
+                  <m:r>
+                    <w:rPr>
+                      <w:rFonts w:ascii="Times New Roman" w:hAnsi="Times New Roman" w:cs="Times New Roman" w:eastAsia="SimSun"/>
+                    </w:rPr>
+                    <m:t>2</m:t>
+                  </m:r>
+                </m:sub>
+              </m:sSub>
+              <m:r>
+                <w:rPr>
+                  <w:rFonts w:ascii="Times New Roman" w:hAnsi="Times New Roman" w:cs="Times New Roman" w:eastAsia="SimSun"/>
+                </w:rPr>
+                <m:t>t</m:t>
+              </m:r>
+              <m:r>
+                <w:rPr>
+                  <w:rFonts w:ascii="Times New Roman" w:hAnsi="Times New Roman" w:cs="Times New Roman" w:eastAsia="SimSun"/>
+                </w:rPr>
+                <m:t>t</m:t>
+              </m:r>
+              <m:r>
+                <w:rPr>
+                  <w:rFonts w:ascii="Times New Roman" w:hAnsi="Times New Roman" w:cs="Times New Roman" w:eastAsia="SimSun"/>
+                </w:rPr>
+                <m:t>z</m:t>
+              </m:r>
+            </m:oMath>
+            <w:r>
+              <w:t xml:space="preserve"> </w:t>
+            </w:r>
+            <w:r>
+              <w:rPr>
+                <w:rFonts w:ascii="Times New Roman" w:hAnsi="Times New Roman" w:cs="Times New Roman" w:eastAsia="SimSun"/>
+              </w:rPr>
+              <w:t xml:space="preserve">的作用力名称</w:t>
+            </w:r>
+          </w:p>
+        </w:tc>
+        <w:tc>
+          <w:tcPr>
+            <w:tcW w:type="dxa" w:w="2956"/>
+          </w:tcPr>
+          <w:tcPr/>
+          <w:p>
+            <w:pPr>
+              <w:pStyle w:val="Compact"/>
+            </w:pPr>
+          </w:p>
+        </w:tc>
+      </w:tr>
+      <w:tr>
+        <w:tc>
+          <w:tcPr>
+            <w:tcW w:type="dxa" w:w="6796"/>
+          </w:tcPr>
+          <w:tcPr/>
+          <w:p>
+            <w:pPr>
+              <w:pStyle w:val="Compact"/>
+              <w:jc w:val="center"/>
+            </w:pPr>
+            <m:oMath>
+              <m:r>
+                <m:rPr>
+                  <m:sty m:val="p"/>
+                </m:rPr>
+                <w:rPr>
+                  <w:rFonts w:ascii="Times New Roman" w:hAnsi="Times New Roman" w:cs="Times New Roman" w:eastAsia="SimSun"/>
+                </w:rPr>
+                <m:t>C</m:t>
+              </m:r>
+              <m:r>
+                <m:rPr>
+                  <m:sty m:val="p"/>
+                </m:rPr>
+                <w:rPr>
+                  <w:rFonts w:ascii="Times New Roman" w:hAnsi="Times New Roman" w:cs="Times New Roman" w:eastAsia="SimSun"/>
+                </w:rPr>
+                <m:t>l</m:t>
+              </m:r>
+              <m:sSubSup>
+                <m:e>
+                  <m:r>
+                    <m:rPr>
+                      <m:sty m:val="p"/>
+                    </m:rPr>
+                    <w:rPr>
+                      <w:rFonts w:ascii="Times New Roman" w:hAnsi="Times New Roman" w:cs="Times New Roman" w:eastAsia="SimSun"/>
+                    </w:rPr>
+                    <m:t>O</m:t>
+                  </m:r>
+                </m:e>
+                <m:sub>
+                  <m:r>
+                    <w:rPr>
+                      <w:rFonts w:ascii="Times New Roman" w:hAnsi="Times New Roman" w:cs="Times New Roman" w:eastAsia="SimSun"/>
+                    </w:rPr>
+                    <m:t>4</m:t>
+                  </m:r>
+                </m:sub>
+                <m:sup>
+                  <m:r>
+                    <m:rPr>
+                      <m:sty m:val="p"/>
+                    </m:rPr>
+                    <w:rPr>
+                      <w:rFonts w:ascii="Times New Roman" w:hAnsi="Times New Roman" w:cs="Times New Roman" w:eastAsia="SimSun"/>
+                    </w:rPr>
+                    <m:t>−</m:t>
+                  </m:r>
+                </m:sup>
+              </m:sSubSup>
+            </m:oMath>
+            <w:r>
+              <w:t xml:space="preserve"> </w:t>
+            </w:r>
+            <w:r>
+              <w:rPr>
+                <w:rFonts w:ascii="Times New Roman" w:hAnsi="Times New Roman" w:cs="Times New Roman" w:eastAsia="SimSun"/>
+              </w:rPr>
+              <w:t xml:space="preserve">与</w:t>
+            </w:r>
+            <w:r>
+              <w:t xml:space="preserve"> </w:t>
+            </w:r>
+            <m:oMath>
+              <m:sSub>
+                <m:e>
+                  <m:r>
+                    <m:rPr>
+                      <m:sty m:val="p"/>
+                    </m:rPr>
+                    <w:rPr>
+                      <w:rFonts w:ascii="Times New Roman" w:hAnsi="Times New Roman" w:cs="Times New Roman" w:eastAsia="SimSun"/>
+                    </w:rPr>
+                    <m:t>H</m:t>
+                  </m:r>
+                </m:e>
+                <m:sub>
+                  <m:r>
+                    <w:rPr>
+                      <w:rFonts w:ascii="Times New Roman" w:hAnsi="Times New Roman" w:cs="Times New Roman" w:eastAsia="SimSun"/>
+                    </w:rPr>
+                    <m:t>2</m:t>
+                  </m:r>
+                </m:sub>
+              </m:sSub>
+              <m:r>
+                <m:rPr>
+                  <m:sty m:val="p"/>
+                </m:rPr>
+                <w:rPr>
+                  <w:rFonts w:ascii="Times New Roman" w:hAnsi="Times New Roman" w:cs="Times New Roman" w:eastAsia="SimSun"/>
+                </w:rPr>
+                <m:t>O</m:t>
+              </m:r>
+            </m:oMath>
+            <w:r>
+              <w:t xml:space="preserve"> </w:t>
+            </w:r>
+            <w:r>
+              <w:rPr>
+                <w:rFonts w:ascii="Times New Roman" w:hAnsi="Times New Roman" w:cs="Times New Roman" w:eastAsia="SimSun"/>
+              </w:rPr>
+              <w:t xml:space="preserve">的作用力名称</w:t>
+            </w:r>
+          </w:p>
+        </w:tc>
+        <w:tc>
+          <w:tcPr>
+            <w:tcW w:type="dxa" w:w="2956"/>
+          </w:tcPr>
+          <w:tcPr/>
+          <w:p>
+            <w:pPr>
+              <w:pStyle w:val="Compact"/>
+            </w:pPr>
+          </w:p>
+        </w:tc>
+      </w:tr>
+      <w:tr>
+        <w:tc>
+          <w:tcPr>
+            <w:tcW w:type="dxa" w:w="6796"/>
+          </w:tcPr>
+          <w:tcPr/>
+          <w:p>
+            <w:pPr>
+              <w:pStyle w:val="Compact"/>
+              <w:jc w:val="center"/>
+            </w:pPr>
+            <w:r>
+              <w:rPr>
+                <w:rFonts w:ascii="Times New Roman" w:hAnsi="Times New Roman" w:cs="Times New Roman" w:eastAsia="SimSun"/>
+              </w:rPr>
+              <w:t xml:space="preserve">化合物中</w:t>
+            </w:r>
+            <w:r>
+              <w:t xml:space="preserve"> </w:t>
+            </w:r>
+            <m:oMath>
+              <m:r>
+                <m:rPr>
+                  <m:sty m:val="p"/>
+                </m:rPr>
+                <w:rPr>
+                  <w:rFonts w:ascii="Times New Roman" w:hAnsi="Times New Roman" w:cs="Times New Roman" w:eastAsia="SimSun"/>
+                </w:rPr>
+                <m:t>A</m:t>
+              </m:r>
+              <m:sSup>
+                <m:e>
+                  <m:r>
+                    <m:rPr>
+                      <m:sty m:val="p"/>
+                    </m:rPr>
+                    <w:rPr>
+                      <w:rFonts w:ascii="Times New Roman" w:hAnsi="Times New Roman" w:cs="Times New Roman" w:eastAsia="SimSun"/>
+                    </w:rPr>
+                    <m:t>g</m:t>
+                  </m:r>
+                </m:e>
+                <m:sup>
+                  <m:r>
+                    <m:rPr>
+                      <m:sty m:val="p"/>
+                    </m:rPr>
+                    <w:rPr>
+                      <w:rFonts w:ascii="Times New Roman" w:hAnsi="Times New Roman" w:cs="Times New Roman" w:eastAsia="SimSun"/>
+                    </w:rPr>
+                    <m:t>+</m:t>
+                  </m:r>
+                </m:sup>
+              </m:sSup>
+            </m:oMath>
+            <w:r>
+              <w:t xml:space="preserve"> </w:t>
+            </w:r>
+            <w:r>
+              <w:rPr>
+                <w:rFonts w:ascii="Times New Roman" w:hAnsi="Times New Roman" w:cs="Times New Roman" w:eastAsia="SimSun"/>
+              </w:rPr>
+              <w:t xml:space="preserve">的配位数</w:t>
+            </w:r>
+          </w:p>
+        </w:tc>
+        <w:tc>
+          <w:tcPr>
+            <w:tcW w:type="dxa" w:w="2956"/>
+          </w:tcPr>
+          <w:tcPr/>
+          <w:p>
+            <w:pPr>
+              <w:pStyle w:val="Compact"/>
+            </w:pPr>
+          </w:p>
+        </w:tc>
+      </w:tr>
+    </w:tbl>
     <w:p>
       <w:pPr>
         <w:pStyle w:val="BodyText"/>

--- a/00-首页/题组Word/初赛模拟卷/真题版式/初赛模拟卷XVI（非有机·学生版·真题版式）.docx
+++ b/00-首页/题组Word/初赛模拟卷/真题版式/初赛模拟卷XVI（非有机·学生版·真题版式）.docx
@@ -8230,6 +8230,30 @@
           <m:jc m:val="center"/>
         </m:oMathParaPr>
         <m:oMath>
+          <m:r>
+            <m:rPr>
+              <m:sty m:val="p"/>
+            </m:rPr>
+            <w:rPr>
+              <w:rFonts w:ascii="Times New Roman" w:hAnsi="Times New Roman" w:cs="Times New Roman" w:eastAsia="SimSun"/>
+            </w:rPr>
+            <m:t>(</m:t>
+          </m:r>
+          <m:r>
+            <w:rPr>
+              <w:rFonts w:ascii="Times New Roman" w:hAnsi="Times New Roman" w:cs="Times New Roman" w:eastAsia="SimSun"/>
+            </w:rPr>
+            <m:t>b</m:t>
+          </m:r>
+          <m:r>
+            <m:rPr>
+              <m:sty m:val="p"/>
+            </m:rPr>
+            <w:rPr>
+              <w:rFonts w:ascii="Times New Roman" w:hAnsi="Times New Roman" w:cs="Times New Roman" w:eastAsia="SimSun"/>
+            </w:rPr>
+            <m:t>)</m:t>
+          </m:r>
           <m:sSup>
             <m:e>
               <m:r>
@@ -8377,6 +8401,30 @@
           <m:jc m:val="center"/>
         </m:oMathParaPr>
         <m:oMath>
+          <m:r>
+            <m:rPr>
+              <m:sty m:val="p"/>
+            </m:rPr>
+            <w:rPr>
+              <w:rFonts w:ascii="Times New Roman" w:hAnsi="Times New Roman" w:cs="Times New Roman" w:eastAsia="SimSun"/>
+            </w:rPr>
+            <m:t>(</m:t>
+          </m:r>
+          <m:r>
+            <w:rPr>
+              <w:rFonts w:ascii="Times New Roman" w:hAnsi="Times New Roman" w:cs="Times New Roman" w:eastAsia="SimSun"/>
+            </w:rPr>
+            <m:t>d</m:t>
+          </m:r>
+          <m:r>
+            <m:rPr>
+              <m:sty m:val="p"/>
+            </m:rPr>
+            <w:rPr>
+              <w:rFonts w:ascii="Times New Roman" w:hAnsi="Times New Roman" w:cs="Times New Roman" w:eastAsia="SimSun"/>
+            </w:rPr>
+            <m:t>)</m:t>
+          </m:r>
           <m:sSup>
             <m:e>
               <m:r>
@@ -8465,10 +8513,10 @@
         <w:rPr>
           <w:rFonts w:ascii="Times New Roman" w:hAnsi="Times New Roman" w:cs="Times New Roman" w:eastAsia="SimSun"/>
         </w:rPr>
-        <w:t xml:space="preserve">结构参数，结合-DXL-4</w:t>
-      </w:r>
-      <w:r>
-        <w:t xml:space="preserve"> </w:t>
+        <w:t xml:space="preserve">结构参数，结合</w:t>
+      </w:r>
+      <w:r>
+        <w:t xml:space="preserve"> DXL-4 </w:t>
       </w:r>
       <w:r>
         <w:rPr>
@@ -8800,10 +8848,16 @@
         <w:rPr>
           <w:rFonts w:ascii="Times New Roman" w:hAnsi="Times New Roman" w:cs="Times New Roman" w:eastAsia="SimSun"/>
         </w:rPr>
-        <w:t xml:space="preserve">求其晶胞的所有晶胞参数。3-4</w:t>
-      </w:r>
-      <w:r>
-        <w:t xml:space="preserve"> </w:t>
+        <w:t xml:space="preserve">求其晶胞的所有晶胞参数。</w:t>
+      </w:r>
+    </w:p>
+    <w:p>
+      <w:pPr>
+        <w:pStyle w:val="BodyText"/>
+        <w:spacing w:before="0" w:after="0" w:line="276" w:lineRule="auto"/>
+      </w:pPr>
+      <w:r>
+        <w:t xml:space="preserve">3-4 </w:t>
       </w:r>
       <w:r>
         <w:rPr>
@@ -12004,7 +12058,7 @@
           </w:rPr>
           <m:t>F</m:t>
         </m:r>
-        <m:sSup>
+        <m:sSub>
           <m:e>
             <m:r>
               <w:rPr>
@@ -12013,15 +12067,15 @@
               <m:t>e</m:t>
             </m:r>
           </m:e>
-          <m:sup>
+          <m:sub>
             <m:r>
               <w:rPr>
                 <w:rFonts w:ascii="Times New Roman" w:hAnsi="Times New Roman" w:cs="Times New Roman" w:eastAsia="SimSun"/>
               </w:rPr>
               <m:t>4</m:t>
             </m:r>
-          </m:sup>
-        </m:sSup>
+          </m:sub>
+        </m:sSub>
         <m:sSup>
           <m:e>
             <m:r>
@@ -18478,9 +18532,35 @@
         <w:rPr>
           <w:rFonts w:ascii="Times New Roman" w:hAnsi="Times New Roman" w:cs="Times New Roman" w:eastAsia="SimSun"/>
         </w:rPr>
-        <w:t xml:space="preserve">充分混合，装载入石墨模具中，并在模具与原料之间垫一层钽箔，将模具安装至设备中，反复三次通入高纯度</w:t>
-      </w:r>
-      <w:r>
+        <w:t xml:space="preserve">充分混合，装载入石墨模具中，并在模具与原料之间</w:t>
+      </w:r>
+      <w:r>
+        <w:rPr>
+          <w:rFonts w:ascii="Times New Roman" w:hAnsi="Times New Roman" w:cs="Times New Roman" w:eastAsia="SimSun"/>
+          <w:b/>
+          <w:bCs/>
+        </w:rPr>
+        <w:t xml:space="preserve">垫一层钽箔</w:t>
+      </w:r>
+      <w:r>
+        <w:rPr>
+          <w:rFonts w:ascii="Times New Roman" w:hAnsi="Times New Roman" w:cs="Times New Roman" w:eastAsia="SimSun"/>
+        </w:rPr>
+        <w:t xml:space="preserve">，将模具安装至设备中，</w:t>
+      </w:r>
+      <w:r>
+        <w:rPr>
+          <w:rFonts w:ascii="Times New Roman" w:hAnsi="Times New Roman" w:cs="Times New Roman" w:eastAsia="SimSun"/>
+          <w:b/>
+          <w:bCs/>
+        </w:rPr>
+        <w:t xml:space="preserve">反复三次通入高纯度</w:t>
+      </w:r>
+      <w:r>
+        <w:rPr>
+          <w:b/>
+          <w:bCs/>
+        </w:rPr>
         <w:t xml:space="preserve"> </w:t>
       </w:r>
       <m:oMath>
@@ -18507,13 +18587,25 @@
         </m:sSub>
       </m:oMath>
       <w:r>
-        <w:t xml:space="preserve"> </w:t>
-      </w:r>
-      <w:r>
-        <w:rPr>
-          <w:rFonts w:ascii="Times New Roman" w:hAnsi="Times New Roman" w:cs="Times New Roman" w:eastAsia="SimSun"/>
-        </w:rPr>
-        <w:t xml:space="preserve">流，在</w:t>
+        <w:rPr>
+          <w:b/>
+          <w:bCs/>
+        </w:rPr>
+        <w:t xml:space="preserve"> </w:t>
+      </w:r>
+      <w:r>
+        <w:rPr>
+          <w:rFonts w:ascii="Times New Roman" w:hAnsi="Times New Roman" w:cs="Times New Roman" w:eastAsia="SimSun"/>
+          <w:b/>
+          <w:bCs/>
+        </w:rPr>
+        <w:t xml:space="preserve">流</w:t>
+      </w:r>
+      <w:r>
+        <w:rPr>
+          <w:rFonts w:ascii="Times New Roman" w:hAnsi="Times New Roman" w:cs="Times New Roman" w:eastAsia="SimSun"/>
+        </w:rPr>
+        <w:t xml:space="preserve">，在</w:t>
       </w:r>
       <w:r>
         <w:t xml:space="preserve"> 10 mTorr </w:t>
@@ -21199,7 +21291,7 @@
         <w:rPr>
           <w:rFonts w:ascii="Times New Roman" w:hAnsi="Times New Roman" w:cs="Times New Roman" w:eastAsia="SimSun"/>
         </w:rPr>
-        <w:t xml:space="preserve">中的一半替換成了</w:t>
+        <w:t xml:space="preserve">中的一半替换成了</w:t>
       </w:r>
       <w:r>
         <w:t xml:space="preserve"> </w:t>
@@ -21423,7 +21515,7 @@
         <w:rPr>
           <w:rFonts w:ascii="Times New Roman" w:hAnsi="Times New Roman" w:cs="Times New Roman" w:eastAsia="SimSun"/>
         </w:rPr>
-        <w:t xml:space="preserve">的比例。假设此混合物的的熔点满足Schröder-van</w:t>
+        <w:t xml:space="preserve">的比例。假设此混合物的熔点满足Schröder-van</w:t>
       </w:r>
       <w:r>
         <w:t xml:space="preserve"> </w:t>
@@ -24311,7 +24403,7 @@
               <w:jc w:val="center"/>
             </w:pPr>
             <w:r>
-              <w:t xml:space="preserve">6.0.</w:t>
+              <w:t xml:space="preserve">6.0</w:t>
             </w:r>
           </w:p>
         </w:tc>
@@ -25232,7 +25324,10 @@
         <w:t xml:space="preserve">刻度不均匀，上疏下密</w:t>
       </w:r>
       <w:r>
-        <w:t xml:space="preserve"> E. </w:t>
+        <w:t xml:space="preserve"> </w:t>
+      </w:r>
+      <w:r>
+        <w:t xml:space="preserve">E. </w:t>
       </w:r>
       <w:r>
         <w:rPr>
@@ -25253,7 +25348,7 @@
         <w:rPr>
           <w:rFonts w:ascii="Times New Roman" w:hAnsi="Times New Roman" w:cs="Times New Roman" w:eastAsia="SimSun"/>
         </w:rPr>
-        <w:t xml:space="preserve">分别解释划线处操作的作用。</w:t>
+        <w:t xml:space="preserve">分别解释编号处操作的作用。</w:t>
       </w:r>
     </w:p>
     <w:p>
@@ -25787,7 +25882,21 @@
         <w:rPr>
           <w:rFonts w:ascii="Times New Roman" w:hAnsi="Times New Roman" w:cs="Times New Roman" w:eastAsia="SimSun"/>
         </w:rPr>
-        <w:t xml:space="preserve">随后，向上述制得的粗产品中加入少量蒸馏水，升温使其完全溶解，趁热过滤。然后慢慢冷却，再次抽干液体，将所得晶体置于</w:t>
+        <w:t xml:space="preserve">随后，向上述制得的粗产品中加入</w:t>
+      </w:r>
+      <w:r>
+        <w:rPr>
+          <w:rFonts w:ascii="Times New Roman" w:hAnsi="Times New Roman" w:cs="Times New Roman" w:eastAsia="SimSun"/>
+          <w:b/>
+          <w:bCs/>
+        </w:rPr>
+        <w:t xml:space="preserve">少量蒸馏水</w:t>
+      </w:r>
+      <w:r>
+        <w:rPr>
+          <w:rFonts w:ascii="Times New Roman" w:hAnsi="Times New Roman" w:cs="Times New Roman" w:eastAsia="SimSun"/>
+        </w:rPr>
+        <w:t xml:space="preserve">，升温使其完全溶解，趁热过滤。然后慢慢冷却，再次抽干液体，将所得晶体置于</w:t>
       </w:r>
       <w:r>
         <w:t xml:space="preserve"> </w:t>
@@ -26283,7 +26392,7 @@
         <w:rPr>
           <w:rFonts w:ascii="Times New Roman" w:hAnsi="Times New Roman" w:cs="Times New Roman" w:eastAsia="SimSun"/>
         </w:rPr>
-        <w:t xml:space="preserve">划线处磺基水杨酸和氨水的加入顺序能否调换？简述理由。</w:t>
+        <w:t xml:space="preserve">磺基水杨酸和氨水的加入顺序能否调换？简述理由。</w:t>
       </w:r>
     </w:p>
     <w:p>
@@ -28021,7 +28130,7 @@
               <w:rPr>
                 <w:rFonts w:ascii="Times New Roman" w:hAnsi="Times New Roman" w:cs="Times New Roman" w:eastAsia="SimSun"/>
               </w:rPr>
-              <m:t>l</m:t>
+              <m:t>1</m:t>
             </m:r>
           </m:sub>
         </m:sSub>
@@ -28044,15 +28153,30 @@
           <w:rPr>
             <w:rFonts w:ascii="Times New Roman" w:hAnsi="Times New Roman" w:cs="Times New Roman" w:eastAsia="SimSun"/>
           </w:rPr>
+          <m:t> </m:t>
+        </m:r>
+        <m:r>
+          <m:rPr>
+            <m:sty m:val="p"/>
+          </m:rPr>
+          <w:rPr>
+            <w:rFonts w:ascii="Times New Roman" w:hAnsi="Times New Roman" w:cs="Times New Roman" w:eastAsia="SimSun"/>
+          </w:rPr>
           <m:t>a</m:t>
         </m:r>
         <m:r>
+          <m:rPr>
+            <m:sty m:val="p"/>
+          </m:rPr>
           <w:rPr>
             <w:rFonts w:ascii="Times New Roman" w:hAnsi="Times New Roman" w:cs="Times New Roman" w:eastAsia="SimSun"/>
           </w:rPr>
           <m:t>t</m:t>
         </m:r>
         <m:r>
+          <m:rPr>
+            <m:sty m:val="p"/>
+          </m:rPr>
           <w:rPr>
             <w:rFonts w:ascii="Times New Roman" w:hAnsi="Times New Roman" w:cs="Times New Roman" w:eastAsia="SimSun"/>
           </w:rPr>
@@ -28246,18 +28370,24 @@
           </w:rPr>
           <m:t>&gt;</m:t>
         </m:r>
-        <m:r>
-          <w:rPr>
-            <w:rFonts w:ascii="Times New Roman" w:hAnsi="Times New Roman" w:cs="Times New Roman" w:eastAsia="SimSun"/>
-          </w:rPr>
-          <m:t>σ</m:t>
-        </m:r>
-        <m:r>
-          <w:rPr>
-            <w:rFonts w:ascii="Times New Roman" w:hAnsi="Times New Roman" w:cs="Times New Roman" w:eastAsia="SimSun"/>
-          </w:rPr>
-          <m:t>c</m:t>
-        </m:r>
+        <m:sSub>
+          <m:e>
+            <m:r>
+              <w:rPr>
+                <w:rFonts w:ascii="Times New Roman" w:hAnsi="Times New Roman" w:cs="Times New Roman" w:eastAsia="SimSun"/>
+              </w:rPr>
+              <m:t>σ</m:t>
+            </m:r>
+          </m:e>
+          <m:sub>
+            <m:r>
+              <w:rPr>
+                <w:rFonts w:ascii="Times New Roman" w:hAnsi="Times New Roman" w:cs="Times New Roman" w:eastAsia="SimSun"/>
+              </w:rPr>
+              <m:t>c</m:t>
+            </m:r>
+          </m:sub>
+        </m:sSub>
       </m:oMath>
       <w:r>
         <w:t xml:space="preserve"> </w:t>
@@ -28266,10 +28396,17 @@
         <w:rPr>
           <w:rFonts w:ascii="Times New Roman" w:hAnsi="Times New Roman" w:cs="Times New Roman" w:eastAsia="SimSun"/>
         </w:rPr>
-        <w:t xml:space="preserve">的二氧化碳水溶液中，可观测到二氧化碳气泡保持近乎静止的缓慢生长状态。下列说法正确的是（）A.</w:t>
-      </w:r>
-      <w:r>
-        <w:t xml:space="preserve"> </w:t>
+        <w:t xml:space="preserve">的二氧化碳水溶液中，可观测到二氧化碳气泡保持近乎静止的缓慢生长状态。下列说法正确的是（）</w:t>
+      </w:r>
+    </w:p>
+    <w:p>
+      <w:pPr>
+        <w:pStyle w:val="BodyText"/>
+        <w:spacing w:before="0" w:after="0" w:line="276" w:lineRule="auto"/>
+        <w:ind w:firstLineChars="200" w:firstLine="420"/>
+      </w:pPr>
+      <w:r>
+        <w:t xml:space="preserve">A. </w:t>
       </w:r>
       <w:r>
         <w:rPr>
@@ -40038,7 +40175,7 @@
         <w:rPr>
           <w:rFonts w:ascii="Times New Roman" w:hAnsi="Times New Roman" w:cs="Times New Roman" w:eastAsia="SimSun"/>
         </w:rPr>
-        <w:t xml:space="preserve">已知表观稳定常数计算公示如下:</w:t>
+        <w:t xml:space="preserve">已知表观稳定常数计算公式如下:</w:t>
       </w:r>
     </w:p>
     <w:p>
@@ -40444,6 +40581,15 @@
               </w:rPr>
               <m:t>4</m:t>
             </m:r>
+            <m:r>
+              <m:rPr>
+                <m:sty m:val="p"/>
+              </m:rPr>
+              <w:rPr>
+                <w:rFonts w:ascii="Times New Roman" w:hAnsi="Times New Roman" w:cs="Times New Roman" w:eastAsia="SimSun"/>
+              </w:rPr>
+              <m:t>−</m:t>
+            </m:r>
           </m:sup>
         </m:sSup>
       </m:oMath>
@@ -40454,7 +40600,25 @@
         <w:rPr>
           <w:rFonts w:ascii="Times New Roman" w:hAnsi="Times New Roman" w:cs="Times New Roman" w:eastAsia="SimSun"/>
         </w:rPr>
-        <w:t xml:space="preserve">和M在该pH条件下的分布系数。</w:t>
+        <w:t xml:space="preserve">和</w:t>
+      </w:r>
+      <w:r>
+        <w:t xml:space="preserve"> M </w:t>
+      </w:r>
+      <w:r>
+        <w:rPr>
+          <w:rFonts w:ascii="Times New Roman" w:hAnsi="Times New Roman" w:cs="Times New Roman" w:eastAsia="SimSun"/>
+        </w:rPr>
+        <w:t xml:space="preserve">在该</w:t>
+      </w:r>
+      <w:r>
+        <w:t xml:space="preserve"> pH </w:t>
+      </w:r>
+      <w:r>
+        <w:rPr>
+          <w:rFonts w:ascii="Times New Roman" w:hAnsi="Times New Roman" w:cs="Times New Roman" w:eastAsia="SimSun"/>
+        </w:rPr>
+        <w:t xml:space="preserve">条件下的分布系数。</w:t>
       </w:r>
     </w:p>
     <w:p>
@@ -42786,7 +42950,16 @@
         <w:t xml:space="preserve"> </w:t>
       </w:r>
       <w:r>
-        <w:t xml:space="preserve">。14-1-2 </w:t>
+        <w:t xml:space="preserve">。</w:t>
+      </w:r>
+    </w:p>
+    <w:p>
+      <w:pPr>
+        <w:pStyle w:val="BodyText"/>
+        <w:spacing w:before="0" w:after="0" w:line="276" w:lineRule="auto"/>
+      </w:pPr>
+      <w:r>
+        <w:t xml:space="preserve">14-1-2 </w:t>
       </w:r>
       <w:r>
         <w:rPr>
@@ -46195,8 +46368,14 @@
         </w:rPr>
         <w:t xml:space="preserve">不配位)</w:t>
       </w:r>
-      <w:r>
-        <w:t xml:space="preserve"> 14-4 </w:t>
+    </w:p>
+    <w:p>
+      <w:pPr>
+        <w:pStyle w:val="BodyText"/>
+        <w:spacing w:before="0" w:after="0" w:line="276" w:lineRule="auto"/>
+      </w:pPr>
+      <w:r>
+        <w:t xml:space="preserve">14-4 </w:t>
       </w:r>
       <w:r>
         <w:rPr>
@@ -51874,38 +52053,37 @@
             <m:oMath>
               <m:r>
                 <m:rPr>
-                  <m:nor/>
                   <m:sty m:val="p"/>
                 </m:rPr>
                 <w:rPr>
                   <w:rFonts w:ascii="Times New Roman" w:hAnsi="Times New Roman" w:cs="Times New Roman" w:eastAsia="SimSun"/>
                 </w:rPr>
-                <m:t>Fc</m:t>
+                <m:t>F</m:t>
               </m:r>
-              <m:sSup>
-                <m:e>
-                  <m:r>
-                    <m:rPr>
-                      <m:sty m:val="p"/>
-                    </m:rPr>
-                    <w:rPr>
-                      <w:rFonts w:ascii="Times New Roman" w:hAnsi="Times New Roman" w:cs="Times New Roman" w:eastAsia="SimSun"/>
-                    </w:rPr>
-                    <m:t>(</m:t>
-                  </m:r>
-                </m:e>
-                <m:sup>
-                  <m:r>
-                    <m:rPr>
-                      <m:sty m:val="p"/>
-                    </m:rPr>
-                    <w:rPr>
-                      <w:rFonts w:ascii="Times New Roman" w:hAnsi="Times New Roman" w:cs="Times New Roman" w:eastAsia="SimSun"/>
-                    </w:rPr>
-                    <m:t>′</m:t>
-                  </m:r>
-                </m:sup>
-              </m:sSup>
+              <m:r>
+                <m:rPr>
+                  <m:sty m:val="p"/>
+                </m:rPr>
+                <w:rPr>
+                  <w:rFonts w:ascii="Times New Roman" w:hAnsi="Times New Roman" w:cs="Times New Roman" w:eastAsia="SimSun"/>
+                </w:rPr>
+                <m:t>c</m:t>
+              </m:r>
+              <m:r>
+                <m:rPr>
+                  <m:sty m:val="p"/>
+                </m:rPr>
+                <w:rPr>
+                  <w:rFonts w:ascii="Times New Roman" w:hAnsi="Times New Roman" w:cs="Times New Roman" w:eastAsia="SimSun"/>
+                </w:rPr>
+                <m:t>(</m:t>
+              </m:r>
+              <m:r>
+                <w:rPr>
+                  <w:rFonts w:ascii="Times New Roman" w:hAnsi="Times New Roman" w:cs="Times New Roman" w:eastAsia="SimSun"/>
+                </w:rPr>
+                <m:t>t</m:t>
+              </m:r>
               <m:r>
                 <m:rPr>
                   <m:nor/>
@@ -51914,7 +52092,25 @@
                 <w:rPr>
                   <w:rFonts w:ascii="Times New Roman" w:hAnsi="Times New Roman" w:cs="Times New Roman" w:eastAsia="SimSun"/>
                 </w:rPr>
-                <m:t>Bu</m:t>
+                <m:t>-</m:t>
+              </m:r>
+              <m:r>
+                <m:rPr>
+                  <m:sty m:val="p"/>
+                </m:rPr>
+                <w:rPr>
+                  <w:rFonts w:ascii="Times New Roman" w:hAnsi="Times New Roman" w:cs="Times New Roman" w:eastAsia="SimSun"/>
+                </w:rPr>
+                <m:t>B</m:t>
+              </m:r>
+              <m:r>
+                <m:rPr>
+                  <m:sty m:val="p"/>
+                </m:rPr>
+                <w:rPr>
+                  <w:rFonts w:ascii="Times New Roman" w:hAnsi="Times New Roman" w:cs="Times New Roman" w:eastAsia="SimSun"/>
+                </w:rPr>
+                <m:t>u</m:t>
               </m:r>
               <m:sSub>
                 <m:e>
@@ -51958,13 +52154,39 @@
                 <m:e>
                   <m:r>
                     <m:rPr>
-                      <m:nor/>
                       <m:sty m:val="p"/>
                     </m:rPr>
                     <w:rPr>
                       <w:rFonts w:ascii="Times New Roman" w:hAnsi="Times New Roman" w:cs="Times New Roman" w:eastAsia="SimSun"/>
                     </w:rPr>
-                    <m:t>FcMe</m:t>
+                    <m:t>F</m:t>
+                  </m:r>
+                  <m:r>
+                    <m:rPr>
+                      <m:sty m:val="p"/>
+                    </m:rPr>
+                    <w:rPr>
+                      <w:rFonts w:ascii="Times New Roman" w:hAnsi="Times New Roman" w:cs="Times New Roman" w:eastAsia="SimSun"/>
+                    </w:rPr>
+                    <m:t>c</m:t>
+                  </m:r>
+                  <m:r>
+                    <m:rPr>
+                      <m:sty m:val="p"/>
+                    </m:rPr>
+                    <w:rPr>
+                      <w:rFonts w:ascii="Times New Roman" w:hAnsi="Times New Roman" w:cs="Times New Roman" w:eastAsia="SimSun"/>
+                    </w:rPr>
+                    <m:t>M</m:t>
+                  </m:r>
+                  <m:r>
+                    <m:rPr>
+                      <m:sty m:val="p"/>
+                    </m:rPr>
+                    <w:rPr>
+                      <w:rFonts w:ascii="Times New Roman" w:hAnsi="Times New Roman" w:cs="Times New Roman" w:eastAsia="SimSun"/>
+                    </w:rPr>
+                    <m:t>e</m:t>
                   </m:r>
                 </m:e>
                 <m:sub>
@@ -54040,9 +54262,9 @@
           <w:rPr>
             <w:rFonts w:ascii="Times New Roman" w:hAnsi="Times New Roman" w:cs="Times New Roman" w:eastAsia="SimSun"/>
           </w:rPr>
-          <m:t>=</m:t>
-        </m:r>
-        <m:sSubSup>
+          <m:t>&lt;</m:t>
+        </m:r>
+        <m:sSub>
           <m:e>
             <m:r>
               <w:rPr>
@@ -54071,18 +54293,7 @@
               <m:t>x</m:t>
             </m:r>
           </m:sub>
-          <m:sup>
-            <m:r>
-              <m:rPr>
-                <m:sty m:val="p"/>
-              </m:rPr>
-              <w:rPr>
-                <w:rFonts w:ascii="Times New Roman" w:hAnsi="Times New Roman" w:cs="Times New Roman" w:eastAsia="SimSun"/>
-              </w:rPr>
-              <m:t>⊖</m:t>
-            </m:r>
-          </m:sup>
-        </m:sSubSup>
+        </m:sSub>
       </m:oMath>
       <w:r>
         <w:t xml:space="preserve"> </w:t>

--- a/00-首页/题组Word/初赛模拟卷/真题版式/初赛模拟卷XVI（非有机·学生版·真题版式）.docx
+++ b/00-首页/题组Word/初赛模拟卷/真题版式/初赛模拟卷XVI（非有机·学生版·真题版式）.docx
@@ -2,7 +2,7 @@
 <file path=word/document.xml><?xml version="1.0" encoding="utf-8"?>
 <w:document xmlns:w="http://schemas.openxmlformats.org/wordprocessingml/2006/main" xmlns:m="http://schemas.openxmlformats.org/officeDocument/2006/math" xmlns:r="http://schemas.openxmlformats.org/officeDocument/2006/relationships" xmlns:o="urn:schemas-microsoft-com:office:office" xmlns:v="urn:schemas-microsoft-com:vml" xmlns:w10="urn:schemas-microsoft-com:office:word" xmlns:a="http://schemas.openxmlformats.org/drawingml/2006/main" xmlns:pic="http://schemas.openxmlformats.org/drawingml/2006/picture" xmlns:wp="http://schemas.openxmlformats.org/drawingml/2006/wordprocessingDrawing">
   <w:body>
-    <w:bookmarkStart w:id="136" w:name="初赛模拟卷-xvi非有机"/>
+    <w:bookmarkStart w:id="133" w:name="初赛模拟卷-xvi非有机"/>
     <w:p>
       <w:pPr>
         <w:pStyle w:val="Heading1"/>
@@ -23483,7 +23483,7 @@
     </w:p>
     <w:bookmarkEnd w:id="98"/>
     <w:bookmarkEnd w:id="99"/>
-    <w:bookmarkStart w:id="135" w:name="第二部分-化学原理第-916-题共-79-分"/>
+    <w:bookmarkStart w:id="132" w:name="第二部分-化学原理第-916-题共-79-分"/>
     <w:p>
       <w:pPr>
         <w:pStyle w:val="Heading2"/>
@@ -26718,7 +26718,7 @@
       </w:r>
     </w:p>
     <w:bookmarkEnd w:id="103"/>
-    <w:bookmarkStart w:id="113" w:name="第-10-题9-分含微小气泡的二氧化碳水溶液中的起泡现象"/>
+    <w:bookmarkStart w:id="110" w:name="第-10-题9-分含微小气泡的二氧化碳水溶液中的起泡现象"/>
     <w:p>
       <w:pPr>
         <w:pStyle w:val="Heading3"/>
@@ -27874,529 +27874,54 @@
         <w:t xml:space="preserve">的图像如图所示，其中实线表示稳定解，虚线表示不稳定解，不稳定解中的气泡受扰动后会持续膨胀而难以平衡。</w:t>
       </w:r>
     </w:p>
-    <w:tbl>
-      <w:tblPr>
-        <w:tblStyle w:val="Table"/>
-        <w:tblW w:type="dxa" w:w="9752"/>
-        <w:jc w:val="center"/>
-        <w:tblBorders>
-          <w:top w:val="nil"/>
-          <w:left w:val="nil"/>
-          <w:bottom w:val="nil"/>
-          <w:right w:val="nil"/>
-          <w:insideH w:val="nil"/>
-          <w:insideV w:val="nil"/>
-        </w:tblBorders>
-        <w:tblLayout w:type="fixed"/>
-        <w:tblLook w:firstRow="1" w:lastRow="0" w:firstColumn="0" w:lastColumn="0" w:noHBand="0" w:noVBand="0" w:val="0020"/>
-      </w:tblPr>
-      <w:tblGrid>
-        <w:gridCol w:w="4876"/>
-        <w:gridCol w:w="4876"/>
-      </w:tblGrid>
-      <w:tr>
-        <w:trPr>
-          <w:tblHeader w:val="on"/>
-        </w:trPr>
-        <w:tc>
-          <w:tcPr>
-            <w:tcW w:type="dxa" w:w="4876"/>
-          </w:tcPr>
-          <w:tcPr/>
-          <w:p>
-            <w:pPr>
-              <w:pStyle w:val="Compact"/>
-              <w:jc w:val="center"/>
-            </w:pPr>
-            <w:r>
-              <w:t xml:space="preserve">A</w:t>
-            </w:r>
-          </w:p>
-        </w:tc>
-        <w:tc>
-          <w:tcPr>
-            <w:tcW w:type="dxa" w:w="4876"/>
-          </w:tcPr>
-          <w:tcPr/>
-          <w:p>
-            <w:pPr>
-              <w:pStyle w:val="Compact"/>
-            </w:pPr>
-          </w:p>
-        </w:tc>
-      </w:tr>
-      <w:tr>
-        <w:tc>
-          <w:tcPr>
-            <w:tcW w:type="dxa" w:w="4876"/>
-          </w:tcPr>
-          <w:tcPr/>
-          <w:p>
-            <w:pPr>
-              <w:pStyle w:val="Compact"/>
-              <w:jc w:val="center"/>
-            </w:pPr>
-            <w:r>
-              <w:drawing>
-                <wp:inline>
-                  <wp:extent cx="2406600" cy="1241734"/>
-                  <wp:effectExtent b="0" l="0" r="0" t="0"/>
-                  <wp:docPr descr="" title="" id="108" name="Picture"/>
-                  <a:graphic>
-                    <a:graphicData uri="http://schemas.openxmlformats.org/drawingml/2006/picture">
-                      <pic:pic>
-                        <pic:nvPicPr>
-                          <pic:cNvPr descr="1ef6944ecb02edc345af1e7c799ec440f8b95a67be4dcbb9ca90c0581d0530c7.jpg" id="109" name="Picture"/>
-                          <pic:cNvPicPr>
-                            <a:picLocks noChangeArrowheads="1" noChangeAspect="1"/>
-                          </pic:cNvPicPr>
-                        </pic:nvPicPr>
-                        <pic:blipFill>
-                          <a:blip r:embed="rId107"/>
-                          <a:stretch>
-                            <a:fillRect/>
-                          </a:stretch>
-                        </pic:blipFill>
-                        <pic:spPr bwMode="auto">
-                          <a:xfrm>
-                            <a:off x="0" y="0"/>
-                            <a:ext cx="2406600" cy="1241734"/>
-                          </a:xfrm>
-                          <a:prstGeom prst="rect">
-                            <a:avLst/>
-                          </a:prstGeom>
-                          <a:noFill/>
-                          <a:ln w="9525">
-                            <a:noFill/>
-                            <a:headEnd/>
-                            <a:tailEnd/>
-                          </a:ln>
-                        </pic:spPr>
-                      </pic:pic>
-                    </a:graphicData>
-                  </a:graphic>
-                </wp:inline>
-              </w:drawing>
-            </w:r>
-          </w:p>
-        </w:tc>
-        <w:tc>
-          <w:tcPr>
-            <w:tcW w:type="dxa" w:w="4876"/>
-          </w:tcPr>
-          <w:tcPr/>
-          <w:p>
-            <w:pPr>
-              <w:pStyle w:val="Compact"/>
-              <w:jc w:val="center"/>
-            </w:pPr>
-            <w:r>
-              <w:drawing>
-                <wp:inline>
-                  <wp:extent cx="2184674" cy="1655999"/>
-                  <wp:effectExtent b="0" l="0" r="0" t="0"/>
-                  <wp:docPr descr="" title="" id="111" name="Picture"/>
-                  <a:graphic>
-                    <a:graphicData uri="http://schemas.openxmlformats.org/drawingml/2006/picture">
-                      <pic:pic>
-                        <pic:nvPicPr>
-                          <pic:cNvPr descr="96ea08d2500c9bdb2bfcf5149af01013e005963ef3f593d2ea81ade26fcacaf4.jpg" id="112" name="Picture"/>
-                          <pic:cNvPicPr>
-                            <a:picLocks noChangeArrowheads="1" noChangeAspect="1"/>
-                          </pic:cNvPicPr>
-                        </pic:nvPicPr>
-                        <pic:blipFill>
-                          <a:blip r:embed="rId110"/>
-                          <a:stretch>
-                            <a:fillRect/>
-                          </a:stretch>
-                        </pic:blipFill>
-                        <pic:spPr bwMode="auto">
-                          <a:xfrm>
-                            <a:off x="0" y="0"/>
-                            <a:ext cx="2184674" cy="1655999"/>
-                          </a:xfrm>
-                          <a:prstGeom prst="rect">
-                            <a:avLst/>
-                          </a:prstGeom>
-                          <a:noFill/>
-                          <a:ln w="9525">
-                            <a:noFill/>
-                            <a:headEnd/>
-                            <a:tailEnd/>
-                          </a:ln>
-                        </pic:spPr>
-                      </pic:pic>
-                    </a:graphicData>
-                  </a:graphic>
-                </wp:inline>
-              </w:drawing>
-            </w:r>
-          </w:p>
-        </w:tc>
-      </w:tr>
-    </w:tbl>
     <w:p>
       <w:pPr>
         <w:pStyle w:val="BodyText"/>
-        <w:spacing w:before="0" w:after="0" w:line="276" w:lineRule="auto"/>
-        <w:ind w:firstLineChars="200" w:firstLine="420"/>
+        <w:keepNext/>
+        <w:spacing w:before="120" w:after="40" w:line="240" w:lineRule="auto"/>
+        <w:jc w:val="center"/>
       </w:pPr>
       <w:r>
-        <w:rPr>
-          <w:rFonts w:ascii="Times New Roman" w:hAnsi="Times New Roman" w:cs="Times New Roman" w:eastAsia="SimSun"/>
-        </w:rPr>
-        <w:t xml:space="preserve">推导</w:t>
-      </w:r>
-      <w:r>
-        <w:t xml:space="preserve"> </w:t>
-      </w:r>
-      <m:oMath>
-        <m:sSub>
-          <m:e>
-            <m:r>
-              <w:rPr>
-                <w:rFonts w:ascii="Times New Roman" w:hAnsi="Times New Roman" w:cs="Times New Roman" w:eastAsia="SimSun"/>
-              </w:rPr>
-              <m:t>σ</m:t>
-            </m:r>
-          </m:e>
-          <m:sub>
-            <m:r>
-              <w:rPr>
-                <w:rFonts w:ascii="Times New Roman" w:hAnsi="Times New Roman" w:cs="Times New Roman" w:eastAsia="SimSun"/>
-              </w:rPr>
-              <m:t>c</m:t>
-            </m:r>
-          </m:sub>
-        </m:sSub>
-      </m:oMath>
-      <w:r>
-        <w:t xml:space="preserve"> </w:t>
-      </w:r>
-      <w:r>
-        <w:rPr>
-          <w:rFonts w:ascii="Times New Roman" w:hAnsi="Times New Roman" w:cs="Times New Roman" w:eastAsia="SimSun"/>
-        </w:rPr>
-        <w:t xml:space="preserve">与临界半径</w:t>
-      </w:r>
-      <w:r>
-        <w:t xml:space="preserve"> </w:t>
-      </w:r>
-      <m:oMath>
-        <m:sSub>
-          <m:e>
-            <m:r>
-              <w:rPr>
-                <w:rFonts w:ascii="Times New Roman" w:hAnsi="Times New Roman" w:cs="Times New Roman" w:eastAsia="SimSun"/>
-              </w:rPr>
-              <m:t>r</m:t>
-            </m:r>
-          </m:e>
-          <m:sub>
-            <m:r>
-              <w:rPr>
-                <w:rFonts w:ascii="Times New Roman" w:hAnsi="Times New Roman" w:cs="Times New Roman" w:eastAsia="SimSun"/>
-              </w:rPr>
-              <m:t>c</m:t>
-            </m:r>
-          </m:sub>
-        </m:sSub>
-      </m:oMath>
-      <w:r>
-        <w:t xml:space="preserve"> </w:t>
-      </w:r>
-      <w:r>
-        <w:rPr>
-          <w:rFonts w:ascii="Times New Roman" w:hAnsi="Times New Roman" w:cs="Times New Roman" w:eastAsia="SimSun"/>
-        </w:rPr>
-        <w:t xml:space="preserve">的数学表达式，通过计算给出临界半径为饱和二氧化碳溶液中气泡半径的几倍，并计算</w:t>
-      </w:r>
-      <w:r>
-        <w:t xml:space="preserve"> </w:t>
-      </w:r>
-      <m:oMath>
-        <m:sSub>
-          <m:e>
-            <m:r>
-              <w:rPr>
-                <w:rFonts w:ascii="Times New Roman" w:hAnsi="Times New Roman" w:cs="Times New Roman" w:eastAsia="SimSun"/>
-              </w:rPr>
-              <m:t>P</m:t>
-            </m:r>
-          </m:e>
-          <m:sub>
-            <m:r>
-              <w:rPr>
-                <w:rFonts w:ascii="Times New Roman" w:hAnsi="Times New Roman" w:cs="Times New Roman" w:eastAsia="SimSun"/>
-              </w:rPr>
-              <m:t>1</m:t>
-            </m:r>
-          </m:sub>
-        </m:sSub>
-        <m:r>
-          <m:rPr>
-            <m:sty m:val="p"/>
-          </m:rPr>
-          <w:rPr>
-            <w:rFonts w:ascii="Times New Roman" w:hAnsi="Times New Roman" w:cs="Times New Roman" w:eastAsia="SimSun"/>
-          </w:rPr>
-          <m:t>=</m:t>
-        </m:r>
-        <m:r>
-          <w:rPr>
-            <w:rFonts w:ascii="Times New Roman" w:hAnsi="Times New Roman" w:cs="Times New Roman" w:eastAsia="SimSun"/>
-          </w:rPr>
-          <m:t>1</m:t>
-        </m:r>
-        <m:r>
-          <w:rPr>
-            <w:rFonts w:ascii="Times New Roman" w:hAnsi="Times New Roman" w:cs="Times New Roman" w:eastAsia="SimSun"/>
-          </w:rPr>
-          <m:t> </m:t>
-        </m:r>
-        <m:r>
-          <m:rPr>
-            <m:sty m:val="p"/>
-          </m:rPr>
-          <w:rPr>
-            <w:rFonts w:ascii="Times New Roman" w:hAnsi="Times New Roman" w:cs="Times New Roman" w:eastAsia="SimSun"/>
-          </w:rPr>
-          <m:t>a</m:t>
-        </m:r>
-        <m:r>
-          <m:rPr>
-            <m:sty m:val="p"/>
-          </m:rPr>
-          <w:rPr>
-            <w:rFonts w:ascii="Times New Roman" w:hAnsi="Times New Roman" w:cs="Times New Roman" w:eastAsia="SimSun"/>
-          </w:rPr>
-          <m:t>t</m:t>
-        </m:r>
-        <m:r>
-          <m:rPr>
-            <m:sty m:val="p"/>
-          </m:rPr>
-          <w:rPr>
-            <w:rFonts w:ascii="Times New Roman" w:hAnsi="Times New Roman" w:cs="Times New Roman" w:eastAsia="SimSun"/>
-          </w:rPr>
-          <m:t>m</m:t>
-        </m:r>
-      </m:oMath>
-      <w:r>
-        <w:t xml:space="preserve"> </w:t>
-      </w:r>
-      <w:r>
-        <w:t xml:space="preserve">、</w:t>
-      </w:r>
-      <w:r>
-        <w:t xml:space="preserve"> </w:t>
-      </w:r>
-      <m:oMath>
-        <m:r>
-          <w:rPr>
-            <w:rFonts w:ascii="Times New Roman" w:hAnsi="Times New Roman" w:cs="Times New Roman" w:eastAsia="SimSun"/>
-          </w:rPr>
-          <m:t>α</m:t>
-        </m:r>
-        <m:r>
-          <m:rPr>
-            <m:sty m:val="p"/>
-          </m:rPr>
-          <w:rPr>
-            <w:rFonts w:ascii="Times New Roman" w:hAnsi="Times New Roman" w:cs="Times New Roman" w:eastAsia="SimSun"/>
-          </w:rPr>
-          <m:t>=</m:t>
-        </m:r>
-        <m:r>
-          <w:rPr>
-            <w:rFonts w:ascii="Times New Roman" w:hAnsi="Times New Roman" w:cs="Times New Roman" w:eastAsia="SimSun"/>
-          </w:rPr>
-          <m:t>72</m:t>
-        </m:r>
-        <m:r>
-          <w:rPr>
-            <w:rFonts w:ascii="Times New Roman" w:hAnsi="Times New Roman" w:cs="Times New Roman" w:eastAsia="SimSun"/>
-          </w:rPr>
-          <m:t>m</m:t>
-        </m:r>
-        <m:r>
-          <w:rPr>
-            <w:rFonts w:ascii="Times New Roman" w:hAnsi="Times New Roman" w:cs="Times New Roman" w:eastAsia="SimSun"/>
-          </w:rPr>
-          <m:t>N</m:t>
-        </m:r>
-        <m:r>
-          <m:rPr>
-            <m:sty m:val="p"/>
-          </m:rPr>
-          <w:rPr>
-            <w:rFonts w:ascii="Times New Roman" w:hAnsi="Times New Roman" w:cs="Times New Roman" w:eastAsia="SimSun"/>
-          </w:rPr>
-          <m:t>/</m:t>
-        </m:r>
-        <m:r>
-          <w:rPr>
-            <w:rFonts w:ascii="Times New Roman" w:hAnsi="Times New Roman" w:cs="Times New Roman" w:eastAsia="SimSun"/>
-          </w:rPr>
-          <m:t>m</m:t>
-        </m:r>
-      </m:oMath>
-      <w:r>
-        <w:t xml:space="preserve"> </w:t>
-      </w:r>
-      <w:r>
-        <w:t xml:space="preserve">、</w:t>
-      </w:r>
-      <w:r>
-        <w:t xml:space="preserve"> </w:t>
-      </w:r>
-      <m:oMath>
-        <m:sSub>
-          <m:e>
-            <m:r>
-              <w:rPr>
-                <w:rFonts w:ascii="Times New Roman" w:hAnsi="Times New Roman" w:cs="Times New Roman" w:eastAsia="SimSun"/>
-              </w:rPr>
-              <m:t>r</m:t>
-            </m:r>
-          </m:e>
-          <m:sub>
-            <m:r>
-              <w:rPr>
-                <w:rFonts w:ascii="Times New Roman" w:hAnsi="Times New Roman" w:cs="Times New Roman" w:eastAsia="SimSun"/>
-              </w:rPr>
-              <m:t>0</m:t>
-            </m:r>
-          </m:sub>
-        </m:sSub>
-        <m:r>
-          <m:rPr>
-            <m:sty m:val="p"/>
-          </m:rPr>
-          <w:rPr>
-            <w:rFonts w:ascii="Times New Roman" w:hAnsi="Times New Roman" w:cs="Times New Roman" w:eastAsia="SimSun"/>
-          </w:rPr>
-          <m:t>=</m:t>
-        </m:r>
-        <m:r>
-          <w:rPr>
-            <w:rFonts w:ascii="Times New Roman" w:hAnsi="Times New Roman" w:cs="Times New Roman" w:eastAsia="SimSun"/>
-          </w:rPr>
-          <m:t>0.284</m:t>
-        </m:r>
-        <m:r>
-          <w:rPr>
-            <w:rFonts w:ascii="Times New Roman" w:hAnsi="Times New Roman" w:cs="Times New Roman" w:eastAsia="SimSun"/>
-          </w:rPr>
-          <m:t>μ</m:t>
-        </m:r>
-        <m:r>
-          <w:rPr>
-            <w:rFonts w:ascii="Times New Roman" w:hAnsi="Times New Roman" w:cs="Times New Roman" w:eastAsia="SimSun"/>
-          </w:rPr>
-          <m:t>m</m:t>
-        </m:r>
-      </m:oMath>
-      <w:r>
-        <w:t xml:space="preserve"> </w:t>
-      </w:r>
-      <w:r>
-        <w:rPr>
-          <w:rFonts w:ascii="Times New Roman" w:hAnsi="Times New Roman" w:cs="Times New Roman" w:eastAsia="SimSun"/>
-        </w:rPr>
-        <w:t xml:space="preserve">对应的</w:t>
-      </w:r>
-      <w:r>
-        <w:t xml:space="preserve"> </w:t>
-      </w:r>
-      <m:oMath>
-        <m:sSub>
-          <m:e>
-            <m:r>
-              <w:rPr>
-                <w:rFonts w:ascii="Times New Roman" w:hAnsi="Times New Roman" w:cs="Times New Roman" w:eastAsia="SimSun"/>
-              </w:rPr>
-              <m:t>σ</m:t>
-            </m:r>
-          </m:e>
-          <m:sub>
-            <m:r>
-              <w:rPr>
-                <w:rFonts w:ascii="Times New Roman" w:hAnsi="Times New Roman" w:cs="Times New Roman" w:eastAsia="SimSun"/>
-              </w:rPr>
-              <m:t>c</m:t>
-            </m:r>
-          </m:sub>
-        </m:sSub>
-      </m:oMath>
-      <w:r>
-        <w:t xml:space="preserve"> </w:t>
-      </w:r>
-      <w:r>
-        <w:t xml:space="preserve">。</w:t>
-      </w:r>
-    </w:p>
-    <w:p>
-      <w:pPr>
-        <w:pStyle w:val="BodyText"/>
-        <w:spacing w:before="0" w:after="0" w:line="276" w:lineRule="auto"/>
-      </w:pPr>
-      <w:r>
-        <w:t xml:space="preserve">10-5-2 </w:t>
-      </w:r>
-      <w:r>
-        <w:rPr>
-          <w:rFonts w:ascii="Times New Roman" w:hAnsi="Times New Roman" w:cs="Times New Roman" w:eastAsia="SimSun"/>
-        </w:rPr>
-        <w:t xml:space="preserve">在</w:t>
-      </w:r>
-      <w:r>
-        <w:t xml:space="preserve"> </w:t>
-      </w:r>
-      <m:oMath>
-        <m:r>
-          <w:rPr>
-            <w:rFonts w:ascii="Times New Roman" w:hAnsi="Times New Roman" w:cs="Times New Roman" w:eastAsia="SimSun"/>
-          </w:rPr>
-          <m:t>σ</m:t>
-        </m:r>
-        <m:r>
-          <m:rPr>
-            <m:sty m:val="p"/>
-          </m:rPr>
-          <w:rPr>
-            <w:rFonts w:ascii="Times New Roman" w:hAnsi="Times New Roman" w:cs="Times New Roman" w:eastAsia="SimSun"/>
-          </w:rPr>
-          <m:t>&gt;</m:t>
-        </m:r>
-        <m:sSub>
-          <m:e>
-            <m:r>
-              <w:rPr>
-                <w:rFonts w:ascii="Times New Roman" w:hAnsi="Times New Roman" w:cs="Times New Roman" w:eastAsia="SimSun"/>
-              </w:rPr>
-              <m:t>σ</m:t>
-            </m:r>
-          </m:e>
-          <m:sub>
-            <m:r>
-              <w:rPr>
-                <w:rFonts w:ascii="Times New Roman" w:hAnsi="Times New Roman" w:cs="Times New Roman" w:eastAsia="SimSun"/>
-              </w:rPr>
-              <m:t>c</m:t>
-            </m:r>
-          </m:sub>
-        </m:sSub>
-      </m:oMath>
-      <w:r>
-        <w:t xml:space="preserve"> </w:t>
-      </w:r>
-      <w:r>
-        <w:rPr>
-          <w:rFonts w:ascii="Times New Roman" w:hAnsi="Times New Roman" w:cs="Times New Roman" w:eastAsia="SimSun"/>
-        </w:rPr>
-        <w:t xml:space="preserve">的二氧化碳水溶液中，可观测到二氧化碳气泡保持近乎静止的缓慢生长状态。下列说法正确的是（）</w:t>
+        <w:drawing>
+          <wp:inline>
+            <wp:extent cx="3024000" cy="1560294"/>
+            <wp:effectExtent b="0" l="0" r="0" t="0"/>
+            <wp:docPr descr="" title="" id="108" name="Picture"/>
+            <a:graphic>
+              <a:graphicData uri="http://schemas.openxmlformats.org/drawingml/2006/picture">
+                <pic:pic>
+                  <pic:nvPicPr>
+                    <pic:cNvPr descr="1ef6944ecb02edc345af1e7c799ec440f8b95a67be4dcbb9ca90c0581d0530c7.jpg" id="109" name="Picture"/>
+                    <pic:cNvPicPr>
+                      <a:picLocks noChangeArrowheads="1" noChangeAspect="1"/>
+                    </pic:cNvPicPr>
+                  </pic:nvPicPr>
+                  <pic:blipFill>
+                    <a:blip r:embed="rId107"/>
+                    <a:stretch>
+                      <a:fillRect/>
+                    </a:stretch>
+                  </pic:blipFill>
+                  <pic:spPr bwMode="auto">
+                    <a:xfrm>
+                      <a:off x="0" y="0"/>
+                      <a:ext cx="3024000" cy="1560294"/>
+                    </a:xfrm>
+                    <a:prstGeom prst="rect">
+                      <a:avLst/>
+                    </a:prstGeom>
+                    <a:noFill/>
+                    <a:ln w="9525">
+                      <a:noFill/>
+                      <a:headEnd/>
+                      <a:tailEnd/>
+                    </a:ln>
+                  </pic:spPr>
+                </pic:pic>
+              </a:graphicData>
+            </a:graphic>
+          </wp:inline>
+        </w:drawing>
       </w:r>
     </w:p>
     <w:p>
@@ -28406,13 +27931,10 @@
         <w:ind w:firstLineChars="200" w:firstLine="420"/>
       </w:pPr>
       <w:r>
-        <w:t xml:space="preserve">A. </w:t>
-      </w:r>
-      <w:r>
-        <w:rPr>
-          <w:rFonts w:ascii="Times New Roman" w:hAnsi="Times New Roman" w:cs="Times New Roman" w:eastAsia="SimSun"/>
-        </w:rPr>
-        <w:t xml:space="preserve">该现象说明溶液中存在热力学亚稳态平衡的二氧化碳气泡，临界半径</w:t>
+        <w:rPr>
+          <w:rFonts w:ascii="Times New Roman" w:hAnsi="Times New Roman" w:cs="Times New Roman" w:eastAsia="SimSun"/>
+        </w:rPr>
+        <w:t xml:space="preserve">推导</w:t>
       </w:r>
       <w:r>
         <w:t xml:space="preserve"> </w:t>
@@ -28424,7 +27946,7 @@
               <w:rPr>
                 <w:rFonts w:ascii="Times New Roman" w:hAnsi="Times New Roman" w:cs="Times New Roman" w:eastAsia="SimSun"/>
               </w:rPr>
-              <m:t>r</m:t>
+              <m:t>σ</m:t>
             </m:r>
           </m:e>
           <m:sub>
@@ -28444,7 +27966,325 @@
         <w:rPr>
           <w:rFonts w:ascii="Times New Roman" w:hAnsi="Times New Roman" w:cs="Times New Roman" w:eastAsia="SimSun"/>
         </w:rPr>
-        <w:t xml:space="preserve">即为亚稳态平衡半径</w:t>
+        <w:t xml:space="preserve">与临界半径</w:t>
+      </w:r>
+      <w:r>
+        <w:t xml:space="preserve"> </w:t>
+      </w:r>
+      <m:oMath>
+        <m:sSub>
+          <m:e>
+            <m:r>
+              <w:rPr>
+                <w:rFonts w:ascii="Times New Roman" w:hAnsi="Times New Roman" w:cs="Times New Roman" w:eastAsia="SimSun"/>
+              </w:rPr>
+              <m:t>r</m:t>
+            </m:r>
+          </m:e>
+          <m:sub>
+            <m:r>
+              <w:rPr>
+                <w:rFonts w:ascii="Times New Roman" w:hAnsi="Times New Roman" w:cs="Times New Roman" w:eastAsia="SimSun"/>
+              </w:rPr>
+              <m:t>c</m:t>
+            </m:r>
+          </m:sub>
+        </m:sSub>
+      </m:oMath>
+      <w:r>
+        <w:t xml:space="preserve"> </w:t>
+      </w:r>
+      <w:r>
+        <w:rPr>
+          <w:rFonts w:ascii="Times New Roman" w:hAnsi="Times New Roman" w:cs="Times New Roman" w:eastAsia="SimSun"/>
+        </w:rPr>
+        <w:t xml:space="preserve">的数学表达式，通过计算给出临界半径为饱和二氧化碳溶液中气泡半径的几倍，并计算</w:t>
+      </w:r>
+      <w:r>
+        <w:t xml:space="preserve"> </w:t>
+      </w:r>
+      <m:oMath>
+        <m:sSub>
+          <m:e>
+            <m:r>
+              <w:rPr>
+                <w:rFonts w:ascii="Times New Roman" w:hAnsi="Times New Roman" w:cs="Times New Roman" w:eastAsia="SimSun"/>
+              </w:rPr>
+              <m:t>P</m:t>
+            </m:r>
+          </m:e>
+          <m:sub>
+            <m:r>
+              <w:rPr>
+                <w:rFonts w:ascii="Times New Roman" w:hAnsi="Times New Roman" w:cs="Times New Roman" w:eastAsia="SimSun"/>
+              </w:rPr>
+              <m:t>1</m:t>
+            </m:r>
+          </m:sub>
+        </m:sSub>
+        <m:r>
+          <m:rPr>
+            <m:sty m:val="p"/>
+          </m:rPr>
+          <w:rPr>
+            <w:rFonts w:ascii="Times New Roman" w:hAnsi="Times New Roman" w:cs="Times New Roman" w:eastAsia="SimSun"/>
+          </w:rPr>
+          <m:t>=</m:t>
+        </m:r>
+        <m:r>
+          <w:rPr>
+            <w:rFonts w:ascii="Times New Roman" w:hAnsi="Times New Roman" w:cs="Times New Roman" w:eastAsia="SimSun"/>
+          </w:rPr>
+          <m:t>1</m:t>
+        </m:r>
+        <m:r>
+          <w:rPr>
+            <w:rFonts w:ascii="Times New Roman" w:hAnsi="Times New Roman" w:cs="Times New Roman" w:eastAsia="SimSun"/>
+          </w:rPr>
+          <m:t> </m:t>
+        </m:r>
+        <m:r>
+          <m:rPr>
+            <m:sty m:val="p"/>
+          </m:rPr>
+          <w:rPr>
+            <w:rFonts w:ascii="Times New Roman" w:hAnsi="Times New Roman" w:cs="Times New Roman" w:eastAsia="SimSun"/>
+          </w:rPr>
+          <m:t>a</m:t>
+        </m:r>
+        <m:r>
+          <m:rPr>
+            <m:sty m:val="p"/>
+          </m:rPr>
+          <w:rPr>
+            <w:rFonts w:ascii="Times New Roman" w:hAnsi="Times New Roman" w:cs="Times New Roman" w:eastAsia="SimSun"/>
+          </w:rPr>
+          <m:t>t</m:t>
+        </m:r>
+        <m:r>
+          <m:rPr>
+            <m:sty m:val="p"/>
+          </m:rPr>
+          <w:rPr>
+            <w:rFonts w:ascii="Times New Roman" w:hAnsi="Times New Roman" w:cs="Times New Roman" w:eastAsia="SimSun"/>
+          </w:rPr>
+          <m:t>m</m:t>
+        </m:r>
+      </m:oMath>
+      <w:r>
+        <w:t xml:space="preserve"> </w:t>
+      </w:r>
+      <w:r>
+        <w:t xml:space="preserve">、</w:t>
+      </w:r>
+      <w:r>
+        <w:t xml:space="preserve"> </w:t>
+      </w:r>
+      <m:oMath>
+        <m:r>
+          <w:rPr>
+            <w:rFonts w:ascii="Times New Roman" w:hAnsi="Times New Roman" w:cs="Times New Roman" w:eastAsia="SimSun"/>
+          </w:rPr>
+          <m:t>α</m:t>
+        </m:r>
+        <m:r>
+          <m:rPr>
+            <m:sty m:val="p"/>
+          </m:rPr>
+          <w:rPr>
+            <w:rFonts w:ascii="Times New Roman" w:hAnsi="Times New Roman" w:cs="Times New Roman" w:eastAsia="SimSun"/>
+          </w:rPr>
+          <m:t>=</m:t>
+        </m:r>
+        <m:r>
+          <w:rPr>
+            <w:rFonts w:ascii="Times New Roman" w:hAnsi="Times New Roman" w:cs="Times New Roman" w:eastAsia="SimSun"/>
+          </w:rPr>
+          <m:t>72</m:t>
+        </m:r>
+        <m:r>
+          <w:rPr>
+            <w:rFonts w:ascii="Times New Roman" w:hAnsi="Times New Roman" w:cs="Times New Roman" w:eastAsia="SimSun"/>
+          </w:rPr>
+          <m:t>m</m:t>
+        </m:r>
+        <m:r>
+          <w:rPr>
+            <w:rFonts w:ascii="Times New Roman" w:hAnsi="Times New Roman" w:cs="Times New Roman" w:eastAsia="SimSun"/>
+          </w:rPr>
+          <m:t>N</m:t>
+        </m:r>
+        <m:r>
+          <m:rPr>
+            <m:sty m:val="p"/>
+          </m:rPr>
+          <w:rPr>
+            <w:rFonts w:ascii="Times New Roman" w:hAnsi="Times New Roman" w:cs="Times New Roman" w:eastAsia="SimSun"/>
+          </w:rPr>
+          <m:t>/</m:t>
+        </m:r>
+        <m:r>
+          <w:rPr>
+            <w:rFonts w:ascii="Times New Roman" w:hAnsi="Times New Roman" w:cs="Times New Roman" w:eastAsia="SimSun"/>
+          </w:rPr>
+          <m:t>m</m:t>
+        </m:r>
+      </m:oMath>
+      <w:r>
+        <w:t xml:space="preserve"> </w:t>
+      </w:r>
+      <w:r>
+        <w:t xml:space="preserve">、</w:t>
+      </w:r>
+      <w:r>
+        <w:t xml:space="preserve"> </w:t>
+      </w:r>
+      <m:oMath>
+        <m:sSub>
+          <m:e>
+            <m:r>
+              <w:rPr>
+                <w:rFonts w:ascii="Times New Roman" w:hAnsi="Times New Roman" w:cs="Times New Roman" w:eastAsia="SimSun"/>
+              </w:rPr>
+              <m:t>r</m:t>
+            </m:r>
+          </m:e>
+          <m:sub>
+            <m:r>
+              <w:rPr>
+                <w:rFonts w:ascii="Times New Roman" w:hAnsi="Times New Roman" w:cs="Times New Roman" w:eastAsia="SimSun"/>
+              </w:rPr>
+              <m:t>0</m:t>
+            </m:r>
+          </m:sub>
+        </m:sSub>
+        <m:r>
+          <m:rPr>
+            <m:sty m:val="p"/>
+          </m:rPr>
+          <w:rPr>
+            <w:rFonts w:ascii="Times New Roman" w:hAnsi="Times New Roman" w:cs="Times New Roman" w:eastAsia="SimSun"/>
+          </w:rPr>
+          <m:t>=</m:t>
+        </m:r>
+        <m:r>
+          <w:rPr>
+            <w:rFonts w:ascii="Times New Roman" w:hAnsi="Times New Roman" w:cs="Times New Roman" w:eastAsia="SimSun"/>
+          </w:rPr>
+          <m:t>0.284</m:t>
+        </m:r>
+        <m:r>
+          <w:rPr>
+            <w:rFonts w:ascii="Times New Roman" w:hAnsi="Times New Roman" w:cs="Times New Roman" w:eastAsia="SimSun"/>
+          </w:rPr>
+          <m:t>μ</m:t>
+        </m:r>
+        <m:r>
+          <w:rPr>
+            <w:rFonts w:ascii="Times New Roman" w:hAnsi="Times New Roman" w:cs="Times New Roman" w:eastAsia="SimSun"/>
+          </w:rPr>
+          <m:t>m</m:t>
+        </m:r>
+      </m:oMath>
+      <w:r>
+        <w:t xml:space="preserve"> </w:t>
+      </w:r>
+      <w:r>
+        <w:rPr>
+          <w:rFonts w:ascii="Times New Roman" w:hAnsi="Times New Roman" w:cs="Times New Roman" w:eastAsia="SimSun"/>
+        </w:rPr>
+        <w:t xml:space="preserve">对应的</w:t>
+      </w:r>
+      <w:r>
+        <w:t xml:space="preserve"> </w:t>
+      </w:r>
+      <m:oMath>
+        <m:sSub>
+          <m:e>
+            <m:r>
+              <w:rPr>
+                <w:rFonts w:ascii="Times New Roman" w:hAnsi="Times New Roman" w:cs="Times New Roman" w:eastAsia="SimSun"/>
+              </w:rPr>
+              <m:t>σ</m:t>
+            </m:r>
+          </m:e>
+          <m:sub>
+            <m:r>
+              <w:rPr>
+                <w:rFonts w:ascii="Times New Roman" w:hAnsi="Times New Roman" w:cs="Times New Roman" w:eastAsia="SimSun"/>
+              </w:rPr>
+              <m:t>c</m:t>
+            </m:r>
+          </m:sub>
+        </m:sSub>
+      </m:oMath>
+      <w:r>
+        <w:t xml:space="preserve"> </w:t>
+      </w:r>
+      <w:r>
+        <w:t xml:space="preserve">。</w:t>
+      </w:r>
+    </w:p>
+    <w:p>
+      <w:pPr>
+        <w:pStyle w:val="BodyText"/>
+        <w:spacing w:before="0" w:after="0" w:line="276" w:lineRule="auto"/>
+      </w:pPr>
+      <w:r>
+        <w:t xml:space="preserve">10-5-2 </w:t>
+      </w:r>
+      <w:r>
+        <w:rPr>
+          <w:rFonts w:ascii="Times New Roman" w:hAnsi="Times New Roman" w:cs="Times New Roman" w:eastAsia="SimSun"/>
+        </w:rPr>
+        <w:t xml:space="preserve">在</w:t>
+      </w:r>
+      <w:r>
+        <w:t xml:space="preserve"> </w:t>
+      </w:r>
+      <m:oMath>
+        <m:r>
+          <w:rPr>
+            <w:rFonts w:ascii="Times New Roman" w:hAnsi="Times New Roman" w:cs="Times New Roman" w:eastAsia="SimSun"/>
+          </w:rPr>
+          <m:t>σ</m:t>
+        </m:r>
+        <m:r>
+          <m:rPr>
+            <m:sty m:val="p"/>
+          </m:rPr>
+          <w:rPr>
+            <w:rFonts w:ascii="Times New Roman" w:hAnsi="Times New Roman" w:cs="Times New Roman" w:eastAsia="SimSun"/>
+          </w:rPr>
+          <m:t>&gt;</m:t>
+        </m:r>
+        <m:sSub>
+          <m:e>
+            <m:r>
+              <w:rPr>
+                <w:rFonts w:ascii="Times New Roman" w:hAnsi="Times New Roman" w:cs="Times New Roman" w:eastAsia="SimSun"/>
+              </w:rPr>
+              <m:t>σ</m:t>
+            </m:r>
+          </m:e>
+          <m:sub>
+            <m:r>
+              <w:rPr>
+                <w:rFonts w:ascii="Times New Roman" w:hAnsi="Times New Roman" w:cs="Times New Roman" w:eastAsia="SimSun"/>
+              </w:rPr>
+              <m:t>c</m:t>
+            </m:r>
+          </m:sub>
+        </m:sSub>
+      </m:oMath>
+      <w:r>
+        <w:t xml:space="preserve"> </w:t>
+      </w:r>
+      <w:r>
+        <w:rPr>
+          <w:rFonts w:ascii="Times New Roman" w:hAnsi="Times New Roman" w:cs="Times New Roman" w:eastAsia="SimSun"/>
+        </w:rPr>
+        <w:t xml:space="preserve">的二氧化碳水溶液中，可观测到二氧化碳气泡保持近乎静止的缓慢生长状态。下列说法正确的是（）</w:t>
       </w:r>
     </w:p>
     <w:p>
@@ -28454,13 +28294,13 @@
         <w:ind w:firstLineChars="200" w:firstLine="420"/>
       </w:pPr>
       <w:r>
-        <w:t xml:space="preserve">B. </w:t>
-      </w:r>
-      <w:r>
-        <w:rPr>
-          <w:rFonts w:ascii="Times New Roman" w:hAnsi="Times New Roman" w:cs="Times New Roman" w:eastAsia="SimSun"/>
-        </w:rPr>
-        <w:t xml:space="preserve">半径小于</w:t>
+        <w:t xml:space="preserve">A. </w:t>
+      </w:r>
+      <w:r>
+        <w:rPr>
+          <w:rFonts w:ascii="Times New Roman" w:hAnsi="Times New Roman" w:cs="Times New Roman" w:eastAsia="SimSun"/>
+        </w:rPr>
+        <w:t xml:space="preserve">该现象说明溶液中存在热力学亚稳态平衡的二氧化碳气泡，临界半径</w:t>
       </w:r>
       <w:r>
         <w:t xml:space="preserve"> </w:t>
@@ -28492,115 +28332,7 @@
         <w:rPr>
           <w:rFonts w:ascii="Times New Roman" w:hAnsi="Times New Roman" w:cs="Times New Roman" w:eastAsia="SimSun"/>
         </w:rPr>
-        <w:t xml:space="preserve">的气泡因界面附加压力大于传质驱动力，会持续收缩直至消失；溶液</w:t>
-      </w:r>
-      <w:r>
-        <w:t xml:space="preserve"> </w:t>
-      </w:r>
-      <m:oMath>
-        <m:r>
-          <w:rPr>
-            <w:rFonts w:ascii="Times New Roman" w:hAnsi="Times New Roman" w:cs="Times New Roman" w:eastAsia="SimSun"/>
-          </w:rPr>
-          <m:t>σ</m:t>
-        </m:r>
-      </m:oMath>
-      <w:r>
-        <w:t xml:space="preserve"> </w:t>
-      </w:r>
-      <w:r>
-        <w:rPr>
-          <w:rFonts w:ascii="Times New Roman" w:hAnsi="Times New Roman" w:cs="Times New Roman" w:eastAsia="SimSun"/>
-        </w:rPr>
-        <w:t xml:space="preserve">越大，收缩速率越快</w:t>
-      </w:r>
-      <w:r>
-        <w:t xml:space="preserve"> </w:t>
-      </w:r>
-      <w:r>
-        <w:t xml:space="preserve">C. </w:t>
-      </w:r>
-      <w:r>
-        <w:rPr>
-          <w:rFonts w:ascii="Times New Roman" w:hAnsi="Times New Roman" w:cs="Times New Roman" w:eastAsia="SimSun"/>
-        </w:rPr>
-        <w:t xml:space="preserve">该体系不存在真正的热力学平衡态气泡，半径小于</w:t>
-      </w:r>
-      <w:r>
-        <w:t xml:space="preserve"> </w:t>
-      </w:r>
-      <m:oMath>
-        <m:sSub>
-          <m:e>
-            <m:r>
-              <w:rPr>
-                <w:rFonts w:ascii="Times New Roman" w:hAnsi="Times New Roman" w:cs="Times New Roman" w:eastAsia="SimSun"/>
-              </w:rPr>
-              <m:t>r</m:t>
-            </m:r>
-          </m:e>
-          <m:sub>
-            <m:r>
-              <w:rPr>
-                <w:rFonts w:ascii="Times New Roman" w:hAnsi="Times New Roman" w:cs="Times New Roman" w:eastAsia="SimSun"/>
-              </w:rPr>
-              <m:t>c</m:t>
-            </m:r>
-          </m:sub>
-        </m:sSub>
-      </m:oMath>
-      <w:r>
-        <w:t xml:space="preserve"> </w:t>
-      </w:r>
-      <w:r>
-        <w:rPr>
-          <w:rFonts w:ascii="Times New Roman" w:hAnsi="Times New Roman" w:cs="Times New Roman" w:eastAsia="SimSun"/>
-        </w:rPr>
-        <w:t xml:space="preserve">的气泡会吸收溶解的</w:t>
-      </w:r>
-      <w:r>
-        <w:t xml:space="preserve"> </w:t>
-      </w:r>
-      <m:oMath>
-        <m:r>
-          <m:rPr>
-            <m:sty m:val="p"/>
-          </m:rPr>
-          <w:rPr>
-            <w:rFonts w:ascii="Times New Roman" w:hAnsi="Times New Roman" w:cs="Times New Roman" w:eastAsia="SimSun"/>
-          </w:rPr>
-          <m:t>C</m:t>
-        </m:r>
-        <m:sSub>
-          <m:e>
-            <m:r>
-              <m:rPr>
-                <m:sty m:val="p"/>
-              </m:rPr>
-              <w:rPr>
-                <w:rFonts w:ascii="Times New Roman" w:hAnsi="Times New Roman" w:cs="Times New Roman" w:eastAsia="SimSun"/>
-              </w:rPr>
-              <m:t>O</m:t>
-            </m:r>
-          </m:e>
-          <m:sub>
-            <m:r>
-              <w:rPr>
-                <w:rFonts w:ascii="Times New Roman" w:hAnsi="Times New Roman" w:cs="Times New Roman" w:eastAsia="SimSun"/>
-              </w:rPr>
-              <m:t>2</m:t>
-            </m:r>
-          </m:sub>
-        </m:sSub>
-      </m:oMath>
-      <w:r>
-        <w:t xml:space="preserve"> </w:t>
-      </w:r>
-      <w:r>
-        <w:rPr>
-          <w:rFonts w:ascii="Times New Roman" w:hAnsi="Times New Roman" w:cs="Times New Roman" w:eastAsia="SimSun"/>
-        </w:rPr>
-        <w:t xml:space="preserve">逐渐膨胀，最终生长为大气泡</w:t>
+        <w:t xml:space="preserve">即为亚稳态平衡半径</w:t>
       </w:r>
     </w:p>
     <w:p>
@@ -28610,6 +28342,162 @@
         <w:ind w:firstLineChars="200" w:firstLine="420"/>
       </w:pPr>
       <w:r>
+        <w:t xml:space="preserve">B. </w:t>
+      </w:r>
+      <w:r>
+        <w:rPr>
+          <w:rFonts w:ascii="Times New Roman" w:hAnsi="Times New Roman" w:cs="Times New Roman" w:eastAsia="SimSun"/>
+        </w:rPr>
+        <w:t xml:space="preserve">半径小于</w:t>
+      </w:r>
+      <w:r>
+        <w:t xml:space="preserve"> </w:t>
+      </w:r>
+      <m:oMath>
+        <m:sSub>
+          <m:e>
+            <m:r>
+              <w:rPr>
+                <w:rFonts w:ascii="Times New Roman" w:hAnsi="Times New Roman" w:cs="Times New Roman" w:eastAsia="SimSun"/>
+              </w:rPr>
+              <m:t>r</m:t>
+            </m:r>
+          </m:e>
+          <m:sub>
+            <m:r>
+              <w:rPr>
+                <w:rFonts w:ascii="Times New Roman" w:hAnsi="Times New Roman" w:cs="Times New Roman" w:eastAsia="SimSun"/>
+              </w:rPr>
+              <m:t>c</m:t>
+            </m:r>
+          </m:sub>
+        </m:sSub>
+      </m:oMath>
+      <w:r>
+        <w:t xml:space="preserve"> </w:t>
+      </w:r>
+      <w:r>
+        <w:rPr>
+          <w:rFonts w:ascii="Times New Roman" w:hAnsi="Times New Roman" w:cs="Times New Roman" w:eastAsia="SimSun"/>
+        </w:rPr>
+        <w:t xml:space="preserve">的气泡因界面附加压力大于传质驱动力，会持续收缩直至消失；溶液</w:t>
+      </w:r>
+      <w:r>
+        <w:t xml:space="preserve"> </w:t>
+      </w:r>
+      <m:oMath>
+        <m:r>
+          <w:rPr>
+            <w:rFonts w:ascii="Times New Roman" w:hAnsi="Times New Roman" w:cs="Times New Roman" w:eastAsia="SimSun"/>
+          </w:rPr>
+          <m:t>σ</m:t>
+        </m:r>
+      </m:oMath>
+      <w:r>
+        <w:t xml:space="preserve"> </w:t>
+      </w:r>
+      <w:r>
+        <w:rPr>
+          <w:rFonts w:ascii="Times New Roman" w:hAnsi="Times New Roman" w:cs="Times New Roman" w:eastAsia="SimSun"/>
+        </w:rPr>
+        <w:t xml:space="preserve">越大，收缩速率越快</w:t>
+      </w:r>
+      <w:r>
+        <w:t xml:space="preserve"> </w:t>
+      </w:r>
+      <w:r>
+        <w:t xml:space="preserve">C. </w:t>
+      </w:r>
+      <w:r>
+        <w:rPr>
+          <w:rFonts w:ascii="Times New Roman" w:hAnsi="Times New Roman" w:cs="Times New Roman" w:eastAsia="SimSun"/>
+        </w:rPr>
+        <w:t xml:space="preserve">该体系不存在真正的热力学平衡态气泡，半径小于</w:t>
+      </w:r>
+      <w:r>
+        <w:t xml:space="preserve"> </w:t>
+      </w:r>
+      <m:oMath>
+        <m:sSub>
+          <m:e>
+            <m:r>
+              <w:rPr>
+                <w:rFonts w:ascii="Times New Roman" w:hAnsi="Times New Roman" w:cs="Times New Roman" w:eastAsia="SimSun"/>
+              </w:rPr>
+              <m:t>r</m:t>
+            </m:r>
+          </m:e>
+          <m:sub>
+            <m:r>
+              <w:rPr>
+                <w:rFonts w:ascii="Times New Roman" w:hAnsi="Times New Roman" w:cs="Times New Roman" w:eastAsia="SimSun"/>
+              </w:rPr>
+              <m:t>c</m:t>
+            </m:r>
+          </m:sub>
+        </m:sSub>
+      </m:oMath>
+      <w:r>
+        <w:t xml:space="preserve"> </w:t>
+      </w:r>
+      <w:r>
+        <w:rPr>
+          <w:rFonts w:ascii="Times New Roman" w:hAnsi="Times New Roman" w:cs="Times New Roman" w:eastAsia="SimSun"/>
+        </w:rPr>
+        <w:t xml:space="preserve">的气泡会吸收溶解的</w:t>
+      </w:r>
+      <w:r>
+        <w:t xml:space="preserve"> </w:t>
+      </w:r>
+      <m:oMath>
+        <m:r>
+          <m:rPr>
+            <m:sty m:val="p"/>
+          </m:rPr>
+          <w:rPr>
+            <w:rFonts w:ascii="Times New Roman" w:hAnsi="Times New Roman" w:cs="Times New Roman" w:eastAsia="SimSun"/>
+          </w:rPr>
+          <m:t>C</m:t>
+        </m:r>
+        <m:sSub>
+          <m:e>
+            <m:r>
+              <m:rPr>
+                <m:sty m:val="p"/>
+              </m:rPr>
+              <w:rPr>
+                <w:rFonts w:ascii="Times New Roman" w:hAnsi="Times New Roman" w:cs="Times New Roman" w:eastAsia="SimSun"/>
+              </w:rPr>
+              <m:t>O</m:t>
+            </m:r>
+          </m:e>
+          <m:sub>
+            <m:r>
+              <w:rPr>
+                <w:rFonts w:ascii="Times New Roman" w:hAnsi="Times New Roman" w:cs="Times New Roman" w:eastAsia="SimSun"/>
+              </w:rPr>
+              <m:t>2</m:t>
+            </m:r>
+          </m:sub>
+        </m:sSub>
+      </m:oMath>
+      <w:r>
+        <w:t xml:space="preserve"> </w:t>
+      </w:r>
+      <w:r>
+        <w:rPr>
+          <w:rFonts w:ascii="Times New Roman" w:hAnsi="Times New Roman" w:cs="Times New Roman" w:eastAsia="SimSun"/>
+        </w:rPr>
+        <w:t xml:space="preserve">逐渐膨胀，最终生长为大气泡</w:t>
+      </w:r>
+    </w:p>
+    <w:p>
+      <w:pPr>
+        <w:pStyle w:val="BodyText"/>
+        <w:spacing w:before="0" w:after="0" w:line="276" w:lineRule="auto"/>
+        <w:ind w:firstLineChars="200" w:firstLine="420"/>
+      </w:pPr>
+      <w:r>
         <w:t xml:space="preserve">D. </w:t>
       </w:r>
       <w:r>
@@ -28786,8 +28674,8 @@
         <w:t xml:space="preserve">）下对应的二氧化碳浓度会比未考虑时更高还是更低？</w:t>
       </w:r>
     </w:p>
-    <w:bookmarkEnd w:id="113"/>
-    <w:bookmarkStart w:id="120" w:name="第-11-题12-分硫单质的结构基序与液态硫聚合平衡"/>
+    <w:bookmarkEnd w:id="110"/>
+    <w:bookmarkStart w:id="117" w:name="第-11-题12-分硫单质的结构基序与液态硫聚合平衡"/>
     <w:p>
       <w:pPr>
         <w:pStyle w:val="Heading3"/>
@@ -29331,18 +29219,18 @@
           <wp:inline>
             <wp:extent cx="2609088" cy="957071"/>
             <wp:effectExtent b="0" l="0" r="0" t="0"/>
-            <wp:docPr descr="" title="" id="115" name="Picture"/>
+            <wp:docPr descr="" title="" id="112" name="Picture"/>
             <a:graphic>
               <a:graphicData uri="http://schemas.openxmlformats.org/drawingml/2006/picture">
                 <pic:pic>
                   <pic:nvPicPr>
-                    <pic:cNvPr descr="104ab7b22373a3dc44971653b35752246d7bdd1db1c930564e74b5e2d7d1789e.jpg" id="116" name="Picture"/>
+                    <pic:cNvPr descr="104ab7b22373a3dc44971653b35752246d7bdd1db1c930564e74b5e2d7d1789e.jpg" id="113" name="Picture"/>
                     <pic:cNvPicPr>
                       <a:picLocks noChangeArrowheads="1" noChangeAspect="1"/>
                     </pic:cNvPicPr>
                   </pic:nvPicPr>
                   <pic:blipFill>
-                    <a:blip r:embed="rId114"/>
+                    <a:blip r:embed="rId111"/>
                     <a:stretch>
                       <a:fillRect/>
                     </a:stretch>
@@ -29683,18 +29571,18 @@
           <wp:inline>
             <wp:extent cx="3023616" cy="1109471"/>
             <wp:effectExtent b="0" l="0" r="0" t="0"/>
-            <wp:docPr descr="" title="" id="118" name="Picture"/>
+            <wp:docPr descr="" title="" id="115" name="Picture"/>
             <a:graphic>
               <a:graphicData uri="http://schemas.openxmlformats.org/drawingml/2006/picture">
                 <pic:pic>
                   <pic:nvPicPr>
-                    <pic:cNvPr descr="a7bbb5441b19f87dbaacd3a1ea4f3605f0bc6390080134738072f34c6d785fde.jpg" id="119" name="Picture"/>
+                    <pic:cNvPr descr="a7bbb5441b19f87dbaacd3a1ea4f3605f0bc6390080134738072f34c6d785fde.jpg" id="116" name="Picture"/>
                     <pic:cNvPicPr>
                       <a:picLocks noChangeArrowheads="1" noChangeAspect="1"/>
                     </pic:cNvPicPr>
                   </pic:nvPicPr>
                   <pic:blipFill>
-                    <a:blip r:embed="rId117"/>
+                    <a:blip r:embed="rId114"/>
                     <a:stretch>
                       <a:fillRect/>
                     </a:stretch>
@@ -33763,8 +33651,8 @@
         </m:sSup>
       </m:oMath>
     </w:p>
-    <w:bookmarkEnd w:id="120"/>
-    <w:bookmarkStart w:id="127" w:name="第-12-题6-分金属-m-及其化合物"/>
+    <w:bookmarkEnd w:id="117"/>
+    <w:bookmarkStart w:id="124" w:name="第-12-题6-分金属-m-及其化合物"/>
     <w:p>
       <w:pPr>
         <w:pStyle w:val="Heading3"/>
@@ -34544,18 +34432,18 @@
           <wp:inline>
             <wp:extent cx="2749296" cy="1225295"/>
             <wp:effectExtent b="0" l="0" r="0" t="0"/>
-            <wp:docPr descr="" title="" id="122" name="Picture"/>
+            <wp:docPr descr="" title="" id="119" name="Picture"/>
             <a:graphic>
               <a:graphicData uri="http://schemas.openxmlformats.org/drawingml/2006/picture">
                 <pic:pic>
                   <pic:nvPicPr>
-                    <pic:cNvPr descr="73084a58d2c1c0eff1af3a4d990e367ac461d7e85bb8dec5cbd7f75b47ec45ea.jpg" id="123" name="Picture"/>
+                    <pic:cNvPr descr="73084a58d2c1c0eff1af3a4d990e367ac461d7e85bb8dec5cbd7f75b47ec45ea.jpg" id="120" name="Picture"/>
                     <pic:cNvPicPr>
                       <a:picLocks noChangeArrowheads="1" noChangeAspect="1"/>
                     </pic:cNvPicPr>
                   </pic:nvPicPr>
                   <pic:blipFill>
-                    <a:blip r:embed="rId121"/>
+                    <a:blip r:embed="rId118"/>
                     <a:stretch>
                       <a:fillRect/>
                     </a:stretch>
@@ -35442,18 +35330,18 @@
           <wp:inline>
             <wp:extent cx="1700784" cy="1322832"/>
             <wp:effectExtent b="0" l="0" r="0" t="0"/>
-            <wp:docPr descr="" title="" id="125" name="Picture"/>
+            <wp:docPr descr="" title="" id="122" name="Picture"/>
             <a:graphic>
               <a:graphicData uri="http://schemas.openxmlformats.org/drawingml/2006/picture">
                 <pic:pic>
                   <pic:nvPicPr>
-                    <pic:cNvPr descr="e3578e17c10518df6fe36d2487e083e95752018b6fe6dfc9746394cd3a439c0c.jpg" id="126" name="Picture"/>
+                    <pic:cNvPr descr="e3578e17c10518df6fe36d2487e083e95752018b6fe6dfc9746394cd3a439c0c.jpg" id="123" name="Picture"/>
                     <pic:cNvPicPr>
                       <a:picLocks noChangeArrowheads="1" noChangeAspect="1"/>
                     </pic:cNvPicPr>
                   </pic:nvPicPr>
                   <pic:blipFill>
-                    <a:blip r:embed="rId124"/>
+                    <a:blip r:embed="rId121"/>
                     <a:stretch>
                       <a:fillRect/>
                     </a:stretch>
@@ -36496,8 +36384,8 @@
         <w:t xml:space="preserve">中的环外双键旋转能垒较低，容易改变取向。</w:t>
       </w:r>
     </w:p>
-    <w:bookmarkEnd w:id="127"/>
-    <w:bookmarkStart w:id="128" w:name="第-13-题12-分铅铋合金与乌洛托品"/>
+    <w:bookmarkEnd w:id="124"/>
+    <w:bookmarkStart w:id="125" w:name="第-13-题12-分铅铋合金与乌洛托品"/>
     <w:p>
       <w:pPr>
         <w:pStyle w:val="Heading3"/>
@@ -42225,8 +42113,8 @@
         <w:t xml:space="preserve">的质量分数。</w:t>
       </w:r>
     </w:p>
-    <w:bookmarkEnd w:id="128"/>
-    <w:bookmarkStart w:id="129" w:name="第-14-题13-分水系-zn-mn-电池"/>
+    <w:bookmarkEnd w:id="125"/>
+    <w:bookmarkStart w:id="126" w:name="第-14-题13-分水系-zn-mn-电池"/>
     <w:p>
       <w:pPr>
         <w:pStyle w:val="Heading3"/>
@@ -48617,8 +48505,8 @@
         </m:r>
       </m:oMath>
     </w:p>
-    <w:bookmarkEnd w:id="129"/>
-    <w:bookmarkStart w:id="133" w:name="第-15-题7-分cdte-量子点的水相合成与表征"/>
+    <w:bookmarkEnd w:id="126"/>
+    <w:bookmarkStart w:id="130" w:name="第-15-题7-分cdte-量子点的水相合成与表征"/>
     <w:p>
       <w:pPr>
         <w:pStyle w:val="Heading3"/>
@@ -49524,18 +49412,18 @@
           <wp:inline>
             <wp:extent cx="2160000" cy="1669947"/>
             <wp:effectExtent b="0" l="0" r="0" t="0"/>
-            <wp:docPr descr="" title="" id="131" name="Picture"/>
+            <wp:docPr descr="" title="" id="128" name="Picture"/>
             <a:graphic>
               <a:graphicData uri="http://schemas.openxmlformats.org/drawingml/2006/picture">
                 <pic:pic>
                   <pic:nvPicPr>
-                    <pic:cNvPr descr="792684dab0c2f995f1ca4a09b9f731f1ae24aced341aad08ea92123f7f2b26d4.jpg" id="132" name="Picture"/>
+                    <pic:cNvPr descr="792684dab0c2f995f1ca4a09b9f731f1ae24aced341aad08ea92123f7f2b26d4.jpg" id="129" name="Picture"/>
                     <pic:cNvPicPr>
                       <a:picLocks noChangeArrowheads="1" noChangeAspect="1"/>
                     </pic:cNvPicPr>
                   </pic:nvPicPr>
                   <pic:blipFill>
-                    <a:blip r:embed="rId130"/>
+                    <a:blip r:embed="rId127"/>
                     <a:stretch>
                       <a:fillRect/>
                     </a:stretch>
@@ -50874,8 +50762,8 @@
         <w:t xml:space="preserve">位有效数字）</w:t>
       </w:r>
     </w:p>
-    <w:bookmarkEnd w:id="133"/>
-    <w:bookmarkStart w:id="134" w:name="第-16-题9-分二茂铁及其衍生物的电化学探究"/>
+    <w:bookmarkEnd w:id="130"/>
+    <w:bookmarkStart w:id="131" w:name="第-16-题9-分二茂铁及其衍生物的电化学探究"/>
     <w:p>
       <w:pPr>
         <w:pStyle w:val="Heading3"/>
@@ -54975,9 +54863,9 @@
         <w:t xml:space="preserve">保留3位小数。</w:t>
       </w:r>
     </w:p>
-    <w:bookmarkEnd w:id="134"/>
-    <w:bookmarkEnd w:id="135"/>
-    <w:bookmarkEnd w:id="136"/>
+    <w:bookmarkEnd w:id="131"/>
+    <w:bookmarkEnd w:id="132"/>
+    <w:bookmarkEnd w:id="133"/>
     <w:sectPr>
       <w:footerReference r:id="rId9" w:type="default"/>
       <w:headerReference r:id="rId10" w:type="default"/>

--- a/00-首页/题组Word/初赛模拟卷/真题版式/初赛模拟卷XVI（非有机·学生版·真题版式）.docx
+++ b/00-首页/题组Word/初赛模拟卷/真题版式/初赛模拟卷XVI（非有机·学生版·真题版式）.docx
@@ -5769,93 +5769,6 @@
                   </m:r>
                 </m:sub>
               </m:sSub>
-              <m:r>
-                <m:rPr>
-                  <m:sty m:val="p"/>
-                </m:rPr>
-                <w:rPr>
-                  <w:rFonts w:ascii="Times New Roman" w:hAnsi="Times New Roman" w:cs="Times New Roman" w:eastAsia="SimSun"/>
-                </w:rPr>
-                <m:t>/</m:t>
-              </m:r>
-              <m:r>
-                <m:rPr>
-                  <m:sty m:val="p"/>
-                </m:rPr>
-                <w:rPr>
-                  <w:rFonts w:ascii="Times New Roman" w:hAnsi="Times New Roman" w:cs="Times New Roman" w:eastAsia="SimSun"/>
-                </w:rPr>
-                <m:t>(</m:t>
-              </m:r>
-              <m:r>
-                <w:rPr>
-                  <w:rFonts w:ascii="Times New Roman" w:hAnsi="Times New Roman" w:cs="Times New Roman" w:eastAsia="SimSun"/>
-                </w:rPr>
-                <m:t>c</m:t>
-              </m:r>
-              <m:sSup>
-                <m:e>
-                  <m:r>
-                    <w:rPr>
-                      <w:rFonts w:ascii="Times New Roman" w:hAnsi="Times New Roman" w:cs="Times New Roman" w:eastAsia="SimSun"/>
-                    </w:rPr>
-                    <m:t>m</m:t>
-                  </m:r>
-                </m:e>
-                <m:sup>
-                  <m:r>
-                    <w:rPr>
-                      <w:rFonts w:ascii="Times New Roman" w:hAnsi="Times New Roman" w:cs="Times New Roman" w:eastAsia="SimSun"/>
-                    </w:rPr>
-                    <m:t>3</m:t>
-                  </m:r>
-                </m:sup>
-              </m:sSup>
-              <m:r>
-                <m:rPr>
-                  <m:sty m:val="p"/>
-                </m:rPr>
-                <w:rPr>
-                  <w:rFonts w:ascii="Times New Roman" w:hAnsi="Times New Roman" w:cs="Times New Roman" w:eastAsia="SimSun"/>
-                </w:rPr>
-                <m:t>⋅</m:t>
-              </m:r>
-              <m:sSup>
-                <m:e>
-                  <m:r>
-                    <w:rPr>
-                      <w:rFonts w:ascii="Times New Roman" w:hAnsi="Times New Roman" w:cs="Times New Roman" w:eastAsia="SimSun"/>
-                    </w:rPr>
-                    <m:t>g</m:t>
-                  </m:r>
-                </m:e>
-                <m:sup>
-                  <m:r>
-                    <m:rPr>
-                      <m:sty m:val="p"/>
-                    </m:rPr>
-                    <w:rPr>
-                      <w:rFonts w:ascii="Times New Roman" w:hAnsi="Times New Roman" w:cs="Times New Roman" w:eastAsia="SimSun"/>
-                    </w:rPr>
-                    <m:t>−</m:t>
-                  </m:r>
-                  <m:r>
-                    <w:rPr>
-                      <w:rFonts w:ascii="Times New Roman" w:hAnsi="Times New Roman" w:cs="Times New Roman" w:eastAsia="SimSun"/>
-                    </w:rPr>
-                    <m:t>1</m:t>
-                  </m:r>
-                </m:sup>
-              </m:sSup>
-              <m:r>
-                <m:rPr>
-                  <m:sty m:val="p"/>
-                </m:rPr>
-                <w:rPr>
-                  <w:rFonts w:ascii="Times New Roman" w:hAnsi="Times New Roman" w:cs="Times New Roman" w:eastAsia="SimSun"/>
-                </w:rPr>
-                <m:t>)</m:t>
-              </m:r>
             </m:oMath>
             <w:r>
               <w:t xml:space="preserve">​</w:t>

--- a/00-首页/题组Word/初赛模拟卷/真题版式/初赛模拟卷XVI（非有机·学生版·真题版式）.docx
+++ b/00-首页/题组Word/初赛模拟卷/真题版式/初赛模拟卷XVI（非有机·学生版·真题版式）.docx
@@ -2,7 +2,7 @@
 <file path=word/document.xml><?xml version="1.0" encoding="utf-8"?>
 <w:document xmlns:w="http://schemas.openxmlformats.org/wordprocessingml/2006/main" xmlns:m="http://schemas.openxmlformats.org/officeDocument/2006/math" xmlns:r="http://schemas.openxmlformats.org/officeDocument/2006/relationships" xmlns:o="urn:schemas-microsoft-com:office:office" xmlns:v="urn:schemas-microsoft-com:vml" xmlns:w10="urn:schemas-microsoft-com:office:word" xmlns:a="http://schemas.openxmlformats.org/drawingml/2006/main" xmlns:pic="http://schemas.openxmlformats.org/drawingml/2006/picture" xmlns:wp="http://schemas.openxmlformats.org/drawingml/2006/wordprocessingDrawing">
   <w:body>
-    <w:bookmarkStart w:id="133" w:name="初赛模拟卷-xvi非有机"/>
+    <w:bookmarkStart w:id="136" w:name="初赛模拟卷-xvi非有机"/>
     <w:p>
       <w:pPr>
         <w:pStyle w:val="Heading1"/>
@@ -23396,7 +23396,7 @@
     </w:p>
     <w:bookmarkEnd w:id="98"/>
     <w:bookmarkEnd w:id="99"/>
-    <w:bookmarkStart w:id="132" w:name="第二部分-化学原理第-916-题共-79-分"/>
+    <w:bookmarkStart w:id="135" w:name="第二部分-化学原理第-916-题共-79-分"/>
     <w:p>
       <w:pPr>
         <w:pStyle w:val="Heading2"/>
@@ -26631,7 +26631,7 @@
       </w:r>
     </w:p>
     <w:bookmarkEnd w:id="103"/>
-    <w:bookmarkStart w:id="110" w:name="第-10-题9-分含微小气泡的二氧化碳水溶液中的起泡现象"/>
+    <w:bookmarkStart w:id="113" w:name="第-10-题9-分含微小气泡的二氧化碳水溶液中的起泡现象"/>
     <w:p>
       <w:pPr>
         <w:pStyle w:val="Heading3"/>
@@ -27840,364 +27840,51 @@
     <w:p>
       <w:pPr>
         <w:pStyle w:val="BodyText"/>
-        <w:spacing w:before="0" w:after="0" w:line="276" w:lineRule="auto"/>
-        <w:ind w:firstLineChars="200" w:firstLine="420"/>
+        <w:keepNext/>
+        <w:spacing w:before="120" w:after="40" w:line="240" w:lineRule="auto"/>
+        <w:jc w:val="center"/>
       </w:pPr>
       <w:r>
-        <w:rPr>
-          <w:rFonts w:ascii="Times New Roman" w:hAnsi="Times New Roman" w:cs="Times New Roman" w:eastAsia="SimSun"/>
-        </w:rPr>
-        <w:t xml:space="preserve">推导</w:t>
-      </w:r>
-      <w:r>
-        <w:t xml:space="preserve"> </w:t>
-      </w:r>
-      <m:oMath>
-        <m:sSub>
-          <m:e>
-            <m:r>
-              <w:rPr>
-                <w:rFonts w:ascii="Times New Roman" w:hAnsi="Times New Roman" w:cs="Times New Roman" w:eastAsia="SimSun"/>
-              </w:rPr>
-              <m:t>σ</m:t>
-            </m:r>
-          </m:e>
-          <m:sub>
-            <m:r>
-              <w:rPr>
-                <w:rFonts w:ascii="Times New Roman" w:hAnsi="Times New Roman" w:cs="Times New Roman" w:eastAsia="SimSun"/>
-              </w:rPr>
-              <m:t>c</m:t>
-            </m:r>
-          </m:sub>
-        </m:sSub>
-      </m:oMath>
-      <w:r>
-        <w:t xml:space="preserve"> </w:t>
-      </w:r>
-      <w:r>
-        <w:rPr>
-          <w:rFonts w:ascii="Times New Roman" w:hAnsi="Times New Roman" w:cs="Times New Roman" w:eastAsia="SimSun"/>
-        </w:rPr>
-        <w:t xml:space="preserve">与临界半径</w:t>
-      </w:r>
-      <w:r>
-        <w:t xml:space="preserve"> </w:t>
-      </w:r>
-      <m:oMath>
-        <m:sSub>
-          <m:e>
-            <m:r>
-              <w:rPr>
-                <w:rFonts w:ascii="Times New Roman" w:hAnsi="Times New Roman" w:cs="Times New Roman" w:eastAsia="SimSun"/>
-              </w:rPr>
-              <m:t>r</m:t>
-            </m:r>
-          </m:e>
-          <m:sub>
-            <m:r>
-              <w:rPr>
-                <w:rFonts w:ascii="Times New Roman" w:hAnsi="Times New Roman" w:cs="Times New Roman" w:eastAsia="SimSun"/>
-              </w:rPr>
-              <m:t>c</m:t>
-            </m:r>
-          </m:sub>
-        </m:sSub>
-      </m:oMath>
-      <w:r>
-        <w:t xml:space="preserve"> </w:t>
-      </w:r>
-      <w:r>
-        <w:rPr>
-          <w:rFonts w:ascii="Times New Roman" w:hAnsi="Times New Roman" w:cs="Times New Roman" w:eastAsia="SimSun"/>
-        </w:rPr>
-        <w:t xml:space="preserve">的数学表达式，通过计算给出临界半径为饱和二氧化碳溶液中气泡半径的几倍，并计算</w:t>
-      </w:r>
-      <w:r>
-        <w:t xml:space="preserve"> </w:t>
-      </w:r>
-      <m:oMath>
-        <m:sSub>
-          <m:e>
-            <m:r>
-              <w:rPr>
-                <w:rFonts w:ascii="Times New Roman" w:hAnsi="Times New Roman" w:cs="Times New Roman" w:eastAsia="SimSun"/>
-              </w:rPr>
-              <m:t>P</m:t>
-            </m:r>
-          </m:e>
-          <m:sub>
-            <m:r>
-              <w:rPr>
-                <w:rFonts w:ascii="Times New Roman" w:hAnsi="Times New Roman" w:cs="Times New Roman" w:eastAsia="SimSun"/>
-              </w:rPr>
-              <m:t>1</m:t>
-            </m:r>
-          </m:sub>
-        </m:sSub>
-        <m:r>
-          <m:rPr>
-            <m:sty m:val="p"/>
-          </m:rPr>
-          <w:rPr>
-            <w:rFonts w:ascii="Times New Roman" w:hAnsi="Times New Roman" w:cs="Times New Roman" w:eastAsia="SimSun"/>
-          </w:rPr>
-          <m:t>=</m:t>
-        </m:r>
-        <m:r>
-          <w:rPr>
-            <w:rFonts w:ascii="Times New Roman" w:hAnsi="Times New Roman" w:cs="Times New Roman" w:eastAsia="SimSun"/>
-          </w:rPr>
-          <m:t>1</m:t>
-        </m:r>
-        <m:r>
-          <w:rPr>
-            <w:rFonts w:ascii="Times New Roman" w:hAnsi="Times New Roman" w:cs="Times New Roman" w:eastAsia="SimSun"/>
-          </w:rPr>
-          <m:t> </m:t>
-        </m:r>
-        <m:r>
-          <m:rPr>
-            <m:sty m:val="p"/>
-          </m:rPr>
-          <w:rPr>
-            <w:rFonts w:ascii="Times New Roman" w:hAnsi="Times New Roman" w:cs="Times New Roman" w:eastAsia="SimSun"/>
-          </w:rPr>
-          <m:t>a</m:t>
-        </m:r>
-        <m:r>
-          <m:rPr>
-            <m:sty m:val="p"/>
-          </m:rPr>
-          <w:rPr>
-            <w:rFonts w:ascii="Times New Roman" w:hAnsi="Times New Roman" w:cs="Times New Roman" w:eastAsia="SimSun"/>
-          </w:rPr>
-          <m:t>t</m:t>
-        </m:r>
-        <m:r>
-          <m:rPr>
-            <m:sty m:val="p"/>
-          </m:rPr>
-          <w:rPr>
-            <w:rFonts w:ascii="Times New Roman" w:hAnsi="Times New Roman" w:cs="Times New Roman" w:eastAsia="SimSun"/>
-          </w:rPr>
-          <m:t>m</m:t>
-        </m:r>
-      </m:oMath>
-      <w:r>
-        <w:t xml:space="preserve"> </w:t>
-      </w:r>
-      <w:r>
-        <w:t xml:space="preserve">、</w:t>
-      </w:r>
-      <w:r>
-        <w:t xml:space="preserve"> </w:t>
-      </w:r>
-      <m:oMath>
-        <m:r>
-          <w:rPr>
-            <w:rFonts w:ascii="Times New Roman" w:hAnsi="Times New Roman" w:cs="Times New Roman" w:eastAsia="SimSun"/>
-          </w:rPr>
-          <m:t>α</m:t>
-        </m:r>
-        <m:r>
-          <m:rPr>
-            <m:sty m:val="p"/>
-          </m:rPr>
-          <w:rPr>
-            <w:rFonts w:ascii="Times New Roman" w:hAnsi="Times New Roman" w:cs="Times New Roman" w:eastAsia="SimSun"/>
-          </w:rPr>
-          <m:t>=</m:t>
-        </m:r>
-        <m:r>
-          <w:rPr>
-            <w:rFonts w:ascii="Times New Roman" w:hAnsi="Times New Roman" w:cs="Times New Roman" w:eastAsia="SimSun"/>
-          </w:rPr>
-          <m:t>72</m:t>
-        </m:r>
-        <m:r>
-          <w:rPr>
-            <w:rFonts w:ascii="Times New Roman" w:hAnsi="Times New Roman" w:cs="Times New Roman" w:eastAsia="SimSun"/>
-          </w:rPr>
-          <m:t>m</m:t>
-        </m:r>
-        <m:r>
-          <w:rPr>
-            <w:rFonts w:ascii="Times New Roman" w:hAnsi="Times New Roman" w:cs="Times New Roman" w:eastAsia="SimSun"/>
-          </w:rPr>
-          <m:t>N</m:t>
-        </m:r>
-        <m:r>
-          <m:rPr>
-            <m:sty m:val="p"/>
-          </m:rPr>
-          <w:rPr>
-            <w:rFonts w:ascii="Times New Roman" w:hAnsi="Times New Roman" w:cs="Times New Roman" w:eastAsia="SimSun"/>
-          </w:rPr>
-          <m:t>/</m:t>
-        </m:r>
-        <m:r>
-          <w:rPr>
-            <w:rFonts w:ascii="Times New Roman" w:hAnsi="Times New Roman" w:cs="Times New Roman" w:eastAsia="SimSun"/>
-          </w:rPr>
-          <m:t>m</m:t>
-        </m:r>
-      </m:oMath>
-      <w:r>
-        <w:t xml:space="preserve"> </w:t>
-      </w:r>
-      <w:r>
-        <w:t xml:space="preserve">、</w:t>
-      </w:r>
-      <w:r>
-        <w:t xml:space="preserve"> </w:t>
-      </w:r>
-      <m:oMath>
-        <m:sSub>
-          <m:e>
-            <m:r>
-              <w:rPr>
-                <w:rFonts w:ascii="Times New Roman" w:hAnsi="Times New Roman" w:cs="Times New Roman" w:eastAsia="SimSun"/>
-              </w:rPr>
-              <m:t>r</m:t>
-            </m:r>
-          </m:e>
-          <m:sub>
-            <m:r>
-              <w:rPr>
-                <w:rFonts w:ascii="Times New Roman" w:hAnsi="Times New Roman" w:cs="Times New Roman" w:eastAsia="SimSun"/>
-              </w:rPr>
-              <m:t>0</m:t>
-            </m:r>
-          </m:sub>
-        </m:sSub>
-        <m:r>
-          <m:rPr>
-            <m:sty m:val="p"/>
-          </m:rPr>
-          <w:rPr>
-            <w:rFonts w:ascii="Times New Roman" w:hAnsi="Times New Roman" w:cs="Times New Roman" w:eastAsia="SimSun"/>
-          </w:rPr>
-          <m:t>=</m:t>
-        </m:r>
-        <m:r>
-          <w:rPr>
-            <w:rFonts w:ascii="Times New Roman" w:hAnsi="Times New Roman" w:cs="Times New Roman" w:eastAsia="SimSun"/>
-          </w:rPr>
-          <m:t>0.284</m:t>
-        </m:r>
-        <m:r>
-          <w:rPr>
-            <w:rFonts w:ascii="Times New Roman" w:hAnsi="Times New Roman" w:cs="Times New Roman" w:eastAsia="SimSun"/>
-          </w:rPr>
-          <m:t>μ</m:t>
-        </m:r>
-        <m:r>
-          <w:rPr>
-            <w:rFonts w:ascii="Times New Roman" w:hAnsi="Times New Roman" w:cs="Times New Roman" w:eastAsia="SimSun"/>
-          </w:rPr>
-          <m:t>m</m:t>
-        </m:r>
-      </m:oMath>
-      <w:r>
-        <w:t xml:space="preserve"> </w:t>
-      </w:r>
-      <w:r>
-        <w:rPr>
-          <w:rFonts w:ascii="Times New Roman" w:hAnsi="Times New Roman" w:cs="Times New Roman" w:eastAsia="SimSun"/>
-        </w:rPr>
-        <w:t xml:space="preserve">对应的</w:t>
-      </w:r>
-      <w:r>
-        <w:t xml:space="preserve"> </w:t>
-      </w:r>
-      <m:oMath>
-        <m:sSub>
-          <m:e>
-            <m:r>
-              <w:rPr>
-                <w:rFonts w:ascii="Times New Roman" w:hAnsi="Times New Roman" w:cs="Times New Roman" w:eastAsia="SimSun"/>
-              </w:rPr>
-              <m:t>σ</m:t>
-            </m:r>
-          </m:e>
-          <m:sub>
-            <m:r>
-              <w:rPr>
-                <w:rFonts w:ascii="Times New Roman" w:hAnsi="Times New Roman" w:cs="Times New Roman" w:eastAsia="SimSun"/>
-              </w:rPr>
-              <m:t>c</m:t>
-            </m:r>
-          </m:sub>
-        </m:sSub>
-      </m:oMath>
-      <w:r>
-        <w:t xml:space="preserve"> </w:t>
-      </w:r>
-      <w:r>
-        <w:t xml:space="preserve">。</w:t>
-      </w:r>
-    </w:p>
-    <w:p>
-      <w:pPr>
-        <w:pStyle w:val="BodyText"/>
-        <w:spacing w:before="0" w:after="0" w:line="276" w:lineRule="auto"/>
-      </w:pPr>
-      <w:r>
-        <w:t xml:space="preserve">10-5-2 </w:t>
-      </w:r>
-      <w:r>
-        <w:rPr>
-          <w:rFonts w:ascii="Times New Roman" w:hAnsi="Times New Roman" w:cs="Times New Roman" w:eastAsia="SimSun"/>
-        </w:rPr>
-        <w:t xml:space="preserve">在</w:t>
-      </w:r>
-      <w:r>
-        <w:t xml:space="preserve"> </w:t>
-      </w:r>
-      <m:oMath>
-        <m:r>
-          <w:rPr>
-            <w:rFonts w:ascii="Times New Roman" w:hAnsi="Times New Roman" w:cs="Times New Roman" w:eastAsia="SimSun"/>
-          </w:rPr>
-          <m:t>σ</m:t>
-        </m:r>
-        <m:r>
-          <m:rPr>
-            <m:sty m:val="p"/>
-          </m:rPr>
-          <w:rPr>
-            <w:rFonts w:ascii="Times New Roman" w:hAnsi="Times New Roman" w:cs="Times New Roman" w:eastAsia="SimSun"/>
-          </w:rPr>
-          <m:t>&gt;</m:t>
-        </m:r>
-        <m:sSub>
-          <m:e>
-            <m:r>
-              <w:rPr>
-                <w:rFonts w:ascii="Times New Roman" w:hAnsi="Times New Roman" w:cs="Times New Roman" w:eastAsia="SimSun"/>
-              </w:rPr>
-              <m:t>σ</m:t>
-            </m:r>
-          </m:e>
-          <m:sub>
-            <m:r>
-              <w:rPr>
-                <w:rFonts w:ascii="Times New Roman" w:hAnsi="Times New Roman" w:cs="Times New Roman" w:eastAsia="SimSun"/>
-              </w:rPr>
-              <m:t>c</m:t>
-            </m:r>
-          </m:sub>
-        </m:sSub>
-      </m:oMath>
-      <w:r>
-        <w:t xml:space="preserve"> </w:t>
-      </w:r>
-      <w:r>
-        <w:rPr>
-          <w:rFonts w:ascii="Times New Roman" w:hAnsi="Times New Roman" w:cs="Times New Roman" w:eastAsia="SimSun"/>
-        </w:rPr>
-        <w:t xml:space="preserve">的二氧化碳水溶液中，可观测到二氧化碳气泡保持近乎静止的缓慢生长状态。下列说法正确的是（）</w:t>
+        <w:drawing>
+          <wp:inline>
+            <wp:extent cx="2469633" cy="1872000"/>
+            <wp:effectExtent b="0" l="0" r="0" t="0"/>
+            <wp:docPr descr="" title="" id="111" name="Picture"/>
+            <a:graphic>
+              <a:graphicData uri="http://schemas.openxmlformats.org/drawingml/2006/picture">
+                <pic:pic>
+                  <pic:nvPicPr>
+                    <pic:cNvPr descr="96ea08d2500c9bdb2bfcf5149af01013e005963ef3f593d2ea81ade26fcacaf4.jpg" id="112" name="Picture"/>
+                    <pic:cNvPicPr>
+                      <a:picLocks noChangeArrowheads="1" noChangeAspect="1"/>
+                    </pic:cNvPicPr>
+                  </pic:nvPicPr>
+                  <pic:blipFill>
+                    <a:blip r:embed="rId110"/>
+                    <a:stretch>
+                      <a:fillRect/>
+                    </a:stretch>
+                  </pic:blipFill>
+                  <pic:spPr bwMode="auto">
+                    <a:xfrm>
+                      <a:off x="0" y="0"/>
+                      <a:ext cx="2469633" cy="1872000"/>
+                    </a:xfrm>
+                    <a:prstGeom prst="rect">
+                      <a:avLst/>
+                    </a:prstGeom>
+                    <a:noFill/>
+                    <a:ln w="9525">
+                      <a:noFill/>
+                      <a:headEnd/>
+                      <a:tailEnd/>
+                    </a:ln>
+                  </pic:spPr>
+                </pic:pic>
+              </a:graphicData>
+            </a:graphic>
+          </wp:inline>
+        </w:drawing>
       </w:r>
     </w:p>
     <w:p>
@@ -28207,13 +27894,10 @@
         <w:ind w:firstLineChars="200" w:firstLine="420"/>
       </w:pPr>
       <w:r>
-        <w:t xml:space="preserve">A. </w:t>
-      </w:r>
-      <w:r>
-        <w:rPr>
-          <w:rFonts w:ascii="Times New Roman" w:hAnsi="Times New Roman" w:cs="Times New Roman" w:eastAsia="SimSun"/>
-        </w:rPr>
-        <w:t xml:space="preserve">该现象说明溶液中存在热力学亚稳态平衡的二氧化碳气泡，临界半径</w:t>
+        <w:rPr>
+          <w:rFonts w:ascii="Times New Roman" w:hAnsi="Times New Roman" w:cs="Times New Roman" w:eastAsia="SimSun"/>
+        </w:rPr>
+        <w:t xml:space="preserve">推导</w:t>
       </w:r>
       <w:r>
         <w:t xml:space="preserve"> </w:t>
@@ -28225,7 +27909,7 @@
               <w:rPr>
                 <w:rFonts w:ascii="Times New Roman" w:hAnsi="Times New Roman" w:cs="Times New Roman" w:eastAsia="SimSun"/>
               </w:rPr>
-              <m:t>r</m:t>
+              <m:t>σ</m:t>
             </m:r>
           </m:e>
           <m:sub>
@@ -28245,7 +27929,325 @@
         <w:rPr>
           <w:rFonts w:ascii="Times New Roman" w:hAnsi="Times New Roman" w:cs="Times New Roman" w:eastAsia="SimSun"/>
         </w:rPr>
-        <w:t xml:space="preserve">即为亚稳态平衡半径</w:t>
+        <w:t xml:space="preserve">与临界半径</w:t>
+      </w:r>
+      <w:r>
+        <w:t xml:space="preserve"> </w:t>
+      </w:r>
+      <m:oMath>
+        <m:sSub>
+          <m:e>
+            <m:r>
+              <w:rPr>
+                <w:rFonts w:ascii="Times New Roman" w:hAnsi="Times New Roman" w:cs="Times New Roman" w:eastAsia="SimSun"/>
+              </w:rPr>
+              <m:t>r</m:t>
+            </m:r>
+          </m:e>
+          <m:sub>
+            <m:r>
+              <w:rPr>
+                <w:rFonts w:ascii="Times New Roman" w:hAnsi="Times New Roman" w:cs="Times New Roman" w:eastAsia="SimSun"/>
+              </w:rPr>
+              <m:t>c</m:t>
+            </m:r>
+          </m:sub>
+        </m:sSub>
+      </m:oMath>
+      <w:r>
+        <w:t xml:space="preserve"> </w:t>
+      </w:r>
+      <w:r>
+        <w:rPr>
+          <w:rFonts w:ascii="Times New Roman" w:hAnsi="Times New Roman" w:cs="Times New Roman" w:eastAsia="SimSun"/>
+        </w:rPr>
+        <w:t xml:space="preserve">的数学表达式，通过计算给出临界半径为饱和二氧化碳溶液中气泡半径的几倍，并计算</w:t>
+      </w:r>
+      <w:r>
+        <w:t xml:space="preserve"> </w:t>
+      </w:r>
+      <m:oMath>
+        <m:sSub>
+          <m:e>
+            <m:r>
+              <w:rPr>
+                <w:rFonts w:ascii="Times New Roman" w:hAnsi="Times New Roman" w:cs="Times New Roman" w:eastAsia="SimSun"/>
+              </w:rPr>
+              <m:t>P</m:t>
+            </m:r>
+          </m:e>
+          <m:sub>
+            <m:r>
+              <w:rPr>
+                <w:rFonts w:ascii="Times New Roman" w:hAnsi="Times New Roman" w:cs="Times New Roman" w:eastAsia="SimSun"/>
+              </w:rPr>
+              <m:t>1</m:t>
+            </m:r>
+          </m:sub>
+        </m:sSub>
+        <m:r>
+          <m:rPr>
+            <m:sty m:val="p"/>
+          </m:rPr>
+          <w:rPr>
+            <w:rFonts w:ascii="Times New Roman" w:hAnsi="Times New Roman" w:cs="Times New Roman" w:eastAsia="SimSun"/>
+          </w:rPr>
+          <m:t>=</m:t>
+        </m:r>
+        <m:r>
+          <w:rPr>
+            <w:rFonts w:ascii="Times New Roman" w:hAnsi="Times New Roman" w:cs="Times New Roman" w:eastAsia="SimSun"/>
+          </w:rPr>
+          <m:t>1</m:t>
+        </m:r>
+        <m:r>
+          <w:rPr>
+            <w:rFonts w:ascii="Times New Roman" w:hAnsi="Times New Roman" w:cs="Times New Roman" w:eastAsia="SimSun"/>
+          </w:rPr>
+          <m:t> </m:t>
+        </m:r>
+        <m:r>
+          <m:rPr>
+            <m:sty m:val="p"/>
+          </m:rPr>
+          <w:rPr>
+            <w:rFonts w:ascii="Times New Roman" w:hAnsi="Times New Roman" w:cs="Times New Roman" w:eastAsia="SimSun"/>
+          </w:rPr>
+          <m:t>a</m:t>
+        </m:r>
+        <m:r>
+          <m:rPr>
+            <m:sty m:val="p"/>
+          </m:rPr>
+          <w:rPr>
+            <w:rFonts w:ascii="Times New Roman" w:hAnsi="Times New Roman" w:cs="Times New Roman" w:eastAsia="SimSun"/>
+          </w:rPr>
+          <m:t>t</m:t>
+        </m:r>
+        <m:r>
+          <m:rPr>
+            <m:sty m:val="p"/>
+          </m:rPr>
+          <w:rPr>
+            <w:rFonts w:ascii="Times New Roman" w:hAnsi="Times New Roman" w:cs="Times New Roman" w:eastAsia="SimSun"/>
+          </w:rPr>
+          <m:t>m</m:t>
+        </m:r>
+      </m:oMath>
+      <w:r>
+        <w:t xml:space="preserve"> </w:t>
+      </w:r>
+      <w:r>
+        <w:t xml:space="preserve">、</w:t>
+      </w:r>
+      <w:r>
+        <w:t xml:space="preserve"> </w:t>
+      </w:r>
+      <m:oMath>
+        <m:r>
+          <w:rPr>
+            <w:rFonts w:ascii="Times New Roman" w:hAnsi="Times New Roman" w:cs="Times New Roman" w:eastAsia="SimSun"/>
+          </w:rPr>
+          <m:t>α</m:t>
+        </m:r>
+        <m:r>
+          <m:rPr>
+            <m:sty m:val="p"/>
+          </m:rPr>
+          <w:rPr>
+            <w:rFonts w:ascii="Times New Roman" w:hAnsi="Times New Roman" w:cs="Times New Roman" w:eastAsia="SimSun"/>
+          </w:rPr>
+          <m:t>=</m:t>
+        </m:r>
+        <m:r>
+          <w:rPr>
+            <w:rFonts w:ascii="Times New Roman" w:hAnsi="Times New Roman" w:cs="Times New Roman" w:eastAsia="SimSun"/>
+          </w:rPr>
+          <m:t>72</m:t>
+        </m:r>
+        <m:r>
+          <w:rPr>
+            <w:rFonts w:ascii="Times New Roman" w:hAnsi="Times New Roman" w:cs="Times New Roman" w:eastAsia="SimSun"/>
+          </w:rPr>
+          <m:t>m</m:t>
+        </m:r>
+        <m:r>
+          <w:rPr>
+            <w:rFonts w:ascii="Times New Roman" w:hAnsi="Times New Roman" w:cs="Times New Roman" w:eastAsia="SimSun"/>
+          </w:rPr>
+          <m:t>N</m:t>
+        </m:r>
+        <m:r>
+          <m:rPr>
+            <m:sty m:val="p"/>
+          </m:rPr>
+          <w:rPr>
+            <w:rFonts w:ascii="Times New Roman" w:hAnsi="Times New Roman" w:cs="Times New Roman" w:eastAsia="SimSun"/>
+          </w:rPr>
+          <m:t>/</m:t>
+        </m:r>
+        <m:r>
+          <w:rPr>
+            <w:rFonts w:ascii="Times New Roman" w:hAnsi="Times New Roman" w:cs="Times New Roman" w:eastAsia="SimSun"/>
+          </w:rPr>
+          <m:t>m</m:t>
+        </m:r>
+      </m:oMath>
+      <w:r>
+        <w:t xml:space="preserve"> </w:t>
+      </w:r>
+      <w:r>
+        <w:t xml:space="preserve">、</w:t>
+      </w:r>
+      <w:r>
+        <w:t xml:space="preserve"> </w:t>
+      </w:r>
+      <m:oMath>
+        <m:sSub>
+          <m:e>
+            <m:r>
+              <w:rPr>
+                <w:rFonts w:ascii="Times New Roman" w:hAnsi="Times New Roman" w:cs="Times New Roman" w:eastAsia="SimSun"/>
+              </w:rPr>
+              <m:t>r</m:t>
+            </m:r>
+          </m:e>
+          <m:sub>
+            <m:r>
+              <w:rPr>
+                <w:rFonts w:ascii="Times New Roman" w:hAnsi="Times New Roman" w:cs="Times New Roman" w:eastAsia="SimSun"/>
+              </w:rPr>
+              <m:t>0</m:t>
+            </m:r>
+          </m:sub>
+        </m:sSub>
+        <m:r>
+          <m:rPr>
+            <m:sty m:val="p"/>
+          </m:rPr>
+          <w:rPr>
+            <w:rFonts w:ascii="Times New Roman" w:hAnsi="Times New Roman" w:cs="Times New Roman" w:eastAsia="SimSun"/>
+          </w:rPr>
+          <m:t>=</m:t>
+        </m:r>
+        <m:r>
+          <w:rPr>
+            <w:rFonts w:ascii="Times New Roman" w:hAnsi="Times New Roman" w:cs="Times New Roman" w:eastAsia="SimSun"/>
+          </w:rPr>
+          <m:t>0.284</m:t>
+        </m:r>
+        <m:r>
+          <w:rPr>
+            <w:rFonts w:ascii="Times New Roman" w:hAnsi="Times New Roman" w:cs="Times New Roman" w:eastAsia="SimSun"/>
+          </w:rPr>
+          <m:t>μ</m:t>
+        </m:r>
+        <m:r>
+          <w:rPr>
+            <w:rFonts w:ascii="Times New Roman" w:hAnsi="Times New Roman" w:cs="Times New Roman" w:eastAsia="SimSun"/>
+          </w:rPr>
+          <m:t>m</m:t>
+        </m:r>
+      </m:oMath>
+      <w:r>
+        <w:t xml:space="preserve"> </w:t>
+      </w:r>
+      <w:r>
+        <w:rPr>
+          <w:rFonts w:ascii="Times New Roman" w:hAnsi="Times New Roman" w:cs="Times New Roman" w:eastAsia="SimSun"/>
+        </w:rPr>
+        <w:t xml:space="preserve">对应的</w:t>
+      </w:r>
+      <w:r>
+        <w:t xml:space="preserve"> </w:t>
+      </w:r>
+      <m:oMath>
+        <m:sSub>
+          <m:e>
+            <m:r>
+              <w:rPr>
+                <w:rFonts w:ascii="Times New Roman" w:hAnsi="Times New Roman" w:cs="Times New Roman" w:eastAsia="SimSun"/>
+              </w:rPr>
+              <m:t>σ</m:t>
+            </m:r>
+          </m:e>
+          <m:sub>
+            <m:r>
+              <w:rPr>
+                <w:rFonts w:ascii="Times New Roman" w:hAnsi="Times New Roman" w:cs="Times New Roman" w:eastAsia="SimSun"/>
+              </w:rPr>
+              <m:t>c</m:t>
+            </m:r>
+          </m:sub>
+        </m:sSub>
+      </m:oMath>
+      <w:r>
+        <w:t xml:space="preserve"> </w:t>
+      </w:r>
+      <w:r>
+        <w:t xml:space="preserve">。</w:t>
+      </w:r>
+    </w:p>
+    <w:p>
+      <w:pPr>
+        <w:pStyle w:val="BodyText"/>
+        <w:spacing w:before="0" w:after="0" w:line="276" w:lineRule="auto"/>
+      </w:pPr>
+      <w:r>
+        <w:t xml:space="preserve">10-5-2 </w:t>
+      </w:r>
+      <w:r>
+        <w:rPr>
+          <w:rFonts w:ascii="Times New Roman" w:hAnsi="Times New Roman" w:cs="Times New Roman" w:eastAsia="SimSun"/>
+        </w:rPr>
+        <w:t xml:space="preserve">在</w:t>
+      </w:r>
+      <w:r>
+        <w:t xml:space="preserve"> </w:t>
+      </w:r>
+      <m:oMath>
+        <m:r>
+          <w:rPr>
+            <w:rFonts w:ascii="Times New Roman" w:hAnsi="Times New Roman" w:cs="Times New Roman" w:eastAsia="SimSun"/>
+          </w:rPr>
+          <m:t>σ</m:t>
+        </m:r>
+        <m:r>
+          <m:rPr>
+            <m:sty m:val="p"/>
+          </m:rPr>
+          <w:rPr>
+            <w:rFonts w:ascii="Times New Roman" w:hAnsi="Times New Roman" w:cs="Times New Roman" w:eastAsia="SimSun"/>
+          </w:rPr>
+          <m:t>&gt;</m:t>
+        </m:r>
+        <m:sSub>
+          <m:e>
+            <m:r>
+              <w:rPr>
+                <w:rFonts w:ascii="Times New Roman" w:hAnsi="Times New Roman" w:cs="Times New Roman" w:eastAsia="SimSun"/>
+              </w:rPr>
+              <m:t>σ</m:t>
+            </m:r>
+          </m:e>
+          <m:sub>
+            <m:r>
+              <w:rPr>
+                <w:rFonts w:ascii="Times New Roman" w:hAnsi="Times New Roman" w:cs="Times New Roman" w:eastAsia="SimSun"/>
+              </w:rPr>
+              <m:t>c</m:t>
+            </m:r>
+          </m:sub>
+        </m:sSub>
+      </m:oMath>
+      <w:r>
+        <w:t xml:space="preserve"> </w:t>
+      </w:r>
+      <w:r>
+        <w:rPr>
+          <w:rFonts w:ascii="Times New Roman" w:hAnsi="Times New Roman" w:cs="Times New Roman" w:eastAsia="SimSun"/>
+        </w:rPr>
+        <w:t xml:space="preserve">的二氧化碳水溶液中，可观测到二氧化碳气泡保持近乎静止的缓慢生长状态。下列说法正确的是（）</w:t>
       </w:r>
     </w:p>
     <w:p>
@@ -28255,13 +28257,13 @@
         <w:ind w:firstLineChars="200" w:firstLine="420"/>
       </w:pPr>
       <w:r>
-        <w:t xml:space="preserve">B. </w:t>
-      </w:r>
-      <w:r>
-        <w:rPr>
-          <w:rFonts w:ascii="Times New Roman" w:hAnsi="Times New Roman" w:cs="Times New Roman" w:eastAsia="SimSun"/>
-        </w:rPr>
-        <w:t xml:space="preserve">半径小于</w:t>
+        <w:t xml:space="preserve">A. </w:t>
+      </w:r>
+      <w:r>
+        <w:rPr>
+          <w:rFonts w:ascii="Times New Roman" w:hAnsi="Times New Roman" w:cs="Times New Roman" w:eastAsia="SimSun"/>
+        </w:rPr>
+        <w:t xml:space="preserve">该现象说明溶液中存在热力学亚稳态平衡的二氧化碳气泡，临界半径</w:t>
       </w:r>
       <w:r>
         <w:t xml:space="preserve"> </w:t>
@@ -28293,115 +28295,7 @@
         <w:rPr>
           <w:rFonts w:ascii="Times New Roman" w:hAnsi="Times New Roman" w:cs="Times New Roman" w:eastAsia="SimSun"/>
         </w:rPr>
-        <w:t xml:space="preserve">的气泡因界面附加压力大于传质驱动力，会持续收缩直至消失；溶液</w:t>
-      </w:r>
-      <w:r>
-        <w:t xml:space="preserve"> </w:t>
-      </w:r>
-      <m:oMath>
-        <m:r>
-          <w:rPr>
-            <w:rFonts w:ascii="Times New Roman" w:hAnsi="Times New Roman" w:cs="Times New Roman" w:eastAsia="SimSun"/>
-          </w:rPr>
-          <m:t>σ</m:t>
-        </m:r>
-      </m:oMath>
-      <w:r>
-        <w:t xml:space="preserve"> </w:t>
-      </w:r>
-      <w:r>
-        <w:rPr>
-          <w:rFonts w:ascii="Times New Roman" w:hAnsi="Times New Roman" w:cs="Times New Roman" w:eastAsia="SimSun"/>
-        </w:rPr>
-        <w:t xml:space="preserve">越大，收缩速率越快</w:t>
-      </w:r>
-      <w:r>
-        <w:t xml:space="preserve"> </w:t>
-      </w:r>
-      <w:r>
-        <w:t xml:space="preserve">C. </w:t>
-      </w:r>
-      <w:r>
-        <w:rPr>
-          <w:rFonts w:ascii="Times New Roman" w:hAnsi="Times New Roman" w:cs="Times New Roman" w:eastAsia="SimSun"/>
-        </w:rPr>
-        <w:t xml:space="preserve">该体系不存在真正的热力学平衡态气泡，半径小于</w:t>
-      </w:r>
-      <w:r>
-        <w:t xml:space="preserve"> </w:t>
-      </w:r>
-      <m:oMath>
-        <m:sSub>
-          <m:e>
-            <m:r>
-              <w:rPr>
-                <w:rFonts w:ascii="Times New Roman" w:hAnsi="Times New Roman" w:cs="Times New Roman" w:eastAsia="SimSun"/>
-              </w:rPr>
-              <m:t>r</m:t>
-            </m:r>
-          </m:e>
-          <m:sub>
-            <m:r>
-              <w:rPr>
-                <w:rFonts w:ascii="Times New Roman" w:hAnsi="Times New Roman" w:cs="Times New Roman" w:eastAsia="SimSun"/>
-              </w:rPr>
-              <m:t>c</m:t>
-            </m:r>
-          </m:sub>
-        </m:sSub>
-      </m:oMath>
-      <w:r>
-        <w:t xml:space="preserve"> </w:t>
-      </w:r>
-      <w:r>
-        <w:rPr>
-          <w:rFonts w:ascii="Times New Roman" w:hAnsi="Times New Roman" w:cs="Times New Roman" w:eastAsia="SimSun"/>
-        </w:rPr>
-        <w:t xml:space="preserve">的气泡会吸收溶解的</w:t>
-      </w:r>
-      <w:r>
-        <w:t xml:space="preserve"> </w:t>
-      </w:r>
-      <m:oMath>
-        <m:r>
-          <m:rPr>
-            <m:sty m:val="p"/>
-          </m:rPr>
-          <w:rPr>
-            <w:rFonts w:ascii="Times New Roman" w:hAnsi="Times New Roman" w:cs="Times New Roman" w:eastAsia="SimSun"/>
-          </w:rPr>
-          <m:t>C</m:t>
-        </m:r>
-        <m:sSub>
-          <m:e>
-            <m:r>
-              <m:rPr>
-                <m:sty m:val="p"/>
-              </m:rPr>
-              <w:rPr>
-                <w:rFonts w:ascii="Times New Roman" w:hAnsi="Times New Roman" w:cs="Times New Roman" w:eastAsia="SimSun"/>
-              </w:rPr>
-              <m:t>O</m:t>
-            </m:r>
-          </m:e>
-          <m:sub>
-            <m:r>
-              <w:rPr>
-                <w:rFonts w:ascii="Times New Roman" w:hAnsi="Times New Roman" w:cs="Times New Roman" w:eastAsia="SimSun"/>
-              </w:rPr>
-              <m:t>2</m:t>
-            </m:r>
-          </m:sub>
-        </m:sSub>
-      </m:oMath>
-      <w:r>
-        <w:t xml:space="preserve"> </w:t>
-      </w:r>
-      <w:r>
-        <w:rPr>
-          <w:rFonts w:ascii="Times New Roman" w:hAnsi="Times New Roman" w:cs="Times New Roman" w:eastAsia="SimSun"/>
-        </w:rPr>
-        <w:t xml:space="preserve">逐渐膨胀，最终生长为大气泡</w:t>
+        <w:t xml:space="preserve">即为亚稳态平衡半径</w:t>
       </w:r>
     </w:p>
     <w:p>
@@ -28411,6 +28305,162 @@
         <w:ind w:firstLineChars="200" w:firstLine="420"/>
       </w:pPr>
       <w:r>
+        <w:t xml:space="preserve">B. </w:t>
+      </w:r>
+      <w:r>
+        <w:rPr>
+          <w:rFonts w:ascii="Times New Roman" w:hAnsi="Times New Roman" w:cs="Times New Roman" w:eastAsia="SimSun"/>
+        </w:rPr>
+        <w:t xml:space="preserve">半径小于</w:t>
+      </w:r>
+      <w:r>
+        <w:t xml:space="preserve"> </w:t>
+      </w:r>
+      <m:oMath>
+        <m:sSub>
+          <m:e>
+            <m:r>
+              <w:rPr>
+                <w:rFonts w:ascii="Times New Roman" w:hAnsi="Times New Roman" w:cs="Times New Roman" w:eastAsia="SimSun"/>
+              </w:rPr>
+              <m:t>r</m:t>
+            </m:r>
+          </m:e>
+          <m:sub>
+            <m:r>
+              <w:rPr>
+                <w:rFonts w:ascii="Times New Roman" w:hAnsi="Times New Roman" w:cs="Times New Roman" w:eastAsia="SimSun"/>
+              </w:rPr>
+              <m:t>c</m:t>
+            </m:r>
+          </m:sub>
+        </m:sSub>
+      </m:oMath>
+      <w:r>
+        <w:t xml:space="preserve"> </w:t>
+      </w:r>
+      <w:r>
+        <w:rPr>
+          <w:rFonts w:ascii="Times New Roman" w:hAnsi="Times New Roman" w:cs="Times New Roman" w:eastAsia="SimSun"/>
+        </w:rPr>
+        <w:t xml:space="preserve">的气泡因界面附加压力大于传质驱动力，会持续收缩直至消失；溶液</w:t>
+      </w:r>
+      <w:r>
+        <w:t xml:space="preserve"> </w:t>
+      </w:r>
+      <m:oMath>
+        <m:r>
+          <w:rPr>
+            <w:rFonts w:ascii="Times New Roman" w:hAnsi="Times New Roman" w:cs="Times New Roman" w:eastAsia="SimSun"/>
+          </w:rPr>
+          <m:t>σ</m:t>
+        </m:r>
+      </m:oMath>
+      <w:r>
+        <w:t xml:space="preserve"> </w:t>
+      </w:r>
+      <w:r>
+        <w:rPr>
+          <w:rFonts w:ascii="Times New Roman" w:hAnsi="Times New Roman" w:cs="Times New Roman" w:eastAsia="SimSun"/>
+        </w:rPr>
+        <w:t xml:space="preserve">越大，收缩速率越快</w:t>
+      </w:r>
+      <w:r>
+        <w:t xml:space="preserve"> </w:t>
+      </w:r>
+      <w:r>
+        <w:t xml:space="preserve">C. </w:t>
+      </w:r>
+      <w:r>
+        <w:rPr>
+          <w:rFonts w:ascii="Times New Roman" w:hAnsi="Times New Roman" w:cs="Times New Roman" w:eastAsia="SimSun"/>
+        </w:rPr>
+        <w:t xml:space="preserve">该体系不存在真正的热力学平衡态气泡，半径小于</w:t>
+      </w:r>
+      <w:r>
+        <w:t xml:space="preserve"> </w:t>
+      </w:r>
+      <m:oMath>
+        <m:sSub>
+          <m:e>
+            <m:r>
+              <w:rPr>
+                <w:rFonts w:ascii="Times New Roman" w:hAnsi="Times New Roman" w:cs="Times New Roman" w:eastAsia="SimSun"/>
+              </w:rPr>
+              <m:t>r</m:t>
+            </m:r>
+          </m:e>
+          <m:sub>
+            <m:r>
+              <w:rPr>
+                <w:rFonts w:ascii="Times New Roman" w:hAnsi="Times New Roman" w:cs="Times New Roman" w:eastAsia="SimSun"/>
+              </w:rPr>
+              <m:t>c</m:t>
+            </m:r>
+          </m:sub>
+        </m:sSub>
+      </m:oMath>
+      <w:r>
+        <w:t xml:space="preserve"> </w:t>
+      </w:r>
+      <w:r>
+        <w:rPr>
+          <w:rFonts w:ascii="Times New Roman" w:hAnsi="Times New Roman" w:cs="Times New Roman" w:eastAsia="SimSun"/>
+        </w:rPr>
+        <w:t xml:space="preserve">的气泡会吸收溶解的</w:t>
+      </w:r>
+      <w:r>
+        <w:t xml:space="preserve"> </w:t>
+      </w:r>
+      <m:oMath>
+        <m:r>
+          <m:rPr>
+            <m:sty m:val="p"/>
+          </m:rPr>
+          <w:rPr>
+            <w:rFonts w:ascii="Times New Roman" w:hAnsi="Times New Roman" w:cs="Times New Roman" w:eastAsia="SimSun"/>
+          </w:rPr>
+          <m:t>C</m:t>
+        </m:r>
+        <m:sSub>
+          <m:e>
+            <m:r>
+              <m:rPr>
+                <m:sty m:val="p"/>
+              </m:rPr>
+              <w:rPr>
+                <w:rFonts w:ascii="Times New Roman" w:hAnsi="Times New Roman" w:cs="Times New Roman" w:eastAsia="SimSun"/>
+              </w:rPr>
+              <m:t>O</m:t>
+            </m:r>
+          </m:e>
+          <m:sub>
+            <m:r>
+              <w:rPr>
+                <w:rFonts w:ascii="Times New Roman" w:hAnsi="Times New Roman" w:cs="Times New Roman" w:eastAsia="SimSun"/>
+              </w:rPr>
+              <m:t>2</m:t>
+            </m:r>
+          </m:sub>
+        </m:sSub>
+      </m:oMath>
+      <w:r>
+        <w:t xml:space="preserve"> </w:t>
+      </w:r>
+      <w:r>
+        <w:rPr>
+          <w:rFonts w:ascii="Times New Roman" w:hAnsi="Times New Roman" w:cs="Times New Roman" w:eastAsia="SimSun"/>
+        </w:rPr>
+        <w:t xml:space="preserve">逐渐膨胀，最终生长为大气泡</w:t>
+      </w:r>
+    </w:p>
+    <w:p>
+      <w:pPr>
+        <w:pStyle w:val="BodyText"/>
+        <w:spacing w:before="0" w:after="0" w:line="276" w:lineRule="auto"/>
+        <w:ind w:firstLineChars="200" w:firstLine="420"/>
+      </w:pPr>
+      <w:r>
         <w:t xml:space="preserve">D. </w:t>
       </w:r>
       <w:r>
@@ -28587,8 +28637,8 @@
         <w:t xml:space="preserve">）下对应的二氧化碳浓度会比未考虑时更高还是更低？</w:t>
       </w:r>
     </w:p>
-    <w:bookmarkEnd w:id="110"/>
-    <w:bookmarkStart w:id="117" w:name="第-11-题12-分硫单质的结构基序与液态硫聚合平衡"/>
+    <w:bookmarkEnd w:id="113"/>
+    <w:bookmarkStart w:id="120" w:name="第-11-题12-分硫单质的结构基序与液态硫聚合平衡"/>
     <w:p>
       <w:pPr>
         <w:pStyle w:val="Heading3"/>
@@ -29132,18 +29182,18 @@
           <wp:inline>
             <wp:extent cx="2609088" cy="957071"/>
             <wp:effectExtent b="0" l="0" r="0" t="0"/>
-            <wp:docPr descr="" title="" id="112" name="Picture"/>
+            <wp:docPr descr="" title="" id="115" name="Picture"/>
             <a:graphic>
               <a:graphicData uri="http://schemas.openxmlformats.org/drawingml/2006/picture">
                 <pic:pic>
                   <pic:nvPicPr>
-                    <pic:cNvPr descr="104ab7b22373a3dc44971653b35752246d7bdd1db1c930564e74b5e2d7d1789e.jpg" id="113" name="Picture"/>
+                    <pic:cNvPr descr="104ab7b22373a3dc44971653b35752246d7bdd1db1c930564e74b5e2d7d1789e.jpg" id="116" name="Picture"/>
                     <pic:cNvPicPr>
                       <a:picLocks noChangeArrowheads="1" noChangeAspect="1"/>
                     </pic:cNvPicPr>
                   </pic:nvPicPr>
                   <pic:blipFill>
-                    <a:blip r:embed="rId111"/>
+                    <a:blip r:embed="rId114"/>
                     <a:stretch>
                       <a:fillRect/>
                     </a:stretch>
@@ -29484,18 +29534,18 @@
           <wp:inline>
             <wp:extent cx="3023616" cy="1109471"/>
             <wp:effectExtent b="0" l="0" r="0" t="0"/>
-            <wp:docPr descr="" title="" id="115" name="Picture"/>
+            <wp:docPr descr="" title="" id="118" name="Picture"/>
             <a:graphic>
               <a:graphicData uri="http://schemas.openxmlformats.org/drawingml/2006/picture">
                 <pic:pic>
                   <pic:nvPicPr>
-                    <pic:cNvPr descr="a7bbb5441b19f87dbaacd3a1ea4f3605f0bc6390080134738072f34c6d785fde.jpg" id="116" name="Picture"/>
+                    <pic:cNvPr descr="a7bbb5441b19f87dbaacd3a1ea4f3605f0bc6390080134738072f34c6d785fde.jpg" id="119" name="Picture"/>
                     <pic:cNvPicPr>
                       <a:picLocks noChangeArrowheads="1" noChangeAspect="1"/>
                     </pic:cNvPicPr>
                   </pic:nvPicPr>
                   <pic:blipFill>
-                    <a:blip r:embed="rId114"/>
+                    <a:blip r:embed="rId117"/>
                     <a:stretch>
                       <a:fillRect/>
                     </a:stretch>
@@ -33564,8 +33614,8 @@
         </m:sSup>
       </m:oMath>
     </w:p>
-    <w:bookmarkEnd w:id="117"/>
-    <w:bookmarkStart w:id="124" w:name="第-12-题6-分金属-m-及其化合物"/>
+    <w:bookmarkEnd w:id="120"/>
+    <w:bookmarkStart w:id="127" w:name="第-12-题6-分金属-m-及其化合物"/>
     <w:p>
       <w:pPr>
         <w:pStyle w:val="Heading3"/>
@@ -34345,18 +34395,18 @@
           <wp:inline>
             <wp:extent cx="2749296" cy="1225295"/>
             <wp:effectExtent b="0" l="0" r="0" t="0"/>
-            <wp:docPr descr="" title="" id="119" name="Picture"/>
+            <wp:docPr descr="" title="" id="122" name="Picture"/>
             <a:graphic>
               <a:graphicData uri="http://schemas.openxmlformats.org/drawingml/2006/picture">
                 <pic:pic>
                   <pic:nvPicPr>
-                    <pic:cNvPr descr="73084a58d2c1c0eff1af3a4d990e367ac461d7e85bb8dec5cbd7f75b47ec45ea.jpg" id="120" name="Picture"/>
+                    <pic:cNvPr descr="73084a58d2c1c0eff1af3a4d990e367ac461d7e85bb8dec5cbd7f75b47ec45ea.jpg" id="123" name="Picture"/>
                     <pic:cNvPicPr>
                       <a:picLocks noChangeArrowheads="1" noChangeAspect="1"/>
                     </pic:cNvPicPr>
                   </pic:nvPicPr>
                   <pic:blipFill>
-                    <a:blip r:embed="rId118"/>
+                    <a:blip r:embed="rId121"/>
                     <a:stretch>
                       <a:fillRect/>
                     </a:stretch>
@@ -35243,18 +35293,18 @@
           <wp:inline>
             <wp:extent cx="1700784" cy="1322832"/>
             <wp:effectExtent b="0" l="0" r="0" t="0"/>
-            <wp:docPr descr="" title="" id="122" name="Picture"/>
+            <wp:docPr descr="" title="" id="125" name="Picture"/>
             <a:graphic>
               <a:graphicData uri="http://schemas.openxmlformats.org/drawingml/2006/picture">
                 <pic:pic>
                   <pic:nvPicPr>
-                    <pic:cNvPr descr="e3578e17c10518df6fe36d2487e083e95752018b6fe6dfc9746394cd3a439c0c.jpg" id="123" name="Picture"/>
+                    <pic:cNvPr descr="e3578e17c10518df6fe36d2487e083e95752018b6fe6dfc9746394cd3a439c0c.jpg" id="126" name="Picture"/>
                     <pic:cNvPicPr>
                       <a:picLocks noChangeArrowheads="1" noChangeAspect="1"/>
                     </pic:cNvPicPr>
                   </pic:nvPicPr>
                   <pic:blipFill>
-                    <a:blip r:embed="rId121"/>
+                    <a:blip r:embed="rId124"/>
                     <a:stretch>
                       <a:fillRect/>
                     </a:stretch>
@@ -36297,8 +36347,8 @@
         <w:t xml:space="preserve">中的环外双键旋转能垒较低，容易改变取向。</w:t>
       </w:r>
     </w:p>
-    <w:bookmarkEnd w:id="124"/>
-    <w:bookmarkStart w:id="125" w:name="第-13-题12-分铅铋合金与乌洛托品"/>
+    <w:bookmarkEnd w:id="127"/>
+    <w:bookmarkStart w:id="128" w:name="第-13-题12-分铅铋合金与乌洛托品"/>
     <w:p>
       <w:pPr>
         <w:pStyle w:val="Heading3"/>
@@ -42026,8 +42076,8 @@
         <w:t xml:space="preserve">的质量分数。</w:t>
       </w:r>
     </w:p>
-    <w:bookmarkEnd w:id="125"/>
-    <w:bookmarkStart w:id="126" w:name="第-14-题13-分水系-zn-mn-电池"/>
+    <w:bookmarkEnd w:id="128"/>
+    <w:bookmarkStart w:id="129" w:name="第-14-题13-分水系-zn-mn-电池"/>
     <w:p>
       <w:pPr>
         <w:pStyle w:val="Heading3"/>
@@ -48418,8 +48468,8 @@
         </m:r>
       </m:oMath>
     </w:p>
-    <w:bookmarkEnd w:id="126"/>
-    <w:bookmarkStart w:id="130" w:name="第-15-题7-分cdte-量子点的水相合成与表征"/>
+    <w:bookmarkEnd w:id="129"/>
+    <w:bookmarkStart w:id="133" w:name="第-15-题7-分cdte-量子点的水相合成与表征"/>
     <w:p>
       <w:pPr>
         <w:pStyle w:val="Heading3"/>
@@ -49325,18 +49375,18 @@
           <wp:inline>
             <wp:extent cx="2160000" cy="1669947"/>
             <wp:effectExtent b="0" l="0" r="0" t="0"/>
-            <wp:docPr descr="" title="" id="128" name="Picture"/>
+            <wp:docPr descr="" title="" id="131" name="Picture"/>
             <a:graphic>
               <a:graphicData uri="http://schemas.openxmlformats.org/drawingml/2006/picture">
                 <pic:pic>
                   <pic:nvPicPr>
-                    <pic:cNvPr descr="792684dab0c2f995f1ca4a09b9f731f1ae24aced341aad08ea92123f7f2b26d4.jpg" id="129" name="Picture"/>
+                    <pic:cNvPr descr="792684dab0c2f995f1ca4a09b9f731f1ae24aced341aad08ea92123f7f2b26d4.jpg" id="132" name="Picture"/>
                     <pic:cNvPicPr>
                       <a:picLocks noChangeArrowheads="1" noChangeAspect="1"/>
                     </pic:cNvPicPr>
                   </pic:nvPicPr>
                   <pic:blipFill>
-                    <a:blip r:embed="rId127"/>
+                    <a:blip r:embed="rId130"/>
                     <a:stretch>
                       <a:fillRect/>
                     </a:stretch>
@@ -50675,8 +50725,8 @@
         <w:t xml:space="preserve">位有效数字）</w:t>
       </w:r>
     </w:p>
-    <w:bookmarkEnd w:id="130"/>
-    <w:bookmarkStart w:id="131" w:name="第-16-题9-分二茂铁及其衍生物的电化学探究"/>
+    <w:bookmarkEnd w:id="133"/>
+    <w:bookmarkStart w:id="134" w:name="第-16-题9-分二茂铁及其衍生物的电化学探究"/>
     <w:p>
       <w:pPr>
         <w:pStyle w:val="Heading3"/>
@@ -54776,9 +54826,9 @@
         <w:t xml:space="preserve">保留3位小数。</w:t>
       </w:r>
     </w:p>
-    <w:bookmarkEnd w:id="131"/>
-    <w:bookmarkEnd w:id="132"/>
-    <w:bookmarkEnd w:id="133"/>
+    <w:bookmarkEnd w:id="134"/>
+    <w:bookmarkEnd w:id="135"/>
+    <w:bookmarkEnd w:id="136"/>
     <w:sectPr>
       <w:footerReference r:id="rId9" w:type="default"/>
       <w:headerReference r:id="rId10" w:type="default"/>

--- a/00-首页/题组Word/初赛模拟卷/真题版式/初赛模拟卷XVI（非有机·学生版·真题版式）.docx
+++ b/00-首页/题组Word/初赛模拟卷/真题版式/初赛模拟卷XVI（非有机·学生版·真题版式）.docx
@@ -2,7 +2,7 @@
 <file path=word/document.xml><?xml version="1.0" encoding="utf-8"?>
 <w:document xmlns:w="http://schemas.openxmlformats.org/wordprocessingml/2006/main" xmlns:m="http://schemas.openxmlformats.org/officeDocument/2006/math" xmlns:r="http://schemas.openxmlformats.org/officeDocument/2006/relationships" xmlns:o="urn:schemas-microsoft-com:office:office" xmlns:v="urn:schemas-microsoft-com:vml" xmlns:w10="urn:schemas-microsoft-com:office:word" xmlns:a="http://schemas.openxmlformats.org/drawingml/2006/main" xmlns:pic="http://schemas.openxmlformats.org/drawingml/2006/picture" xmlns:wp="http://schemas.openxmlformats.org/drawingml/2006/wordprocessingDrawing">
   <w:body>
-    <w:bookmarkStart w:id="136" w:name="初赛模拟卷-xvi非有机"/>
+    <w:bookmarkStart w:id="133" w:name="初赛模拟卷-xvi非有机"/>
     <w:p>
       <w:pPr>
         <w:pStyle w:val="Heading1"/>
@@ -351,7 +351,7 @@
       <w:r>
         <w:drawing>
           <wp:inline>
-            <wp:extent cx="2682239" cy="1072895"/>
+            <wp:extent cx="4082400" cy="1713471"/>
             <wp:effectExtent b="0" l="0" r="0" t="0"/>
             <wp:docPr descr="" title="" id="20" name="Picture"/>
             <a:graphic>
@@ -372,7 +372,7 @@
                   <pic:spPr bwMode="auto">
                     <a:xfrm>
                       <a:off x="0" y="0"/>
-                      <a:ext cx="2682239" cy="1072895"/>
+                      <a:ext cx="4082400" cy="1713471"/>
                     </a:xfrm>
                     <a:prstGeom prst="rect">
                       <a:avLst/>
@@ -3572,7 +3572,7 @@
       <w:r>
         <w:drawing>
           <wp:inline>
-            <wp:extent cx="1853184" cy="597407"/>
+            <wp:extent cx="3419856" cy="1207006"/>
             <wp:effectExtent b="0" l="0" r="0" t="0"/>
             <wp:docPr descr="" title="" id="23" name="Picture"/>
             <a:graphic>
@@ -3593,7 +3593,7 @@
                   <pic:spPr bwMode="auto">
                     <a:xfrm>
                       <a:off x="0" y="0"/>
-                      <a:ext cx="1853184" cy="597407"/>
+                      <a:ext cx="3419856" cy="1207006"/>
                     </a:xfrm>
                     <a:prstGeom prst="rect">
                       <a:avLst/>
@@ -3633,7 +3633,7 @@
       <w:r>
         <w:drawing>
           <wp:inline>
-            <wp:extent cx="1804416" cy="615695"/>
+            <wp:extent cx="3304032" cy="1225295"/>
             <wp:effectExtent b="0" l="0" r="0" t="0"/>
             <wp:docPr descr="" title="" id="26" name="Picture"/>
             <a:graphic>
@@ -3654,7 +3654,7 @@
                   <pic:spPr bwMode="auto">
                     <a:xfrm>
                       <a:off x="0" y="0"/>
-                      <a:ext cx="1804416" cy="615695"/>
+                      <a:ext cx="3304032" cy="1225295"/>
                     </a:xfrm>
                     <a:prstGeom prst="rect">
                       <a:avLst/>
@@ -3694,7 +3694,7 @@
       <w:r>
         <w:drawing>
           <wp:inline>
-            <wp:extent cx="1042416" cy="548640"/>
+            <wp:extent cx="1335024" cy="676656"/>
             <wp:effectExtent b="0" l="0" r="0" t="0"/>
             <wp:docPr descr="" title="" id="29" name="Picture"/>
             <a:graphic>
@@ -3715,7 +3715,7 @@
                   <pic:spPr bwMode="auto">
                     <a:xfrm>
                       <a:off x="0" y="0"/>
-                      <a:ext cx="1042416" cy="548640"/>
+                      <a:ext cx="1335024" cy="676656"/>
                     </a:xfrm>
                     <a:prstGeom prst="rect">
                       <a:avLst/>
@@ -5152,7 +5152,7 @@
       <w:r>
         <w:drawing>
           <wp:inline>
-            <wp:extent cx="3009764" cy="1808513"/>
+            <wp:extent cx="3701484" cy="2527200"/>
             <wp:effectExtent b="0" l="0" r="0" t="0"/>
             <wp:docPr descr="" title="" id="33" name="Picture"/>
             <a:graphic>
@@ -5173,7 +5173,7 @@
                   <pic:spPr bwMode="auto">
                     <a:xfrm>
                       <a:off x="0" y="0"/>
-                      <a:ext cx="3009764" cy="1808513"/>
+                      <a:ext cx="3701484" cy="2527200"/>
                     </a:xfrm>
                     <a:prstGeom prst="rect">
                       <a:avLst/>
@@ -7374,7 +7374,7 @@
       <w:r>
         <w:drawing>
           <wp:inline>
-            <wp:extent cx="1700784" cy="1310639"/>
+            <wp:extent cx="2511552" cy="1773935"/>
             <wp:effectExtent b="0" l="0" r="0" t="0"/>
             <wp:docPr descr="" title="" id="37" name="Picture"/>
             <a:graphic>
@@ -7395,7 +7395,7 @@
                   <pic:spPr bwMode="auto">
                     <a:xfrm>
                       <a:off x="0" y="0"/>
-                      <a:ext cx="1700784" cy="1310639"/>
+                      <a:ext cx="2511552" cy="1773935"/>
                     </a:xfrm>
                     <a:prstGeom prst="rect">
                       <a:avLst/>
@@ -7417,37 +7417,6 @@
     <w:p>
       <w:pPr>
         <w:pStyle w:val="BodyText"/>
-        <w:spacing w:before="0" w:after="120" w:line="240" w:lineRule="auto"/>
-        <w:jc w:val="center"/>
-      </w:pPr>
-      <w:r>
-        <w:rPr>
-          <w:rFonts w:ascii="Times New Roman" w:hAnsi="Times New Roman" w:cs="Times New Roman" w:eastAsia="SimSun"/>
-        </w:rPr>
-        <w:t xml:space="preserve">图</w:t>
-      </w:r>
-      <w:r>
-        <w:t xml:space="preserve"> 1 </w:t>
-      </w:r>
-      <w:r>
-        <w:rPr>
-          <w:rFonts w:ascii="Times New Roman" w:hAnsi="Times New Roman" w:cs="Times New Roman" w:eastAsia="SimSun"/>
-        </w:rPr>
-        <w:t xml:space="preserve">经典</w:t>
-      </w:r>
-      <w:r>
-        <w:t xml:space="preserve"> DNA </w:t>
-      </w:r>
-      <w:r>
-        <w:rPr>
-          <w:rFonts w:ascii="Times New Roman" w:hAnsi="Times New Roman" w:cs="Times New Roman" w:eastAsia="SimSun"/>
-        </w:rPr>
-        <w:t xml:space="preserve">结构</w:t>
-      </w:r>
-    </w:p>
-    <w:p>
-      <w:pPr>
-        <w:pStyle w:val="BodyText"/>
         <w:keepNext/>
         <w:spacing w:before="120" w:after="40" w:line="240" w:lineRule="auto"/>
         <w:jc w:val="center"/>
@@ -7455,7 +7424,7 @@
       <w:r>
         <w:drawing>
           <wp:inline>
-            <wp:extent cx="2255520" cy="1377695"/>
+            <wp:extent cx="2523744" cy="1773935"/>
             <wp:effectExtent b="0" l="0" r="0" t="0"/>
             <wp:docPr descr="" title="" id="40" name="Picture"/>
             <a:graphic>
@@ -7476,7 +7445,7 @@
                   <pic:spPr bwMode="auto">
                     <a:xfrm>
                       <a:off x="0" y="0"/>
-                      <a:ext cx="2255520" cy="1377695"/>
+                      <a:ext cx="2523744" cy="1773935"/>
                     </a:xfrm>
                     <a:prstGeom prst="rect">
                       <a:avLst/>
@@ -7498,28 +7467,6 @@
     <w:p>
       <w:pPr>
         <w:pStyle w:val="BodyText"/>
-        <w:spacing w:before="0" w:after="120" w:line="240" w:lineRule="auto"/>
-        <w:jc w:val="center"/>
-      </w:pPr>
-      <w:r>
-        <w:rPr>
-          <w:rFonts w:ascii="Times New Roman" w:hAnsi="Times New Roman" w:cs="Times New Roman" w:eastAsia="SimSun"/>
-        </w:rPr>
-        <w:t xml:space="preserve">图</w:t>
-      </w:r>
-      <w:r>
-        <w:t xml:space="preserve"> 3 DXL-4 </w:t>
-      </w:r>
-      <w:r>
-        <w:rPr>
-          <w:rFonts w:ascii="Times New Roman" w:hAnsi="Times New Roman" w:cs="Times New Roman" w:eastAsia="SimSun"/>
-        </w:rPr>
-        <w:t xml:space="preserve">的晶体投影图</w:t>
-      </w:r>
-    </w:p>
-    <w:p>
-      <w:pPr>
-        <w:pStyle w:val="BodyText"/>
         <w:keepNext/>
         <w:spacing w:before="120" w:after="40" w:line="240" w:lineRule="auto"/>
         <w:jc w:val="center"/>
@@ -7527,7 +7474,7 @@
       <w:r>
         <w:drawing>
           <wp:inline>
-            <wp:extent cx="2160000" cy="1751067"/>
+            <wp:extent cx="2535936" cy="1773935"/>
             <wp:effectExtent b="0" l="0" r="0" t="0"/>
             <wp:docPr descr="" title="" id="43" name="Picture"/>
             <a:graphic>
@@ -7548,7 +7495,7 @@
                   <pic:spPr bwMode="auto">
                     <a:xfrm>
                       <a:off x="0" y="0"/>
-                      <a:ext cx="2160000" cy="1751067"/>
+                      <a:ext cx="2535936" cy="1773935"/>
                     </a:xfrm>
                     <a:prstGeom prst="rect">
                       <a:avLst/>
@@ -7575,27 +7522,9 @@
         <w:jc w:val="center"/>
       </w:pPr>
       <w:r>
-        <w:rPr>
-          <w:rFonts w:ascii="Times New Roman" w:hAnsi="Times New Roman" w:cs="Times New Roman" w:eastAsia="SimSun"/>
-        </w:rPr>
-        <w:t xml:space="preserve">图</w:t>
-      </w:r>
-      <w:r>
-        <w:t xml:space="preserve"> 2 DXL-4 </w:t>
-      </w:r>
-      <w:r>
-        <w:rPr>
-          <w:rFonts w:ascii="Times New Roman" w:hAnsi="Times New Roman" w:cs="Times New Roman" w:eastAsia="SimSun"/>
-        </w:rPr>
-        <w:t xml:space="preserve">二聚体基序</w:t>
-      </w:r>
-      <w:r>
-        <w:t xml:space="preserve"> </w:t>
-      </w:r>
-      <w:r>
         <w:drawing>
           <wp:inline>
-            <wp:extent cx="3024000" cy="1051825"/>
+            <wp:extent cx="4082400" cy="1271185"/>
             <wp:effectExtent b="0" l="0" r="0" t="0"/>
             <wp:docPr descr="" title="" id="46" name="Picture"/>
             <a:graphic>
@@ -7616,7 +7545,7 @@
                   <pic:spPr bwMode="auto">
                     <a:xfrm>
                       <a:off x="0" y="0"/>
-                      <a:ext cx="3024000" cy="1051825"/>
+                      <a:ext cx="4082400" cy="1271185"/>
                     </a:xfrm>
                     <a:prstGeom prst="rect">
                       <a:avLst/>
@@ -7633,37 +7562,6 @@
             </a:graphic>
           </wp:inline>
         </w:drawing>
-      </w:r>
-    </w:p>
-    <w:p>
-      <w:pPr>
-        <w:pStyle w:val="BodyText"/>
-        <w:spacing w:before="0" w:after="120" w:line="240" w:lineRule="auto"/>
-        <w:jc w:val="center"/>
-      </w:pPr>
-      <w:r>
-        <w:rPr>
-          <w:rFonts w:ascii="Times New Roman" w:hAnsi="Times New Roman" w:cs="Times New Roman" w:eastAsia="SimSun"/>
-        </w:rPr>
-        <w:t xml:space="preserve">图</w:t>
-      </w:r>
-      <w:r>
-        <w:t xml:space="preserve"> 4 DXL-4 </w:t>
-      </w:r>
-      <w:r>
-        <w:rPr>
-          <w:rFonts w:ascii="Times New Roman" w:hAnsi="Times New Roman" w:cs="Times New Roman" w:eastAsia="SimSun"/>
-        </w:rPr>
-        <w:t xml:space="preserve">的长度示意图及由</w:t>
-      </w:r>
-      <w:r>
-        <w:t xml:space="preserve"> DXL-4 </w:t>
-      </w:r>
-      <w:r>
-        <w:rPr>
-          <w:rFonts w:ascii="Times New Roman" w:hAnsi="Times New Roman" w:cs="Times New Roman" w:eastAsia="SimSun"/>
-        </w:rPr>
-        <w:t xml:space="preserve">二聚体组装形成单链的过程示意图</w:t>
       </w:r>
     </w:p>
     <w:p>
@@ -8600,7 +8498,7 @@
         <w:rPr>
           <w:rFonts w:ascii="Times New Roman" w:hAnsi="Times New Roman" w:cs="Times New Roman" w:eastAsia="SimSun"/>
         </w:rPr>
-        <w:t xml:space="preserve">二聚体基序的立体结构图如右图所示。</w:t>
+        <w:t xml:space="preserve">二聚体基序的立体结构如下图所示。</w:t>
       </w:r>
     </w:p>
     <w:p>
@@ -8655,7 +8553,7 @@
       <w:r>
         <w:drawing>
           <wp:inline>
-            <wp:extent cx="1408176" cy="853440"/>
+            <wp:extent cx="2596895" cy="1633728"/>
             <wp:effectExtent b="0" l="0" r="0" t="0"/>
             <wp:docPr descr="" title="" id="49" name="Picture"/>
             <a:graphic>
@@ -8676,7 +8574,7 @@
                   <pic:spPr bwMode="auto">
                     <a:xfrm>
                       <a:off x="0" y="0"/>
-                      <a:ext cx="1408176" cy="853440"/>
+                      <a:ext cx="2596895" cy="1633728"/>
                     </a:xfrm>
                     <a:prstGeom prst="rect">
                       <a:avLst/>
@@ -8870,7 +8768,7 @@
       <w:r>
         <w:drawing>
           <wp:inline>
-            <wp:extent cx="2322575" cy="865632"/>
+            <wp:extent cx="4082400" cy="1089027"/>
             <wp:effectExtent b="0" l="0" r="0" t="0"/>
             <wp:docPr descr="" title="" id="52" name="Picture"/>
             <a:graphic>
@@ -8891,7 +8789,7 @@
                   <pic:spPr bwMode="auto">
                     <a:xfrm>
                       <a:off x="0" y="0"/>
-                      <a:ext cx="2322575" cy="865632"/>
+                      <a:ext cx="4082400" cy="1089027"/>
                     </a:xfrm>
                     <a:prstGeom prst="rect">
                       <a:avLst/>
@@ -9431,7 +9329,7 @@
       <w:r>
         <w:drawing>
           <wp:inline>
-            <wp:extent cx="1850748" cy="2160000"/>
+            <wp:extent cx="2515764" cy="2916000"/>
             <wp:effectExtent b="0" l="0" r="0" t="0"/>
             <wp:docPr descr="" title="" id="56" name="Picture"/>
             <a:graphic>
@@ -9452,7 +9350,7 @@
                   <pic:spPr bwMode="auto">
                     <a:xfrm>
                       <a:off x="0" y="0"/>
-                      <a:ext cx="1850748" cy="2160000"/>
+                      <a:ext cx="2515764" cy="2916000"/>
                     </a:xfrm>
                     <a:prstGeom prst="rect">
                       <a:avLst/>
@@ -9495,7 +9393,7 @@
       <w:r>
         <w:drawing>
           <wp:inline>
-            <wp:extent cx="2144895" cy="2160000"/>
+            <wp:extent cx="2916000" cy="2880654"/>
             <wp:effectExtent b="0" l="0" r="0" t="0"/>
             <wp:docPr descr="" title="" id="59" name="Picture"/>
             <a:graphic>
@@ -9516,7 +9414,7 @@
                   <pic:spPr bwMode="auto">
                     <a:xfrm>
                       <a:off x="0" y="0"/>
-                      <a:ext cx="2144895" cy="2160000"/>
+                      <a:ext cx="2916000" cy="2880654"/>
                     </a:xfrm>
                     <a:prstGeom prst="rect">
                       <a:avLst/>
@@ -9943,7 +9841,7 @@
       <w:r>
         <w:drawing>
           <wp:inline>
-            <wp:extent cx="3024000" cy="1698326"/>
+            <wp:extent cx="5940000" cy="3458104"/>
             <wp:effectExtent b="0" l="0" r="0" t="0"/>
             <wp:docPr descr="" title="" id="63" name="Picture"/>
             <a:graphic>
@@ -9964,7 +9862,7 @@
                   <pic:spPr bwMode="auto">
                     <a:xfrm>
                       <a:off x="0" y="0"/>
-                      <a:ext cx="3024000" cy="1698326"/>
+                      <a:ext cx="5940000" cy="3458104"/>
                     </a:xfrm>
                     <a:prstGeom prst="rect">
                       <a:avLst/>
@@ -10088,7 +9986,7 @@
       <w:r>
         <w:drawing>
           <wp:inline>
-            <wp:extent cx="3024000" cy="1664613"/>
+            <wp:extent cx="5940000" cy="3216531"/>
             <wp:effectExtent b="0" l="0" r="0" t="0"/>
             <wp:docPr descr="" title="" id="66" name="Picture"/>
             <a:graphic>
@@ -10109,7 +10007,7 @@
                   <pic:spPr bwMode="auto">
                     <a:xfrm>
                       <a:off x="0" y="0"/>
-                      <a:ext cx="3024000" cy="1664613"/>
+                      <a:ext cx="5940000" cy="3216531"/>
                     </a:xfrm>
                     <a:prstGeom prst="rect">
                       <a:avLst/>
@@ -10131,202 +10029,64 @@
     <w:p>
       <w:pPr>
         <w:pStyle w:val="BodyText"/>
-        <w:spacing w:before="0" w:after="0" w:line="276" w:lineRule="auto"/>
-        <w:ind w:firstLineChars="200" w:firstLine="420"/>
-      </w:pPr>
-      <w:r>
-        <w:rPr>
-          <w:rFonts w:ascii="Times New Roman" w:hAnsi="Times New Roman" w:cs="Times New Roman" w:eastAsia="SimSun"/>
-        </w:rPr>
-        <w:t xml:space="preserve">两种非对映异构体的区别在于金属顶点处</w:t>
-      </w:r>
-      <w:r>
-        <w:t xml:space="preserve"> </w:t>
-      </w:r>
-      <m:oMath>
-        <m:r>
-          <m:rPr>
-            <m:sty m:val="p"/>
-          </m:rPr>
-          <w:rPr>
-            <w:rFonts w:ascii="Times New Roman" w:hAnsi="Times New Roman" w:cs="Times New Roman" w:eastAsia="SimSun"/>
-          </w:rPr>
-          <m:t>Δ</m:t>
-        </m:r>
-        <m:r>
-          <m:rPr>
-            <m:sty m:val="p"/>
-          </m:rPr>
-          <w:rPr>
-            <w:rFonts w:ascii="Times New Roman" w:hAnsi="Times New Roman" w:cs="Times New Roman" w:eastAsia="SimSun"/>
-          </w:rPr>
-          <m:t>/</m:t>
-        </m:r>
-        <m:r>
-          <m:rPr>
-            <m:sty m:val="p"/>
-          </m:rPr>
-          <w:rPr>
-            <w:rFonts w:ascii="Times New Roman" w:hAnsi="Times New Roman" w:cs="Times New Roman" w:eastAsia="SimSun"/>
-          </w:rPr>
-          <m:t>Λ</m:t>
-        </m:r>
-      </m:oMath>
-      <w:r>
-        <w:t xml:space="preserve"> </w:t>
-      </w:r>
-      <w:r>
-        <w:rPr>
-          <w:rFonts w:ascii="Times New Roman" w:hAnsi="Times New Roman" w:cs="Times New Roman" w:eastAsia="SimSun"/>
-        </w:rPr>
-        <w:t xml:space="preserve">构型的与配体L的C/AC构型的不同组合方式。从面外向中心看，配体L的C/AC构型分别如下所示：</w:t>
-      </w:r>
-    </w:p>
-    <w:p>
-      <w:pPr>
-        <w:pStyle w:val="BodyText"/>
         <w:keepNext/>
         <w:spacing w:before="120" w:after="40" w:line="240" w:lineRule="auto"/>
         <w:jc w:val="center"/>
       </w:pPr>
+      <w:r>
+        <w:rPr>
+          <w:rFonts w:ascii="Times New Roman" w:hAnsi="Times New Roman" w:cs="Times New Roman" w:eastAsia="SimSun"/>
+        </w:rPr>
+        <w:t xml:space="preserve">两种非对映异构体的区别在于金属顶点处</w:t>
+      </w:r>
+      <w:r>
+        <w:t xml:space="preserve"> </w:t>
+      </w:r>
       <m:oMath>
-        <m:sSub>
-          <m:e>
-            <m:r>
-              <w:rPr>
-                <w:rFonts w:ascii="Times New Roman" w:hAnsi="Times New Roman" w:cs="Times New Roman" w:eastAsia="SimSun"/>
-              </w:rPr>
-              <m:t>T</m:t>
-            </m:r>
-          </m:e>
-          <m:sub>
-            <m:r>
-              <m:rPr>
-                <m:sty m:val="p"/>
-              </m:rPr>
-              <w:rPr>
-                <w:rFonts w:ascii="Times New Roman" w:hAnsi="Times New Roman" w:cs="Times New Roman" w:eastAsia="SimSun"/>
-              </w:rPr>
-              <m:t>s</m:t>
-            </m:r>
-          </m:sub>
-        </m:sSub>
+        <m:r>
+          <m:rPr>
+            <m:sty m:val="p"/>
+          </m:rPr>
+          <w:rPr>
+            <w:rFonts w:ascii="Times New Roman" w:hAnsi="Times New Roman" w:cs="Times New Roman" w:eastAsia="SimSun"/>
+          </w:rPr>
+          <m:t>Δ</m:t>
+        </m:r>
+        <m:r>
+          <m:rPr>
+            <m:sty m:val="p"/>
+          </m:rPr>
+          <w:rPr>
+            <w:rFonts w:ascii="Times New Roman" w:hAnsi="Times New Roman" w:cs="Times New Roman" w:eastAsia="SimSun"/>
+          </w:rPr>
+          <m:t>/</m:t>
+        </m:r>
+        <m:r>
+          <m:rPr>
+            <m:sty m:val="p"/>
+          </m:rPr>
+          <w:rPr>
+            <w:rFonts w:ascii="Times New Roman" w:hAnsi="Times New Roman" w:cs="Times New Roman" w:eastAsia="SimSun"/>
+          </w:rPr>
+          <m:t>Λ</m:t>
+        </m:r>
       </m:oMath>
       <w:r>
         <w:t xml:space="preserve"> </w:t>
       </w:r>
-      <m:oMath>
-        <m:r>
-          <m:rPr>
-            <m:sty m:val="p"/>
-          </m:rPr>
-          <w:rPr>
-            <w:rFonts w:ascii="Times New Roman" w:hAnsi="Times New Roman" w:cs="Times New Roman" w:eastAsia="SimSun"/>
-          </w:rPr>
-          <m:t>R</m:t>
-        </m:r>
-        <m:r>
-          <m:rPr>
-            <m:sty m:val="p"/>
-          </m:rPr>
-          <w:rPr>
-            <w:rFonts w:ascii="Times New Roman" w:hAnsi="Times New Roman" w:cs="Times New Roman" w:eastAsia="SimSun"/>
-          </w:rPr>
-          <m:t>=</m:t>
-        </m:r>
-        <m:r>
-          <m:rPr>
-            <m:sty m:val="p"/>
-          </m:rPr>
-          <w:rPr>
-            <w:rFonts w:ascii="Times New Roman" w:hAnsi="Times New Roman" w:cs="Times New Roman" w:eastAsia="SimSun"/>
-          </w:rPr>
-          <m:t>E</m:t>
-        </m:r>
-        <m:r>
-          <m:rPr>
-            <m:sty m:val="p"/>
-          </m:rPr>
-          <w:rPr>
-            <w:rFonts w:ascii="Times New Roman" w:hAnsi="Times New Roman" w:cs="Times New Roman" w:eastAsia="SimSun"/>
-          </w:rPr>
-          <m:t>t</m:t>
-        </m:r>
-      </m:oMath>
-      <w:r>
-        <w:t xml:space="preserve"> </w:t>
-      </w:r>
-      <m:oMath>
-        <m:sSub>
-          <m:e>
-            <m:r>
-              <w:rPr>
-                <w:rFonts w:ascii="Times New Roman" w:hAnsi="Times New Roman" w:cs="Times New Roman" w:eastAsia="SimSun"/>
-              </w:rPr>
-              <m:t>T</m:t>
-            </m:r>
-          </m:e>
-          <m:sub>
-            <m:r>
-              <m:rPr>
-                <m:sty m:val="p"/>
-              </m:rPr>
-              <w:rPr>
-                <w:rFonts w:ascii="Times New Roman" w:hAnsi="Times New Roman" w:cs="Times New Roman" w:eastAsia="SimSun"/>
-              </w:rPr>
-              <m:t>L</m:t>
-            </m:r>
-          </m:sub>
-        </m:sSub>
-      </m:oMath>
-      <w:r>
-        <w:t xml:space="preserve"> </w:t>
-      </w:r>
-      <m:oMath>
-        <m:r>
-          <m:rPr>
-            <m:sty m:val="bi"/>
-          </m:rPr>
-          <w:rPr>
-            <w:rFonts w:ascii="Times New Roman" w:hAnsi="Times New Roman" w:cs="Times New Roman" w:eastAsia="SimSun"/>
-          </w:rPr>
-          <m:t>R</m:t>
-        </m:r>
-        <m:r>
-          <m:rPr>
-            <m:sty m:val="p"/>
-          </m:rPr>
-          <w:rPr>
-            <w:rFonts w:ascii="Times New Roman" w:hAnsi="Times New Roman" w:cs="Times New Roman" w:eastAsia="SimSun"/>
-          </w:rPr>
-          <m:t>=</m:t>
-        </m:r>
-        <m:r>
-          <m:rPr>
-            <m:sty m:val="bi"/>
-          </m:rPr>
-          <w:rPr>
-            <w:rFonts w:ascii="Times New Roman" w:hAnsi="Times New Roman" w:cs="Times New Roman" w:eastAsia="SimSun"/>
-          </w:rPr>
-          <m:t>M</m:t>
-        </m:r>
-        <m:r>
-          <m:rPr>
-            <m:sty m:val="bi"/>
-          </m:rPr>
-          <w:rPr>
-            <w:rFonts w:ascii="Times New Roman" w:hAnsi="Times New Roman" w:cs="Times New Roman" w:eastAsia="SimSun"/>
-          </w:rPr>
-          <m:t>e</m:t>
-        </m:r>
-      </m:oMath>
+      <w:r>
+        <w:rPr>
+          <w:rFonts w:ascii="Times New Roman" w:hAnsi="Times New Roman" w:cs="Times New Roman" w:eastAsia="SimSun"/>
+        </w:rPr>
+        <w:t xml:space="preserve">构型的与配体L的C/AC构型的不同组合方式。从面外向中心看，配体L的C/AC构型分别如下所示：</w:t>
+      </w:r>
       <w:r>
         <w:t xml:space="preserve"> </w:t>
       </w:r>
       <w:r>
         <w:drawing>
           <wp:inline>
-            <wp:extent cx="3024000" cy="1388241"/>
+            <wp:extent cx="5940000" cy="3075727"/>
             <wp:effectExtent b="0" l="0" r="0" t="0"/>
             <wp:docPr descr="" title="" id="69" name="Picture"/>
             <a:graphic>
@@ -10347,7 +10107,7 @@
                   <pic:spPr bwMode="auto">
                     <a:xfrm>
                       <a:off x="0" y="0"/>
-                      <a:ext cx="3024000" cy="1388241"/>
+                      <a:ext cx="5940000" cy="3075727"/>
                     </a:xfrm>
                     <a:prstGeom prst="rect">
                       <a:avLst/>
@@ -10751,10 +10511,16 @@
         <w:rPr>
           <w:rFonts w:ascii="Times New Roman" w:hAnsi="Times New Roman" w:cs="Times New Roman" w:eastAsia="SimSun"/>
         </w:rPr>
-        <w:t xml:space="preserve">构型则相反。画出两种构型沿此方向的顶点的立体结构（可以省略不参与配位的部分）。5-1-4</w:t>
-      </w:r>
-      <w:r>
-        <w:t xml:space="preserve"> </w:t>
+        <w:t xml:space="preserve">构型则相反。画出两种构型沿此方向的顶点的立体结构（可以省略不参与配位的部分）。</w:t>
+      </w:r>
+    </w:p>
+    <w:p>
+      <w:pPr>
+        <w:pStyle w:val="BodyText"/>
+        <w:spacing w:before="0" w:after="0" w:line="276" w:lineRule="auto"/>
+      </w:pPr>
+      <w:r>
+        <w:t xml:space="preserve">5-1-4 </w:t>
       </w:r>
       <w:r>
         <w:rPr>
@@ -13115,7 +12881,7 @@
             <w:r>
               <w:drawing>
                 <wp:inline>
-                  <wp:extent cx="1447759" cy="1655999"/>
+                  <wp:extent cx="2549316" cy="2916000"/>
                   <wp:effectExtent b="0" l="0" r="0" t="0"/>
                   <wp:docPr descr="" title="" id="72" name="Picture"/>
                   <a:graphic>
@@ -13136,7 +12902,7 @@
                         <pic:spPr bwMode="auto">
                           <a:xfrm>
                             <a:off x="0" y="0"/>
-                            <a:ext cx="1447759" cy="1655999"/>
+                            <a:ext cx="2549316" cy="2916000"/>
                           </a:xfrm>
                           <a:prstGeom prst="rect">
                             <a:avLst/>
@@ -13169,7 +12935,7 @@
             <w:r>
               <w:drawing>
                 <wp:inline>
-                  <wp:extent cx="1434538" cy="1655999"/>
+                  <wp:extent cx="2526035" cy="2916000"/>
                   <wp:effectExtent b="0" l="0" r="0" t="0"/>
                   <wp:docPr descr="" title="" id="75" name="Picture"/>
                   <a:graphic>
@@ -13190,7 +12956,7 @@
                         <pic:spPr bwMode="auto">
                           <a:xfrm>
                             <a:off x="0" y="0"/>
-                            <a:ext cx="1434538" cy="1655999"/>
+                            <a:ext cx="2526035" cy="2916000"/>
                           </a:xfrm>
                           <a:prstGeom prst="rect">
                             <a:avLst/>
@@ -13215,41 +12981,231 @@
     <w:p>
       <w:pPr>
         <w:pStyle w:val="BodyText"/>
-        <w:spacing w:before="120" w:after="120" w:line="240" w:lineRule="auto"/>
-        <w:jc w:val="center"/>
+        <w:spacing w:before="0" w:after="0" w:line="276" w:lineRule="auto"/>
+        <w:ind w:firstLineChars="200" w:firstLine="420"/>
       </w:pPr>
-      <m:oMathPara>
-        <m:oMathParaPr>
-          <m:jc m:val="center"/>
-        </m:oMathParaPr>
-        <m:oMath>
-          <m:sSub>
-            <m:e>
-              <m:r>
-                <w:rPr>
-                  <w:rFonts w:ascii="Times New Roman" w:hAnsi="Times New Roman" w:cs="Times New Roman" w:eastAsia="SimSun"/>
-                </w:rPr>
-                <m:t>T</m:t>
-              </m:r>
-            </m:e>
-            <m:sub>
-              <m:r>
-                <m:rPr>
-                  <m:sty m:val="p"/>
-                </m:rPr>
-                <w:rPr>
-                  <w:rFonts w:ascii="Times New Roman" w:hAnsi="Times New Roman" w:cs="Times New Roman" w:eastAsia="SimSun"/>
-                </w:rPr>
-                <m:t>L</m:t>
-              </m:r>
-            </m:sub>
-          </m:sSub>
-        </m:oMath>
-      </m:oMathPara>
+      <m:oMath>
+        <m:sSub>
+          <m:e>
+            <m:r>
+              <w:rPr>
+                <w:rFonts w:ascii="Times New Roman" w:hAnsi="Times New Roman" w:cs="Times New Roman" w:eastAsia="SimSun"/>
+              </w:rPr>
+              <m:t>T</m:t>
+            </m:r>
+          </m:e>
+          <m:sub>
+            <m:r>
+              <m:rPr>
+                <m:sty m:val="p"/>
+              </m:rPr>
+              <w:rPr>
+                <w:rFonts w:ascii="Times New Roman" w:hAnsi="Times New Roman" w:cs="Times New Roman" w:eastAsia="SimSun"/>
+              </w:rPr>
+              <m:t>L</m:t>
+            </m:r>
+          </m:sub>
+        </m:sSub>
+        <m:r>
+          <w:rPr>
+            <w:rFonts w:ascii="Times New Roman" w:hAnsi="Times New Roman" w:cs="Times New Roman" w:eastAsia="SimSun"/>
+          </w:rPr>
+          <m:t> </m:t>
+        </m:r>
+        <m:r>
+          <m:rPr>
+            <m:sty m:val="p"/>
+          </m:rPr>
+          <w:rPr>
+            <w:rFonts w:ascii="Times New Roman" w:hAnsi="Times New Roman" w:cs="Times New Roman" w:eastAsia="SimSun"/>
+          </w:rPr>
+          <m:t>R</m:t>
+        </m:r>
+        <m:r>
+          <m:rPr>
+            <m:sty m:val="p"/>
+          </m:rPr>
+          <w:rPr>
+            <w:rFonts w:ascii="Times New Roman" w:hAnsi="Times New Roman" w:cs="Times New Roman" w:eastAsia="SimSun"/>
+          </w:rPr>
+          <m:t>=</m:t>
+        </m:r>
+        <m:r>
+          <m:rPr>
+            <m:sty m:val="p"/>
+          </m:rPr>
+          <w:rPr>
+            <w:rFonts w:ascii="Times New Roman" w:hAnsi="Times New Roman" w:cs="Times New Roman" w:eastAsia="SimSun"/>
+          </w:rPr>
+          <m:t>M</m:t>
+        </m:r>
+        <m:r>
+          <m:rPr>
+            <m:sty m:val="p"/>
+          </m:rPr>
+          <w:rPr>
+            <w:rFonts w:ascii="Times New Roman" w:hAnsi="Times New Roman" w:cs="Times New Roman" w:eastAsia="SimSun"/>
+          </w:rPr>
+          <m:t>e</m:t>
+        </m:r>
+      </m:oMath>
+      <w:r>
+        <w:t xml:space="preserve">​</w:t>
+      </w:r>
     </w:p>
     <w:p>
       <w:pPr>
-        <w:pStyle w:val="FirstParagraph"/>
+        <w:pStyle w:val="BodyText"/>
+        <w:spacing w:before="0" w:after="0" w:line="276" w:lineRule="auto"/>
+        <w:ind w:firstLineChars="200" w:firstLine="420"/>
+      </w:pPr>
+      <m:oMath>
+        <m:sSub>
+          <m:e>
+            <m:r>
+              <w:rPr>
+                <w:rFonts w:ascii="Times New Roman" w:hAnsi="Times New Roman" w:cs="Times New Roman" w:eastAsia="SimSun"/>
+              </w:rPr>
+              <m:t>T</m:t>
+            </m:r>
+          </m:e>
+          <m:sub>
+            <m:r>
+              <m:rPr>
+                <m:sty m:val="p"/>
+              </m:rPr>
+              <w:rPr>
+                <w:rFonts w:ascii="Times New Roman" w:hAnsi="Times New Roman" w:cs="Times New Roman" w:eastAsia="SimSun"/>
+              </w:rPr>
+              <m:t>L</m:t>
+            </m:r>
+          </m:sub>
+        </m:sSub>
+        <m:r>
+          <w:rPr>
+            <w:rFonts w:ascii="Times New Roman" w:hAnsi="Times New Roman" w:cs="Times New Roman" w:eastAsia="SimSun"/>
+          </w:rPr>
+          <m:t> </m:t>
+        </m:r>
+        <m:r>
+          <m:rPr>
+            <m:sty m:val="p"/>
+          </m:rPr>
+          <w:rPr>
+            <w:rFonts w:ascii="Times New Roman" w:hAnsi="Times New Roman" w:cs="Times New Roman" w:eastAsia="SimSun"/>
+          </w:rPr>
+          <m:t>R</m:t>
+        </m:r>
+        <m:r>
+          <m:rPr>
+            <m:sty m:val="p"/>
+          </m:rPr>
+          <w:rPr>
+            <w:rFonts w:ascii="Times New Roman" w:hAnsi="Times New Roman" w:cs="Times New Roman" w:eastAsia="SimSun"/>
+          </w:rPr>
+          <m:t>=</m:t>
+        </m:r>
+        <m:r>
+          <m:rPr>
+            <m:sty m:val="p"/>
+          </m:rPr>
+          <w:rPr>
+            <w:rFonts w:ascii="Times New Roman" w:hAnsi="Times New Roman" w:cs="Times New Roman" w:eastAsia="SimSun"/>
+          </w:rPr>
+          <m:t>E</m:t>
+        </m:r>
+        <m:r>
+          <m:rPr>
+            <m:sty m:val="p"/>
+          </m:rPr>
+          <w:rPr>
+            <w:rFonts w:ascii="Times New Roman" w:hAnsi="Times New Roman" w:cs="Times New Roman" w:eastAsia="SimSun"/>
+          </w:rPr>
+          <m:t>t</m:t>
+        </m:r>
+      </m:oMath>
+      <w:r>
+        <w:t xml:space="preserve">​</w:t>
+      </w:r>
+    </w:p>
+    <w:p>
+      <w:pPr>
+        <w:pStyle w:val="BodyText"/>
+        <w:spacing w:before="0" w:after="0" w:line="276" w:lineRule="auto"/>
+        <w:ind w:firstLineChars="200" w:firstLine="420"/>
+      </w:pPr>
+      <m:oMath>
+        <m:sSub>
+          <m:e>
+            <m:r>
+              <w:rPr>
+                <w:rFonts w:ascii="Times New Roman" w:hAnsi="Times New Roman" w:cs="Times New Roman" w:eastAsia="SimSun"/>
+              </w:rPr>
+              <m:t>T</m:t>
+            </m:r>
+          </m:e>
+          <m:sub>
+            <m:r>
+              <m:rPr>
+                <m:sty m:val="p"/>
+              </m:rPr>
+              <w:rPr>
+                <w:rFonts w:ascii="Times New Roman" w:hAnsi="Times New Roman" w:cs="Times New Roman" w:eastAsia="SimSun"/>
+              </w:rPr>
+              <m:t>S</m:t>
+            </m:r>
+          </m:sub>
+        </m:sSub>
+        <m:r>
+          <w:rPr>
+            <w:rFonts w:ascii="Times New Roman" w:hAnsi="Times New Roman" w:cs="Times New Roman" w:eastAsia="SimSun"/>
+          </w:rPr>
+          <m:t> </m:t>
+        </m:r>
+        <m:r>
+          <m:rPr>
+            <m:sty m:val="p"/>
+          </m:rPr>
+          <w:rPr>
+            <w:rFonts w:ascii="Times New Roman" w:hAnsi="Times New Roman" w:cs="Times New Roman" w:eastAsia="SimSun"/>
+          </w:rPr>
+          <m:t>R</m:t>
+        </m:r>
+        <m:r>
+          <m:rPr>
+            <m:sty m:val="p"/>
+          </m:rPr>
+          <w:rPr>
+            <w:rFonts w:ascii="Times New Roman" w:hAnsi="Times New Roman" w:cs="Times New Roman" w:eastAsia="SimSun"/>
+          </w:rPr>
+          <m:t>=</m:t>
+        </m:r>
+        <m:r>
+          <m:rPr>
+            <m:sty m:val="p"/>
+          </m:rPr>
+          <w:rPr>
+            <w:rFonts w:ascii="Times New Roman" w:hAnsi="Times New Roman" w:cs="Times New Roman" w:eastAsia="SimSun"/>
+          </w:rPr>
+          <m:t>M</m:t>
+        </m:r>
+        <m:r>
+          <m:rPr>
+            <m:sty m:val="p"/>
+          </m:rPr>
+          <w:rPr>
+            <w:rFonts w:ascii="Times New Roman" w:hAnsi="Times New Roman" w:cs="Times New Roman" w:eastAsia="SimSun"/>
+          </w:rPr>
+          <m:t>e</m:t>
+        </m:r>
+      </m:oMath>
+      <w:r>
+        <w:t xml:space="preserve">​</w:t>
+      </w:r>
+    </w:p>
+    <w:p>
+      <w:pPr>
+        <w:pStyle w:val="BodyText"/>
         <w:keepNext/>
         <w:spacing w:before="120" w:after="40" w:line="240" w:lineRule="auto"/>
         <w:jc w:val="center"/>
@@ -13257,7 +13213,7 @@
       <w:r>
         <w:drawing>
           <wp:inline>
-            <wp:extent cx="1749551" cy="1767840"/>
+            <wp:extent cx="1828799" cy="1847088"/>
             <wp:effectExtent b="0" l="0" r="0" t="0"/>
             <wp:docPr descr="" title="" id="78" name="Picture"/>
             <a:graphic>
@@ -13278,7 +13234,7 @@
                   <pic:spPr bwMode="auto">
                     <a:xfrm>
                       <a:off x="0" y="0"/>
-                      <a:ext cx="1749551" cy="1767840"/>
+                      <a:ext cx="1828799" cy="1847088"/>
                     </a:xfrm>
                     <a:prstGeom prst="rect">
                       <a:avLst/>
@@ -13520,6 +13476,81 @@
     <w:p>
       <w:pPr>
         <w:pStyle w:val="BodyText"/>
+        <w:spacing w:before="0" w:after="0" w:line="276" w:lineRule="auto"/>
+        <w:ind w:firstLineChars="200" w:firstLine="420"/>
+      </w:pPr>
+      <m:oMath>
+        <m:sSub>
+          <m:e>
+            <m:r>
+              <w:rPr>
+                <w:rFonts w:ascii="Times New Roman" w:hAnsi="Times New Roman" w:cs="Times New Roman" w:eastAsia="SimSun"/>
+              </w:rPr>
+              <m:t>T</m:t>
+            </m:r>
+          </m:e>
+          <m:sub>
+            <m:r>
+              <m:rPr>
+                <m:sty m:val="p"/>
+              </m:rPr>
+              <w:rPr>
+                <w:rFonts w:ascii="Times New Roman" w:hAnsi="Times New Roman" w:cs="Times New Roman" w:eastAsia="SimSun"/>
+              </w:rPr>
+              <m:t>S</m:t>
+            </m:r>
+          </m:sub>
+        </m:sSub>
+        <m:r>
+          <w:rPr>
+            <w:rFonts w:ascii="Times New Roman" w:hAnsi="Times New Roman" w:cs="Times New Roman" w:eastAsia="SimSun"/>
+          </w:rPr>
+          <m:t> </m:t>
+        </m:r>
+        <m:r>
+          <m:rPr>
+            <m:sty m:val="p"/>
+          </m:rPr>
+          <w:rPr>
+            <w:rFonts w:ascii="Times New Roman" w:hAnsi="Times New Roman" w:cs="Times New Roman" w:eastAsia="SimSun"/>
+          </w:rPr>
+          <m:t>R</m:t>
+        </m:r>
+        <m:r>
+          <m:rPr>
+            <m:sty m:val="p"/>
+          </m:rPr>
+          <w:rPr>
+            <w:rFonts w:ascii="Times New Roman" w:hAnsi="Times New Roman" w:cs="Times New Roman" w:eastAsia="SimSun"/>
+          </w:rPr>
+          <m:t>=</m:t>
+        </m:r>
+        <m:r>
+          <m:rPr>
+            <m:sty m:val="p"/>
+          </m:rPr>
+          <w:rPr>
+            <w:rFonts w:ascii="Times New Roman" w:hAnsi="Times New Roman" w:cs="Times New Roman" w:eastAsia="SimSun"/>
+          </w:rPr>
+          <m:t>E</m:t>
+        </m:r>
+        <m:r>
+          <m:rPr>
+            <m:sty m:val="p"/>
+          </m:rPr>
+          <w:rPr>
+            <w:rFonts w:ascii="Times New Roman" w:hAnsi="Times New Roman" w:cs="Times New Roman" w:eastAsia="SimSun"/>
+          </w:rPr>
+          <m:t>t</m:t>
+        </m:r>
+      </m:oMath>
+      <w:r>
+        <w:t xml:space="preserve">​</w:t>
+      </w:r>
+    </w:p>
+    <w:p>
+      <w:pPr>
+        <w:pStyle w:val="BodyText"/>
         <w:keepNext/>
         <w:spacing w:before="120" w:after="40" w:line="240" w:lineRule="auto"/>
         <w:jc w:val="center"/>
@@ -13527,7 +13558,7 @@
       <w:r>
         <w:drawing>
           <wp:inline>
-            <wp:extent cx="1719071" cy="1786128"/>
+            <wp:extent cx="1828799" cy="1840992"/>
             <wp:effectExtent b="0" l="0" r="0" t="0"/>
             <wp:docPr descr="" title="" id="81" name="Picture"/>
             <a:graphic>
@@ -13548,7 +13579,7 @@
                   <pic:spPr bwMode="auto">
                     <a:xfrm>
                       <a:off x="0" y="0"/>
-                      <a:ext cx="1719071" cy="1786128"/>
+                      <a:ext cx="1828799" cy="1840992"/>
                     </a:xfrm>
                     <a:prstGeom prst="rect">
                       <a:avLst/>
@@ -15938,7 +15969,7 @@
             <w:r>
               <w:drawing>
                 <wp:inline>
-                  <wp:extent cx="2406600" cy="1618454"/>
+                  <wp:extent cx="3757882" cy="2527200"/>
                   <wp:effectExtent b="0" l="0" r="0" t="0"/>
                   <wp:docPr descr="" title="" id="85" name="Picture"/>
                   <a:graphic>
@@ -15959,7 +15990,7 @@
                         <pic:spPr bwMode="auto">
                           <a:xfrm>
                             <a:off x="0" y="0"/>
-                            <a:ext cx="2406600" cy="1618454"/>
+                            <a:ext cx="3757882" cy="2527200"/>
                           </a:xfrm>
                           <a:prstGeom prst="rect">
                             <a:avLst/>
@@ -15992,7 +16023,7 @@
             <w:r>
               <w:drawing>
                 <wp:inline>
-                  <wp:extent cx="2406600" cy="1301597"/>
+                  <wp:extent cx="4082400" cy="2207944"/>
                   <wp:effectExtent b="0" l="0" r="0" t="0"/>
                   <wp:docPr descr="" title="" id="88" name="Picture"/>
                   <a:graphic>
@@ -16013,7 +16044,7 @@
                         <pic:spPr bwMode="auto">
                           <a:xfrm>
                             <a:off x="0" y="0"/>
-                            <a:ext cx="2406600" cy="1301597"/>
+                            <a:ext cx="4082400" cy="2207944"/>
                           </a:xfrm>
                           <a:prstGeom prst="rect">
                             <a:avLst/>
@@ -18639,7 +18670,7 @@
       <w:r>
         <w:drawing>
           <wp:inline>
-            <wp:extent cx="3024000" cy="1120499"/>
+            <wp:extent cx="4082400" cy="1512673"/>
             <wp:effectExtent b="0" l="0" r="0" t="0"/>
             <wp:docPr descr="" title="" id="95" name="Picture"/>
             <a:graphic>
@@ -18660,7 +18691,7 @@
                   <pic:spPr bwMode="auto">
                     <a:xfrm>
                       <a:off x="0" y="0"/>
-                      <a:ext cx="3024000" cy="1120499"/>
+                      <a:ext cx="4082400" cy="1512673"/>
                     </a:xfrm>
                     <a:prstGeom prst="rect">
                       <a:avLst/>
@@ -23396,7 +23427,7 @@
     </w:p>
     <w:bookmarkEnd w:id="98"/>
     <w:bookmarkEnd w:id="99"/>
-    <w:bookmarkStart w:id="135" w:name="第二部分-化学原理第-916-题共-79-分"/>
+    <w:bookmarkStart w:id="132" w:name="第二部分-化学原理第-916-题共-79-分"/>
     <w:p>
       <w:pPr>
         <w:pStyle w:val="Heading2"/>
@@ -26631,7 +26662,7 @@
       </w:r>
     </w:p>
     <w:bookmarkEnd w:id="103"/>
-    <w:bookmarkStart w:id="113" w:name="第-10-题9-分含微小气泡的二氧化碳水溶液中的起泡现象"/>
+    <w:bookmarkStart w:id="110" w:name="第-10-题9-分含微小气泡的二氧化碳水溶液中的起泡现象"/>
     <w:p>
       <w:pPr>
         <w:pStyle w:val="Heading3"/>
@@ -27010,7 +27041,7 @@
       <w:r>
         <w:drawing>
           <wp:inline>
-            <wp:extent cx="3024000" cy="1442276"/>
+            <wp:extent cx="4082400" cy="1947072"/>
             <wp:effectExtent b="0" l="0" r="0" t="0"/>
             <wp:docPr descr="" title="" id="105" name="Picture"/>
             <a:graphic>
@@ -27031,7 +27062,7 @@
                   <pic:spPr bwMode="auto">
                     <a:xfrm>
                       <a:off x="0" y="0"/>
-                      <a:ext cx="3024000" cy="1442276"/>
+                      <a:ext cx="4082400" cy="1947072"/>
                     </a:xfrm>
                     <a:prstGeom prst="rect">
                       <a:avLst/>
@@ -27797,14 +27828,14 @@
       <w:r>
         <w:drawing>
           <wp:inline>
-            <wp:extent cx="3024000" cy="1560294"/>
+            <wp:extent cx="3297476" cy="2527200"/>
             <wp:effectExtent b="0" l="0" r="0" t="0"/>
             <wp:docPr descr="" title="" id="108" name="Picture"/>
             <a:graphic>
               <a:graphicData uri="http://schemas.openxmlformats.org/drawingml/2006/picture">
                 <pic:pic>
                   <pic:nvPicPr>
-                    <pic:cNvPr descr="1ef6944ecb02edc345af1e7c799ec440f8b95a67be4dcbb9ca90c0581d0530c7.jpg" id="109" name="Picture"/>
+                    <pic:cNvPr descr="96ea08d2500c9bdb2bfcf5149af01013e005963ef3f593d2ea81ade26fcacaf4.jpg" id="109" name="Picture"/>
                     <pic:cNvPicPr>
                       <a:picLocks noChangeArrowheads="1" noChangeAspect="1"/>
                     </pic:cNvPicPr>
@@ -27818,7 +27849,7 @@
                   <pic:spPr bwMode="auto">
                     <a:xfrm>
                       <a:off x="0" y="0"/>
-                      <a:ext cx="3024000" cy="1560294"/>
+                      <a:ext cx="3297476" cy="2527200"/>
                     </a:xfrm>
                     <a:prstGeom prst="rect">
                       <a:avLst/>
@@ -27840,6 +27871,1289 @@
     <w:p>
       <w:pPr>
         <w:pStyle w:val="BodyText"/>
+        <w:spacing w:before="0" w:after="0" w:line="276" w:lineRule="auto"/>
+        <w:ind w:firstLineChars="200" w:firstLine="420"/>
+      </w:pPr>
+      <w:r>
+        <w:rPr>
+          <w:rFonts w:ascii="Times New Roman" w:hAnsi="Times New Roman" w:cs="Times New Roman" w:eastAsia="SimSun"/>
+        </w:rPr>
+        <w:t xml:space="preserve">推导</w:t>
+      </w:r>
+      <w:r>
+        <w:t xml:space="preserve"> </w:t>
+      </w:r>
+      <m:oMath>
+        <m:sSub>
+          <m:e>
+            <m:r>
+              <w:rPr>
+                <w:rFonts w:ascii="Times New Roman" w:hAnsi="Times New Roman" w:cs="Times New Roman" w:eastAsia="SimSun"/>
+              </w:rPr>
+              <m:t>σ</m:t>
+            </m:r>
+          </m:e>
+          <m:sub>
+            <m:r>
+              <w:rPr>
+                <w:rFonts w:ascii="Times New Roman" w:hAnsi="Times New Roman" w:cs="Times New Roman" w:eastAsia="SimSun"/>
+              </w:rPr>
+              <m:t>c</m:t>
+            </m:r>
+          </m:sub>
+        </m:sSub>
+      </m:oMath>
+      <w:r>
+        <w:t xml:space="preserve"> </w:t>
+      </w:r>
+      <w:r>
+        <w:rPr>
+          <w:rFonts w:ascii="Times New Roman" w:hAnsi="Times New Roman" w:cs="Times New Roman" w:eastAsia="SimSun"/>
+        </w:rPr>
+        <w:t xml:space="preserve">与临界半径</w:t>
+      </w:r>
+      <w:r>
+        <w:t xml:space="preserve"> </w:t>
+      </w:r>
+      <m:oMath>
+        <m:sSub>
+          <m:e>
+            <m:r>
+              <w:rPr>
+                <w:rFonts w:ascii="Times New Roman" w:hAnsi="Times New Roman" w:cs="Times New Roman" w:eastAsia="SimSun"/>
+              </w:rPr>
+              <m:t>r</m:t>
+            </m:r>
+          </m:e>
+          <m:sub>
+            <m:r>
+              <w:rPr>
+                <w:rFonts w:ascii="Times New Roman" w:hAnsi="Times New Roman" w:cs="Times New Roman" w:eastAsia="SimSun"/>
+              </w:rPr>
+              <m:t>c</m:t>
+            </m:r>
+          </m:sub>
+        </m:sSub>
+      </m:oMath>
+      <w:r>
+        <w:t xml:space="preserve"> </w:t>
+      </w:r>
+      <w:r>
+        <w:rPr>
+          <w:rFonts w:ascii="Times New Roman" w:hAnsi="Times New Roman" w:cs="Times New Roman" w:eastAsia="SimSun"/>
+        </w:rPr>
+        <w:t xml:space="preserve">的数学表达式，通过计算给出临界半径为饱和二氧化碳溶液中气泡半径的几倍，并计算</w:t>
+      </w:r>
+      <w:r>
+        <w:t xml:space="preserve"> </w:t>
+      </w:r>
+      <m:oMath>
+        <m:sSub>
+          <m:e>
+            <m:r>
+              <w:rPr>
+                <w:rFonts w:ascii="Times New Roman" w:hAnsi="Times New Roman" w:cs="Times New Roman" w:eastAsia="SimSun"/>
+              </w:rPr>
+              <m:t>P</m:t>
+            </m:r>
+          </m:e>
+          <m:sub>
+            <m:r>
+              <w:rPr>
+                <w:rFonts w:ascii="Times New Roman" w:hAnsi="Times New Roman" w:cs="Times New Roman" w:eastAsia="SimSun"/>
+              </w:rPr>
+              <m:t>1</m:t>
+            </m:r>
+          </m:sub>
+        </m:sSub>
+        <m:r>
+          <m:rPr>
+            <m:sty m:val="p"/>
+          </m:rPr>
+          <w:rPr>
+            <w:rFonts w:ascii="Times New Roman" w:hAnsi="Times New Roman" w:cs="Times New Roman" w:eastAsia="SimSun"/>
+          </w:rPr>
+          <m:t>=</m:t>
+        </m:r>
+        <m:r>
+          <w:rPr>
+            <w:rFonts w:ascii="Times New Roman" w:hAnsi="Times New Roman" w:cs="Times New Roman" w:eastAsia="SimSun"/>
+          </w:rPr>
+          <m:t>1</m:t>
+        </m:r>
+        <m:r>
+          <w:rPr>
+            <w:rFonts w:ascii="Times New Roman" w:hAnsi="Times New Roman" w:cs="Times New Roman" w:eastAsia="SimSun"/>
+          </w:rPr>
+          <m:t> </m:t>
+        </m:r>
+        <m:r>
+          <m:rPr>
+            <m:sty m:val="p"/>
+          </m:rPr>
+          <w:rPr>
+            <w:rFonts w:ascii="Times New Roman" w:hAnsi="Times New Roman" w:cs="Times New Roman" w:eastAsia="SimSun"/>
+          </w:rPr>
+          <m:t>a</m:t>
+        </m:r>
+        <m:r>
+          <m:rPr>
+            <m:sty m:val="p"/>
+          </m:rPr>
+          <w:rPr>
+            <w:rFonts w:ascii="Times New Roman" w:hAnsi="Times New Roman" w:cs="Times New Roman" w:eastAsia="SimSun"/>
+          </w:rPr>
+          <m:t>t</m:t>
+        </m:r>
+        <m:r>
+          <m:rPr>
+            <m:sty m:val="p"/>
+          </m:rPr>
+          <w:rPr>
+            <w:rFonts w:ascii="Times New Roman" w:hAnsi="Times New Roman" w:cs="Times New Roman" w:eastAsia="SimSun"/>
+          </w:rPr>
+          <m:t>m</m:t>
+        </m:r>
+      </m:oMath>
+      <w:r>
+        <w:t xml:space="preserve"> </w:t>
+      </w:r>
+      <w:r>
+        <w:t xml:space="preserve">、</w:t>
+      </w:r>
+      <w:r>
+        <w:t xml:space="preserve"> </w:t>
+      </w:r>
+      <m:oMath>
+        <m:r>
+          <w:rPr>
+            <w:rFonts w:ascii="Times New Roman" w:hAnsi="Times New Roman" w:cs="Times New Roman" w:eastAsia="SimSun"/>
+          </w:rPr>
+          <m:t>α</m:t>
+        </m:r>
+        <m:r>
+          <m:rPr>
+            <m:sty m:val="p"/>
+          </m:rPr>
+          <w:rPr>
+            <w:rFonts w:ascii="Times New Roman" w:hAnsi="Times New Roman" w:cs="Times New Roman" w:eastAsia="SimSun"/>
+          </w:rPr>
+          <m:t>=</m:t>
+        </m:r>
+        <m:r>
+          <w:rPr>
+            <w:rFonts w:ascii="Times New Roman" w:hAnsi="Times New Roman" w:cs="Times New Roman" w:eastAsia="SimSun"/>
+          </w:rPr>
+          <m:t>72</m:t>
+        </m:r>
+        <m:r>
+          <w:rPr>
+            <w:rFonts w:ascii="Times New Roman" w:hAnsi="Times New Roman" w:cs="Times New Roman" w:eastAsia="SimSun"/>
+          </w:rPr>
+          <m:t>m</m:t>
+        </m:r>
+        <m:r>
+          <w:rPr>
+            <w:rFonts w:ascii="Times New Roman" w:hAnsi="Times New Roman" w:cs="Times New Roman" w:eastAsia="SimSun"/>
+          </w:rPr>
+          <m:t>N</m:t>
+        </m:r>
+        <m:r>
+          <m:rPr>
+            <m:sty m:val="p"/>
+          </m:rPr>
+          <w:rPr>
+            <w:rFonts w:ascii="Times New Roman" w:hAnsi="Times New Roman" w:cs="Times New Roman" w:eastAsia="SimSun"/>
+          </w:rPr>
+          <m:t>/</m:t>
+        </m:r>
+        <m:r>
+          <w:rPr>
+            <w:rFonts w:ascii="Times New Roman" w:hAnsi="Times New Roman" w:cs="Times New Roman" w:eastAsia="SimSun"/>
+          </w:rPr>
+          <m:t>m</m:t>
+        </m:r>
+      </m:oMath>
+      <w:r>
+        <w:t xml:space="preserve"> </w:t>
+      </w:r>
+      <w:r>
+        <w:t xml:space="preserve">、</w:t>
+      </w:r>
+      <w:r>
+        <w:t xml:space="preserve"> </w:t>
+      </w:r>
+      <m:oMath>
+        <m:sSub>
+          <m:e>
+            <m:r>
+              <w:rPr>
+                <w:rFonts w:ascii="Times New Roman" w:hAnsi="Times New Roman" w:cs="Times New Roman" w:eastAsia="SimSun"/>
+              </w:rPr>
+              <m:t>r</m:t>
+            </m:r>
+          </m:e>
+          <m:sub>
+            <m:r>
+              <w:rPr>
+                <w:rFonts w:ascii="Times New Roman" w:hAnsi="Times New Roman" w:cs="Times New Roman" w:eastAsia="SimSun"/>
+              </w:rPr>
+              <m:t>0</m:t>
+            </m:r>
+          </m:sub>
+        </m:sSub>
+        <m:r>
+          <m:rPr>
+            <m:sty m:val="p"/>
+          </m:rPr>
+          <w:rPr>
+            <w:rFonts w:ascii="Times New Roman" w:hAnsi="Times New Roman" w:cs="Times New Roman" w:eastAsia="SimSun"/>
+          </w:rPr>
+          <m:t>=</m:t>
+        </m:r>
+        <m:r>
+          <w:rPr>
+            <w:rFonts w:ascii="Times New Roman" w:hAnsi="Times New Roman" w:cs="Times New Roman" w:eastAsia="SimSun"/>
+          </w:rPr>
+          <m:t>0.284</m:t>
+        </m:r>
+        <m:r>
+          <w:rPr>
+            <w:rFonts w:ascii="Times New Roman" w:hAnsi="Times New Roman" w:cs="Times New Roman" w:eastAsia="SimSun"/>
+          </w:rPr>
+          <m:t>μ</m:t>
+        </m:r>
+        <m:r>
+          <w:rPr>
+            <w:rFonts w:ascii="Times New Roman" w:hAnsi="Times New Roman" w:cs="Times New Roman" w:eastAsia="SimSun"/>
+          </w:rPr>
+          <m:t>m</m:t>
+        </m:r>
+      </m:oMath>
+      <w:r>
+        <w:t xml:space="preserve"> </w:t>
+      </w:r>
+      <w:r>
+        <w:rPr>
+          <w:rFonts w:ascii="Times New Roman" w:hAnsi="Times New Roman" w:cs="Times New Roman" w:eastAsia="SimSun"/>
+        </w:rPr>
+        <w:t xml:space="preserve">对应的</w:t>
+      </w:r>
+      <w:r>
+        <w:t xml:space="preserve"> </w:t>
+      </w:r>
+      <m:oMath>
+        <m:sSub>
+          <m:e>
+            <m:r>
+              <w:rPr>
+                <w:rFonts w:ascii="Times New Roman" w:hAnsi="Times New Roman" w:cs="Times New Roman" w:eastAsia="SimSun"/>
+              </w:rPr>
+              <m:t>σ</m:t>
+            </m:r>
+          </m:e>
+          <m:sub>
+            <m:r>
+              <w:rPr>
+                <w:rFonts w:ascii="Times New Roman" w:hAnsi="Times New Roman" w:cs="Times New Roman" w:eastAsia="SimSun"/>
+              </w:rPr>
+              <m:t>c</m:t>
+            </m:r>
+          </m:sub>
+        </m:sSub>
+      </m:oMath>
+      <w:r>
+        <w:t xml:space="preserve"> </w:t>
+      </w:r>
+      <w:r>
+        <w:t xml:space="preserve">。</w:t>
+      </w:r>
+    </w:p>
+    <w:p>
+      <w:pPr>
+        <w:pStyle w:val="BodyText"/>
+        <w:spacing w:before="0" w:after="0" w:line="276" w:lineRule="auto"/>
+      </w:pPr>
+      <w:r>
+        <w:t xml:space="preserve">10-5-2 </w:t>
+      </w:r>
+      <w:r>
+        <w:rPr>
+          <w:rFonts w:ascii="Times New Roman" w:hAnsi="Times New Roman" w:cs="Times New Roman" w:eastAsia="SimSun"/>
+        </w:rPr>
+        <w:t xml:space="preserve">在</w:t>
+      </w:r>
+      <w:r>
+        <w:t xml:space="preserve"> </w:t>
+      </w:r>
+      <m:oMath>
+        <m:r>
+          <w:rPr>
+            <w:rFonts w:ascii="Times New Roman" w:hAnsi="Times New Roman" w:cs="Times New Roman" w:eastAsia="SimSun"/>
+          </w:rPr>
+          <m:t>σ</m:t>
+        </m:r>
+        <m:r>
+          <m:rPr>
+            <m:sty m:val="p"/>
+          </m:rPr>
+          <w:rPr>
+            <w:rFonts w:ascii="Times New Roman" w:hAnsi="Times New Roman" w:cs="Times New Roman" w:eastAsia="SimSun"/>
+          </w:rPr>
+          <m:t>&gt;</m:t>
+        </m:r>
+        <m:sSub>
+          <m:e>
+            <m:r>
+              <w:rPr>
+                <w:rFonts w:ascii="Times New Roman" w:hAnsi="Times New Roman" w:cs="Times New Roman" w:eastAsia="SimSun"/>
+              </w:rPr>
+              <m:t>σ</m:t>
+            </m:r>
+          </m:e>
+          <m:sub>
+            <m:r>
+              <w:rPr>
+                <w:rFonts w:ascii="Times New Roman" w:hAnsi="Times New Roman" w:cs="Times New Roman" w:eastAsia="SimSun"/>
+              </w:rPr>
+              <m:t>c</m:t>
+            </m:r>
+          </m:sub>
+        </m:sSub>
+      </m:oMath>
+      <w:r>
+        <w:t xml:space="preserve"> </w:t>
+      </w:r>
+      <w:r>
+        <w:rPr>
+          <w:rFonts w:ascii="Times New Roman" w:hAnsi="Times New Roman" w:cs="Times New Roman" w:eastAsia="SimSun"/>
+        </w:rPr>
+        <w:t xml:space="preserve">的二氧化碳水溶液中，可观测到二氧化碳气泡保持近乎静止的缓慢生长状态。下列说法正确的是（）</w:t>
+      </w:r>
+    </w:p>
+    <w:p>
+      <w:pPr>
+        <w:pStyle w:val="BodyText"/>
+        <w:spacing w:before="0" w:after="0" w:line="276" w:lineRule="auto"/>
+        <w:ind w:firstLineChars="200" w:firstLine="420"/>
+      </w:pPr>
+      <w:r>
+        <w:t xml:space="preserve">A. </w:t>
+      </w:r>
+      <w:r>
+        <w:rPr>
+          <w:rFonts w:ascii="Times New Roman" w:hAnsi="Times New Roman" w:cs="Times New Roman" w:eastAsia="SimSun"/>
+        </w:rPr>
+        <w:t xml:space="preserve">该现象说明溶液中存在热力学亚稳态平衡的二氧化碳气泡，临界半径</w:t>
+      </w:r>
+      <w:r>
+        <w:t xml:space="preserve"> </w:t>
+      </w:r>
+      <m:oMath>
+        <m:sSub>
+          <m:e>
+            <m:r>
+              <w:rPr>
+                <w:rFonts w:ascii="Times New Roman" w:hAnsi="Times New Roman" w:cs="Times New Roman" w:eastAsia="SimSun"/>
+              </w:rPr>
+              <m:t>r</m:t>
+            </m:r>
+          </m:e>
+          <m:sub>
+            <m:r>
+              <w:rPr>
+                <w:rFonts w:ascii="Times New Roman" w:hAnsi="Times New Roman" w:cs="Times New Roman" w:eastAsia="SimSun"/>
+              </w:rPr>
+              <m:t>c</m:t>
+            </m:r>
+          </m:sub>
+        </m:sSub>
+      </m:oMath>
+      <w:r>
+        <w:t xml:space="preserve"> </w:t>
+      </w:r>
+      <w:r>
+        <w:rPr>
+          <w:rFonts w:ascii="Times New Roman" w:hAnsi="Times New Roman" w:cs="Times New Roman" w:eastAsia="SimSun"/>
+        </w:rPr>
+        <w:t xml:space="preserve">即为亚稳态平衡半径</w:t>
+      </w:r>
+    </w:p>
+    <w:p>
+      <w:pPr>
+        <w:pStyle w:val="BodyText"/>
+        <w:spacing w:before="0" w:after="0" w:line="276" w:lineRule="auto"/>
+        <w:ind w:firstLineChars="200" w:firstLine="420"/>
+      </w:pPr>
+      <w:r>
+        <w:t xml:space="preserve">B. </w:t>
+      </w:r>
+      <w:r>
+        <w:rPr>
+          <w:rFonts w:ascii="Times New Roman" w:hAnsi="Times New Roman" w:cs="Times New Roman" w:eastAsia="SimSun"/>
+        </w:rPr>
+        <w:t xml:space="preserve">半径小于</w:t>
+      </w:r>
+      <w:r>
+        <w:t xml:space="preserve"> </w:t>
+      </w:r>
+      <m:oMath>
+        <m:sSub>
+          <m:e>
+            <m:r>
+              <w:rPr>
+                <w:rFonts w:ascii="Times New Roman" w:hAnsi="Times New Roman" w:cs="Times New Roman" w:eastAsia="SimSun"/>
+              </w:rPr>
+              <m:t>r</m:t>
+            </m:r>
+          </m:e>
+          <m:sub>
+            <m:r>
+              <w:rPr>
+                <w:rFonts w:ascii="Times New Roman" w:hAnsi="Times New Roman" w:cs="Times New Roman" w:eastAsia="SimSun"/>
+              </w:rPr>
+              <m:t>c</m:t>
+            </m:r>
+          </m:sub>
+        </m:sSub>
+      </m:oMath>
+      <w:r>
+        <w:t xml:space="preserve"> </w:t>
+      </w:r>
+      <w:r>
+        <w:rPr>
+          <w:rFonts w:ascii="Times New Roman" w:hAnsi="Times New Roman" w:cs="Times New Roman" w:eastAsia="SimSun"/>
+        </w:rPr>
+        <w:t xml:space="preserve">的气泡因界面附加压力大于传质驱动力，会持续收缩直至消失；溶液</w:t>
+      </w:r>
+      <w:r>
+        <w:t xml:space="preserve"> </w:t>
+      </w:r>
+      <m:oMath>
+        <m:r>
+          <w:rPr>
+            <w:rFonts w:ascii="Times New Roman" w:hAnsi="Times New Roman" w:cs="Times New Roman" w:eastAsia="SimSun"/>
+          </w:rPr>
+          <m:t>σ</m:t>
+        </m:r>
+      </m:oMath>
+      <w:r>
+        <w:t xml:space="preserve"> </w:t>
+      </w:r>
+      <w:r>
+        <w:rPr>
+          <w:rFonts w:ascii="Times New Roman" w:hAnsi="Times New Roman" w:cs="Times New Roman" w:eastAsia="SimSun"/>
+        </w:rPr>
+        <w:t xml:space="preserve">越大，收缩速率越快</w:t>
+      </w:r>
+      <w:r>
+        <w:t xml:space="preserve"> </w:t>
+      </w:r>
+      <w:r>
+        <w:t xml:space="preserve">C. </w:t>
+      </w:r>
+      <w:r>
+        <w:rPr>
+          <w:rFonts w:ascii="Times New Roman" w:hAnsi="Times New Roman" w:cs="Times New Roman" w:eastAsia="SimSun"/>
+        </w:rPr>
+        <w:t xml:space="preserve">该体系不存在真正的热力学平衡态气泡，半径小于</w:t>
+      </w:r>
+      <w:r>
+        <w:t xml:space="preserve"> </w:t>
+      </w:r>
+      <m:oMath>
+        <m:sSub>
+          <m:e>
+            <m:r>
+              <w:rPr>
+                <w:rFonts w:ascii="Times New Roman" w:hAnsi="Times New Roman" w:cs="Times New Roman" w:eastAsia="SimSun"/>
+              </w:rPr>
+              <m:t>r</m:t>
+            </m:r>
+          </m:e>
+          <m:sub>
+            <m:r>
+              <w:rPr>
+                <w:rFonts w:ascii="Times New Roman" w:hAnsi="Times New Roman" w:cs="Times New Roman" w:eastAsia="SimSun"/>
+              </w:rPr>
+              <m:t>c</m:t>
+            </m:r>
+          </m:sub>
+        </m:sSub>
+      </m:oMath>
+      <w:r>
+        <w:t xml:space="preserve"> </w:t>
+      </w:r>
+      <w:r>
+        <w:rPr>
+          <w:rFonts w:ascii="Times New Roman" w:hAnsi="Times New Roman" w:cs="Times New Roman" w:eastAsia="SimSun"/>
+        </w:rPr>
+        <w:t xml:space="preserve">的气泡会吸收溶解的</w:t>
+      </w:r>
+      <w:r>
+        <w:t xml:space="preserve"> </w:t>
+      </w:r>
+      <m:oMath>
+        <m:r>
+          <m:rPr>
+            <m:sty m:val="p"/>
+          </m:rPr>
+          <w:rPr>
+            <w:rFonts w:ascii="Times New Roman" w:hAnsi="Times New Roman" w:cs="Times New Roman" w:eastAsia="SimSun"/>
+          </w:rPr>
+          <m:t>C</m:t>
+        </m:r>
+        <m:sSub>
+          <m:e>
+            <m:r>
+              <m:rPr>
+                <m:sty m:val="p"/>
+              </m:rPr>
+              <w:rPr>
+                <w:rFonts w:ascii="Times New Roman" w:hAnsi="Times New Roman" w:cs="Times New Roman" w:eastAsia="SimSun"/>
+              </w:rPr>
+              <m:t>O</m:t>
+            </m:r>
+          </m:e>
+          <m:sub>
+            <m:r>
+              <w:rPr>
+                <w:rFonts w:ascii="Times New Roman" w:hAnsi="Times New Roman" w:cs="Times New Roman" w:eastAsia="SimSun"/>
+              </w:rPr>
+              <m:t>2</m:t>
+            </m:r>
+          </m:sub>
+        </m:sSub>
+      </m:oMath>
+      <w:r>
+        <w:t xml:space="preserve"> </w:t>
+      </w:r>
+      <w:r>
+        <w:rPr>
+          <w:rFonts w:ascii="Times New Roman" w:hAnsi="Times New Roman" w:cs="Times New Roman" w:eastAsia="SimSun"/>
+        </w:rPr>
+        <w:t xml:space="preserve">逐渐膨胀，最终生长为大气泡</w:t>
+      </w:r>
+    </w:p>
+    <w:p>
+      <w:pPr>
+        <w:pStyle w:val="BodyText"/>
+        <w:spacing w:before="0" w:after="0" w:line="276" w:lineRule="auto"/>
+        <w:ind w:firstLineChars="200" w:firstLine="420"/>
+      </w:pPr>
+      <w:r>
+        <w:t xml:space="preserve">D. </w:t>
+      </w:r>
+      <w:r>
+        <w:rPr>
+          <w:rFonts w:ascii="Times New Roman" w:hAnsi="Times New Roman" w:cs="Times New Roman" w:eastAsia="SimSun"/>
+        </w:rPr>
+        <w:t xml:space="preserve">溶液的过饱和度</w:t>
+      </w:r>
+      <w:r>
+        <w:t xml:space="preserve"> </w:t>
+      </w:r>
+      <m:oMath>
+        <m:r>
+          <w:rPr>
+            <w:rFonts w:ascii="Times New Roman" w:hAnsi="Times New Roman" w:cs="Times New Roman" w:eastAsia="SimSun"/>
+          </w:rPr>
+          <m:t>σ</m:t>
+        </m:r>
+      </m:oMath>
+      <w:r>
+        <w:t xml:space="preserve"> </w:t>
+      </w:r>
+      <w:r>
+        <w:rPr>
+          <w:rFonts w:ascii="Times New Roman" w:hAnsi="Times New Roman" w:cs="Times New Roman" w:eastAsia="SimSun"/>
+        </w:rPr>
+        <w:t xml:space="preserve">越大,</w:t>
+      </w:r>
+      <w:r>
+        <w:t xml:space="preserve"> </w:t>
+      </w:r>
+      <w:r>
+        <w:rPr>
+          <w:rFonts w:ascii="Times New Roman" w:hAnsi="Times New Roman" w:cs="Times New Roman" w:eastAsia="SimSun"/>
+        </w:rPr>
+        <w:t xml:space="preserve">气液两相</w:t>
+      </w:r>
+      <w:r>
+        <w:t xml:space="preserve"> </w:t>
+      </w:r>
+      <m:oMath>
+        <m:sSub>
+          <m:e>
+            <m:r>
+              <m:rPr>
+                <m:sty m:val="p"/>
+              </m:rPr>
+              <w:rPr>
+                <w:rFonts w:ascii="Times New Roman" w:hAnsi="Times New Roman" w:cs="Times New Roman" w:eastAsia="SimSun"/>
+              </w:rPr>
+              <m:t>C</m:t>
+            </m:r>
+            <m:r>
+              <m:rPr>
+                <m:sty m:val="p"/>
+              </m:rPr>
+              <w:rPr>
+                <w:rFonts w:ascii="Times New Roman" w:hAnsi="Times New Roman" w:cs="Times New Roman" w:eastAsia="SimSun"/>
+              </w:rPr>
+              <m:t>O</m:t>
+            </m:r>
+          </m:e>
+          <m:sub>
+            <m:r>
+              <w:rPr>
+                <w:rFonts w:ascii="Times New Roman" w:hAnsi="Times New Roman" w:cs="Times New Roman" w:eastAsia="SimSun"/>
+              </w:rPr>
+              <m:t>2</m:t>
+            </m:r>
+          </m:sub>
+        </m:sSub>
+      </m:oMath>
+      <w:r>
+        <w:t xml:space="preserve"> </w:t>
+      </w:r>
+      <w:r>
+        <w:rPr>
+          <w:rFonts w:ascii="Times New Roman" w:hAnsi="Times New Roman" w:cs="Times New Roman" w:eastAsia="SimSun"/>
+        </w:rPr>
+        <w:t xml:space="preserve">的化学势差越大,</w:t>
+      </w:r>
+      <w:r>
+        <w:t xml:space="preserve"> </w:t>
+      </w:r>
+      <w:r>
+        <w:rPr>
+          <w:rFonts w:ascii="Times New Roman" w:hAnsi="Times New Roman" w:cs="Times New Roman" w:eastAsia="SimSun"/>
+        </w:rPr>
+        <w:t xml:space="preserve">气泡的生长变化速率越快</w:t>
+      </w:r>
+    </w:p>
+    <w:p>
+      <w:pPr>
+        <w:pStyle w:val="BodyText"/>
+        <w:spacing w:before="0" w:after="0" w:line="276" w:lineRule="auto"/>
+      </w:pPr>
+      <w:r>
+        <w:t xml:space="preserve">10-6 </w:t>
+      </w:r>
+      <w:r>
+        <w:rPr>
+          <w:rFonts w:ascii="Times New Roman" w:hAnsi="Times New Roman" w:cs="Times New Roman" w:eastAsia="SimSun"/>
+        </w:rPr>
+        <w:t xml:space="preserve">在前述讨论中，均未考虑部分二氧化碳在水中的解离，若考虑这一事实，临界情况（</w:t>
+      </w:r>
+      <w:r>
+        <w:t xml:space="preserve"> </w:t>
+      </w:r>
+      <m:oMath>
+        <m:sSub>
+          <m:e>
+            <m:r>
+              <w:rPr>
+                <w:rFonts w:ascii="Times New Roman" w:hAnsi="Times New Roman" w:cs="Times New Roman" w:eastAsia="SimSun"/>
+              </w:rPr>
+              <m:t>σ</m:t>
+            </m:r>
+          </m:e>
+          <m:sub>
+            <m:r>
+              <m:rPr>
+                <m:sty m:val="p"/>
+              </m:rPr>
+              <w:rPr>
+                <w:rFonts w:ascii="Times New Roman" w:hAnsi="Times New Roman" w:cs="Times New Roman" w:eastAsia="SimSun"/>
+              </w:rPr>
+              <m:t>c</m:t>
+            </m:r>
+          </m:sub>
+        </m:sSub>
+      </m:oMath>
+      <w:r>
+        <w:t xml:space="preserve"> </w:t>
+      </w:r>
+      <w:r>
+        <w:t xml:space="preserve">、</w:t>
+      </w:r>
+      <w:r>
+        <w:t xml:space="preserve"> </w:t>
+      </w:r>
+      <m:oMath>
+        <m:sSub>
+          <m:e>
+            <m:r>
+              <m:rPr>
+                <m:sty m:val="bi"/>
+              </m:rPr>
+              <w:rPr>
+                <w:rFonts w:ascii="Times New Roman" w:hAnsi="Times New Roman" w:cs="Times New Roman" w:eastAsia="SimSun"/>
+              </w:rPr>
+              <m:t>r</m:t>
+            </m:r>
+          </m:e>
+          <m:sub>
+            <m:r>
+              <m:rPr>
+                <m:sty m:val="p"/>
+              </m:rPr>
+              <w:rPr>
+                <w:rFonts w:ascii="Times New Roman" w:hAnsi="Times New Roman" w:cs="Times New Roman" w:eastAsia="SimSun"/>
+              </w:rPr>
+              <m:t>c</m:t>
+            </m:r>
+          </m:sub>
+        </m:sSub>
+      </m:oMath>
+      <w:r>
+        <w:t xml:space="preserve"> </w:t>
+      </w:r>
+      <w:r>
+        <w:rPr>
+          <w:rFonts w:ascii="Times New Roman" w:hAnsi="Times New Roman" w:cs="Times New Roman" w:eastAsia="SimSun"/>
+        </w:rPr>
+        <w:t xml:space="preserve">）下对应的二氧化碳浓度会比未考虑时更高还是更低？</w:t>
+      </w:r>
+    </w:p>
+    <w:bookmarkEnd w:id="110"/>
+    <w:bookmarkStart w:id="117" w:name="第-11-题12-分硫单质的结构基序与液态硫聚合平衡"/>
+    <w:p>
+      <w:pPr>
+        <w:pStyle w:val="Heading3"/>
+      </w:pPr>
+      <w:r>
+        <w:rPr>
+          <w:rFonts w:ascii="Times New Roman" w:hAnsi="Times New Roman" w:cs="Times New Roman" w:eastAsia="SimSun"/>
+        </w:rPr>
+        <w:t xml:space="preserve">第</w:t>
+      </w:r>
+      <w:r>
+        <w:t xml:space="preserve"> 11 </w:t>
+      </w:r>
+      <w:r>
+        <w:rPr>
+          <w:rFonts w:ascii="Times New Roman" w:hAnsi="Times New Roman" w:cs="Times New Roman" w:eastAsia="SimSun"/>
+        </w:rPr>
+        <w:t xml:space="preserve">题（12</w:t>
+      </w:r>
+      <w:r>
+        <w:t xml:space="preserve"> </w:t>
+      </w:r>
+      <w:r>
+        <w:rPr>
+          <w:rFonts w:ascii="Times New Roman" w:hAnsi="Times New Roman" w:cs="Times New Roman" w:eastAsia="SimSun"/>
+        </w:rPr>
+        <w:t xml:space="preserve">分）硫单质的结构、基序与液态硫聚合平衡</w:t>
+      </w:r>
+    </w:p>
+    <w:p>
+      <w:pPr>
+        <w:pStyle w:val="FirstParagraph"/>
+        <w:spacing w:before="0" w:after="0" w:line="276" w:lineRule="auto"/>
+      </w:pPr>
+      <w:r>
+        <w:t xml:space="preserve">11-1 </w:t>
+      </w:r>
+      <w:r>
+        <w:rPr>
+          <w:rFonts w:ascii="Times New Roman" w:hAnsi="Times New Roman" w:cs="Times New Roman" w:eastAsia="SimSun"/>
+        </w:rPr>
+        <w:t xml:space="preserve">在气相的硫单质中，存在着</w:t>
+      </w:r>
+      <w:r>
+        <w:t xml:space="preserve"> </w:t>
+      </w:r>
+      <m:oMath>
+        <m:sSub>
+          <m:e>
+            <m:r>
+              <m:rPr>
+                <m:sty m:val="p"/>
+              </m:rPr>
+              <w:rPr>
+                <w:rFonts w:ascii="Times New Roman" w:hAnsi="Times New Roman" w:cs="Times New Roman" w:eastAsia="SimSun"/>
+              </w:rPr>
+              <m:t>S</m:t>
+            </m:r>
+          </m:e>
+          <m:sub>
+            <m:r>
+              <w:rPr>
+                <w:rFonts w:ascii="Times New Roman" w:hAnsi="Times New Roman" w:cs="Times New Roman" w:eastAsia="SimSun"/>
+              </w:rPr>
+              <m:t>2</m:t>
+            </m:r>
+          </m:sub>
+        </m:sSub>
+      </m:oMath>
+      <w:r>
+        <w:t xml:space="preserve">、</w:t>
+      </w:r>
+      <m:oMath>
+        <m:sSub>
+          <m:e>
+            <m:r>
+              <m:rPr>
+                <m:sty m:val="p"/>
+              </m:rPr>
+              <w:rPr>
+                <w:rFonts w:ascii="Times New Roman" w:hAnsi="Times New Roman" w:cs="Times New Roman" w:eastAsia="SimSun"/>
+              </w:rPr>
+              <m:t>S</m:t>
+            </m:r>
+          </m:e>
+          <m:sub>
+            <m:r>
+              <w:rPr>
+                <w:rFonts w:ascii="Times New Roman" w:hAnsi="Times New Roman" w:cs="Times New Roman" w:eastAsia="SimSun"/>
+              </w:rPr>
+              <m:t>3</m:t>
+            </m:r>
+          </m:sub>
+        </m:sSub>
+      </m:oMath>
+      <w:r>
+        <w:t xml:space="preserve">、</w:t>
+      </w:r>
+      <m:oMath>
+        <m:sSub>
+          <m:e>
+            <m:r>
+              <m:rPr>
+                <m:sty m:val="p"/>
+              </m:rPr>
+              <w:rPr>
+                <w:rFonts w:ascii="Times New Roman" w:hAnsi="Times New Roman" w:cs="Times New Roman" w:eastAsia="SimSun"/>
+              </w:rPr>
+              <m:t>S</m:t>
+            </m:r>
+          </m:e>
+          <m:sub>
+            <m:r>
+              <w:rPr>
+                <w:rFonts w:ascii="Times New Roman" w:hAnsi="Times New Roman" w:cs="Times New Roman" w:eastAsia="SimSun"/>
+              </w:rPr>
+              <m:t>4</m:t>
+            </m:r>
+          </m:sub>
+        </m:sSub>
+      </m:oMath>
+      <w:r>
+        <w:t xml:space="preserve"> </w:t>
+      </w:r>
+      <w:r>
+        <w:rPr>
+          <w:rFonts w:ascii="Times New Roman" w:hAnsi="Times New Roman" w:cs="Times New Roman" w:eastAsia="SimSun"/>
+        </w:rPr>
+        <w:t xml:space="preserve">等硫的气态小分子。</w:t>
+      </w:r>
+    </w:p>
+    <w:p>
+      <w:pPr>
+        <w:pStyle w:val="BodyText"/>
+        <w:spacing w:before="0" w:after="0" w:line="276" w:lineRule="auto"/>
+      </w:pPr>
+      <w:r>
+        <w:t xml:space="preserve">11-1-1 </w:t>
+      </w:r>
+      <w:r>
+        <w:rPr>
+          <w:rFonts w:ascii="Times New Roman" w:hAnsi="Times New Roman" w:cs="Times New Roman" w:eastAsia="SimSun"/>
+        </w:rPr>
+        <w:t xml:space="preserve">写出气态</w:t>
+      </w:r>
+      <w:r>
+        <w:t xml:space="preserve"> </w:t>
+      </w:r>
+      <m:oMath>
+        <m:sSub>
+          <m:e>
+            <m:r>
+              <m:rPr>
+                <m:sty m:val="p"/>
+              </m:rPr>
+              <w:rPr>
+                <w:rFonts w:ascii="Times New Roman" w:hAnsi="Times New Roman" w:cs="Times New Roman" w:eastAsia="SimSun"/>
+              </w:rPr>
+              <m:t>S</m:t>
+            </m:r>
+          </m:e>
+          <m:sub>
+            <m:r>
+              <w:rPr>
+                <w:rFonts w:ascii="Times New Roman" w:hAnsi="Times New Roman" w:cs="Times New Roman" w:eastAsia="SimSun"/>
+              </w:rPr>
+              <m:t>2</m:t>
+            </m:r>
+          </m:sub>
+        </m:sSub>
+      </m:oMath>
+      <w:r>
+        <w:t xml:space="preserve"> </w:t>
+      </w:r>
+      <w:r>
+        <w:rPr>
+          <w:rFonts w:ascii="Times New Roman" w:hAnsi="Times New Roman" w:cs="Times New Roman" w:eastAsia="SimSun"/>
+        </w:rPr>
+        <w:t xml:space="preserve">分子的价电子排布式；指出其磁属性（顺磁性/抗磁性）。</w:t>
+      </w:r>
+    </w:p>
+    <w:p>
+      <w:pPr>
+        <w:pStyle w:val="BodyText"/>
+        <w:spacing w:before="0" w:after="0" w:line="276" w:lineRule="auto"/>
+      </w:pPr>
+      <w:r>
+        <w:t xml:space="preserve">11-1-2 </w:t>
+      </w:r>
+      <w:r>
+        <w:rPr>
+          <w:rFonts w:ascii="Times New Roman" w:hAnsi="Times New Roman" w:cs="Times New Roman" w:eastAsia="SimSun"/>
+        </w:rPr>
+        <w:t xml:space="preserve">对于</w:t>
+      </w:r>
+      <w:r>
+        <w:t xml:space="preserve"> </w:t>
+      </w:r>
+      <m:oMath>
+        <m:sSub>
+          <m:e>
+            <m:r>
+              <m:rPr>
+                <m:sty m:val="p"/>
+              </m:rPr>
+              <w:rPr>
+                <w:rFonts w:ascii="Times New Roman" w:hAnsi="Times New Roman" w:cs="Times New Roman" w:eastAsia="SimSun"/>
+              </w:rPr>
+              <m:t>S</m:t>
+            </m:r>
+          </m:e>
+          <m:sub>
+            <m:r>
+              <w:rPr>
+                <w:rFonts w:ascii="Times New Roman" w:hAnsi="Times New Roman" w:cs="Times New Roman" w:eastAsia="SimSun"/>
+              </w:rPr>
+              <m:t>4</m:t>
+            </m:r>
+          </m:sub>
+        </m:sSub>
+      </m:oMath>
+      <w:r>
+        <w:t xml:space="preserve"> </w:t>
+      </w:r>
+      <w:r>
+        <w:rPr>
+          <w:rFonts w:ascii="Times New Roman" w:hAnsi="Times New Roman" w:cs="Times New Roman" w:eastAsia="SimSun"/>
+        </w:rPr>
+        <w:t xml:space="preserve">的结构，曾经人们通过计算化学认为，</w:t>
+      </w:r>
+      <m:oMath>
+        <m:sSub>
+          <m:e>
+            <m:r>
+              <m:rPr>
+                <m:sty m:val="p"/>
+              </m:rPr>
+              <w:rPr>
+                <w:rFonts w:ascii="Times New Roman" w:hAnsi="Times New Roman" w:cs="Times New Roman" w:eastAsia="SimSun"/>
+              </w:rPr>
+              <m:t>S</m:t>
+            </m:r>
+          </m:e>
+          <m:sub>
+            <m:r>
+              <w:rPr>
+                <w:rFonts w:ascii="Times New Roman" w:hAnsi="Times New Roman" w:cs="Times New Roman" w:eastAsia="SimSun"/>
+              </w:rPr>
+              <m:t>4</m:t>
+            </m:r>
+          </m:sub>
+        </m:sSub>
+      </m:oMath>
+      <w:r>
+        <w:t xml:space="preserve"> </w:t>
+      </w:r>
+      <w:r>
+        <w:rPr>
+          <w:rFonts w:ascii="Times New Roman" w:hAnsi="Times New Roman" w:cs="Times New Roman" w:eastAsia="SimSun"/>
+        </w:rPr>
+        <w:t xml:space="preserve">的气相最稳定结构为含三次轴的全平面结构</w:t>
+      </w:r>
+      <w:r>
+        <w:t xml:space="preserve"> </w:t>
+      </w:r>
+      <w:r>
+        <w:rPr>
+          <w:rFonts w:ascii="Times New Roman" w:hAnsi="Times New Roman" w:cs="Times New Roman" w:eastAsia="SimSun"/>
+        </w:rPr>
+        <w:t xml:space="preserve">1；后来的光谱数据表明，</w:t>
+      </w:r>
+      <m:oMath>
+        <m:sSub>
+          <m:e>
+            <m:r>
+              <m:rPr>
+                <m:sty m:val="p"/>
+              </m:rPr>
+              <w:rPr>
+                <w:rFonts w:ascii="Times New Roman" w:hAnsi="Times New Roman" w:cs="Times New Roman" w:eastAsia="SimSun"/>
+              </w:rPr>
+              <m:t>S</m:t>
+            </m:r>
+          </m:e>
+          <m:sub>
+            <m:r>
+              <w:rPr>
+                <w:rFonts w:ascii="Times New Roman" w:hAnsi="Times New Roman" w:cs="Times New Roman" w:eastAsia="SimSun"/>
+              </w:rPr>
+              <m:t>4</m:t>
+            </m:r>
+          </m:sub>
+        </m:sSub>
+      </m:oMath>
+      <w:r>
+        <w:t xml:space="preserve"> </w:t>
+      </w:r>
+      <w:r>
+        <w:rPr>
+          <w:rFonts w:ascii="Times New Roman" w:hAnsi="Times New Roman" w:cs="Times New Roman" w:eastAsia="SimSun"/>
+        </w:rPr>
+        <w:t xml:space="preserve">在气相更有可能以具有与水分子相同对称性的链状</w:t>
+      </w:r>
+      <w:r>
+        <w:t xml:space="preserve"> </w:t>
+      </w:r>
+      <m:oMath>
+        <m:sSub>
+          <m:e>
+            <m:r>
+              <w:rPr>
+                <w:rFonts w:ascii="Times New Roman" w:hAnsi="Times New Roman" w:cs="Times New Roman" w:eastAsia="SimSun"/>
+              </w:rPr>
+              <m:t>C</m:t>
+            </m:r>
+          </m:e>
+          <m:sub>
+            <m:r>
+              <w:rPr>
+                <w:rFonts w:ascii="Times New Roman" w:hAnsi="Times New Roman" w:cs="Times New Roman" w:eastAsia="SimSun"/>
+              </w:rPr>
+              <m:t>2</m:t>
+            </m:r>
+            <m:r>
+              <w:rPr>
+                <w:rFonts w:ascii="Times New Roman" w:hAnsi="Times New Roman" w:cs="Times New Roman" w:eastAsia="SimSun"/>
+              </w:rPr>
+              <m:t>v</m:t>
+            </m:r>
+          </m:sub>
+        </m:sSub>
+      </m:oMath>
+      <w:r>
+        <w:t xml:space="preserve"> </w:t>
+      </w:r>
+      <w:r>
+        <w:rPr>
+          <w:rFonts w:ascii="Times New Roman" w:hAnsi="Times New Roman" w:cs="Times New Roman" w:eastAsia="SimSun"/>
+        </w:rPr>
+        <w:t xml:space="preserve">结构</w:t>
+      </w:r>
+      <w:r>
+        <w:t xml:space="preserve"> 2 </w:t>
+      </w:r>
+      <w:r>
+        <w:rPr>
+          <w:rFonts w:ascii="Times New Roman" w:hAnsi="Times New Roman" w:cs="Times New Roman" w:eastAsia="SimSun"/>
+        </w:rPr>
+        <w:t xml:space="preserve">存在；单看结构</w:t>
+      </w:r>
+      <w:r>
+        <w:t xml:space="preserve"> </w:t>
+      </w:r>
+      <w:r>
+        <w:rPr>
+          <w:rFonts w:ascii="Times New Roman" w:hAnsi="Times New Roman" w:cs="Times New Roman" w:eastAsia="SimSun"/>
+        </w:rPr>
+        <w:t xml:space="preserve">2，则</w:t>
+      </w:r>
+      <w:r>
+        <w:t xml:space="preserve"> S </w:t>
+      </w:r>
+      <w:r>
+        <w:rPr>
+          <w:rFonts w:ascii="Times New Roman" w:hAnsi="Times New Roman" w:cs="Times New Roman" w:eastAsia="SimSun"/>
+        </w:rPr>
+        <w:t xml:space="preserve">原子有</w:t>
+      </w:r>
+      <w:r>
+        <w:t xml:space="preserve"> 2 </w:t>
+      </w:r>
+      <w:r>
+        <w:rPr>
+          <w:rFonts w:ascii="Times New Roman" w:hAnsi="Times New Roman" w:cs="Times New Roman" w:eastAsia="SimSun"/>
+        </w:rPr>
+        <w:t xml:space="preserve">种不同的化学环境；但结构</w:t>
+      </w:r>
+      <w:r>
+        <w:t xml:space="preserve"> 2 </w:t>
+      </w:r>
+      <w:r>
+        <w:rPr>
+          <w:rFonts w:ascii="Times New Roman" w:hAnsi="Times New Roman" w:cs="Times New Roman" w:eastAsia="SimSun"/>
+        </w:rPr>
+        <w:t xml:space="preserve">可经历中间体结构</w:t>
+      </w:r>
+      <w:r>
+        <w:t xml:space="preserve"> 3 </w:t>
+      </w:r>
+      <w:r>
+        <w:rPr>
+          <w:rFonts w:ascii="Times New Roman" w:hAnsi="Times New Roman" w:cs="Times New Roman" w:eastAsia="SimSun"/>
+        </w:rPr>
+        <w:t xml:space="preserve">迅速互变，使其所有硫原子化学环境等价。分别画出结构</w:t>
+      </w:r>
+      <w:r>
+        <w:t xml:space="preserve"> 1、2、3 </w:t>
+      </w:r>
+      <w:r>
+        <w:rPr>
+          <w:rFonts w:ascii="Times New Roman" w:hAnsi="Times New Roman" w:cs="Times New Roman" w:eastAsia="SimSun"/>
+        </w:rPr>
+        <w:t xml:space="preserve">的结构简式。</w:t>
+      </w:r>
+    </w:p>
+    <w:p>
+      <w:pPr>
+        <w:pStyle w:val="BodyText"/>
+        <w:spacing w:before="0" w:after="0" w:line="276" w:lineRule="auto"/>
+      </w:pPr>
+      <w:r>
+        <w:t xml:space="preserve">11-2 </w:t>
+      </w:r>
+      <w:r>
+        <w:rPr>
+          <w:rFonts w:ascii="Times New Roman" w:hAnsi="Times New Roman" w:cs="Times New Roman" w:eastAsia="SimSun"/>
+        </w:rPr>
+        <w:t xml:space="preserve">在固相的硫单质中，人们已经制得了原子数为</w:t>
+      </w:r>
+      <w:r>
+        <w:t xml:space="preserve"> 6 </w:t>
+      </w:r>
+      <w:r>
+        <w:rPr>
+          <w:rFonts w:ascii="Times New Roman" w:hAnsi="Times New Roman" w:cs="Times New Roman" w:eastAsia="SimSun"/>
+        </w:rPr>
+        <w:t xml:space="preserve">及以上的各种硫单质</w:t>
+      </w:r>
+      <w:r>
+        <w:t xml:space="preserve"> </w:t>
+      </w:r>
+      <m:oMath>
+        <m:sSub>
+          <m:e>
+            <m:r>
+              <w:rPr>
+                <w:rFonts w:ascii="Times New Roman" w:hAnsi="Times New Roman" w:cs="Times New Roman" w:eastAsia="SimSun"/>
+              </w:rPr>
+              <m:t>S</m:t>
+            </m:r>
+          </m:e>
+          <m:sub>
+            <m:r>
+              <w:rPr>
+                <w:rFonts w:ascii="Times New Roman" w:hAnsi="Times New Roman" w:cs="Times New Roman" w:eastAsia="SimSun"/>
+              </w:rPr>
+              <m:t>x</m:t>
+            </m:r>
+          </m:sub>
+        </m:sSub>
+      </m:oMath>
+      <w:r>
+        <w:rPr>
+          <w:rFonts w:ascii="Times New Roman" w:hAnsi="Times New Roman" w:cs="Times New Roman" w:eastAsia="SimSun"/>
+        </w:rPr>
+        <w:t xml:space="preserve">，并获得了其结构。其中，最稳定的是“皇冠型结构”的</w:t>
+      </w:r>
+      <w:r>
+        <w:t xml:space="preserve"> </w:t>
+      </w:r>
+      <m:oMath>
+        <m:sSub>
+          <m:e>
+            <m:r>
+              <m:rPr>
+                <m:sty m:val="p"/>
+              </m:rPr>
+              <w:rPr>
+                <w:rFonts w:ascii="Times New Roman" w:hAnsi="Times New Roman" w:cs="Times New Roman" w:eastAsia="SimSun"/>
+              </w:rPr>
+              <m:t>S</m:t>
+            </m:r>
+          </m:e>
+          <m:sub>
+            <m:r>
+              <w:rPr>
+                <w:rFonts w:ascii="Times New Roman" w:hAnsi="Times New Roman" w:cs="Times New Roman" w:eastAsia="SimSun"/>
+              </w:rPr>
+              <m:t>8</m:t>
+            </m:r>
+          </m:sub>
+        </m:sSub>
+      </m:oMath>
+      <w:r>
+        <w:rPr>
+          <w:rFonts w:ascii="Times New Roman" w:hAnsi="Times New Roman" w:cs="Times New Roman" w:eastAsia="SimSun"/>
+        </w:rPr>
+        <w:t xml:space="preserve">，次稳定的是具有“3-6-3</w:t>
+      </w:r>
+      <w:r>
+        <w:t xml:space="preserve"> </w:t>
+      </w:r>
+      <w:r>
+        <w:rPr>
+          <w:rFonts w:ascii="Times New Roman" w:hAnsi="Times New Roman" w:cs="Times New Roman" w:eastAsia="SimSun"/>
+        </w:rPr>
+        <w:t xml:space="preserve">三层结构”的</w:t>
+      </w:r>
+      <w:r>
+        <w:t xml:space="preserve"> </w:t>
+      </w:r>
+      <m:oMath>
+        <m:sSub>
+          <m:e>
+            <m:r>
+              <m:rPr>
+                <m:sty m:val="p"/>
+              </m:rPr>
+              <w:rPr>
+                <w:rFonts w:ascii="Times New Roman" w:hAnsi="Times New Roman" w:cs="Times New Roman" w:eastAsia="SimSun"/>
+              </w:rPr>
+              <m:t>S</m:t>
+            </m:r>
+          </m:e>
+          <m:sub>
+            <m:r>
+              <w:rPr>
+                <w:rFonts w:ascii="Times New Roman" w:hAnsi="Times New Roman" w:cs="Times New Roman" w:eastAsia="SimSun"/>
+              </w:rPr>
+              <m:t>12</m:t>
+            </m:r>
+          </m:sub>
+        </m:sSub>
+      </m:oMath>
+      <w:r>
+        <w:rPr>
+          <w:rFonts w:ascii="Times New Roman" w:hAnsi="Times New Roman" w:cs="Times New Roman" w:eastAsia="SimSun"/>
+        </w:rPr>
+        <w:t xml:space="preserve">。它们的分子结构的理想模型均具有较高的对称性，所有硫-硫键化学环境等同；分子沿最高次轴的投影图如下所示：</w:t>
+      </w:r>
+    </w:p>
+    <w:p>
+      <w:pPr>
+        <w:pStyle w:val="BodyText"/>
         <w:keepNext/>
         <w:spacing w:before="120" w:after="40" w:line="240" w:lineRule="auto"/>
         <w:jc w:val="center"/>
@@ -27847,20 +29161,20 @@
       <w:r>
         <w:drawing>
           <wp:inline>
-            <wp:extent cx="2469633" cy="1872000"/>
+            <wp:extent cx="2773680" cy="859535"/>
             <wp:effectExtent b="0" l="0" r="0" t="0"/>
-            <wp:docPr descr="" title="" id="111" name="Picture"/>
+            <wp:docPr descr="" title="" id="112" name="Picture"/>
             <a:graphic>
               <a:graphicData uri="http://schemas.openxmlformats.org/drawingml/2006/picture">
                 <pic:pic>
                   <pic:nvPicPr>
-                    <pic:cNvPr descr="96ea08d2500c9bdb2bfcf5149af01013e005963ef3f593d2ea81ade26fcacaf4.jpg" id="112" name="Picture"/>
+                    <pic:cNvPr descr="104ab7b22373a3dc44971653b35752246d7bdd1db1c930564e74b5e2d7d1789e.jpg" id="113" name="Picture"/>
                     <pic:cNvPicPr>
                       <a:picLocks noChangeArrowheads="1" noChangeAspect="1"/>
                     </pic:cNvPicPr>
                   </pic:nvPicPr>
                   <pic:blipFill>
-                    <a:blip r:embed="rId110"/>
+                    <a:blip r:embed="rId111"/>
                     <a:stretch>
                       <a:fillRect/>
                     </a:stretch>
@@ -27868,7 +29182,7 @@
                   <pic:spPr bwMode="auto">
                     <a:xfrm>
                       <a:off x="0" y="0"/>
-                      <a:ext cx="2469633" cy="1872000"/>
+                      <a:ext cx="2773680" cy="859535"/>
                     </a:xfrm>
                     <a:prstGeom prst="rect">
                       <a:avLst/>
@@ -27897,7 +29211,7 @@
         <w:rPr>
           <w:rFonts w:ascii="Times New Roman" w:hAnsi="Times New Roman" w:cs="Times New Roman" w:eastAsia="SimSun"/>
         </w:rPr>
-        <w:t xml:space="preserve">推导</w:t>
+        <w:t xml:space="preserve">近似认为</w:t>
       </w:r>
       <w:r>
         <w:t xml:space="preserve"> </w:t>
@@ -27906,10 +29220,13 @@
         <m:sSub>
           <m:e>
             <m:r>
-              <w:rPr>
-                <w:rFonts w:ascii="Times New Roman" w:hAnsi="Times New Roman" w:cs="Times New Roman" w:eastAsia="SimSun"/>
-              </w:rPr>
-              <m:t>σ</m:t>
+              <m:rPr>
+                <m:sty m:val="p"/>
+              </m:rPr>
+              <w:rPr>
+                <w:rFonts w:ascii="Times New Roman" w:hAnsi="Times New Roman" w:cs="Times New Roman" w:eastAsia="SimSun"/>
+              </w:rPr>
+              <m:t>S</m:t>
             </m:r>
           </m:e>
           <m:sub>
@@ -27917,7 +29234,7 @@
               <w:rPr>
                 <w:rFonts w:ascii="Times New Roman" w:hAnsi="Times New Roman" w:cs="Times New Roman" w:eastAsia="SimSun"/>
               </w:rPr>
-              <m:t>c</m:t>
+              <m:t>8</m:t>
             </m:r>
           </m:sub>
         </m:sSub>
@@ -27929,7 +29246,7 @@
         <w:rPr>
           <w:rFonts w:ascii="Times New Roman" w:hAnsi="Times New Roman" w:cs="Times New Roman" w:eastAsia="SimSun"/>
         </w:rPr>
-        <w:t xml:space="preserve">与临界半径</w:t>
+        <w:t xml:space="preserve">和</w:t>
       </w:r>
       <w:r>
         <w:t xml:space="preserve"> </w:t>
@@ -27938,10 +29255,13 @@
         <m:sSub>
           <m:e>
             <m:r>
-              <w:rPr>
-                <w:rFonts w:ascii="Times New Roman" w:hAnsi="Times New Roman" w:cs="Times New Roman" w:eastAsia="SimSun"/>
-              </w:rPr>
-              <m:t>r</m:t>
+              <m:rPr>
+                <m:sty m:val="p"/>
+              </m:rPr>
+              <w:rPr>
+                <w:rFonts w:ascii="Times New Roman" w:hAnsi="Times New Roman" w:cs="Times New Roman" w:eastAsia="SimSun"/>
+              </w:rPr>
+              <m:t>S</m:t>
             </m:r>
           </m:e>
           <m:sub>
@@ -27949,7 +29269,7 @@
               <w:rPr>
                 <w:rFonts w:ascii="Times New Roman" w:hAnsi="Times New Roman" w:cs="Times New Roman" w:eastAsia="SimSun"/>
               </w:rPr>
-              <m:t>c</m:t>
+              <m:t>12</m:t>
             </m:r>
           </m:sub>
         </m:sSub>
@@ -27961,229 +29281,61 @@
         <w:rPr>
           <w:rFonts w:ascii="Times New Roman" w:hAnsi="Times New Roman" w:cs="Times New Roman" w:eastAsia="SimSun"/>
         </w:rPr>
-        <w:t xml:space="preserve">的数学表达式，通过计算给出临界半径为饱和二氧化碳溶液中气泡半径的几倍，并计算</w:t>
+        <w:t xml:space="preserve">中所有的</w:t>
+      </w:r>
+      <w:r>
+        <w:t xml:space="preserve"> S-S </w:t>
+      </w:r>
+      <w:r>
+        <w:rPr>
+          <w:rFonts w:ascii="Times New Roman" w:hAnsi="Times New Roman" w:cs="Times New Roman" w:eastAsia="SimSun"/>
+        </w:rPr>
+        <w:t xml:space="preserve">键长都是</w:t>
+      </w:r>
+      <w:r>
+        <w:t xml:space="preserve"> 206 </w:t>
+      </w:r>
+      <w:r>
+        <w:rPr>
+          <w:rFonts w:ascii="Times New Roman" w:hAnsi="Times New Roman" w:cs="Times New Roman" w:eastAsia="SimSun"/>
+        </w:rPr>
+        <w:t xml:space="preserve">pm，所有的</w:t>
+      </w:r>
+      <w:r>
+        <w:t xml:space="preserve"> S-S-S </w:t>
+      </w:r>
+      <w:r>
+        <w:rPr>
+          <w:rFonts w:ascii="Times New Roman" w:hAnsi="Times New Roman" w:cs="Times New Roman" w:eastAsia="SimSun"/>
+        </w:rPr>
+        <w:t xml:space="preserve">键角都是</w:t>
       </w:r>
       <w:r>
         <w:t xml:space="preserve"> </w:t>
       </w:r>
       <m:oMath>
-        <m:sSub>
-          <m:e>
-            <m:r>
-              <w:rPr>
-                <w:rFonts w:ascii="Times New Roman" w:hAnsi="Times New Roman" w:cs="Times New Roman" w:eastAsia="SimSun"/>
-              </w:rPr>
-              <m:t>P</m:t>
-            </m:r>
-          </m:e>
-          <m:sub>
-            <m:r>
-              <w:rPr>
-                <w:rFonts w:ascii="Times New Roman" w:hAnsi="Times New Roman" w:cs="Times New Roman" w:eastAsia="SimSun"/>
-              </w:rPr>
-              <m:t>1</m:t>
-            </m:r>
-          </m:sub>
-        </m:sSub>
-        <m:r>
-          <m:rPr>
-            <m:sty m:val="p"/>
-          </m:rPr>
-          <w:rPr>
-            <w:rFonts w:ascii="Times New Roman" w:hAnsi="Times New Roman" w:cs="Times New Roman" w:eastAsia="SimSun"/>
-          </w:rPr>
-          <m:t>=</m:t>
-        </m:r>
-        <m:r>
-          <w:rPr>
-            <w:rFonts w:ascii="Times New Roman" w:hAnsi="Times New Roman" w:cs="Times New Roman" w:eastAsia="SimSun"/>
-          </w:rPr>
-          <m:t>1</m:t>
-        </m:r>
-        <m:r>
-          <w:rPr>
-            <w:rFonts w:ascii="Times New Roman" w:hAnsi="Times New Roman" w:cs="Times New Roman" w:eastAsia="SimSun"/>
-          </w:rPr>
-          <m:t> </m:t>
-        </m:r>
-        <m:r>
-          <m:rPr>
-            <m:sty m:val="p"/>
-          </m:rPr>
-          <w:rPr>
-            <w:rFonts w:ascii="Times New Roman" w:hAnsi="Times New Roman" w:cs="Times New Roman" w:eastAsia="SimSun"/>
-          </w:rPr>
-          <m:t>a</m:t>
-        </m:r>
-        <m:r>
-          <m:rPr>
-            <m:sty m:val="p"/>
-          </m:rPr>
-          <w:rPr>
-            <w:rFonts w:ascii="Times New Roman" w:hAnsi="Times New Roman" w:cs="Times New Roman" w:eastAsia="SimSun"/>
-          </w:rPr>
-          <m:t>t</m:t>
-        </m:r>
-        <m:r>
-          <m:rPr>
-            <m:sty m:val="p"/>
-          </m:rPr>
-          <w:rPr>
-            <w:rFonts w:ascii="Times New Roman" w:hAnsi="Times New Roman" w:cs="Times New Roman" w:eastAsia="SimSun"/>
-          </w:rPr>
-          <m:t>m</m:t>
-        </m:r>
+        <m:sSup>
+          <m:e>
+            <m:r>
+              <w:rPr>
+                <w:rFonts w:ascii="Times New Roman" w:hAnsi="Times New Roman" w:cs="Times New Roman" w:eastAsia="SimSun"/>
+              </w:rPr>
+              <m:t>107</m:t>
+            </m:r>
+          </m:e>
+          <m:sup>
+            <m:r>
+              <m:rPr>
+                <m:sty m:val="p"/>
+              </m:rPr>
+              <w:rPr>
+                <w:rFonts w:ascii="Times New Roman" w:hAnsi="Times New Roman" w:cs="Times New Roman" w:eastAsia="SimSun"/>
+              </w:rPr>
+              <m:t>∘</m:t>
+            </m:r>
+          </m:sup>
+        </m:sSup>
       </m:oMath>
-      <w:r>
-        <w:t xml:space="preserve"> </w:t>
-      </w:r>
-      <w:r>
-        <w:t xml:space="preserve">、</w:t>
-      </w:r>
-      <w:r>
-        <w:t xml:space="preserve"> </w:t>
-      </w:r>
-      <m:oMath>
-        <m:r>
-          <w:rPr>
-            <w:rFonts w:ascii="Times New Roman" w:hAnsi="Times New Roman" w:cs="Times New Roman" w:eastAsia="SimSun"/>
-          </w:rPr>
-          <m:t>α</m:t>
-        </m:r>
-        <m:r>
-          <m:rPr>
-            <m:sty m:val="p"/>
-          </m:rPr>
-          <w:rPr>
-            <w:rFonts w:ascii="Times New Roman" w:hAnsi="Times New Roman" w:cs="Times New Roman" w:eastAsia="SimSun"/>
-          </w:rPr>
-          <m:t>=</m:t>
-        </m:r>
-        <m:r>
-          <w:rPr>
-            <w:rFonts w:ascii="Times New Roman" w:hAnsi="Times New Roman" w:cs="Times New Roman" w:eastAsia="SimSun"/>
-          </w:rPr>
-          <m:t>72</m:t>
-        </m:r>
-        <m:r>
-          <w:rPr>
-            <w:rFonts w:ascii="Times New Roman" w:hAnsi="Times New Roman" w:cs="Times New Roman" w:eastAsia="SimSun"/>
-          </w:rPr>
-          <m:t>m</m:t>
-        </m:r>
-        <m:r>
-          <w:rPr>
-            <w:rFonts w:ascii="Times New Roman" w:hAnsi="Times New Roman" w:cs="Times New Roman" w:eastAsia="SimSun"/>
-          </w:rPr>
-          <m:t>N</m:t>
-        </m:r>
-        <m:r>
-          <m:rPr>
-            <m:sty m:val="p"/>
-          </m:rPr>
-          <w:rPr>
-            <w:rFonts w:ascii="Times New Roman" w:hAnsi="Times New Roman" w:cs="Times New Roman" w:eastAsia="SimSun"/>
-          </w:rPr>
-          <m:t>/</m:t>
-        </m:r>
-        <m:r>
-          <w:rPr>
-            <w:rFonts w:ascii="Times New Roman" w:hAnsi="Times New Roman" w:cs="Times New Roman" w:eastAsia="SimSun"/>
-          </w:rPr>
-          <m:t>m</m:t>
-        </m:r>
-      </m:oMath>
-      <w:r>
-        <w:t xml:space="preserve"> </w:t>
-      </w:r>
-      <w:r>
-        <w:t xml:space="preserve">、</w:t>
-      </w:r>
-      <w:r>
-        <w:t xml:space="preserve"> </w:t>
-      </w:r>
-      <m:oMath>
-        <m:sSub>
-          <m:e>
-            <m:r>
-              <w:rPr>
-                <w:rFonts w:ascii="Times New Roman" w:hAnsi="Times New Roman" w:cs="Times New Roman" w:eastAsia="SimSun"/>
-              </w:rPr>
-              <m:t>r</m:t>
-            </m:r>
-          </m:e>
-          <m:sub>
-            <m:r>
-              <w:rPr>
-                <w:rFonts w:ascii="Times New Roman" w:hAnsi="Times New Roman" w:cs="Times New Roman" w:eastAsia="SimSun"/>
-              </w:rPr>
-              <m:t>0</m:t>
-            </m:r>
-          </m:sub>
-        </m:sSub>
-        <m:r>
-          <m:rPr>
-            <m:sty m:val="p"/>
-          </m:rPr>
-          <w:rPr>
-            <w:rFonts w:ascii="Times New Roman" w:hAnsi="Times New Roman" w:cs="Times New Roman" w:eastAsia="SimSun"/>
-          </w:rPr>
-          <m:t>=</m:t>
-        </m:r>
-        <m:r>
-          <w:rPr>
-            <w:rFonts w:ascii="Times New Roman" w:hAnsi="Times New Roman" w:cs="Times New Roman" w:eastAsia="SimSun"/>
-          </w:rPr>
-          <m:t>0.284</m:t>
-        </m:r>
-        <m:r>
-          <w:rPr>
-            <w:rFonts w:ascii="Times New Roman" w:hAnsi="Times New Roman" w:cs="Times New Roman" w:eastAsia="SimSun"/>
-          </w:rPr>
-          <m:t>μ</m:t>
-        </m:r>
-        <m:r>
-          <w:rPr>
-            <w:rFonts w:ascii="Times New Roman" w:hAnsi="Times New Roman" w:cs="Times New Roman" w:eastAsia="SimSun"/>
-          </w:rPr>
-          <m:t>m</m:t>
-        </m:r>
-      </m:oMath>
-      <w:r>
-        <w:t xml:space="preserve"> </w:t>
-      </w:r>
-      <w:r>
-        <w:rPr>
-          <w:rFonts w:ascii="Times New Roman" w:hAnsi="Times New Roman" w:cs="Times New Roman" w:eastAsia="SimSun"/>
-        </w:rPr>
-        <w:t xml:space="preserve">对应的</w:t>
-      </w:r>
-      <w:r>
-        <w:t xml:space="preserve"> </w:t>
-      </w:r>
-      <m:oMath>
-        <m:sSub>
-          <m:e>
-            <m:r>
-              <w:rPr>
-                <w:rFonts w:ascii="Times New Roman" w:hAnsi="Times New Roman" w:cs="Times New Roman" w:eastAsia="SimSun"/>
-              </w:rPr>
-              <m:t>σ</m:t>
-            </m:r>
-          </m:e>
-          <m:sub>
-            <m:r>
-              <w:rPr>
-                <w:rFonts w:ascii="Times New Roman" w:hAnsi="Times New Roman" w:cs="Times New Roman" w:eastAsia="SimSun"/>
-              </w:rPr>
-              <m:t>c</m:t>
-            </m:r>
-          </m:sub>
-        </m:sSub>
-      </m:oMath>
-      <w:r>
-        <w:t xml:space="preserve"> </w:t>
-      </w:r>
       <w:r>
         <w:t xml:space="preserve">。</w:t>
       </w:r>
@@ -28194,40 +29346,28 @@
         <w:spacing w:before="0" w:after="0" w:line="276" w:lineRule="auto"/>
       </w:pPr>
       <w:r>
-        <w:t xml:space="preserve">10-5-2 </w:t>
-      </w:r>
-      <w:r>
-        <w:rPr>
-          <w:rFonts w:ascii="Times New Roman" w:hAnsi="Times New Roman" w:cs="Times New Roman" w:eastAsia="SimSun"/>
-        </w:rPr>
-        <w:t xml:space="preserve">在</w:t>
+        <w:t xml:space="preserve">11-2-1 </w:t>
+      </w:r>
+      <w:r>
+        <w:rPr>
+          <w:rFonts w:ascii="Times New Roman" w:hAnsi="Times New Roman" w:cs="Times New Roman" w:eastAsia="SimSun"/>
+        </w:rPr>
+        <w:t xml:space="preserve">计算</w:t>
       </w:r>
       <w:r>
         <w:t xml:space="preserve"> </w:t>
       </w:r>
       <m:oMath>
-        <m:r>
-          <w:rPr>
-            <w:rFonts w:ascii="Times New Roman" w:hAnsi="Times New Roman" w:cs="Times New Roman" w:eastAsia="SimSun"/>
-          </w:rPr>
-          <m:t>σ</m:t>
-        </m:r>
-        <m:r>
-          <m:rPr>
-            <m:sty m:val="p"/>
-          </m:rPr>
-          <w:rPr>
-            <w:rFonts w:ascii="Times New Roman" w:hAnsi="Times New Roman" w:cs="Times New Roman" w:eastAsia="SimSun"/>
-          </w:rPr>
-          <m:t>&gt;</m:t>
-        </m:r>
         <m:sSub>
           <m:e>
             <m:r>
-              <w:rPr>
-                <w:rFonts w:ascii="Times New Roman" w:hAnsi="Times New Roman" w:cs="Times New Roman" w:eastAsia="SimSun"/>
-              </w:rPr>
-              <m:t>σ</m:t>
+              <m:rPr>
+                <m:sty m:val="p"/>
+              </m:rPr>
+              <w:rPr>
+                <w:rFonts w:ascii="Times New Roman" w:hAnsi="Times New Roman" w:cs="Times New Roman" w:eastAsia="SimSun"/>
+              </w:rPr>
+              <m:t>S</m:t>
             </m:r>
           </m:e>
           <m:sub>
@@ -28235,7 +29375,7 @@
               <w:rPr>
                 <w:rFonts w:ascii="Times New Roman" w:hAnsi="Times New Roman" w:cs="Times New Roman" w:eastAsia="SimSun"/>
               </w:rPr>
-              <m:t>c</m:t>
+              <m:t>8</m:t>
             </m:r>
           </m:sub>
         </m:sSub>
@@ -28247,23 +29387,25 @@
         <w:rPr>
           <w:rFonts w:ascii="Times New Roman" w:hAnsi="Times New Roman" w:cs="Times New Roman" w:eastAsia="SimSun"/>
         </w:rPr>
-        <w:t xml:space="preserve">的二氧化碳水溶液中，可观测到二氧化碳气泡保持近乎静止的缓慢生长状态。下列说法正确的是（）</w:t>
-      </w:r>
-    </w:p>
-    <w:p>
-      <w:pPr>
-        <w:pStyle w:val="BodyText"/>
-        <w:spacing w:before="0" w:after="0" w:line="276" w:lineRule="auto"/>
-        <w:ind w:firstLineChars="200" w:firstLine="420"/>
-      </w:pPr>
-      <w:r>
-        <w:t xml:space="preserve">A. </w:t>
-      </w:r>
-      <w:r>
-        <w:rPr>
-          <w:rFonts w:ascii="Times New Roman" w:hAnsi="Times New Roman" w:cs="Times New Roman" w:eastAsia="SimSun"/>
-        </w:rPr>
-        <w:t xml:space="preserve">该现象说明溶液中存在热力学亚稳态平衡的二氧化碳气泡，临界半径</w:t>
+        <w:t xml:space="preserve">中原子</w:t>
+      </w:r>
+      <w:r>
+        <w:t xml:space="preserve"> 1 </w:t>
+      </w:r>
+      <w:r>
+        <w:rPr>
+          <w:rFonts w:ascii="Times New Roman" w:hAnsi="Times New Roman" w:cs="Times New Roman" w:eastAsia="SimSun"/>
+        </w:rPr>
+        <w:t xml:space="preserve">和</w:t>
+      </w:r>
+      <w:r>
+        <w:t xml:space="preserve"> 2 </w:t>
+      </w:r>
+      <w:r>
+        <w:rPr>
+          <w:rFonts w:ascii="Times New Roman" w:hAnsi="Times New Roman" w:cs="Times New Roman" w:eastAsia="SimSun"/>
+        </w:rPr>
+        <w:t xml:space="preserve">之间的距离以及</w:t>
       </w:r>
       <w:r>
         <w:t xml:space="preserve"> </w:t>
@@ -28272,10 +29414,13 @@
         <m:sSub>
           <m:e>
             <m:r>
-              <w:rPr>
-                <w:rFonts w:ascii="Times New Roman" w:hAnsi="Times New Roman" w:cs="Times New Roman" w:eastAsia="SimSun"/>
-              </w:rPr>
-              <m:t>r</m:t>
+              <m:rPr>
+                <m:sty m:val="p"/>
+              </m:rPr>
+              <w:rPr>
+                <w:rFonts w:ascii="Times New Roman" w:hAnsi="Times New Roman" w:cs="Times New Roman" w:eastAsia="SimSun"/>
+              </w:rPr>
+              <m:t>S</m:t>
             </m:r>
           </m:e>
           <m:sub>
@@ -28283,7 +29428,7 @@
               <w:rPr>
                 <w:rFonts w:ascii="Times New Roman" w:hAnsi="Times New Roman" w:cs="Times New Roman" w:eastAsia="SimSun"/>
               </w:rPr>
-              <m:t>c</m:t>
+              <m:t>12</m:t>
             </m:r>
           </m:sub>
         </m:sSub>
@@ -28295,261 +29440,25 @@
         <w:rPr>
           <w:rFonts w:ascii="Times New Roman" w:hAnsi="Times New Roman" w:cs="Times New Roman" w:eastAsia="SimSun"/>
         </w:rPr>
-        <w:t xml:space="preserve">即为亚稳态平衡半径</w:t>
-      </w:r>
-    </w:p>
-    <w:p>
-      <w:pPr>
-        <w:pStyle w:val="BodyText"/>
-        <w:spacing w:before="0" w:after="0" w:line="276" w:lineRule="auto"/>
-        <w:ind w:firstLineChars="200" w:firstLine="420"/>
-      </w:pPr>
-      <w:r>
-        <w:t xml:space="preserve">B. </w:t>
-      </w:r>
-      <w:r>
-        <w:rPr>
-          <w:rFonts w:ascii="Times New Roman" w:hAnsi="Times New Roman" w:cs="Times New Roman" w:eastAsia="SimSun"/>
-        </w:rPr>
-        <w:t xml:space="preserve">半径小于</w:t>
-      </w:r>
-      <w:r>
-        <w:t xml:space="preserve"> </w:t>
-      </w:r>
-      <m:oMath>
-        <m:sSub>
-          <m:e>
-            <m:r>
-              <w:rPr>
-                <w:rFonts w:ascii="Times New Roman" w:hAnsi="Times New Roman" w:cs="Times New Roman" w:eastAsia="SimSun"/>
-              </w:rPr>
-              <m:t>r</m:t>
-            </m:r>
-          </m:e>
-          <m:sub>
-            <m:r>
-              <w:rPr>
-                <w:rFonts w:ascii="Times New Roman" w:hAnsi="Times New Roman" w:cs="Times New Roman" w:eastAsia="SimSun"/>
-              </w:rPr>
-              <m:t>c</m:t>
-            </m:r>
-          </m:sub>
-        </m:sSub>
-      </m:oMath>
-      <w:r>
-        <w:t xml:space="preserve"> </w:t>
-      </w:r>
-      <w:r>
-        <w:rPr>
-          <w:rFonts w:ascii="Times New Roman" w:hAnsi="Times New Roman" w:cs="Times New Roman" w:eastAsia="SimSun"/>
-        </w:rPr>
-        <w:t xml:space="preserve">的气泡因界面附加压力大于传质驱动力，会持续收缩直至消失；溶液</w:t>
-      </w:r>
-      <w:r>
-        <w:t xml:space="preserve"> </w:t>
-      </w:r>
-      <m:oMath>
-        <m:r>
-          <w:rPr>
-            <w:rFonts w:ascii="Times New Roman" w:hAnsi="Times New Roman" w:cs="Times New Roman" w:eastAsia="SimSun"/>
-          </w:rPr>
-          <m:t>σ</m:t>
-        </m:r>
-      </m:oMath>
-      <w:r>
-        <w:t xml:space="preserve"> </w:t>
-      </w:r>
-      <w:r>
-        <w:rPr>
-          <w:rFonts w:ascii="Times New Roman" w:hAnsi="Times New Roman" w:cs="Times New Roman" w:eastAsia="SimSun"/>
-        </w:rPr>
-        <w:t xml:space="preserve">越大，收缩速率越快</w:t>
-      </w:r>
-      <w:r>
-        <w:t xml:space="preserve"> </w:t>
-      </w:r>
-      <w:r>
-        <w:t xml:space="preserve">C. </w:t>
-      </w:r>
-      <w:r>
-        <w:rPr>
-          <w:rFonts w:ascii="Times New Roman" w:hAnsi="Times New Roman" w:cs="Times New Roman" w:eastAsia="SimSun"/>
-        </w:rPr>
-        <w:t xml:space="preserve">该体系不存在真正的热力学平衡态气泡，半径小于</w:t>
-      </w:r>
-      <w:r>
-        <w:t xml:space="preserve"> </w:t>
-      </w:r>
-      <m:oMath>
-        <m:sSub>
-          <m:e>
-            <m:r>
-              <w:rPr>
-                <w:rFonts w:ascii="Times New Roman" w:hAnsi="Times New Roman" w:cs="Times New Roman" w:eastAsia="SimSun"/>
-              </w:rPr>
-              <m:t>r</m:t>
-            </m:r>
-          </m:e>
-          <m:sub>
-            <m:r>
-              <w:rPr>
-                <w:rFonts w:ascii="Times New Roman" w:hAnsi="Times New Roman" w:cs="Times New Roman" w:eastAsia="SimSun"/>
-              </w:rPr>
-              <m:t>c</m:t>
-            </m:r>
-          </m:sub>
-        </m:sSub>
-      </m:oMath>
-      <w:r>
-        <w:t xml:space="preserve"> </w:t>
-      </w:r>
-      <w:r>
-        <w:rPr>
-          <w:rFonts w:ascii="Times New Roman" w:hAnsi="Times New Roman" w:cs="Times New Roman" w:eastAsia="SimSun"/>
-        </w:rPr>
-        <w:t xml:space="preserve">的气泡会吸收溶解的</w:t>
-      </w:r>
-      <w:r>
-        <w:t xml:space="preserve"> </w:t>
-      </w:r>
-      <m:oMath>
-        <m:r>
-          <m:rPr>
-            <m:sty m:val="p"/>
-          </m:rPr>
-          <w:rPr>
-            <w:rFonts w:ascii="Times New Roman" w:hAnsi="Times New Roman" w:cs="Times New Roman" w:eastAsia="SimSun"/>
-          </w:rPr>
-          <m:t>C</m:t>
-        </m:r>
-        <m:sSub>
-          <m:e>
-            <m:r>
-              <m:rPr>
-                <m:sty m:val="p"/>
-              </m:rPr>
-              <w:rPr>
-                <w:rFonts w:ascii="Times New Roman" w:hAnsi="Times New Roman" w:cs="Times New Roman" w:eastAsia="SimSun"/>
-              </w:rPr>
-              <m:t>O</m:t>
-            </m:r>
-          </m:e>
-          <m:sub>
-            <m:r>
-              <w:rPr>
-                <w:rFonts w:ascii="Times New Roman" w:hAnsi="Times New Roman" w:cs="Times New Roman" w:eastAsia="SimSun"/>
-              </w:rPr>
-              <m:t>2</m:t>
-            </m:r>
-          </m:sub>
-        </m:sSub>
-      </m:oMath>
-      <w:r>
-        <w:t xml:space="preserve"> </w:t>
-      </w:r>
-      <w:r>
-        <w:rPr>
-          <w:rFonts w:ascii="Times New Roman" w:hAnsi="Times New Roman" w:cs="Times New Roman" w:eastAsia="SimSun"/>
-        </w:rPr>
-        <w:t xml:space="preserve">逐渐膨胀，最终生长为大气泡</w:t>
-      </w:r>
-    </w:p>
-    <w:p>
-      <w:pPr>
-        <w:pStyle w:val="BodyText"/>
-        <w:spacing w:before="0" w:after="0" w:line="276" w:lineRule="auto"/>
-        <w:ind w:firstLineChars="200" w:firstLine="420"/>
-      </w:pPr>
-      <w:r>
-        <w:t xml:space="preserve">D. </w:t>
-      </w:r>
-      <w:r>
-        <w:rPr>
-          <w:rFonts w:ascii="Times New Roman" w:hAnsi="Times New Roman" w:cs="Times New Roman" w:eastAsia="SimSun"/>
-        </w:rPr>
-        <w:t xml:space="preserve">溶液的过饱和度</w:t>
-      </w:r>
-      <w:r>
-        <w:t xml:space="preserve"> </w:t>
-      </w:r>
-      <m:oMath>
-        <m:r>
-          <w:rPr>
-            <w:rFonts w:ascii="Times New Roman" w:hAnsi="Times New Roman" w:cs="Times New Roman" w:eastAsia="SimSun"/>
-          </w:rPr>
-          <m:t>σ</m:t>
-        </m:r>
-      </m:oMath>
-      <w:r>
-        <w:t xml:space="preserve"> </w:t>
-      </w:r>
-      <w:r>
-        <w:rPr>
-          <w:rFonts w:ascii="Times New Roman" w:hAnsi="Times New Roman" w:cs="Times New Roman" w:eastAsia="SimSun"/>
-        </w:rPr>
-        <w:t xml:space="preserve">越大,</w:t>
-      </w:r>
-      <w:r>
-        <w:t xml:space="preserve"> </w:t>
-      </w:r>
-      <w:r>
-        <w:rPr>
-          <w:rFonts w:ascii="Times New Roman" w:hAnsi="Times New Roman" w:cs="Times New Roman" w:eastAsia="SimSun"/>
-        </w:rPr>
-        <w:t xml:space="preserve">气液两相</w:t>
-      </w:r>
-      <w:r>
-        <w:t xml:space="preserve"> </w:t>
-      </w:r>
-      <m:oMath>
-        <m:sSub>
-          <m:e>
-            <m:r>
-              <m:rPr>
-                <m:sty m:val="p"/>
-              </m:rPr>
-              <w:rPr>
-                <w:rFonts w:ascii="Times New Roman" w:hAnsi="Times New Roman" w:cs="Times New Roman" w:eastAsia="SimSun"/>
-              </w:rPr>
-              <m:t>C</m:t>
-            </m:r>
-            <m:r>
-              <m:rPr>
-                <m:sty m:val="p"/>
-              </m:rPr>
-              <w:rPr>
-                <w:rFonts w:ascii="Times New Roman" w:hAnsi="Times New Roman" w:cs="Times New Roman" w:eastAsia="SimSun"/>
-              </w:rPr>
-              <m:t>O</m:t>
-            </m:r>
-          </m:e>
-          <m:sub>
-            <m:r>
-              <w:rPr>
-                <w:rFonts w:ascii="Times New Roman" w:hAnsi="Times New Roman" w:cs="Times New Roman" w:eastAsia="SimSun"/>
-              </w:rPr>
-              <m:t>2</m:t>
-            </m:r>
-          </m:sub>
-        </m:sSub>
-      </m:oMath>
-      <w:r>
-        <w:t xml:space="preserve"> </w:t>
-      </w:r>
-      <w:r>
-        <w:rPr>
-          <w:rFonts w:ascii="Times New Roman" w:hAnsi="Times New Roman" w:cs="Times New Roman" w:eastAsia="SimSun"/>
-        </w:rPr>
-        <w:t xml:space="preserve">的化学势差越大,</w:t>
-      </w:r>
-      <w:r>
-        <w:t xml:space="preserve"> </w:t>
-      </w:r>
-      <w:r>
-        <w:rPr>
-          <w:rFonts w:ascii="Times New Roman" w:hAnsi="Times New Roman" w:cs="Times New Roman" w:eastAsia="SimSun"/>
-        </w:rPr>
-        <w:t xml:space="preserve">气泡的生长变化速率越快</w:t>
+        <w:t xml:space="preserve">中原子</w:t>
+      </w:r>
+      <w:r>
+        <w:t xml:space="preserve"> 3 </w:t>
+      </w:r>
+      <w:r>
+        <w:rPr>
+          <w:rFonts w:ascii="Times New Roman" w:hAnsi="Times New Roman" w:cs="Times New Roman" w:eastAsia="SimSun"/>
+        </w:rPr>
+        <w:t xml:space="preserve">和</w:t>
+      </w:r>
+      <w:r>
+        <w:t xml:space="preserve"> 4 </w:t>
+      </w:r>
+      <w:r>
+        <w:rPr>
+          <w:rFonts w:ascii="Times New Roman" w:hAnsi="Times New Roman" w:cs="Times New Roman" w:eastAsia="SimSun"/>
+        </w:rPr>
+        <w:t xml:space="preserve">之间的距离。</w:t>
       </w:r>
     </w:p>
     <w:p>
@@ -28558,616 +29467,40 @@
         <w:spacing w:before="0" w:after="0" w:line="276" w:lineRule="auto"/>
       </w:pPr>
       <w:r>
-        <w:t xml:space="preserve">10-6 </w:t>
-      </w:r>
-      <w:r>
-        <w:rPr>
-          <w:rFonts w:ascii="Times New Roman" w:hAnsi="Times New Roman" w:cs="Times New Roman" w:eastAsia="SimSun"/>
-        </w:rPr>
-        <w:t xml:space="preserve">在前述讨论中，均未考虑部分二氧化碳在水中的解离，若考虑这一事实，临界情况（</w:t>
-      </w:r>
-      <w:r>
-        <w:t xml:space="preserve"> </w:t>
-      </w:r>
-      <m:oMath>
-        <m:sSub>
-          <m:e>
-            <m:r>
-              <w:rPr>
-                <w:rFonts w:ascii="Times New Roman" w:hAnsi="Times New Roman" w:cs="Times New Roman" w:eastAsia="SimSun"/>
-              </w:rPr>
-              <m:t>σ</m:t>
-            </m:r>
-          </m:e>
-          <m:sub>
-            <m:r>
-              <m:rPr>
-                <m:sty m:val="p"/>
-              </m:rPr>
-              <w:rPr>
-                <w:rFonts w:ascii="Times New Roman" w:hAnsi="Times New Roman" w:cs="Times New Roman" w:eastAsia="SimSun"/>
-              </w:rPr>
-              <m:t>c</m:t>
-            </m:r>
-          </m:sub>
-        </m:sSub>
-      </m:oMath>
-      <w:r>
-        <w:t xml:space="preserve"> </w:t>
-      </w:r>
-      <w:r>
-        <w:t xml:space="preserve">、</w:t>
-      </w:r>
-      <w:r>
-        <w:t xml:space="preserve"> </w:t>
-      </w:r>
-      <m:oMath>
-        <m:sSub>
-          <m:e>
-            <m:r>
-              <m:rPr>
-                <m:sty m:val="bi"/>
-              </m:rPr>
-              <w:rPr>
-                <w:rFonts w:ascii="Times New Roman" w:hAnsi="Times New Roman" w:cs="Times New Roman" w:eastAsia="SimSun"/>
-              </w:rPr>
-              <m:t>r</m:t>
-            </m:r>
-          </m:e>
-          <m:sub>
-            <m:r>
-              <m:rPr>
-                <m:sty m:val="p"/>
-              </m:rPr>
-              <w:rPr>
-                <w:rFonts w:ascii="Times New Roman" w:hAnsi="Times New Roman" w:cs="Times New Roman" w:eastAsia="SimSun"/>
-              </w:rPr>
-              <m:t>c</m:t>
-            </m:r>
-          </m:sub>
-        </m:sSub>
-      </m:oMath>
-      <w:r>
-        <w:t xml:space="preserve"> </w:t>
-      </w:r>
-      <w:r>
-        <w:rPr>
-          <w:rFonts w:ascii="Times New Roman" w:hAnsi="Times New Roman" w:cs="Times New Roman" w:eastAsia="SimSun"/>
-        </w:rPr>
-        <w:t xml:space="preserve">）下对应的二氧化碳浓度会比未考虑时更高还是更低？</w:t>
-      </w:r>
-    </w:p>
-    <w:bookmarkEnd w:id="113"/>
-    <w:bookmarkStart w:id="120" w:name="第-11-题12-分硫单质的结构基序与液态硫聚合平衡"/>
-    <w:p>
-      <w:pPr>
-        <w:pStyle w:val="Heading3"/>
-      </w:pPr>
-      <w:r>
-        <w:rPr>
-          <w:rFonts w:ascii="Times New Roman" w:hAnsi="Times New Roman" w:cs="Times New Roman" w:eastAsia="SimSun"/>
-        </w:rPr>
-        <w:t xml:space="preserve">第</w:t>
-      </w:r>
-      <w:r>
-        <w:t xml:space="preserve"> 11 </w:t>
-      </w:r>
-      <w:r>
-        <w:rPr>
-          <w:rFonts w:ascii="Times New Roman" w:hAnsi="Times New Roman" w:cs="Times New Roman" w:eastAsia="SimSun"/>
-        </w:rPr>
-        <w:t xml:space="preserve">题（12</w:t>
-      </w:r>
-      <w:r>
-        <w:t xml:space="preserve"> </w:t>
-      </w:r>
-      <w:r>
-        <w:rPr>
-          <w:rFonts w:ascii="Times New Roman" w:hAnsi="Times New Roman" w:cs="Times New Roman" w:eastAsia="SimSun"/>
-        </w:rPr>
-        <w:t xml:space="preserve">分）硫单质的结构、基序与液态硫聚合平衡</w:t>
-      </w:r>
-    </w:p>
-    <w:p>
-      <w:pPr>
-        <w:pStyle w:val="FirstParagraph"/>
-        <w:spacing w:before="0" w:after="0" w:line="276" w:lineRule="auto"/>
-      </w:pPr>
-      <w:r>
-        <w:t xml:space="preserve">11-1 </w:t>
-      </w:r>
-      <w:r>
-        <w:rPr>
-          <w:rFonts w:ascii="Times New Roman" w:hAnsi="Times New Roman" w:cs="Times New Roman" w:eastAsia="SimSun"/>
-        </w:rPr>
-        <w:t xml:space="preserve">在气相的硫单质中，存在着</w:t>
-      </w:r>
-      <w:r>
-        <w:t xml:space="preserve"> </w:t>
-      </w:r>
-      <m:oMath>
-        <m:sSub>
-          <m:e>
-            <m:r>
-              <m:rPr>
-                <m:sty m:val="p"/>
-              </m:rPr>
-              <w:rPr>
-                <w:rFonts w:ascii="Times New Roman" w:hAnsi="Times New Roman" w:cs="Times New Roman" w:eastAsia="SimSun"/>
-              </w:rPr>
-              <m:t>S</m:t>
-            </m:r>
-          </m:e>
-          <m:sub>
-            <m:r>
-              <w:rPr>
-                <w:rFonts w:ascii="Times New Roman" w:hAnsi="Times New Roman" w:cs="Times New Roman" w:eastAsia="SimSun"/>
-              </w:rPr>
-              <m:t>2</m:t>
-            </m:r>
-          </m:sub>
-        </m:sSub>
-      </m:oMath>
-      <w:r>
-        <w:t xml:space="preserve">、</w:t>
-      </w:r>
-      <m:oMath>
-        <m:sSub>
-          <m:e>
-            <m:r>
-              <m:rPr>
-                <m:sty m:val="p"/>
-              </m:rPr>
-              <w:rPr>
-                <w:rFonts w:ascii="Times New Roman" w:hAnsi="Times New Roman" w:cs="Times New Roman" w:eastAsia="SimSun"/>
-              </w:rPr>
-              <m:t>S</m:t>
-            </m:r>
-          </m:e>
-          <m:sub>
-            <m:r>
-              <w:rPr>
-                <w:rFonts w:ascii="Times New Roman" w:hAnsi="Times New Roman" w:cs="Times New Roman" w:eastAsia="SimSun"/>
-              </w:rPr>
-              <m:t>3</m:t>
-            </m:r>
-          </m:sub>
-        </m:sSub>
-      </m:oMath>
-      <w:r>
-        <w:t xml:space="preserve">、</w:t>
-      </w:r>
-      <m:oMath>
-        <m:sSub>
-          <m:e>
-            <m:r>
-              <m:rPr>
-                <m:sty m:val="p"/>
-              </m:rPr>
-              <w:rPr>
-                <w:rFonts w:ascii="Times New Roman" w:hAnsi="Times New Roman" w:cs="Times New Roman" w:eastAsia="SimSun"/>
-              </w:rPr>
-              <m:t>S</m:t>
-            </m:r>
-          </m:e>
-          <m:sub>
-            <m:r>
-              <w:rPr>
-                <w:rFonts w:ascii="Times New Roman" w:hAnsi="Times New Roman" w:cs="Times New Roman" w:eastAsia="SimSun"/>
-              </w:rPr>
-              <m:t>4</m:t>
-            </m:r>
-          </m:sub>
-        </m:sSub>
-      </m:oMath>
-      <w:r>
-        <w:t xml:space="preserve"> </w:t>
-      </w:r>
-      <w:r>
-        <w:rPr>
-          <w:rFonts w:ascii="Times New Roman" w:hAnsi="Times New Roman" w:cs="Times New Roman" w:eastAsia="SimSun"/>
-        </w:rPr>
-        <w:t xml:space="preserve">等硫的气态小分子。</w:t>
-      </w:r>
-    </w:p>
-    <w:p>
-      <w:pPr>
-        <w:pStyle w:val="BodyText"/>
-        <w:spacing w:before="0" w:after="0" w:line="276" w:lineRule="auto"/>
-      </w:pPr>
-      <w:r>
-        <w:t xml:space="preserve">11-1-1 </w:t>
-      </w:r>
-      <w:r>
-        <w:rPr>
-          <w:rFonts w:ascii="Times New Roman" w:hAnsi="Times New Roman" w:cs="Times New Roman" w:eastAsia="SimSun"/>
-        </w:rPr>
-        <w:t xml:space="preserve">写出气态</w:t>
-      </w:r>
-      <w:r>
-        <w:t xml:space="preserve"> </w:t>
-      </w:r>
-      <m:oMath>
-        <m:sSub>
-          <m:e>
-            <m:r>
-              <m:rPr>
-                <m:sty m:val="p"/>
-              </m:rPr>
-              <w:rPr>
-                <w:rFonts w:ascii="Times New Roman" w:hAnsi="Times New Roman" w:cs="Times New Roman" w:eastAsia="SimSun"/>
-              </w:rPr>
-              <m:t>S</m:t>
-            </m:r>
-          </m:e>
-          <m:sub>
-            <m:r>
-              <w:rPr>
-                <w:rFonts w:ascii="Times New Roman" w:hAnsi="Times New Roman" w:cs="Times New Roman" w:eastAsia="SimSun"/>
-              </w:rPr>
-              <m:t>2</m:t>
-            </m:r>
-          </m:sub>
-        </m:sSub>
-      </m:oMath>
-      <w:r>
-        <w:t xml:space="preserve"> </w:t>
-      </w:r>
-      <w:r>
-        <w:rPr>
-          <w:rFonts w:ascii="Times New Roman" w:hAnsi="Times New Roman" w:cs="Times New Roman" w:eastAsia="SimSun"/>
-        </w:rPr>
-        <w:t xml:space="preserve">分子的价电子排布式；指出其磁属性（顺磁性/抗磁性）。</w:t>
-      </w:r>
-    </w:p>
-    <w:p>
-      <w:pPr>
-        <w:pStyle w:val="BodyText"/>
-        <w:spacing w:before="0" w:after="0" w:line="276" w:lineRule="auto"/>
-      </w:pPr>
-      <w:r>
-        <w:t xml:space="preserve">11-1-2 </w:t>
-      </w:r>
-      <w:r>
-        <w:rPr>
-          <w:rFonts w:ascii="Times New Roman" w:hAnsi="Times New Roman" w:cs="Times New Roman" w:eastAsia="SimSun"/>
-        </w:rPr>
-        <w:t xml:space="preserve">对于</w:t>
-      </w:r>
-      <w:r>
-        <w:t xml:space="preserve"> </w:t>
-      </w:r>
-      <m:oMath>
-        <m:sSub>
-          <m:e>
-            <m:r>
-              <m:rPr>
-                <m:sty m:val="p"/>
-              </m:rPr>
-              <w:rPr>
-                <w:rFonts w:ascii="Times New Roman" w:hAnsi="Times New Roman" w:cs="Times New Roman" w:eastAsia="SimSun"/>
-              </w:rPr>
-              <m:t>S</m:t>
-            </m:r>
-          </m:e>
-          <m:sub>
-            <m:r>
-              <w:rPr>
-                <w:rFonts w:ascii="Times New Roman" w:hAnsi="Times New Roman" w:cs="Times New Roman" w:eastAsia="SimSun"/>
-              </w:rPr>
-              <m:t>4</m:t>
-            </m:r>
-          </m:sub>
-        </m:sSub>
-      </m:oMath>
-      <w:r>
-        <w:t xml:space="preserve"> </w:t>
-      </w:r>
-      <w:r>
-        <w:rPr>
-          <w:rFonts w:ascii="Times New Roman" w:hAnsi="Times New Roman" w:cs="Times New Roman" w:eastAsia="SimSun"/>
-        </w:rPr>
-        <w:t xml:space="preserve">的结构，曾经人们通过计算化学认为，</w:t>
-      </w:r>
-      <m:oMath>
-        <m:sSub>
-          <m:e>
-            <m:r>
-              <m:rPr>
-                <m:sty m:val="p"/>
-              </m:rPr>
-              <w:rPr>
-                <w:rFonts w:ascii="Times New Roman" w:hAnsi="Times New Roman" w:cs="Times New Roman" w:eastAsia="SimSun"/>
-              </w:rPr>
-              <m:t>S</m:t>
-            </m:r>
-          </m:e>
-          <m:sub>
-            <m:r>
-              <w:rPr>
-                <w:rFonts w:ascii="Times New Roman" w:hAnsi="Times New Roman" w:cs="Times New Roman" w:eastAsia="SimSun"/>
-              </w:rPr>
-              <m:t>4</m:t>
-            </m:r>
-          </m:sub>
-        </m:sSub>
-      </m:oMath>
-      <w:r>
-        <w:t xml:space="preserve"> </w:t>
-      </w:r>
-      <w:r>
-        <w:rPr>
-          <w:rFonts w:ascii="Times New Roman" w:hAnsi="Times New Roman" w:cs="Times New Roman" w:eastAsia="SimSun"/>
-        </w:rPr>
-        <w:t xml:space="preserve">的气相最稳定结构为含三次轴的全平面结构</w:t>
-      </w:r>
-      <w:r>
-        <w:t xml:space="preserve"> </w:t>
-      </w:r>
-      <w:r>
-        <w:rPr>
-          <w:rFonts w:ascii="Times New Roman" w:hAnsi="Times New Roman" w:cs="Times New Roman" w:eastAsia="SimSun"/>
-        </w:rPr>
-        <w:t xml:space="preserve">1；后来的光谱数据表明，</w:t>
-      </w:r>
-      <m:oMath>
-        <m:sSub>
-          <m:e>
-            <m:r>
-              <m:rPr>
-                <m:sty m:val="p"/>
-              </m:rPr>
-              <w:rPr>
-                <w:rFonts w:ascii="Times New Roman" w:hAnsi="Times New Roman" w:cs="Times New Roman" w:eastAsia="SimSun"/>
-              </w:rPr>
-              <m:t>S</m:t>
-            </m:r>
-          </m:e>
-          <m:sub>
-            <m:r>
-              <w:rPr>
-                <w:rFonts w:ascii="Times New Roman" w:hAnsi="Times New Roman" w:cs="Times New Roman" w:eastAsia="SimSun"/>
-              </w:rPr>
-              <m:t>4</m:t>
-            </m:r>
-          </m:sub>
-        </m:sSub>
-      </m:oMath>
-      <w:r>
-        <w:t xml:space="preserve"> </w:t>
-      </w:r>
-      <w:r>
-        <w:rPr>
-          <w:rFonts w:ascii="Times New Roman" w:hAnsi="Times New Roman" w:cs="Times New Roman" w:eastAsia="SimSun"/>
-        </w:rPr>
-        <w:t xml:space="preserve">在气相更有可能以具有与水分子相同对称性的链状</w:t>
-      </w:r>
-      <w:r>
-        <w:t xml:space="preserve"> </w:t>
-      </w:r>
-      <m:oMath>
-        <m:sSub>
-          <m:e>
-            <m:r>
-              <w:rPr>
-                <w:rFonts w:ascii="Times New Roman" w:hAnsi="Times New Roman" w:cs="Times New Roman" w:eastAsia="SimSun"/>
-              </w:rPr>
-              <m:t>C</m:t>
-            </m:r>
-          </m:e>
-          <m:sub>
-            <m:r>
-              <w:rPr>
-                <w:rFonts w:ascii="Times New Roman" w:hAnsi="Times New Roman" w:cs="Times New Roman" w:eastAsia="SimSun"/>
-              </w:rPr>
-              <m:t>2</m:t>
-            </m:r>
-            <m:r>
-              <w:rPr>
-                <w:rFonts w:ascii="Times New Roman" w:hAnsi="Times New Roman" w:cs="Times New Roman" w:eastAsia="SimSun"/>
-              </w:rPr>
-              <m:t>v</m:t>
-            </m:r>
-          </m:sub>
-        </m:sSub>
-      </m:oMath>
-      <w:r>
-        <w:t xml:space="preserve"> </w:t>
-      </w:r>
-      <w:r>
-        <w:rPr>
-          <w:rFonts w:ascii="Times New Roman" w:hAnsi="Times New Roman" w:cs="Times New Roman" w:eastAsia="SimSun"/>
-        </w:rPr>
-        <w:t xml:space="preserve">结构</w:t>
-      </w:r>
-      <w:r>
-        <w:t xml:space="preserve"> 2 </w:t>
-      </w:r>
-      <w:r>
-        <w:rPr>
-          <w:rFonts w:ascii="Times New Roman" w:hAnsi="Times New Roman" w:cs="Times New Roman" w:eastAsia="SimSun"/>
-        </w:rPr>
-        <w:t xml:space="preserve">存在；单看结构</w:t>
-      </w:r>
-      <w:r>
-        <w:t xml:space="preserve"> </w:t>
-      </w:r>
-      <w:r>
-        <w:rPr>
-          <w:rFonts w:ascii="Times New Roman" w:hAnsi="Times New Roman" w:cs="Times New Roman" w:eastAsia="SimSun"/>
-        </w:rPr>
-        <w:t xml:space="preserve">2，则</w:t>
-      </w:r>
-      <w:r>
-        <w:t xml:space="preserve"> S </w:t>
-      </w:r>
-      <w:r>
-        <w:rPr>
-          <w:rFonts w:ascii="Times New Roman" w:hAnsi="Times New Roman" w:cs="Times New Roman" w:eastAsia="SimSun"/>
-        </w:rPr>
-        <w:t xml:space="preserve">原子有</w:t>
-      </w:r>
-      <w:r>
-        <w:t xml:space="preserve"> 2 </w:t>
-      </w:r>
-      <w:r>
-        <w:rPr>
-          <w:rFonts w:ascii="Times New Roman" w:hAnsi="Times New Roman" w:cs="Times New Roman" w:eastAsia="SimSun"/>
-        </w:rPr>
-        <w:t xml:space="preserve">种不同的化学环境；但结构</w:t>
-      </w:r>
-      <w:r>
-        <w:t xml:space="preserve"> 2 </w:t>
-      </w:r>
-      <w:r>
-        <w:rPr>
-          <w:rFonts w:ascii="Times New Roman" w:hAnsi="Times New Roman" w:cs="Times New Roman" w:eastAsia="SimSun"/>
-        </w:rPr>
-        <w:t xml:space="preserve">可经历中间体结构</w:t>
-      </w:r>
-      <w:r>
-        <w:t xml:space="preserve"> 3 </w:t>
-      </w:r>
-      <w:r>
-        <w:rPr>
-          <w:rFonts w:ascii="Times New Roman" w:hAnsi="Times New Roman" w:cs="Times New Roman" w:eastAsia="SimSun"/>
-        </w:rPr>
-        <w:t xml:space="preserve">迅速互变，使其所有硫原子化学环境等价。分别画出结构</w:t>
-      </w:r>
-      <w:r>
-        <w:t xml:space="preserve"> 1、2、3 </w:t>
-      </w:r>
-      <w:r>
-        <w:rPr>
-          <w:rFonts w:ascii="Times New Roman" w:hAnsi="Times New Roman" w:cs="Times New Roman" w:eastAsia="SimSun"/>
-        </w:rPr>
-        <w:t xml:space="preserve">的结构简式。</w:t>
-      </w:r>
-    </w:p>
-    <w:p>
-      <w:pPr>
-        <w:pStyle w:val="BodyText"/>
-        <w:spacing w:before="0" w:after="0" w:line="276" w:lineRule="auto"/>
-      </w:pPr>
-      <w:r>
-        <w:t xml:space="preserve">11-2 </w:t>
-      </w:r>
-      <w:r>
-        <w:rPr>
-          <w:rFonts w:ascii="Times New Roman" w:hAnsi="Times New Roman" w:cs="Times New Roman" w:eastAsia="SimSun"/>
-        </w:rPr>
-        <w:t xml:space="preserve">在固相的硫单质中，人们已经制得了原子数为</w:t>
-      </w:r>
-      <w:r>
-        <w:t xml:space="preserve"> 6 </w:t>
-      </w:r>
-      <w:r>
-        <w:rPr>
-          <w:rFonts w:ascii="Times New Roman" w:hAnsi="Times New Roman" w:cs="Times New Roman" w:eastAsia="SimSun"/>
-        </w:rPr>
-        <w:t xml:space="preserve">及以上的各种硫单质</w:t>
-      </w:r>
-      <w:r>
-        <w:t xml:space="preserve"> </w:t>
-      </w:r>
-      <m:oMath>
-        <m:sSub>
-          <m:e>
-            <m:r>
-              <w:rPr>
-                <w:rFonts w:ascii="Times New Roman" w:hAnsi="Times New Roman" w:cs="Times New Roman" w:eastAsia="SimSun"/>
-              </w:rPr>
-              <m:t>S</m:t>
-            </m:r>
-          </m:e>
-          <m:sub>
-            <m:r>
-              <w:rPr>
-                <w:rFonts w:ascii="Times New Roman" w:hAnsi="Times New Roman" w:cs="Times New Roman" w:eastAsia="SimSun"/>
-              </w:rPr>
-              <m:t>x</m:t>
-            </m:r>
-          </m:sub>
-        </m:sSub>
-      </m:oMath>
-      <w:r>
-        <w:rPr>
-          <w:rFonts w:ascii="Times New Roman" w:hAnsi="Times New Roman" w:cs="Times New Roman" w:eastAsia="SimSun"/>
-        </w:rPr>
-        <w:t xml:space="preserve">，并获得了其结构。其中，最稳定的是“皇冠型结构”的</w:t>
-      </w:r>
-      <w:r>
-        <w:t xml:space="preserve"> </w:t>
-      </w:r>
-      <m:oMath>
-        <m:sSub>
-          <m:e>
-            <m:r>
-              <m:rPr>
-                <m:sty m:val="p"/>
-              </m:rPr>
-              <w:rPr>
-                <w:rFonts w:ascii="Times New Roman" w:hAnsi="Times New Roman" w:cs="Times New Roman" w:eastAsia="SimSun"/>
-              </w:rPr>
-              <m:t>S</m:t>
-            </m:r>
-          </m:e>
-          <m:sub>
-            <m:r>
-              <w:rPr>
-                <w:rFonts w:ascii="Times New Roman" w:hAnsi="Times New Roman" w:cs="Times New Roman" w:eastAsia="SimSun"/>
-              </w:rPr>
-              <m:t>8</m:t>
-            </m:r>
-          </m:sub>
-        </m:sSub>
-      </m:oMath>
-      <w:r>
-        <w:rPr>
-          <w:rFonts w:ascii="Times New Roman" w:hAnsi="Times New Roman" w:cs="Times New Roman" w:eastAsia="SimSun"/>
-        </w:rPr>
-        <w:t xml:space="preserve">，次稳定的是具有“3-6-3</w:t>
-      </w:r>
-      <w:r>
-        <w:t xml:space="preserve"> </w:t>
-      </w:r>
-      <w:r>
-        <w:rPr>
-          <w:rFonts w:ascii="Times New Roman" w:hAnsi="Times New Roman" w:cs="Times New Roman" w:eastAsia="SimSun"/>
-        </w:rPr>
-        <w:t xml:space="preserve">三层结构”的</w:t>
-      </w:r>
-      <w:r>
-        <w:t xml:space="preserve"> </w:t>
-      </w:r>
-      <m:oMath>
-        <m:sSub>
-          <m:e>
-            <m:r>
-              <m:rPr>
-                <m:sty m:val="p"/>
-              </m:rPr>
-              <w:rPr>
-                <w:rFonts w:ascii="Times New Roman" w:hAnsi="Times New Roman" w:cs="Times New Roman" w:eastAsia="SimSun"/>
-              </w:rPr>
-              <m:t>S</m:t>
-            </m:r>
-          </m:e>
-          <m:sub>
-            <m:r>
-              <w:rPr>
-                <w:rFonts w:ascii="Times New Roman" w:hAnsi="Times New Roman" w:cs="Times New Roman" w:eastAsia="SimSun"/>
-              </w:rPr>
-              <m:t>12</m:t>
-            </m:r>
-          </m:sub>
-        </m:sSub>
-      </m:oMath>
-      <w:r>
-        <w:rPr>
-          <w:rFonts w:ascii="Times New Roman" w:hAnsi="Times New Roman" w:cs="Times New Roman" w:eastAsia="SimSun"/>
-        </w:rPr>
-        <w:t xml:space="preserve">。它们的分子结构的理想模型均具有较高的对称性，所有硫-硫键化学环境等同；分子沿最高次轴的投影图如下所示：</w:t>
+        <w:t xml:space="preserve">11-2-2 </w:t>
+      </w:r>
+      <w:r>
+        <w:rPr>
+          <w:rFonts w:ascii="Times New Roman" w:hAnsi="Times New Roman" w:cs="Times New Roman" w:eastAsia="SimSun"/>
+        </w:rPr>
+        <w:t xml:space="preserve">在固态的硫单质中，几乎所有的</w:t>
+      </w:r>
+      <w:r>
+        <w:t xml:space="preserve"> S-S </w:t>
+      </w:r>
+      <w:r>
+        <w:rPr>
+          <w:rFonts w:ascii="Times New Roman" w:hAnsi="Times New Roman" w:cs="Times New Roman" w:eastAsia="SimSun"/>
+        </w:rPr>
+        <w:t xml:space="preserve">键都呈现扭转的邻位交叉构象（gauche</w:t>
+      </w:r>
+      <w:r>
+        <w:t xml:space="preserve"> </w:t>
+      </w:r>
+      <w:r>
+        <w:rPr>
+          <w:rFonts w:ascii="Times New Roman" w:hAnsi="Times New Roman" w:cs="Times New Roman" w:eastAsia="SimSun"/>
+        </w:rPr>
+        <w:t xml:space="preserve">构象）；该构象有一对对映体结构，分别记为“+”和“-”；从一个硫原子出发，依次将分子内所有</w:t>
+      </w:r>
+      <w:r>
+        <w:t xml:space="preserve"> S-S </w:t>
+      </w:r>
+      <w:r>
+        <w:rPr>
+          <w:rFonts w:ascii="Times New Roman" w:hAnsi="Times New Roman" w:cs="Times New Roman" w:eastAsia="SimSun"/>
+        </w:rPr>
+        <w:t xml:space="preserve">键的构象用“+”和“-”标出，所得序列称为该分子的“基序”（motif）：</w:t>
       </w:r>
     </w:p>
     <w:p>
@@ -29180,14 +29513,14 @@
       <w:r>
         <w:drawing>
           <wp:inline>
-            <wp:extent cx="2609088" cy="957071"/>
+            <wp:extent cx="2962656" cy="1353311"/>
             <wp:effectExtent b="0" l="0" r="0" t="0"/>
             <wp:docPr descr="" title="" id="115" name="Picture"/>
             <a:graphic>
               <a:graphicData uri="http://schemas.openxmlformats.org/drawingml/2006/picture">
                 <pic:pic>
                   <pic:nvPicPr>
-                    <pic:cNvPr descr="104ab7b22373a3dc44971653b35752246d7bdd1db1c930564e74b5e2d7d1789e.jpg" id="116" name="Picture"/>
+                    <pic:cNvPr descr="a7bbb5441b19f87dbaacd3a1ea4f3605f0bc6390080134738072f34c6d785fde.jpg" id="116" name="Picture"/>
                     <pic:cNvPicPr>
                       <a:picLocks noChangeArrowheads="1" noChangeAspect="1"/>
                     </pic:cNvPicPr>
@@ -29201,359 +29534,7 @@
                   <pic:spPr bwMode="auto">
                     <a:xfrm>
                       <a:off x="0" y="0"/>
-                      <a:ext cx="2609088" cy="957071"/>
-                    </a:xfrm>
-                    <a:prstGeom prst="rect">
-                      <a:avLst/>
-                    </a:prstGeom>
-                    <a:noFill/>
-                    <a:ln w="9525">
-                      <a:noFill/>
-                      <a:headEnd/>
-                      <a:tailEnd/>
-                    </a:ln>
-                  </pic:spPr>
-                </pic:pic>
-              </a:graphicData>
-            </a:graphic>
-          </wp:inline>
-        </w:drawing>
-      </w:r>
-    </w:p>
-    <w:p>
-      <w:pPr>
-        <w:pStyle w:val="BodyText"/>
-        <w:spacing w:before="0" w:after="0" w:line="276" w:lineRule="auto"/>
-        <w:ind w:firstLineChars="200" w:firstLine="420"/>
-      </w:pPr>
-      <w:r>
-        <w:rPr>
-          <w:rFonts w:ascii="Times New Roman" w:hAnsi="Times New Roman" w:cs="Times New Roman" w:eastAsia="SimSun"/>
-        </w:rPr>
-        <w:t xml:space="preserve">近似认为</w:t>
-      </w:r>
-      <w:r>
-        <w:t xml:space="preserve"> </w:t>
-      </w:r>
-      <m:oMath>
-        <m:sSub>
-          <m:e>
-            <m:r>
-              <m:rPr>
-                <m:sty m:val="p"/>
-              </m:rPr>
-              <w:rPr>
-                <w:rFonts w:ascii="Times New Roman" w:hAnsi="Times New Roman" w:cs="Times New Roman" w:eastAsia="SimSun"/>
-              </w:rPr>
-              <m:t>S</m:t>
-            </m:r>
-          </m:e>
-          <m:sub>
-            <m:r>
-              <w:rPr>
-                <w:rFonts w:ascii="Times New Roman" w:hAnsi="Times New Roman" w:cs="Times New Roman" w:eastAsia="SimSun"/>
-              </w:rPr>
-              <m:t>8</m:t>
-            </m:r>
-          </m:sub>
-        </m:sSub>
-      </m:oMath>
-      <w:r>
-        <w:t xml:space="preserve"> </w:t>
-      </w:r>
-      <w:r>
-        <w:rPr>
-          <w:rFonts w:ascii="Times New Roman" w:hAnsi="Times New Roman" w:cs="Times New Roman" w:eastAsia="SimSun"/>
-        </w:rPr>
-        <w:t xml:space="preserve">和</w:t>
-      </w:r>
-      <w:r>
-        <w:t xml:space="preserve"> </w:t>
-      </w:r>
-      <m:oMath>
-        <m:sSub>
-          <m:e>
-            <m:r>
-              <m:rPr>
-                <m:sty m:val="p"/>
-              </m:rPr>
-              <w:rPr>
-                <w:rFonts w:ascii="Times New Roman" w:hAnsi="Times New Roman" w:cs="Times New Roman" w:eastAsia="SimSun"/>
-              </w:rPr>
-              <m:t>S</m:t>
-            </m:r>
-          </m:e>
-          <m:sub>
-            <m:r>
-              <w:rPr>
-                <w:rFonts w:ascii="Times New Roman" w:hAnsi="Times New Roman" w:cs="Times New Roman" w:eastAsia="SimSun"/>
-              </w:rPr>
-              <m:t>12</m:t>
-            </m:r>
-          </m:sub>
-        </m:sSub>
-      </m:oMath>
-      <w:r>
-        <w:t xml:space="preserve"> </w:t>
-      </w:r>
-      <w:r>
-        <w:rPr>
-          <w:rFonts w:ascii="Times New Roman" w:hAnsi="Times New Roman" w:cs="Times New Roman" w:eastAsia="SimSun"/>
-        </w:rPr>
-        <w:t xml:space="preserve">中所有的</w:t>
-      </w:r>
-      <w:r>
-        <w:t xml:space="preserve"> S-S </w:t>
-      </w:r>
-      <w:r>
-        <w:rPr>
-          <w:rFonts w:ascii="Times New Roman" w:hAnsi="Times New Roman" w:cs="Times New Roman" w:eastAsia="SimSun"/>
-        </w:rPr>
-        <w:t xml:space="preserve">键长都是</w:t>
-      </w:r>
-      <w:r>
-        <w:t xml:space="preserve"> 206 </w:t>
-      </w:r>
-      <w:r>
-        <w:rPr>
-          <w:rFonts w:ascii="Times New Roman" w:hAnsi="Times New Roman" w:cs="Times New Roman" w:eastAsia="SimSun"/>
-        </w:rPr>
-        <w:t xml:space="preserve">pm，所有的</w:t>
-      </w:r>
-      <w:r>
-        <w:t xml:space="preserve"> S-S-S </w:t>
-      </w:r>
-      <w:r>
-        <w:rPr>
-          <w:rFonts w:ascii="Times New Roman" w:hAnsi="Times New Roman" w:cs="Times New Roman" w:eastAsia="SimSun"/>
-        </w:rPr>
-        <w:t xml:space="preserve">键角都是</w:t>
-      </w:r>
-      <w:r>
-        <w:t xml:space="preserve"> </w:t>
-      </w:r>
-      <m:oMath>
-        <m:sSup>
-          <m:e>
-            <m:r>
-              <w:rPr>
-                <w:rFonts w:ascii="Times New Roman" w:hAnsi="Times New Roman" w:cs="Times New Roman" w:eastAsia="SimSun"/>
-              </w:rPr>
-              <m:t>107</m:t>
-            </m:r>
-          </m:e>
-          <m:sup>
-            <m:r>
-              <m:rPr>
-                <m:sty m:val="p"/>
-              </m:rPr>
-              <w:rPr>
-                <w:rFonts w:ascii="Times New Roman" w:hAnsi="Times New Roman" w:cs="Times New Roman" w:eastAsia="SimSun"/>
-              </w:rPr>
-              <m:t>∘</m:t>
-            </m:r>
-          </m:sup>
-        </m:sSup>
-      </m:oMath>
-      <w:r>
-        <w:t xml:space="preserve">。</w:t>
-      </w:r>
-    </w:p>
-    <w:p>
-      <w:pPr>
-        <w:pStyle w:val="BodyText"/>
-        <w:spacing w:before="0" w:after="0" w:line="276" w:lineRule="auto"/>
-      </w:pPr>
-      <w:r>
-        <w:t xml:space="preserve">11-2-1 </w:t>
-      </w:r>
-      <w:r>
-        <w:rPr>
-          <w:rFonts w:ascii="Times New Roman" w:hAnsi="Times New Roman" w:cs="Times New Roman" w:eastAsia="SimSun"/>
-        </w:rPr>
-        <w:t xml:space="preserve">计算</w:t>
-      </w:r>
-      <w:r>
-        <w:t xml:space="preserve"> </w:t>
-      </w:r>
-      <m:oMath>
-        <m:sSub>
-          <m:e>
-            <m:r>
-              <m:rPr>
-                <m:sty m:val="p"/>
-              </m:rPr>
-              <w:rPr>
-                <w:rFonts w:ascii="Times New Roman" w:hAnsi="Times New Roman" w:cs="Times New Roman" w:eastAsia="SimSun"/>
-              </w:rPr>
-              <m:t>S</m:t>
-            </m:r>
-          </m:e>
-          <m:sub>
-            <m:r>
-              <w:rPr>
-                <w:rFonts w:ascii="Times New Roman" w:hAnsi="Times New Roman" w:cs="Times New Roman" w:eastAsia="SimSun"/>
-              </w:rPr>
-              <m:t>8</m:t>
-            </m:r>
-          </m:sub>
-        </m:sSub>
-      </m:oMath>
-      <w:r>
-        <w:t xml:space="preserve"> </w:t>
-      </w:r>
-      <w:r>
-        <w:rPr>
-          <w:rFonts w:ascii="Times New Roman" w:hAnsi="Times New Roman" w:cs="Times New Roman" w:eastAsia="SimSun"/>
-        </w:rPr>
-        <w:t xml:space="preserve">中原子</w:t>
-      </w:r>
-      <w:r>
-        <w:t xml:space="preserve"> 1 </w:t>
-      </w:r>
-      <w:r>
-        <w:rPr>
-          <w:rFonts w:ascii="Times New Roman" w:hAnsi="Times New Roman" w:cs="Times New Roman" w:eastAsia="SimSun"/>
-        </w:rPr>
-        <w:t xml:space="preserve">和</w:t>
-      </w:r>
-      <w:r>
-        <w:t xml:space="preserve"> 2 </w:t>
-      </w:r>
-      <w:r>
-        <w:rPr>
-          <w:rFonts w:ascii="Times New Roman" w:hAnsi="Times New Roman" w:cs="Times New Roman" w:eastAsia="SimSun"/>
-        </w:rPr>
-        <w:t xml:space="preserve">之间的距离以及</w:t>
-      </w:r>
-      <w:r>
-        <w:t xml:space="preserve"> </w:t>
-      </w:r>
-      <m:oMath>
-        <m:sSub>
-          <m:e>
-            <m:r>
-              <m:rPr>
-                <m:sty m:val="p"/>
-              </m:rPr>
-              <w:rPr>
-                <w:rFonts w:ascii="Times New Roman" w:hAnsi="Times New Roman" w:cs="Times New Roman" w:eastAsia="SimSun"/>
-              </w:rPr>
-              <m:t>S</m:t>
-            </m:r>
-          </m:e>
-          <m:sub>
-            <m:r>
-              <w:rPr>
-                <w:rFonts w:ascii="Times New Roman" w:hAnsi="Times New Roman" w:cs="Times New Roman" w:eastAsia="SimSun"/>
-              </w:rPr>
-              <m:t>12</m:t>
-            </m:r>
-          </m:sub>
-        </m:sSub>
-      </m:oMath>
-      <w:r>
-        <w:t xml:space="preserve"> </w:t>
-      </w:r>
-      <w:r>
-        <w:rPr>
-          <w:rFonts w:ascii="Times New Roman" w:hAnsi="Times New Roman" w:cs="Times New Roman" w:eastAsia="SimSun"/>
-        </w:rPr>
-        <w:t xml:space="preserve">中原子</w:t>
-      </w:r>
-      <w:r>
-        <w:t xml:space="preserve"> 3 </w:t>
-      </w:r>
-      <w:r>
-        <w:rPr>
-          <w:rFonts w:ascii="Times New Roman" w:hAnsi="Times New Roman" w:cs="Times New Roman" w:eastAsia="SimSun"/>
-        </w:rPr>
-        <w:t xml:space="preserve">和</w:t>
-      </w:r>
-      <w:r>
-        <w:t xml:space="preserve"> 4 </w:t>
-      </w:r>
-      <w:r>
-        <w:rPr>
-          <w:rFonts w:ascii="Times New Roman" w:hAnsi="Times New Roman" w:cs="Times New Roman" w:eastAsia="SimSun"/>
-        </w:rPr>
-        <w:t xml:space="preserve">之间的距离。</w:t>
-      </w:r>
-    </w:p>
-    <w:p>
-      <w:pPr>
-        <w:pStyle w:val="BodyText"/>
-        <w:spacing w:before="0" w:after="0" w:line="276" w:lineRule="auto"/>
-      </w:pPr>
-      <w:r>
-        <w:t xml:space="preserve">11-2-2 </w:t>
-      </w:r>
-      <w:r>
-        <w:rPr>
-          <w:rFonts w:ascii="Times New Roman" w:hAnsi="Times New Roman" w:cs="Times New Roman" w:eastAsia="SimSun"/>
-        </w:rPr>
-        <w:t xml:space="preserve">在固态的硫单质中，几乎所有的</w:t>
-      </w:r>
-      <w:r>
-        <w:t xml:space="preserve"> S-S </w:t>
-      </w:r>
-      <w:r>
-        <w:rPr>
-          <w:rFonts w:ascii="Times New Roman" w:hAnsi="Times New Roman" w:cs="Times New Roman" w:eastAsia="SimSun"/>
-        </w:rPr>
-        <w:t xml:space="preserve">键都呈现扭转的邻位交叉构象（gauche</w:t>
-      </w:r>
-      <w:r>
-        <w:t xml:space="preserve"> </w:t>
-      </w:r>
-      <w:r>
-        <w:rPr>
-          <w:rFonts w:ascii="Times New Roman" w:hAnsi="Times New Roman" w:cs="Times New Roman" w:eastAsia="SimSun"/>
-        </w:rPr>
-        <w:t xml:space="preserve">构象）；该构象有一对对映体结构，分别记为“+”和“-”；从一个硫原子出发，依次将分子内所有</w:t>
-      </w:r>
-      <w:r>
-        <w:t xml:space="preserve"> S-S </w:t>
-      </w:r>
-      <w:r>
-        <w:rPr>
-          <w:rFonts w:ascii="Times New Roman" w:hAnsi="Times New Roman" w:cs="Times New Roman" w:eastAsia="SimSun"/>
-        </w:rPr>
-        <w:t xml:space="preserve">键的构象用“+”和“-”标出，所得序列称为该分子的“基序”（motif）：</w:t>
-      </w:r>
-    </w:p>
-    <w:p>
-      <w:pPr>
-        <w:pStyle w:val="BodyText"/>
-        <w:keepNext/>
-        <w:spacing w:before="120" w:after="40" w:line="240" w:lineRule="auto"/>
-        <w:jc w:val="center"/>
-      </w:pPr>
-      <w:r>
-        <w:drawing>
-          <wp:inline>
-            <wp:extent cx="3023616" cy="1109471"/>
-            <wp:effectExtent b="0" l="0" r="0" t="0"/>
-            <wp:docPr descr="" title="" id="118" name="Picture"/>
-            <a:graphic>
-              <a:graphicData uri="http://schemas.openxmlformats.org/drawingml/2006/picture">
-                <pic:pic>
-                  <pic:nvPicPr>
-                    <pic:cNvPr descr="a7bbb5441b19f87dbaacd3a1ea4f3605f0bc6390080134738072f34c6d785fde.jpg" id="119" name="Picture"/>
-                    <pic:cNvPicPr>
-                      <a:picLocks noChangeArrowheads="1" noChangeAspect="1"/>
-                    </pic:cNvPicPr>
-                  </pic:nvPicPr>
-                  <pic:blipFill>
-                    <a:blip r:embed="rId117"/>
-                    <a:stretch>
-                      <a:fillRect/>
-                    </a:stretch>
-                  </pic:blipFill>
-                  <pic:spPr bwMode="auto">
-                    <a:xfrm>
-                      <a:off x="0" y="0"/>
-                      <a:ext cx="3023616" cy="1109471"/>
+                      <a:ext cx="2962656" cy="1353311"/>
                     </a:xfrm>
                     <a:prstGeom prst="rect">
                       <a:avLst/>
@@ -33614,8 +33595,8 @@
         </m:sSup>
       </m:oMath>
     </w:p>
-    <w:bookmarkEnd w:id="120"/>
-    <w:bookmarkStart w:id="127" w:name="第-12-题6-分金属-m-及其化合物"/>
+    <w:bookmarkEnd w:id="117"/>
+    <w:bookmarkStart w:id="124" w:name="第-12-题6-分金属-m-及其化合物"/>
     <w:p>
       <w:pPr>
         <w:pStyle w:val="Heading3"/>
@@ -34393,20 +34374,20 @@
       <w:r>
         <w:drawing>
           <wp:inline>
-            <wp:extent cx="2749296" cy="1225295"/>
+            <wp:extent cx="4082400" cy="2004531"/>
             <wp:effectExtent b="0" l="0" r="0" t="0"/>
-            <wp:docPr descr="" title="" id="122" name="Picture"/>
+            <wp:docPr descr="" title="" id="119" name="Picture"/>
             <a:graphic>
               <a:graphicData uri="http://schemas.openxmlformats.org/drawingml/2006/picture">
                 <pic:pic>
                   <pic:nvPicPr>
-                    <pic:cNvPr descr="73084a58d2c1c0eff1af3a4d990e367ac461d7e85bb8dec5cbd7f75b47ec45ea.jpg" id="123" name="Picture"/>
+                    <pic:cNvPr descr="73084a58d2c1c0eff1af3a4d990e367ac461d7e85bb8dec5cbd7f75b47ec45ea.jpg" id="120" name="Picture"/>
                     <pic:cNvPicPr>
                       <a:picLocks noChangeArrowheads="1" noChangeAspect="1"/>
                     </pic:cNvPicPr>
                   </pic:nvPicPr>
                   <pic:blipFill>
-                    <a:blip r:embed="rId121"/>
+                    <a:blip r:embed="rId118"/>
                     <a:stretch>
                       <a:fillRect/>
                     </a:stretch>
@@ -34414,7 +34395,7 @@
                   <pic:spPr bwMode="auto">
                     <a:xfrm>
                       <a:off x="0" y="0"/>
-                      <a:ext cx="2749296" cy="1225295"/>
+                      <a:ext cx="4082400" cy="2004531"/>
                     </a:xfrm>
                     <a:prstGeom prst="rect">
                       <a:avLst/>
@@ -35291,20 +35272,20 @@
       <w:r>
         <w:drawing>
           <wp:inline>
-            <wp:extent cx="1700784" cy="1322832"/>
+            <wp:extent cx="3174410" cy="2527200"/>
             <wp:effectExtent b="0" l="0" r="0" t="0"/>
-            <wp:docPr descr="" title="" id="125" name="Picture"/>
+            <wp:docPr descr="" title="" id="122" name="Picture"/>
             <a:graphic>
               <a:graphicData uri="http://schemas.openxmlformats.org/drawingml/2006/picture">
                 <pic:pic>
                   <pic:nvPicPr>
-                    <pic:cNvPr descr="e3578e17c10518df6fe36d2487e083e95752018b6fe6dfc9746394cd3a439c0c.jpg" id="126" name="Picture"/>
+                    <pic:cNvPr descr="e3578e17c10518df6fe36d2487e083e95752018b6fe6dfc9746394cd3a439c0c.jpg" id="123" name="Picture"/>
                     <pic:cNvPicPr>
                       <a:picLocks noChangeArrowheads="1" noChangeAspect="1"/>
                     </pic:cNvPicPr>
                   </pic:nvPicPr>
                   <pic:blipFill>
-                    <a:blip r:embed="rId124"/>
+                    <a:blip r:embed="rId121"/>
                     <a:stretch>
                       <a:fillRect/>
                     </a:stretch>
@@ -35312,7 +35293,7 @@
                   <pic:spPr bwMode="auto">
                     <a:xfrm>
                       <a:off x="0" y="0"/>
-                      <a:ext cx="1700784" cy="1322832"/>
+                      <a:ext cx="3174410" cy="2527200"/>
                     </a:xfrm>
                     <a:prstGeom prst="rect">
                       <a:avLst/>
@@ -36347,8 +36328,8 @@
         <w:t xml:space="preserve">中的环外双键旋转能垒较低，容易改变取向。</w:t>
       </w:r>
     </w:p>
-    <w:bookmarkEnd w:id="127"/>
-    <w:bookmarkStart w:id="128" w:name="第-13-题12-分铅铋合金与乌洛托品"/>
+    <w:bookmarkEnd w:id="124"/>
+    <w:bookmarkStart w:id="125" w:name="第-13-题12-分铅铋合金与乌洛托品"/>
     <w:p>
       <w:pPr>
         <w:pStyle w:val="Heading3"/>
@@ -42076,8 +42057,8 @@
         <w:t xml:space="preserve">的质量分数。</w:t>
       </w:r>
     </w:p>
-    <w:bookmarkEnd w:id="128"/>
-    <w:bookmarkStart w:id="129" w:name="第-14-题13-分水系-zn-mn-电池"/>
+    <w:bookmarkEnd w:id="125"/>
+    <w:bookmarkStart w:id="126" w:name="第-14-题13-分水系-zn-mn-电池"/>
     <w:p>
       <w:pPr>
         <w:pStyle w:val="Heading3"/>
@@ -48468,8 +48449,8 @@
         </m:r>
       </m:oMath>
     </w:p>
-    <w:bookmarkEnd w:id="129"/>
-    <w:bookmarkStart w:id="133" w:name="第-15-题7-分cdte-量子点的水相合成与表征"/>
+    <w:bookmarkEnd w:id="126"/>
+    <w:bookmarkStart w:id="130" w:name="第-15-题7-分cdte-量子点的水相合成与表征"/>
     <w:p>
       <w:pPr>
         <w:pStyle w:val="Heading3"/>
@@ -49373,20 +49354,20 @@
       <w:r>
         <w:drawing>
           <wp:inline>
-            <wp:extent cx="2160000" cy="1669947"/>
+            <wp:extent cx="3268817" cy="2527200"/>
             <wp:effectExtent b="0" l="0" r="0" t="0"/>
-            <wp:docPr descr="" title="" id="131" name="Picture"/>
+            <wp:docPr descr="" title="" id="128" name="Picture"/>
             <a:graphic>
               <a:graphicData uri="http://schemas.openxmlformats.org/drawingml/2006/picture">
                 <pic:pic>
                   <pic:nvPicPr>
-                    <pic:cNvPr descr="792684dab0c2f995f1ca4a09b9f731f1ae24aced341aad08ea92123f7f2b26d4.jpg" id="132" name="Picture"/>
+                    <pic:cNvPr descr="792684dab0c2f995f1ca4a09b9f731f1ae24aced341aad08ea92123f7f2b26d4.jpg" id="129" name="Picture"/>
                     <pic:cNvPicPr>
                       <a:picLocks noChangeArrowheads="1" noChangeAspect="1"/>
                     </pic:cNvPicPr>
                   </pic:nvPicPr>
                   <pic:blipFill>
-                    <a:blip r:embed="rId130"/>
+                    <a:blip r:embed="rId127"/>
                     <a:stretch>
                       <a:fillRect/>
                     </a:stretch>
@@ -49394,7 +49375,7 @@
                   <pic:spPr bwMode="auto">
                     <a:xfrm>
                       <a:off x="0" y="0"/>
-                      <a:ext cx="2160000" cy="1669947"/>
+                      <a:ext cx="3268817" cy="2527200"/>
                     </a:xfrm>
                     <a:prstGeom prst="rect">
                       <a:avLst/>
@@ -50725,8 +50706,8 @@
         <w:t xml:space="preserve">位有效数字）</w:t>
       </w:r>
     </w:p>
-    <w:bookmarkEnd w:id="133"/>
-    <w:bookmarkStart w:id="134" w:name="第-16-题9-分二茂铁及其衍生物的电化学探究"/>
+    <w:bookmarkEnd w:id="130"/>
+    <w:bookmarkStart w:id="131" w:name="第-16-题9-分二茂铁及其衍生物的电化学探究"/>
     <w:p>
       <w:pPr>
         <w:pStyle w:val="Heading3"/>
@@ -54826,9 +54807,9 @@
         <w:t xml:space="preserve">保留3位小数。</w:t>
       </w:r>
     </w:p>
-    <w:bookmarkEnd w:id="134"/>
-    <w:bookmarkEnd w:id="135"/>
-    <w:bookmarkEnd w:id="136"/>
+    <w:bookmarkEnd w:id="131"/>
+    <w:bookmarkEnd w:id="132"/>
+    <w:bookmarkEnd w:id="133"/>
     <w:sectPr>
       <w:footerReference r:id="rId9" w:type="default"/>
       <w:headerReference r:id="rId10" w:type="default"/>

--- a/00-首页/题组Word/初赛模拟卷/真题版式/初赛模拟卷XVI（非有机·学生版·真题版式）.docx
+++ b/00-首页/题组Word/初赛模拟卷/真题版式/初赛模拟卷XVI（非有机·学生版·真题版式）.docx
@@ -15969,7 +15969,7 @@
             <w:r>
               <w:drawing>
                 <wp:inline>
-                  <wp:extent cx="3757882" cy="2527200"/>
+                  <wp:extent cx="2958730" cy="1989765"/>
                   <wp:effectExtent b="0" l="0" r="0" t="0"/>
                   <wp:docPr descr="" title="" id="85" name="Picture"/>
                   <a:graphic>
@@ -15990,7 +15990,7 @@
                         <pic:spPr bwMode="auto">
                           <a:xfrm>
                             <a:off x="0" y="0"/>
-                            <a:ext cx="3757882" cy="2527200"/>
+                            <a:ext cx="2958730" cy="1989765"/>
                           </a:xfrm>
                           <a:prstGeom prst="rect">
                             <a:avLst/>
@@ -16023,7 +16023,7 @@
             <w:r>
               <w:drawing>
                 <wp:inline>
-                  <wp:extent cx="4082400" cy="2207944"/>
+                  <wp:extent cx="2958730" cy="1600213"/>
                   <wp:effectExtent b="0" l="0" r="0" t="0"/>
                   <wp:docPr descr="" title="" id="88" name="Picture"/>
                   <a:graphic>
@@ -16044,7 +16044,7 @@
                         <pic:spPr bwMode="auto">
                           <a:xfrm>
                             <a:off x="0" y="0"/>
-                            <a:ext cx="4082400" cy="2207944"/>
+                            <a:ext cx="2958730" cy="1600213"/>
                           </a:xfrm>
                           <a:prstGeom prst="rect">
                             <a:avLst/>
